--- a/pr-preview/pr-268/logistic-inference-handout-tracked-changes.docx
+++ b/pr-preview/pr-268/logistic-inference-handout-tracked-changes.docx
@@ -26,7 +26,7 @@
       </w:pPr>
       <w:ins w:id="2" w:author="PR Preview" w:date="2026-01-01T00:00:00Z">
         <w:r>
-          <w:t xml:space="preserve">Last modified: 2026-10-16 16:48:14 (PDT)</w:t>
+          <w:t xml:space="preserve">Last modified: 2026-10-16 18:04:33 (PDT)</w:t>
         </w:r>
       </w:ins>
     </w:p>
@@ -93,38 +93,54 @@
       <w:pPr>
         <w:pStyle w:val="BodyText"/>
       </w:pPr>
-      <w:r>
-        <w:rPr>
-          <w:b/>
-          <w:bCs/>
-        </w:rPr>
-        <w:t xml:space="preserve">Definition 1 (Logistic regression)</w:t>
-      </w:r>
-      <w:r>
-        <w:t xml:space="preserve"> </w:t>
-      </w:r>
-      <w:r>
-        <w:t xml:space="preserve">A</w:t>
-      </w:r>
-      <w:r>
-        <w:t xml:space="preserve"> </w:t>
-      </w:r>
-      <w:r>
-        <w:rPr>
-          <w:b/>
-          <w:bCs/>
-        </w:rPr>
-        <w:t xml:space="preserve">logistic regression</w:t>
-      </w:r>
-      <w:r>
-        <w:t xml:space="preserve"> </w:t>
-      </w:r>
-      <w:r>
-        <w:t xml:space="preserve">model for binary outcomes</w:t>
-      </w:r>
-      <w:r>
-        <w:t xml:space="preserve"> </w:t>
-      </w:r>
+      <w:del w:id="3" w:author="PR Preview" w:date="2026-01-01T00:00:00Z">
+        <w:r>
+          <w:rPr>
+            <w:b/>
+            <w:bCs/>
+          </w:rPr>
+          <w:delText xml:space="preserve">Definition 1 (Logistic regression)</w:delText>
+        </w:r>
+      </w:del>
+      <w:del w:id="4" w:author="PR Preview" w:date="2026-01-01T00:00:00Z">
+        <w:r>
+          <w:delText xml:space="preserve"> </w:delText>
+        </w:r>
+      </w:del>
+      <w:del w:id="5" w:author="PR Preview" w:date="2026-01-01T00:00:00Z">
+        <w:r>
+          <w:delText xml:space="preserve">A</w:delText>
+        </w:r>
+      </w:del>
+      <w:del w:id="6" w:author="PR Preview" w:date="2026-01-01T00:00:00Z">
+        <w:r>
+          <w:delText xml:space="preserve"> </w:delText>
+        </w:r>
+      </w:del>
+      <w:del w:id="7" w:author="PR Preview" w:date="2026-01-01T00:00:00Z">
+        <w:r>
+          <w:rPr>
+            <w:b/>
+            <w:bCs/>
+          </w:rPr>
+          <w:delText xml:space="preserve">logistic regression</w:delText>
+        </w:r>
+      </w:del>
+      <w:del w:id="8" w:author="PR Preview" w:date="2026-01-01T00:00:00Z">
+        <w:r>
+          <w:delText xml:space="preserve"> </w:delText>
+        </w:r>
+      </w:del>
+      <w:del w:id="9" w:author="PR Preview" w:date="2026-01-01T00:00:00Z">
+        <w:r>
+          <w:delText xml:space="preserve">model for binary outcomes</w:delText>
+        </w:r>
+      </w:del>
+      <w:del w:id="10" w:author="PR Preview" w:date="2026-01-01T00:00:00Z">
+        <w:r>
+          <w:delText xml:space="preserve"> </w:delText>
+        </w:r>
+      </w:del>
       <m:oMath>
         <m:sSub>
           <m:e>
@@ -203,15 +219,21 @@
           <m:t>​</m:t>
         </m:r>
       </m:oMath>
-      <w:r>
-        <w:t xml:space="preserve"> </w:t>
-      </w:r>
-      <w:r>
-        <w:t xml:space="preserve">with predictor vectors</w:t>
-      </w:r>
-      <w:r>
-        <w:t xml:space="preserve"> </w:t>
-      </w:r>
+      <w:del w:id="11" w:author="PR Preview" w:date="2026-01-01T00:00:00Z">
+        <w:r>
+          <w:delText xml:space="preserve"> </w:delText>
+        </w:r>
+      </w:del>
+      <w:del w:id="12" w:author="PR Preview" w:date="2026-01-01T00:00:00Z">
+        <w:r>
+          <w:delText xml:space="preserve">with predictor vectors</w:delText>
+        </w:r>
+      </w:del>
+      <w:del w:id="13" w:author="PR Preview" w:date="2026-01-01T00:00:00Z">
+        <w:r>
+          <w:delText xml:space="preserve"> </w:delText>
+        </w:r>
+      </w:del>
       <m:oMath>
         <m:sSub>
           <m:e>
@@ -280,12 +302,16 @@
           </m:sub>
         </m:sSub>
       </m:oMath>
-      <w:r>
-        <w:t xml:space="preserve"> </w:t>
-      </w:r>
-      <w:r>
-        <w:t xml:space="preserve">says that the outcomes are independent and that</w:t>
-      </w:r>
+      <w:del w:id="14" w:author="PR Preview" w:date="2026-01-01T00:00:00Z">
+        <w:r>
+          <w:delText xml:space="preserve"> </w:delText>
+        </w:r>
+      </w:del>
+      <w:del w:id="15" w:author="PR Preview" w:date="2026-01-01T00:00:00Z">
+        <w:r>
+          <w:delText xml:space="preserve">says that the outcomes are independent and that</w:delText>
+        </w:r>
+      </w:del>
     </w:p>
     <w:p>
       <w:pPr>
@@ -566,12 +592,16 @@
       <w:pPr>
         <w:pStyle w:val="FirstParagraph"/>
       </w:pPr>
-      <w:r>
-        <w:t xml:space="preserve">where</w:t>
-      </w:r>
-      <w:r>
-        <w:t xml:space="preserve"> </w:t>
-      </w:r>
+      <w:del w:id="16" w:author="PR Preview" w:date="2026-01-01T00:00:00Z">
+        <w:r>
+          <w:delText xml:space="preserve">where</w:delText>
+        </w:r>
+      </w:del>
+      <w:del w:id="17" w:author="PR Preview" w:date="2026-01-01T00:00:00Z">
+        <w:r>
+          <w:delText xml:space="preserve"> </w:delText>
+        </w:r>
+      </w:del>
       <m:oMath>
         <m:sSub>
           <m:e>
@@ -689,15 +719,21 @@
           </m:sup>
         </m:sSup>
       </m:oMath>
-      <w:r>
-        <w:t xml:space="preserve"> </w:t>
-      </w:r>
-      <w:r>
-        <w:t xml:space="preserve">and</w:t>
-      </w:r>
-      <w:r>
-        <w:t xml:space="preserve"> </w:t>
-      </w:r>
+      <w:del w:id="18" w:author="PR Preview" w:date="2026-01-01T00:00:00Z">
+        <w:r>
+          <w:delText xml:space="preserve"> </w:delText>
+        </w:r>
+      </w:del>
+      <w:del w:id="19" w:author="PR Preview" w:date="2026-01-01T00:00:00Z">
+        <w:r>
+          <w:delText xml:space="preserve">and</w:delText>
+        </w:r>
+      </w:del>
+      <w:del w:id="20" w:author="PR Preview" w:date="2026-01-01T00:00:00Z">
+        <w:r>
+          <w:delText xml:space="preserve"> </w:delText>
+        </w:r>
+      </w:del>
       <m:oMath>
         <m:limLow>
           <m:e>
@@ -809,32 +845,46 @@
           </m:sup>
         </m:sSup>
       </m:oMath>
-      <w:r>
-        <w:t xml:space="preserve">.</w:t>
-      </w:r>
-      <w:r>
-        <w:t xml:space="preserve"> </w:t>
-      </w:r>
-      <w:r>
-        <w:t xml:space="preserve">The leading</w:t>
-      </w:r>
-      <w:r>
-        <w:t xml:space="preserve"> </w:t>
-      </w:r>
+      <w:del w:id="21" w:author="PR Preview" w:date="2026-01-01T00:00:00Z">
+        <w:r>
+          <w:delText xml:space="preserve">.</w:delText>
+        </w:r>
+      </w:del>
+      <w:del w:id="22" w:author="PR Preview" w:date="2026-01-01T00:00:00Z">
+        <w:r>
+          <w:delText xml:space="preserve"> </w:delText>
+        </w:r>
+      </w:del>
+      <w:del w:id="23" w:author="PR Preview" w:date="2026-01-01T00:00:00Z">
+        <w:r>
+          <w:delText xml:space="preserve">The leading</w:delText>
+        </w:r>
+      </w:del>
+      <w:del w:id="24" w:author="PR Preview" w:date="2026-01-01T00:00:00Z">
+        <w:r>
+          <w:delText xml:space="preserve"> </w:delText>
+        </w:r>
+      </w:del>
       <m:oMath>
         <m:r>
           <m:t>1</m:t>
         </m:r>
       </m:oMath>
-      <w:r>
-        <w:t xml:space="preserve"> </w:t>
-      </w:r>
-      <w:r>
-        <w:t xml:space="preserve">in</w:t>
-      </w:r>
-      <w:r>
-        <w:t xml:space="preserve"> </w:t>
-      </w:r>
+      <w:del w:id="25" w:author="PR Preview" w:date="2026-01-01T00:00:00Z">
+        <w:r>
+          <w:delText xml:space="preserve"> </w:delText>
+        </w:r>
+      </w:del>
+      <w:del w:id="26" w:author="PR Preview" w:date="2026-01-01T00:00:00Z">
+        <w:r>
+          <w:delText xml:space="preserve">in</w:delText>
+        </w:r>
+      </w:del>
+      <w:del w:id="27" w:author="PR Preview" w:date="2026-01-01T00:00:00Z">
+        <w:r>
+          <w:delText xml:space="preserve"> </w:delText>
+        </w:r>
+      </w:del>
       <m:oMath>
         <m:sSub>
           <m:e>
@@ -861,15 +911,21 @@
           </m:sub>
         </m:sSub>
       </m:oMath>
-      <w:r>
-        <w:t xml:space="preserve"> </w:t>
-      </w:r>
-      <w:r>
-        <w:t xml:space="preserve">makes</w:t>
-      </w:r>
-      <w:r>
-        <w:t xml:space="preserve"> </w:t>
-      </w:r>
+      <w:del w:id="28" w:author="PR Preview" w:date="2026-01-01T00:00:00Z">
+        <w:r>
+          <w:delText xml:space="preserve"> </w:delText>
+        </w:r>
+      </w:del>
+      <w:del w:id="29" w:author="PR Preview" w:date="2026-01-01T00:00:00Z">
+        <w:r>
+          <w:delText xml:space="preserve">makes</w:delText>
+        </w:r>
+      </w:del>
+      <w:del w:id="30" w:author="PR Preview" w:date="2026-01-01T00:00:00Z">
+        <w:r>
+          <w:delText xml:space="preserve"> </w:delText>
+        </w:r>
+      </w:del>
       <m:oMath>
         <m:sSub>
           <m:e>
@@ -884,15 +940,21 @@
           </m:sub>
         </m:sSub>
       </m:oMath>
-      <w:r>
-        <w:t xml:space="preserve"> </w:t>
-      </w:r>
-      <w:r>
-        <w:t xml:space="preserve">the intercept, and</w:t>
-      </w:r>
-      <w:r>
-        <w:t xml:space="preserve"> </w:t>
-      </w:r>
+      <w:del w:id="31" w:author="PR Preview" w:date="2026-01-01T00:00:00Z">
+        <w:r>
+          <w:delText xml:space="preserve"> </w:delText>
+        </w:r>
+      </w:del>
+      <w:del w:id="32" w:author="PR Preview" w:date="2026-01-01T00:00:00Z">
+        <w:r>
+          <w:delText xml:space="preserve">the intercept, and</w:delText>
+        </w:r>
+      </w:del>
+      <w:del w:id="33" w:author="PR Preview" w:date="2026-01-01T00:00:00Z">
+        <w:r>
+          <w:delText xml:space="preserve"> </w:delText>
+        </w:r>
+      </w:del>
       <m:oMath>
         <m:sSub>
           <m:e>
@@ -907,15 +969,21 @@
           </m:sub>
         </m:sSub>
       </m:oMath>
-      <w:r>
-        <w:t xml:space="preserve"> </w:t>
-      </w:r>
-      <w:r>
-        <w:t xml:space="preserve">for</w:t>
-      </w:r>
-      <w:r>
-        <w:t xml:space="preserve"> </w:t>
-      </w:r>
+      <w:del w:id="34" w:author="PR Preview" w:date="2026-01-01T00:00:00Z">
+        <w:r>
+          <w:delText xml:space="preserve"> </w:delText>
+        </w:r>
+      </w:del>
+      <w:del w:id="35" w:author="PR Preview" w:date="2026-01-01T00:00:00Z">
+        <w:r>
+          <w:delText xml:space="preserve">for</w:delText>
+        </w:r>
+      </w:del>
+      <w:del w:id="36" w:author="PR Preview" w:date="2026-01-01T00:00:00Z">
+        <w:r>
+          <w:delText xml:space="preserve"> </w:delText>
+        </w:r>
+      </w:del>
       <m:oMath>
         <m:r>
           <m:t>j</m:t>
@@ -930,23 +998,406 @@
           <m:t>1</m:t>
         </m:r>
       </m:oMath>
-      <w:r>
-        <w:t xml:space="preserve"> </w:t>
-      </w:r>
-      <w:r>
-        <w:t xml:space="preserve">is the slope for the</w:t>
-      </w:r>
-      <w:r>
-        <w:t xml:space="preserve"> </w:t>
-      </w:r>
+      <w:del w:id="37" w:author="PR Preview" w:date="2026-01-01T00:00:00Z">
+        <w:r>
+          <w:delText xml:space="preserve"> </w:delText>
+        </w:r>
+      </w:del>
+      <w:del w:id="38" w:author="PR Preview" w:date="2026-01-01T00:00:00Z">
+        <w:r>
+          <w:delText xml:space="preserve">is the slope for the</w:delText>
+        </w:r>
+      </w:del>
+      <w:del w:id="39" w:author="PR Preview" w:date="2026-01-01T00:00:00Z">
+        <w:r>
+          <w:delText xml:space="preserve"> </w:delText>
+        </w:r>
+      </w:del>
       <m:oMath>
         <m:r>
           <m:t>j</m:t>
         </m:r>
       </m:oMath>
-      <w:r>
-        <w:t xml:space="preserve">th predictor.</w:t>
-      </w:r>
+      <w:del w:id="40" w:author="PR Preview" w:date="2026-01-01T00:00:00Z">
+        <w:r>
+          <w:delText xml:space="preserve">th predictor.</w:delText>
+        </w:r>
+      </w:del>
+    </w:p>
+    <w:p>
+      <w:pPr>
+        <w:pStyle w:val="BodyText"/>
+      </w:pPr>
+      <w:ins w:id="41" w:author="PR Preview" w:date="2026-01-01T00:00:00Z">
+        <w:r>
+          <w:rPr>
+            <w:b/>
+            <w:bCs/>
+          </w:rPr>
+          <w:t xml:space="preserve">Definition 1 (Logistic regression)</w:t>
+        </w:r>
+      </w:ins>
+      <w:ins w:id="42" w:author="PR Preview" w:date="2026-01-01T00:00:00Z">
+        <w:r>
+          <w:t xml:space="preserve"> </w:t>
+        </w:r>
+      </w:ins>
+      <w:ins w:id="43" w:author="PR Preview" w:date="2026-01-01T00:00:00Z">
+        <w:r>
+          <w:t xml:space="preserve">A</w:t>
+        </w:r>
+      </w:ins>
+      <w:ins w:id="44" w:author="PR Preview" w:date="2026-01-01T00:00:00Z">
+        <w:r>
+          <w:t xml:space="preserve"> </w:t>
+        </w:r>
+      </w:ins>
+      <w:ins w:id="45" w:author="PR Preview" w:date="2026-01-01T00:00:00Z">
+        <w:r>
+          <w:rPr>
+            <w:b/>
+            <w:bCs/>
+          </w:rPr>
+          <w:t xml:space="preserve">logistic regression</w:t>
+        </w:r>
+      </w:ins>
+      <w:ins w:id="46" w:author="PR Preview" w:date="2026-01-01T00:00:00Z">
+        <w:r>
+          <w:t xml:space="preserve"> </w:t>
+        </w:r>
+      </w:ins>
+      <w:ins w:id="47" w:author="PR Preview" w:date="2026-01-01T00:00:00Z">
+        <w:r>
+          <w:t xml:space="preserve">model for binary outcomes</w:t>
+        </w:r>
+      </w:ins>
+      <w:ins w:id="48" w:author="PR Preview" w:date="2026-01-01T00:00:00Z">
+        <w:r>
+          <w:t xml:space="preserve"> </w:t>
+        </w:r>
+      </w:ins>
+      <m:oMath>
+        <m:sSub>
+          <m:e>
+            <m:r>
+              <m:t>y</m:t>
+            </m:r>
+          </m:e>
+          <m:sub>
+            <m:r>
+              <m:t>1</m:t>
+            </m:r>
+          </m:sub>
+        </m:sSub>
+        <m:r>
+          <m:rPr>
+            <m:sty m:val="p"/>
+          </m:rPr>
+          <m:t>,</m:t>
+        </m:r>
+        <m:r>
+          <m:rPr>
+            <m:sty m:val="p"/>
+          </m:rPr>
+          <m:t>…</m:t>
+        </m:r>
+        <m:r>
+          <m:rPr>
+            <m:sty m:val="p"/>
+          </m:rPr>
+          <m:t>,</m:t>
+        </m:r>
+        <m:sSub>
+          <m:e>
+            <m:r>
+              <m:t>y</m:t>
+            </m:r>
+          </m:e>
+          <m:sub>
+            <m:r>
+              <m:t>n</m:t>
+            </m:r>
+          </m:sub>
+        </m:sSub>
+        <m:r>
+          <m:rPr>
+            <m:sty m:val="p"/>
+          </m:rPr>
+          <m:t>∈</m:t>
+        </m:r>
+        <m:r>
+          <m:t>​</m:t>
+        </m:r>
+        <m:d>
+          <m:dPr>
+            <m:begChr m:val="{"/>
+            <m:sepChr m:val=""/>
+            <m:endChr m:val="}"/>
+            <m:grow/>
+          </m:dPr>
+          <m:e>
+            <m:r>
+              <m:t>0</m:t>
+            </m:r>
+            <m:r>
+              <m:rPr>
+                <m:sty m:val="p"/>
+              </m:rPr>
+              <m:t>,</m:t>
+            </m:r>
+            <m:r>
+              <m:t>1</m:t>
+            </m:r>
+          </m:e>
+        </m:d>
+        <m:r>
+          <m:t>​</m:t>
+        </m:r>
+      </m:oMath>
+      <w:ins w:id="49" w:author="PR Preview" w:date="2026-01-01T00:00:00Z">
+        <w:r>
+          <w:t xml:space="preserve"> </w:t>
+        </w:r>
+      </w:ins>
+      <w:ins w:id="50" w:author="PR Preview" w:date="2026-01-01T00:00:00Z">
+        <w:r>
+          <w:t xml:space="preserve">with predictor vectors</w:t>
+        </w:r>
+      </w:ins>
+      <w:ins w:id="51" w:author="PR Preview" w:date="2026-01-01T00:00:00Z">
+        <w:r>
+          <w:t xml:space="preserve"> </w:t>
+        </w:r>
+      </w:ins>
+      <w:ins w:id="52" w:author="PR Preview" w:date="2026-01-01T00:00:00Z">
+        <w:r>
+          <w:t xml:space="preserve">$\mathord{\smash[b]{\underset{\raise.3ex\hbox{$\scriptstyle\sim$}}{x}}\vphantom{x}}_1, \dots, \mathord{\smash[b]{\underset{\raise.3ex\hbox{$\scriptstyle\sim$}}{x}}\vphantom{x}}_n$</w:t>
+        </w:r>
+      </w:ins>
+      <w:ins w:id="53" w:author="PR Preview" w:date="2026-01-01T00:00:00Z">
+        <w:r>
+          <w:t xml:space="preserve"> </w:t>
+        </w:r>
+      </w:ins>
+      <w:ins w:id="54" w:author="PR Preview" w:date="2026-01-01T00:00:00Z">
+        <w:r>
+          <w:t xml:space="preserve">says that the outcomes are independent and that</w:t>
+        </w:r>
+      </w:ins>
+    </w:p>
+    <w:p>
+      <w:pPr>
+        <w:pStyle w:val="BodyText"/>
+      </w:pPr>
+      <w:bookmarkStart w:id="10" w:name="eq-logistic-model"/>
+      <w:ins w:id="55" w:author="PR Preview" w:date="2026-01-01T00:00:00Z">
+        <w:r>
+          <w:t xml:space="preserve">$$
+    \Pr\mathopen{}\left(Y_i= 1 \mid \mathord{\smash[b]{\underset{\raise.3ex\hbox{$\scriptstyle\sim$}}{x}}\vphantom{x}}_i\right)\mathclose{} = \pi_i
+    = \sigma\mathopen{}\left(\mathord{\smash[b]{\underset{\raise.3ex\hbox{$\scriptstyle\sim$}}{\beta}}\vphantom{\beta}} \cdot \mathord{\smash[b]{\underset{\raise.3ex\hbox{$\scriptstyle\sim$}}{x}}\vphantom{x}}_i\right)\mathclose{},
+    \qquad
+    \sigma\mathopen{}\left(u\right)\mathclose{} = \frac{1}{1 + e^{-u}},
+     \qquad(1)$$</w:t>
+        </w:r>
+      </w:ins>
+      <w:bookmarkEnd w:id="10"/>
+    </w:p>
+    <w:p>
+      <w:pPr>
+        <w:pStyle w:val="FirstParagraph"/>
+      </w:pPr>
+      <w:ins w:id="56" w:author="PR Preview" w:date="2026-01-01T00:00:00Z">
+        <w:r>
+          <w:t xml:space="preserve">where</w:t>
+        </w:r>
+      </w:ins>
+      <w:ins w:id="57" w:author="PR Preview" w:date="2026-01-01T00:00:00Z">
+        <w:r>
+          <w:t xml:space="preserve"> </w:t>
+        </w:r>
+      </w:ins>
+      <w:ins w:id="58" w:author="PR Preview" w:date="2026-01-01T00:00:00Z">
+        <w:r>
+          <w:t xml:space="preserve">$\mathord{\smash[b]{\underset{\raise.3ex\hbox{$\scriptstyle\sim$}}{x}}\vphantom{x}}_i= {\mathopen{}\left(1, x_{i1}, \dots, x_{ip}\right)\mathclose{}}^{\top}$</w:t>
+        </w:r>
+      </w:ins>
+      <w:ins w:id="59" w:author="PR Preview" w:date="2026-01-01T00:00:00Z">
+        <w:r>
+          <w:t xml:space="preserve"> </w:t>
+        </w:r>
+      </w:ins>
+      <w:ins w:id="60" w:author="PR Preview" w:date="2026-01-01T00:00:00Z">
+        <w:r>
+          <w:t xml:space="preserve">and</w:t>
+        </w:r>
+      </w:ins>
+      <w:ins w:id="61" w:author="PR Preview" w:date="2026-01-01T00:00:00Z">
+        <w:r>
+          <w:t xml:space="preserve"> </w:t>
+        </w:r>
+      </w:ins>
+      <w:ins w:id="62" w:author="PR Preview" w:date="2026-01-01T00:00:00Z">
+        <w:r>
+          <w:t xml:space="preserve">$\mathord{\smash[b]{\underset{\raise.3ex\hbox{$\scriptstyle\sim$}}{\beta}}\vphantom{\beta}}= {\mathopen{}\left(\beta_{0}, \beta_{1}, \dots, \beta_{p}\right)\mathclose{}}^{\top}$</w:t>
+        </w:r>
+      </w:ins>
+      <w:ins w:id="63" w:author="PR Preview" w:date="2026-01-01T00:00:00Z">
+        <w:r>
+          <w:t xml:space="preserve">.</w:t>
+        </w:r>
+      </w:ins>
+      <w:ins w:id="64" w:author="PR Preview" w:date="2026-01-01T00:00:00Z">
+        <w:r>
+          <w:t xml:space="preserve"> </w:t>
+        </w:r>
+      </w:ins>
+      <w:ins w:id="65" w:author="PR Preview" w:date="2026-01-01T00:00:00Z">
+        <w:r>
+          <w:t xml:space="preserve">The leading</w:t>
+        </w:r>
+      </w:ins>
+      <w:ins w:id="66" w:author="PR Preview" w:date="2026-01-01T00:00:00Z">
+        <w:r>
+          <w:t xml:space="preserve"> </w:t>
+        </w:r>
+      </w:ins>
+      <m:oMath>
+        <m:r>
+          <m:t>1</m:t>
+        </m:r>
+      </m:oMath>
+      <w:ins w:id="67" w:author="PR Preview" w:date="2026-01-01T00:00:00Z">
+        <w:r>
+          <w:t xml:space="preserve"> </w:t>
+        </w:r>
+      </w:ins>
+      <w:ins w:id="68" w:author="PR Preview" w:date="2026-01-01T00:00:00Z">
+        <w:r>
+          <w:t xml:space="preserve">in</w:t>
+        </w:r>
+      </w:ins>
+      <w:ins w:id="69" w:author="PR Preview" w:date="2026-01-01T00:00:00Z">
+        <w:r>
+          <w:t xml:space="preserve"> </w:t>
+        </w:r>
+      </w:ins>
+      <w:ins w:id="70" w:author="PR Preview" w:date="2026-01-01T00:00:00Z">
+        <w:r>
+          <w:t xml:space="preserve">$\mathord{\smash[b]{\underset{\raise.3ex\hbox{$\scriptstyle\sim$}}{x}}\vphantom{x}}_i$</w:t>
+        </w:r>
+      </w:ins>
+      <w:ins w:id="71" w:author="PR Preview" w:date="2026-01-01T00:00:00Z">
+        <w:r>
+          <w:t xml:space="preserve"> </w:t>
+        </w:r>
+      </w:ins>
+      <w:ins w:id="72" w:author="PR Preview" w:date="2026-01-01T00:00:00Z">
+        <w:r>
+          <w:t xml:space="preserve">makes</w:t>
+        </w:r>
+      </w:ins>
+      <w:ins w:id="73" w:author="PR Preview" w:date="2026-01-01T00:00:00Z">
+        <w:r>
+          <w:t xml:space="preserve"> </w:t>
+        </w:r>
+      </w:ins>
+      <m:oMath>
+        <m:sSub>
+          <m:e>
+            <m:r>
+              <m:t>β</m:t>
+            </m:r>
+          </m:e>
+          <m:sub>
+            <m:r>
+              <m:t>0</m:t>
+            </m:r>
+          </m:sub>
+        </m:sSub>
+      </m:oMath>
+      <w:ins w:id="74" w:author="PR Preview" w:date="2026-01-01T00:00:00Z">
+        <w:r>
+          <w:t xml:space="preserve"> </w:t>
+        </w:r>
+      </w:ins>
+      <w:ins w:id="75" w:author="PR Preview" w:date="2026-01-01T00:00:00Z">
+        <w:r>
+          <w:t xml:space="preserve">the intercept, and</w:t>
+        </w:r>
+      </w:ins>
+      <w:ins w:id="76" w:author="PR Preview" w:date="2026-01-01T00:00:00Z">
+        <w:r>
+          <w:t xml:space="preserve"> </w:t>
+        </w:r>
+      </w:ins>
+      <m:oMath>
+        <m:sSub>
+          <m:e>
+            <m:r>
+              <m:t>β</m:t>
+            </m:r>
+          </m:e>
+          <m:sub>
+            <m:r>
+              <m:t>j</m:t>
+            </m:r>
+          </m:sub>
+        </m:sSub>
+      </m:oMath>
+      <w:ins w:id="77" w:author="PR Preview" w:date="2026-01-01T00:00:00Z">
+        <w:r>
+          <w:t xml:space="preserve"> </w:t>
+        </w:r>
+      </w:ins>
+      <w:ins w:id="78" w:author="PR Preview" w:date="2026-01-01T00:00:00Z">
+        <w:r>
+          <w:t xml:space="preserve">for</w:t>
+        </w:r>
+      </w:ins>
+      <w:ins w:id="79" w:author="PR Preview" w:date="2026-01-01T00:00:00Z">
+        <w:r>
+          <w:t xml:space="preserve"> </w:t>
+        </w:r>
+      </w:ins>
+      <m:oMath>
+        <m:r>
+          <m:t>j</m:t>
+        </m:r>
+        <m:r>
+          <m:rPr>
+            <m:sty m:val="p"/>
+          </m:rPr>
+          <m:t>≥</m:t>
+        </m:r>
+        <m:r>
+          <m:t>1</m:t>
+        </m:r>
+      </m:oMath>
+      <w:ins w:id="80" w:author="PR Preview" w:date="2026-01-01T00:00:00Z">
+        <w:r>
+          <w:t xml:space="preserve"> </w:t>
+        </w:r>
+      </w:ins>
+      <w:ins w:id="81" w:author="PR Preview" w:date="2026-01-01T00:00:00Z">
+        <w:r>
+          <w:t xml:space="preserve">is the slope for the</w:t>
+        </w:r>
+      </w:ins>
+      <w:ins w:id="82" w:author="PR Preview" w:date="2026-01-01T00:00:00Z">
+        <w:r>
+          <w:t xml:space="preserve"> </w:t>
+        </w:r>
+      </w:ins>
+      <m:oMath>
+        <m:r>
+          <m:t>j</m:t>
+        </m:r>
+      </m:oMath>
+      <w:ins w:id="83" w:author="PR Preview" w:date="2026-01-01T00:00:00Z">
+        <w:r>
+          <w:t xml:space="preserve">th predictor.</w:t>
+        </w:r>
+      </w:ins>
     </w:p>
     <w:bookmarkEnd w:id="11"/>
     <w:bookmarkStart w:id="12" w:name="exm-logistic-regression"/>
@@ -1928,12 +2379,16 @@
       <w:pPr>
         <w:pStyle w:val="FirstParagraph"/>
       </w:pPr>
-      <w:r>
-        <w:t xml:space="preserve">where</w:t>
-      </w:r>
-      <w:r>
-        <w:t xml:space="preserve"> </w:t>
-      </w:r>
+      <w:del w:id="84" w:author="PR Preview" w:date="2026-01-01T00:00:00Z">
+        <w:r>
+          <w:delText xml:space="preserve">where</w:delText>
+        </w:r>
+      </w:del>
+      <w:del w:id="85" w:author="PR Preview" w:date="2026-01-01T00:00:00Z">
+        <w:r>
+          <w:delText xml:space="preserve"> </w:delText>
+        </w:r>
+      </w:del>
       <m:oMath>
         <m:sSub>
           <m:e>
@@ -2032,12 +2487,61 @@
           <m:t>​</m:t>
         </m:r>
       </m:oMath>
-      <w:r>
-        <w:t xml:space="preserve"> </w:t>
-      </w:r>
-      <w:r>
-        <w:t xml:space="preserve">is the fitted probability.</w:t>
-      </w:r>
+      <w:del w:id="86" w:author="PR Preview" w:date="2026-01-01T00:00:00Z">
+        <w:r>
+          <w:delText xml:space="preserve"> </w:delText>
+        </w:r>
+      </w:del>
+      <w:del w:id="87" w:author="PR Preview" w:date="2026-01-01T00:00:00Z">
+        <w:r>
+          <w:delText xml:space="preserve">is the fitted probability.</w:delText>
+        </w:r>
+      </w:del>
+    </w:p>
+    <w:p>
+      <w:pPr>
+        <w:pStyle w:val="BodyText"/>
+      </w:pPr>
+      <w:bookmarkStart w:id="14" w:name="eq-deviance"/>
+      <w:ins w:id="88" w:author="PR Preview" w:date="2026-01-01T00:00:00Z">
+        <w:r>
+          <w:t xml:space="preserve">$$
+    D\stackrel{\text{def}}{=}-2 \, \ell\mathopen{}\left(\hat{\mathord{\smash[b]{\underset{\raise.3ex\hbox{$\scriptstyle\sim$}}{\beta}}\vphantom{\beta}}}\right)\mathclose{}
+    = -2 \sum_{i=1}^n\mathopen{}\left\{y_i\ln \hat\pi_i + \mathopen{}\left(1 - y_i\right)\mathclose{} \ln\mathopen{}\left(1 - \hat\pi_i\right)\mathclose{}\right\}\mathclose{},
+     \qquad(2)$$</w:t>
+        </w:r>
+      </w:ins>
+      <w:bookmarkEnd w:id="14"/>
+    </w:p>
+    <w:p>
+      <w:pPr>
+        <w:pStyle w:val="FirstParagraph"/>
+      </w:pPr>
+      <w:ins w:id="89" w:author="PR Preview" w:date="2026-01-01T00:00:00Z">
+        <w:r>
+          <w:t xml:space="preserve">where</w:t>
+        </w:r>
+      </w:ins>
+      <w:ins w:id="90" w:author="PR Preview" w:date="2026-01-01T00:00:00Z">
+        <w:r>
+          <w:t xml:space="preserve"> </w:t>
+        </w:r>
+      </w:ins>
+      <w:ins w:id="91" w:author="PR Preview" w:date="2026-01-01T00:00:00Z">
+        <w:r>
+          <w:t xml:space="preserve">$\hat\pi_i = \sigma\mathopen{}\left(\hat{\mathord{\smash[b]{\underset{\raise.3ex\hbox{$\scriptstyle\sim$}}{\beta}}\vphantom{\beta}}} \cdot \mathord{\smash[b]{\underset{\raise.3ex\hbox{$\scriptstyle\sim$}}{x}}\vphantom{x}}_i\right)\mathclose{}$</w:t>
+        </w:r>
+      </w:ins>
+      <w:ins w:id="92" w:author="PR Preview" w:date="2026-01-01T00:00:00Z">
+        <w:r>
+          <w:t xml:space="preserve"> </w:t>
+        </w:r>
+      </w:ins>
+      <w:ins w:id="93" w:author="PR Preview" w:date="2026-01-01T00:00:00Z">
+        <w:r>
+          <w:t xml:space="preserve">is the fitted probability.</w:t>
+        </w:r>
+      </w:ins>
     </w:p>
     <w:bookmarkEnd w:id="15"/>
     <w:tbl>
@@ -3720,36 +4224,50 @@
       <w:pPr>
         <w:pStyle w:val="FirstParagraph"/>
       </w:pPr>
-      <w:r>
-        <w:rPr>
-          <w:i/>
-          <w:iCs/>
-        </w:rPr>
-        <w:t xml:space="preserve">Proof</w:t>
-      </w:r>
-      <w:r>
-        <w:t xml:space="preserve">. </w:t>
-      </w:r>
-      <w:r>
-        <w:t xml:space="preserve">In the notation of the</w:t>
-      </w:r>
-      <w:r>
-        <w:t xml:space="preserve"> </w:t>
-      </w:r>
+      <w:del w:id="94" w:author="PR Preview" w:date="2026-01-01T00:00:00Z">
+        <w:r>
+          <w:rPr>
+            <w:i/>
+            <w:iCs/>
+          </w:rPr>
+          <w:delText xml:space="preserve">Proof</w:delText>
+        </w:r>
+      </w:del>
+      <w:del w:id="95" w:author="PR Preview" w:date="2026-01-01T00:00:00Z">
+        <w:r>
+          <w:delText xml:space="preserve">. </w:delText>
+        </w:r>
+      </w:del>
+      <w:del w:id="96" w:author="PR Preview" w:date="2026-01-01T00:00:00Z">
+        <w:r>
+          <w:delText xml:space="preserve">In the notation of the</w:delText>
+        </w:r>
+      </w:del>
+      <w:del w:id="97" w:author="PR Preview" w:date="2026-01-01T00:00:00Z">
+        <w:r>
+          <w:delText xml:space="preserve"> </w:delText>
+        </w:r>
+      </w:del>
       <w:hyperlink r:id="rId25">
-        <w:r>
-          <w:rPr>
-            <w:rStyle w:val="Hyperlink"/>
-          </w:rPr>
-          <w:t xml:space="preserve">likelihood ratio statistic</w:t>
-        </w:r>
+        <w:del w:id="98" w:author="PR Preview" w:date="2026-01-01T00:00:00Z">
+          <w:r>
+            <w:rPr>
+              <w:rStyle w:val="Hyperlink"/>
+            </w:rPr>
+            <w:delText xml:space="preserve">likelihood ratio statistic</w:delText>
+          </w:r>
+        </w:del>
       </w:hyperlink>
-      <w:r>
-        <w:t xml:space="preserve">, the unrestricted MLE</w:t>
-      </w:r>
-      <w:r>
-        <w:t xml:space="preserve"> </w:t>
-      </w:r>
+      <w:del w:id="99" w:author="PR Preview" w:date="2026-01-01T00:00:00Z">
+        <w:r>
+          <w:delText xml:space="preserve">, the unrestricted MLE</w:delText>
+        </w:r>
+      </w:del>
+      <w:del w:id="100" w:author="PR Preview" w:date="2026-01-01T00:00:00Z">
+        <w:r>
+          <w:delText xml:space="preserve"> </w:delText>
+        </w:r>
+      </w:del>
       <m:oMath>
         <m:sSub>
           <m:e>
@@ -3775,15 +4293,21 @@
           </m:sub>
         </m:sSub>
       </m:oMath>
-      <w:r>
-        <w:t xml:space="preserve"> </w:t>
-      </w:r>
-      <w:r>
-        <w:t xml:space="preserve">is the fitted coefficient vector</w:t>
-      </w:r>
-      <w:r>
-        <w:t xml:space="preserve"> </w:t>
-      </w:r>
+      <w:del w:id="101" w:author="PR Preview" w:date="2026-01-01T00:00:00Z">
+        <w:r>
+          <w:delText xml:space="preserve"> </w:delText>
+        </w:r>
+      </w:del>
+      <w:del w:id="102" w:author="PR Preview" w:date="2026-01-01T00:00:00Z">
+        <w:r>
+          <w:delText xml:space="preserve">is the fitted coefficient vector</w:delText>
+        </w:r>
+      </w:del>
+      <w:del w:id="103" w:author="PR Preview" w:date="2026-01-01T00:00:00Z">
+        <w:r>
+          <w:delText xml:space="preserve"> </w:delText>
+        </w:r>
+      </w:del>
       <m:oMath>
         <m:acc>
           <m:accPr>
@@ -3808,12 +4332,16 @@
           </m:e>
         </m:acc>
       </m:oMath>
-      <w:r>
-        <w:t xml:space="preserve">, and</w:t>
-      </w:r>
-      <w:r>
-        <w:t xml:space="preserve"> </w:t>
-      </w:r>
+      <w:del w:id="104" w:author="PR Preview" w:date="2026-01-01T00:00:00Z">
+        <w:r>
+          <w:delText xml:space="preserve">, and</w:delText>
+        </w:r>
+      </w:del>
+      <w:del w:id="105" w:author="PR Preview" w:date="2026-01-01T00:00:00Z">
+        <w:r>
+          <w:delText xml:space="preserve"> </w:delText>
+        </w:r>
+      </w:del>
       <m:oMath>
         <m:sSub>
           <m:e>
@@ -3835,15 +4363,21 @@
           </m:sub>
         </m:sSub>
       </m:oMath>
-      <w:r>
-        <w:t xml:space="preserve"> </w:t>
-      </w:r>
-      <w:r>
-        <w:t xml:space="preserve">is the fit of the intercept-only model that</w:t>
-      </w:r>
-      <w:r>
-        <w:t xml:space="preserve"> </w:t>
-      </w:r>
+      <w:del w:id="106" w:author="PR Preview" w:date="2026-01-01T00:00:00Z">
+        <w:r>
+          <w:delText xml:space="preserve"> </w:delText>
+        </w:r>
+      </w:del>
+      <w:del w:id="107" w:author="PR Preview" w:date="2026-01-01T00:00:00Z">
+        <w:r>
+          <w:delText xml:space="preserve">is the fit of the intercept-only model that</w:delText>
+        </w:r>
+      </w:del>
+      <w:del w:id="108" w:author="PR Preview" w:date="2026-01-01T00:00:00Z">
+        <w:r>
+          <w:delText xml:space="preserve"> </w:delText>
+        </w:r>
+      </w:del>
       <m:oMath>
         <m:sSub>
           <m:e>
@@ -3858,21 +4392,31 @@
           </m:sub>
         </m:sSub>
       </m:oMath>
-      <w:r>
-        <w:t xml:space="preserve"> </w:t>
-      </w:r>
-      <w:r>
-        <w:t xml:space="preserve">imposes.</w:t>
-      </w:r>
-      <w:r>
-        <w:t xml:space="preserve"> </w:t>
-      </w:r>
-      <w:r>
-        <w:t xml:space="preserve">Then</w:t>
-      </w:r>
-      <w:r>
-        <w:t xml:space="preserve"> </w:t>
-      </w:r>
+      <w:del w:id="109" w:author="PR Preview" w:date="2026-01-01T00:00:00Z">
+        <w:r>
+          <w:delText xml:space="preserve"> </w:delText>
+        </w:r>
+      </w:del>
+      <w:del w:id="110" w:author="PR Preview" w:date="2026-01-01T00:00:00Z">
+        <w:r>
+          <w:delText xml:space="preserve">imposes.</w:delText>
+        </w:r>
+      </w:del>
+      <w:del w:id="111" w:author="PR Preview" w:date="2026-01-01T00:00:00Z">
+        <w:r>
+          <w:delText xml:space="preserve"> </w:delText>
+        </w:r>
+      </w:del>
+      <w:del w:id="112" w:author="PR Preview" w:date="2026-01-01T00:00:00Z">
+        <w:r>
+          <w:delText xml:space="preserve">Then</w:delText>
+        </w:r>
+      </w:del>
+      <w:del w:id="113" w:author="PR Preview" w:date="2026-01-01T00:00:00Z">
+        <w:r>
+          <w:delText xml:space="preserve"> </w:delText>
+        </w:r>
+      </w:del>
       <m:oMath>
         <m:r>
           <m:t>ℓ</m:t>
@@ -3941,15 +4485,21 @@
           <m:t>2</m:t>
         </m:r>
       </m:oMath>
-      <w:r>
-        <w:t xml:space="preserve"> </w:t>
-      </w:r>
-      <w:r>
-        <w:t xml:space="preserve">and</w:t>
-      </w:r>
-      <w:r>
-        <w:t xml:space="preserve"> </w:t>
-      </w:r>
+      <w:del w:id="114" w:author="PR Preview" w:date="2026-01-01T00:00:00Z">
+        <w:r>
+          <w:delText xml:space="preserve"> </w:delText>
+        </w:r>
+      </w:del>
+      <w:del w:id="115" w:author="PR Preview" w:date="2026-01-01T00:00:00Z">
+        <w:r>
+          <w:delText xml:space="preserve">and</w:delText>
+        </w:r>
+      </w:del>
+      <w:del w:id="116" w:author="PR Preview" w:date="2026-01-01T00:00:00Z">
+        <w:r>
+          <w:delText xml:space="preserve"> </w:delText>
+        </w:r>
+      </w:del>
       <m:oMath>
         <m:r>
           <m:t>ℓ</m:t>
@@ -4023,18 +4573,26 @@
           <m:t>2</m:t>
         </m:r>
       </m:oMath>
-      <w:r>
-        <w:t xml:space="preserve">.</w:t>
-      </w:r>
-      <w:r>
-        <w:t xml:space="preserve"> </w:t>
-      </w:r>
-      <w:r>
-        <w:t xml:space="preserve">Substituting both into the definition gives</w:t>
-      </w:r>
-      <w:r>
-        <w:t xml:space="preserve"> </w:t>
-      </w:r>
+      <w:del w:id="117" w:author="PR Preview" w:date="2026-01-01T00:00:00Z">
+        <w:r>
+          <w:delText xml:space="preserve">.</w:delText>
+        </w:r>
+      </w:del>
+      <w:del w:id="118" w:author="PR Preview" w:date="2026-01-01T00:00:00Z">
+        <w:r>
+          <w:delText xml:space="preserve"> </w:delText>
+        </w:r>
+      </w:del>
+      <w:del w:id="119" w:author="PR Preview" w:date="2026-01-01T00:00:00Z">
+        <w:r>
+          <w:delText xml:space="preserve">Substituting both into the definition gives</w:delText>
+        </w:r>
+      </w:del>
+      <w:del w:id="120" w:author="PR Preview" w:date="2026-01-01T00:00:00Z">
+        <w:r>
+          <w:delText xml:space="preserve"> </w:delText>
+        </w:r>
+      </w:del>
       <m:oMath>
         <m:r>
           <m:rPr>
@@ -4140,9 +4698,476 @@
           <m:t>D</m:t>
         </m:r>
       </m:oMath>
-      <w:r>
-        <w:t xml:space="preserve">.</w:t>
-      </w:r>
+      <w:del w:id="121" w:author="PR Preview" w:date="2026-01-01T00:00:00Z">
+        <w:r>
+          <w:delText xml:space="preserve">.</w:delText>
+        </w:r>
+      </w:del>
+    </w:p>
+    <w:p>
+      <w:pPr>
+        <w:pStyle w:val="FirstParagraph"/>
+      </w:pPr>
+      <w:ins w:id="122" w:author="PR Preview" w:date="2026-01-01T00:00:00Z">
+        <w:r>
+          <w:rPr>
+            <w:i/>
+            <w:iCs/>
+          </w:rPr>
+          <w:t xml:space="preserve">Proof</w:t>
+        </w:r>
+      </w:ins>
+      <w:ins w:id="123" w:author="PR Preview" w:date="2026-01-01T00:00:00Z">
+        <w:r>
+          <w:t xml:space="preserve">. </w:t>
+        </w:r>
+      </w:ins>
+      <w:ins w:id="124" w:author="PR Preview" w:date="2026-01-01T00:00:00Z">
+        <w:r>
+          <w:t xml:space="preserve">In the notation of the</w:t>
+        </w:r>
+      </w:ins>
+      <w:ins w:id="125" w:author="PR Preview" w:date="2026-01-01T00:00:00Z">
+        <w:r>
+          <w:t xml:space="preserve"> </w:t>
+        </w:r>
+      </w:ins>
+      <w:hyperlink r:id="rId25">
+        <w:ins w:id="126" w:author="PR Preview" w:date="2026-01-01T00:00:00Z">
+          <w:r>
+            <w:rPr>
+              <w:rStyle w:val="Hyperlink"/>
+            </w:rPr>
+            <w:t xml:space="preserve">likelihood ratio statistic</w:t>
+          </w:r>
+        </w:ins>
+      </w:hyperlink>
+      <w:ins w:id="127" w:author="PR Preview" w:date="2026-01-01T00:00:00Z">
+        <w:r>
+          <w:t xml:space="preserve">, the unrestricted MLE</w:t>
+        </w:r>
+      </w:ins>
+      <w:ins w:id="128" w:author="PR Preview" w:date="2026-01-01T00:00:00Z">
+        <w:r>
+          <w:t xml:space="preserve"> </w:t>
+        </w:r>
+      </w:ins>
+      <m:oMath>
+        <m:sSub>
+          <m:e>
+            <m:acc>
+              <m:accPr>
+                <m:chr m:val="̂"/>
+              </m:accPr>
+              <m:e>
+                <m:r>
+                  <m:t>θ</m:t>
+                </m:r>
+              </m:e>
+            </m:acc>
+          </m:e>
+          <m:sub>
+            <m:r>
+              <m:rPr>
+                <m:nor/>
+                <m:sty m:val="p"/>
+              </m:rPr>
+              <m:t>ML</m:t>
+            </m:r>
+          </m:sub>
+        </m:sSub>
+      </m:oMath>
+      <w:ins w:id="129" w:author="PR Preview" w:date="2026-01-01T00:00:00Z">
+        <w:r>
+          <w:t xml:space="preserve"> </w:t>
+        </w:r>
+      </w:ins>
+      <w:ins w:id="130" w:author="PR Preview" w:date="2026-01-01T00:00:00Z">
+        <w:r>
+          <w:t xml:space="preserve">is the fitted coefficient vector</w:t>
+        </w:r>
+      </w:ins>
+      <w:ins w:id="131" w:author="PR Preview" w:date="2026-01-01T00:00:00Z">
+        <w:r>
+          <w:t xml:space="preserve"> </w:t>
+        </w:r>
+      </w:ins>
+      <w:ins w:id="132" w:author="PR Preview" w:date="2026-01-01T00:00:00Z">
+        <w:r>
+          <w:t xml:space="preserve">$\hat{\mathord{\smash[b]{\underset{\raise.3ex\hbox{$\scriptstyle\sim$}}{\beta}}\vphantom{\beta}}}$</w:t>
+        </w:r>
+      </w:ins>
+      <w:ins w:id="133" w:author="PR Preview" w:date="2026-01-01T00:00:00Z">
+        <w:r>
+          <w:t xml:space="preserve">, and</w:t>
+        </w:r>
+      </w:ins>
+      <w:ins w:id="134" w:author="PR Preview" w:date="2026-01-01T00:00:00Z">
+        <w:r>
+          <w:t xml:space="preserve"> </w:t>
+        </w:r>
+      </w:ins>
+      <m:oMath>
+        <m:sSub>
+          <m:e>
+            <m:acc>
+              <m:accPr>
+                <m:chr m:val="̂"/>
+              </m:accPr>
+              <m:e>
+                <m:r>
+                  <m:t>θ</m:t>
+                </m:r>
+              </m:e>
+            </m:acc>
+          </m:e>
+          <m:sub>
+            <m:r>
+              <m:t>0</m:t>
+            </m:r>
+          </m:sub>
+        </m:sSub>
+      </m:oMath>
+      <w:ins w:id="135" w:author="PR Preview" w:date="2026-01-01T00:00:00Z">
+        <w:r>
+          <w:t xml:space="preserve"> </w:t>
+        </w:r>
+      </w:ins>
+      <w:ins w:id="136" w:author="PR Preview" w:date="2026-01-01T00:00:00Z">
+        <w:r>
+          <w:t xml:space="preserve">is the fit of the intercept-only model that</w:t>
+        </w:r>
+      </w:ins>
+      <w:ins w:id="137" w:author="PR Preview" w:date="2026-01-01T00:00:00Z">
+        <w:r>
+          <w:t xml:space="preserve"> </w:t>
+        </w:r>
+      </w:ins>
+      <m:oMath>
+        <m:sSub>
+          <m:e>
+            <m:r>
+              <m:t>H</m:t>
+            </m:r>
+          </m:e>
+          <m:sub>
+            <m:r>
+              <m:t>0</m:t>
+            </m:r>
+          </m:sub>
+        </m:sSub>
+      </m:oMath>
+      <w:ins w:id="138" w:author="PR Preview" w:date="2026-01-01T00:00:00Z">
+        <w:r>
+          <w:t xml:space="preserve"> </w:t>
+        </w:r>
+      </w:ins>
+      <w:ins w:id="139" w:author="PR Preview" w:date="2026-01-01T00:00:00Z">
+        <w:r>
+          <w:t xml:space="preserve">imposes.</w:t>
+        </w:r>
+      </w:ins>
+      <w:ins w:id="140" w:author="PR Preview" w:date="2026-01-01T00:00:00Z">
+        <w:r>
+          <w:t xml:space="preserve"> </w:t>
+        </w:r>
+      </w:ins>
+      <w:ins w:id="141" w:author="PR Preview" w:date="2026-01-01T00:00:00Z">
+        <w:r>
+          <w:t xml:space="preserve">Then</w:t>
+        </w:r>
+      </w:ins>
+      <w:ins w:id="142" w:author="PR Preview" w:date="2026-01-01T00:00:00Z">
+        <w:r>
+          <w:t xml:space="preserve"> </w:t>
+        </w:r>
+      </w:ins>
+      <m:oMath>
+        <m:r>
+          <m:t>ℓ</m:t>
+        </m:r>
+        <m:r>
+          <m:t>​</m:t>
+        </m:r>
+        <m:d>
+          <m:dPr>
+            <m:begChr m:val="("/>
+            <m:sepChr m:val=""/>
+            <m:endChr m:val=")"/>
+            <m:grow/>
+          </m:dPr>
+          <m:e>
+            <m:sSub>
+              <m:e>
+                <m:acc>
+                  <m:accPr>
+                    <m:chr m:val="̂"/>
+                  </m:accPr>
+                  <m:e>
+                    <m:r>
+                      <m:t>θ</m:t>
+                    </m:r>
+                  </m:e>
+                </m:acc>
+              </m:e>
+              <m:sub>
+                <m:r>
+                  <m:rPr>
+                    <m:nor/>
+                    <m:sty m:val="p"/>
+                  </m:rPr>
+                  <m:t>ML</m:t>
+                </m:r>
+              </m:sub>
+            </m:sSub>
+          </m:e>
+        </m:d>
+        <m:r>
+          <m:t>​</m:t>
+        </m:r>
+        <m:r>
+          <m:rPr>
+            <m:sty m:val="p"/>
+          </m:rPr>
+          <m:t>=</m:t>
+        </m:r>
+        <m:r>
+          <m:rPr>
+            <m:sty m:val="p"/>
+          </m:rPr>
+          <m:t>−</m:t>
+        </m:r>
+        <m:r>
+          <m:t>D</m:t>
+        </m:r>
+        <m:r>
+          <m:rPr>
+            <m:sty m:val="p"/>
+          </m:rPr>
+          <m:t>/</m:t>
+        </m:r>
+        <m:r>
+          <m:t>2</m:t>
+        </m:r>
+      </m:oMath>
+      <w:ins w:id="143" w:author="PR Preview" w:date="2026-01-01T00:00:00Z">
+        <w:r>
+          <w:t xml:space="preserve"> </w:t>
+        </w:r>
+      </w:ins>
+      <w:ins w:id="144" w:author="PR Preview" w:date="2026-01-01T00:00:00Z">
+        <w:r>
+          <w:t xml:space="preserve">and</w:t>
+        </w:r>
+      </w:ins>
+      <w:ins w:id="145" w:author="PR Preview" w:date="2026-01-01T00:00:00Z">
+        <w:r>
+          <w:t xml:space="preserve"> </w:t>
+        </w:r>
+      </w:ins>
+      <m:oMath>
+        <m:r>
+          <m:t>ℓ</m:t>
+        </m:r>
+        <m:r>
+          <m:t>​</m:t>
+        </m:r>
+        <m:d>
+          <m:dPr>
+            <m:begChr m:val="("/>
+            <m:sepChr m:val=""/>
+            <m:endChr m:val=")"/>
+            <m:grow/>
+          </m:dPr>
+          <m:e>
+            <m:sSub>
+              <m:e>
+                <m:acc>
+                  <m:accPr>
+                    <m:chr m:val="̂"/>
+                  </m:accPr>
+                  <m:e>
+                    <m:r>
+                      <m:t>θ</m:t>
+                    </m:r>
+                  </m:e>
+                </m:acc>
+              </m:e>
+              <m:sub>
+                <m:r>
+                  <m:t>0</m:t>
+                </m:r>
+              </m:sub>
+            </m:sSub>
+          </m:e>
+        </m:d>
+        <m:r>
+          <m:t>​</m:t>
+        </m:r>
+        <m:r>
+          <m:rPr>
+            <m:sty m:val="p"/>
+          </m:rPr>
+          <m:t>=</m:t>
+        </m:r>
+        <m:r>
+          <m:rPr>
+            <m:sty m:val="p"/>
+          </m:rPr>
+          <m:t>−</m:t>
+        </m:r>
+        <m:sSub>
+          <m:e>
+            <m:r>
+              <m:t>D</m:t>
+            </m:r>
+          </m:e>
+          <m:sub>
+            <m:r>
+              <m:t>0</m:t>
+            </m:r>
+          </m:sub>
+        </m:sSub>
+        <m:r>
+          <m:rPr>
+            <m:sty m:val="p"/>
+          </m:rPr>
+          <m:t>/</m:t>
+        </m:r>
+        <m:r>
+          <m:t>2</m:t>
+        </m:r>
+      </m:oMath>
+      <w:ins w:id="146" w:author="PR Preview" w:date="2026-01-01T00:00:00Z">
+        <w:r>
+          <w:t xml:space="preserve">.</w:t>
+        </w:r>
+      </w:ins>
+      <w:ins w:id="147" w:author="PR Preview" w:date="2026-01-01T00:00:00Z">
+        <w:r>
+          <w:t xml:space="preserve"> </w:t>
+        </w:r>
+      </w:ins>
+      <w:ins w:id="148" w:author="PR Preview" w:date="2026-01-01T00:00:00Z">
+        <w:r>
+          <w:t xml:space="preserve">Substituting both into the definition gives</w:t>
+        </w:r>
+      </w:ins>
+      <w:ins w:id="149" w:author="PR Preview" w:date="2026-01-01T00:00:00Z">
+        <w:r>
+          <w:t xml:space="preserve"> </w:t>
+        </w:r>
+      </w:ins>
+      <m:oMath>
+        <m:r>
+          <m:rPr>
+            <m:sty m:val="p"/>
+          </m:rPr>
+          <m:t>Λ</m:t>
+        </m:r>
+        <m:r>
+          <m:rPr>
+            <m:sty m:val="p"/>
+          </m:rPr>
+          <m:t>=</m:t>
+        </m:r>
+        <m:r>
+          <m:t>2</m:t>
+        </m:r>
+        <m:r>
+          <m:t>​</m:t>
+        </m:r>
+        <m:d>
+          <m:dPr>
+            <m:begChr m:val="("/>
+            <m:sepChr m:val=""/>
+            <m:endChr m:val=")"/>
+            <m:grow/>
+          </m:dPr>
+          <m:e>
+            <m:r>
+              <m:rPr>
+                <m:sty m:val="p"/>
+              </m:rPr>
+              <m:t>−</m:t>
+            </m:r>
+            <m:r>
+              <m:t>D</m:t>
+            </m:r>
+            <m:r>
+              <m:rPr>
+                <m:sty m:val="p"/>
+              </m:rPr>
+              <m:t>/</m:t>
+            </m:r>
+            <m:r>
+              <m:t>2</m:t>
+            </m:r>
+            <m:r>
+              <m:rPr>
+                <m:sty m:val="p"/>
+              </m:rPr>
+              <m:t>+</m:t>
+            </m:r>
+            <m:sSub>
+              <m:e>
+                <m:r>
+                  <m:t>D</m:t>
+                </m:r>
+              </m:e>
+              <m:sub>
+                <m:r>
+                  <m:t>0</m:t>
+                </m:r>
+              </m:sub>
+            </m:sSub>
+            <m:r>
+              <m:rPr>
+                <m:sty m:val="p"/>
+              </m:rPr>
+              <m:t>/</m:t>
+            </m:r>
+            <m:r>
+              <m:t>2</m:t>
+            </m:r>
+          </m:e>
+        </m:d>
+        <m:r>
+          <m:t>​</m:t>
+        </m:r>
+        <m:r>
+          <m:rPr>
+            <m:sty m:val="p"/>
+          </m:rPr>
+          <m:t>=</m:t>
+        </m:r>
+        <m:sSub>
+          <m:e>
+            <m:r>
+              <m:t>D</m:t>
+            </m:r>
+          </m:e>
+          <m:sub>
+            <m:r>
+              <m:t>0</m:t>
+            </m:r>
+          </m:sub>
+        </m:sSub>
+        <m:r>
+          <m:rPr>
+            <m:sty m:val="p"/>
+          </m:rPr>
+          <m:t>−</m:t>
+        </m:r>
+        <m:r>
+          <m:t>D</m:t>
+        </m:r>
+      </m:oMath>
+      <w:ins w:id="150" w:author="PR Preview" w:date="2026-01-01T00:00:00Z">
+        <w:r>
+          <w:t xml:space="preserve">.</w:t>
+        </w:r>
+      </w:ins>
     </w:p>
     <w:bookmarkStart w:id="27" w:name="exm-deviance-drop"/>
     <w:p>
@@ -4682,38 +5707,54 @@
       <w:pPr>
         <w:pStyle w:val="FirstParagraph"/>
       </w:pPr>
-      <w:r>
-        <w:rPr>
-          <w:b/>
-          <w:bCs/>
-        </w:rPr>
-        <w:t xml:space="preserve">Definition 4 (Covariate pattern)</w:t>
-      </w:r>
-      <w:r>
-        <w:t xml:space="preserve"> </w:t>
-      </w:r>
-      <w:r>
-        <w:t xml:space="preserve">A</w:t>
-      </w:r>
-      <w:r>
-        <w:t xml:space="preserve"> </w:t>
-      </w:r>
-      <w:r>
-        <w:rPr>
-          <w:b/>
-          <w:bCs/>
-        </w:rPr>
-        <w:t xml:space="preserve">covariate pattern</w:t>
-      </w:r>
-      <w:r>
-        <w:t xml:space="preserve"> </w:t>
-      </w:r>
-      <w:r>
-        <w:t xml:space="preserve">is a distinct value of the predictor vector among the observations</w:t>
-      </w:r>
-      <w:r>
-        <w:t xml:space="preserve"> </w:t>
-      </w:r>
+      <w:del w:id="151" w:author="PR Preview" w:date="2026-01-01T00:00:00Z">
+        <w:r>
+          <w:rPr>
+            <w:b/>
+            <w:bCs/>
+          </w:rPr>
+          <w:delText xml:space="preserve">Definition 4 (Covariate pattern)</w:delText>
+        </w:r>
+      </w:del>
+      <w:del w:id="152" w:author="PR Preview" w:date="2026-01-01T00:00:00Z">
+        <w:r>
+          <w:delText xml:space="preserve"> </w:delText>
+        </w:r>
+      </w:del>
+      <w:del w:id="153" w:author="PR Preview" w:date="2026-01-01T00:00:00Z">
+        <w:r>
+          <w:delText xml:space="preserve">A</w:delText>
+        </w:r>
+      </w:del>
+      <w:del w:id="154" w:author="PR Preview" w:date="2026-01-01T00:00:00Z">
+        <w:r>
+          <w:delText xml:space="preserve"> </w:delText>
+        </w:r>
+      </w:del>
+      <w:del w:id="155" w:author="PR Preview" w:date="2026-01-01T00:00:00Z">
+        <w:r>
+          <w:rPr>
+            <w:b/>
+            <w:bCs/>
+          </w:rPr>
+          <w:delText xml:space="preserve">covariate pattern</w:delText>
+        </w:r>
+      </w:del>
+      <w:del w:id="156" w:author="PR Preview" w:date="2026-01-01T00:00:00Z">
+        <w:r>
+          <w:delText xml:space="preserve"> </w:delText>
+        </w:r>
+      </w:del>
+      <w:del w:id="157" w:author="PR Preview" w:date="2026-01-01T00:00:00Z">
+        <w:r>
+          <w:delText xml:space="preserve">is a distinct value of the predictor vector among the observations</w:delText>
+        </w:r>
+      </w:del>
+      <w:del w:id="158" w:author="PR Preview" w:date="2026-01-01T00:00:00Z">
+        <w:r>
+          <w:delText xml:space="preserve"> </w:delText>
+        </w:r>
+      </w:del>
       <m:oMath>
         <m:sSub>
           <m:e>
@@ -4782,32 +5823,46 @@
           </m:sub>
         </m:sSub>
       </m:oMath>
-      <w:r>
-        <w:t xml:space="preserve">.</w:t>
-      </w:r>
-      <w:r>
-        <w:t xml:space="preserve"> </w:t>
-      </w:r>
-      <w:r>
-        <w:t xml:space="preserve">The</w:t>
-      </w:r>
-      <w:r>
-        <w:t xml:space="preserve"> </w:t>
-      </w:r>
+      <w:del w:id="159" w:author="PR Preview" w:date="2026-01-01T00:00:00Z">
+        <w:r>
+          <w:delText xml:space="preserve">.</w:delText>
+        </w:r>
+      </w:del>
+      <w:del w:id="160" w:author="PR Preview" w:date="2026-01-01T00:00:00Z">
+        <w:r>
+          <w:delText xml:space="preserve"> </w:delText>
+        </w:r>
+      </w:del>
+      <w:del w:id="161" w:author="PR Preview" w:date="2026-01-01T00:00:00Z">
+        <w:r>
+          <w:delText xml:space="preserve">The</w:delText>
+        </w:r>
+      </w:del>
+      <w:del w:id="162" w:author="PR Preview" w:date="2026-01-01T00:00:00Z">
+        <w:r>
+          <w:delText xml:space="preserve"> </w:delText>
+        </w:r>
+      </w:del>
       <m:oMath>
         <m:r>
           <m:t>K</m:t>
         </m:r>
       </m:oMath>
-      <w:r>
-        <w:t xml:space="preserve"> </w:t>
-      </w:r>
-      <w:r>
-        <w:t xml:space="preserve">distinct values are written</w:t>
-      </w:r>
-      <w:r>
-        <w:t xml:space="preserve"> </w:t>
-      </w:r>
+      <w:del w:id="163" w:author="PR Preview" w:date="2026-01-01T00:00:00Z">
+        <w:r>
+          <w:delText xml:space="preserve"> </w:delText>
+        </w:r>
+      </w:del>
+      <w:del w:id="164" w:author="PR Preview" w:date="2026-01-01T00:00:00Z">
+        <w:r>
+          <w:delText xml:space="preserve">distinct values are written</w:delText>
+        </w:r>
+      </w:del>
+      <w:del w:id="165" w:author="PR Preview" w:date="2026-01-01T00:00:00Z">
+        <w:r>
+          <w:delText xml:space="preserve"> </w:delText>
+        </w:r>
+      </w:del>
       <m:oMath>
         <m:sSup>
           <m:e>
@@ -4900,12 +5955,16 @@
           </m:sup>
         </m:sSup>
       </m:oMath>
-      <w:r>
-        <w:t xml:space="preserve">, so</w:t>
-      </w:r>
-      <w:r>
-        <w:t xml:space="preserve"> </w:t>
-      </w:r>
+      <w:del w:id="166" w:author="PR Preview" w:date="2026-01-01T00:00:00Z">
+        <w:r>
+          <w:delText xml:space="preserve">, so</w:delText>
+        </w:r>
+      </w:del>
+      <w:del w:id="167" w:author="PR Preview" w:date="2026-01-01T00:00:00Z">
+        <w:r>
+          <w:delText xml:space="preserve"> </w:delText>
+        </w:r>
+      </w:del>
       <m:oMath>
         <m:r>
           <m:t>K</m:t>
@@ -4920,59 +5979,79 @@
           <m:t>n</m:t>
         </m:r>
       </m:oMath>
-      <w:r>
-        <w:t xml:space="preserve">.</w:t>
-      </w:r>
+      <w:del w:id="168" w:author="PR Preview" w:date="2026-01-01T00:00:00Z">
+        <w:r>
+          <w:delText xml:space="preserve">.</w:delText>
+        </w:r>
+      </w:del>
     </w:p>
-    <w:bookmarkEnd w:id="32"/>
-    <w:bookmarkStart w:id="33" w:name="def-replicates"/>
     <w:p>
       <w:pPr>
         <w:pStyle w:val="BodyText"/>
       </w:pPr>
-      <w:r>
-        <w:rPr>
-          <w:b/>
-          <w:bCs/>
-        </w:rPr>
-        <w:t xml:space="preserve">Definition 5 (Replicates)</w:t>
-      </w:r>
-      <w:r>
-        <w:t xml:space="preserve"> </w:t>
-      </w:r>
-      <w:r>
-        <w:t xml:space="preserve">The</w:t>
-      </w:r>
-      <w:r>
-        <w:t xml:space="preserve"> </w:t>
-      </w:r>
-      <w:r>
-        <w:rPr>
-          <w:b/>
-          <w:bCs/>
-        </w:rPr>
-        <w:t xml:space="preserve">replicates</w:t>
-      </w:r>
-      <w:r>
-        <w:t xml:space="preserve"> </w:t>
-      </w:r>
-      <w:r>
-        <w:t xml:space="preserve">of the</w:t>
-      </w:r>
-      <w:r>
-        <w:t xml:space="preserve"> </w:t>
-      </w:r>
+      <w:del w:id="169" w:author="PR Preview" w:date="2026-01-01T00:00:00Z">
+        <w:r>
+          <w:rPr>
+            <w:b/>
+            <w:bCs/>
+          </w:rPr>
+          <w:delText xml:space="preserve">Definition 5 (Replicates)</w:delText>
+        </w:r>
+      </w:del>
+      <w:del w:id="170" w:author="PR Preview" w:date="2026-01-01T00:00:00Z">
+        <w:r>
+          <w:delText xml:space="preserve"> </w:delText>
+        </w:r>
+      </w:del>
+      <w:del w:id="171" w:author="PR Preview" w:date="2026-01-01T00:00:00Z">
+        <w:r>
+          <w:delText xml:space="preserve">The</w:delText>
+        </w:r>
+      </w:del>
+      <w:del w:id="172" w:author="PR Preview" w:date="2026-01-01T00:00:00Z">
+        <w:r>
+          <w:delText xml:space="preserve"> </w:delText>
+        </w:r>
+      </w:del>
+      <w:del w:id="173" w:author="PR Preview" w:date="2026-01-01T00:00:00Z">
+        <w:r>
+          <w:rPr>
+            <w:b/>
+            <w:bCs/>
+          </w:rPr>
+          <w:delText xml:space="preserve">replicates</w:delText>
+        </w:r>
+      </w:del>
+      <w:del w:id="174" w:author="PR Preview" w:date="2026-01-01T00:00:00Z">
+        <w:r>
+          <w:delText xml:space="preserve"> </w:delText>
+        </w:r>
+      </w:del>
+      <w:del w:id="175" w:author="PR Preview" w:date="2026-01-01T00:00:00Z">
+        <w:r>
+          <w:delText xml:space="preserve">of the</w:delText>
+        </w:r>
+      </w:del>
+      <w:del w:id="176" w:author="PR Preview" w:date="2026-01-01T00:00:00Z">
+        <w:r>
+          <w:delText xml:space="preserve"> </w:delText>
+        </w:r>
+      </w:del>
       <w:hyperlink w:anchor="def-covariate-pattern">
-        <w:r>
-          <w:rPr>
-            <w:rStyle w:val="Hyperlink"/>
-          </w:rPr>
-          <w:t xml:space="preserve">covariate pattern</w:t>
-        </w:r>
+        <w:del w:id="177" w:author="PR Preview" w:date="2026-01-01T00:00:00Z">
+          <w:r>
+            <w:rPr>
+              <w:rStyle w:val="Hyperlink"/>
+            </w:rPr>
+            <w:delText xml:space="preserve">covariate pattern</w:delText>
+          </w:r>
+        </w:del>
       </w:hyperlink>
-      <w:r>
-        <w:t xml:space="preserve"> </w:t>
-      </w:r>
+      <w:del w:id="178" w:author="PR Preview" w:date="2026-01-01T00:00:00Z">
+        <w:r>
+          <w:delText xml:space="preserve"> </w:delText>
+        </w:r>
+      </w:del>
       <m:oMath>
         <m:sSup>
           <m:e>
@@ -5011,29 +6090,41 @@
           </m:sup>
         </m:sSup>
       </m:oMath>
-      <w:r>
-        <w:t xml:space="preserve"> </w:t>
-      </w:r>
-      <w:r>
-        <w:t xml:space="preserve">are the observations</w:t>
-      </w:r>
-      <w:r>
-        <w:t xml:space="preserve"> </w:t>
-      </w:r>
+      <w:del w:id="179" w:author="PR Preview" w:date="2026-01-01T00:00:00Z">
+        <w:r>
+          <w:delText xml:space="preserve"> </w:delText>
+        </w:r>
+      </w:del>
+      <w:del w:id="180" w:author="PR Preview" w:date="2026-01-01T00:00:00Z">
+        <w:r>
+          <w:delText xml:space="preserve">are the observations</w:delText>
+        </w:r>
+      </w:del>
+      <w:del w:id="181" w:author="PR Preview" w:date="2026-01-01T00:00:00Z">
+        <w:r>
+          <w:delText xml:space="preserve"> </w:delText>
+        </w:r>
+      </w:del>
       <m:oMath>
         <m:r>
           <m:t>i</m:t>
         </m:r>
       </m:oMath>
-      <w:r>
-        <w:t xml:space="preserve"> </w:t>
-      </w:r>
-      <w:r>
-        <w:t xml:space="preserve">with</w:t>
-      </w:r>
-      <w:r>
-        <w:t xml:space="preserve"> </w:t>
-      </w:r>
+      <w:del w:id="182" w:author="PR Preview" w:date="2026-01-01T00:00:00Z">
+        <w:r>
+          <w:delText xml:space="preserve"> </w:delText>
+        </w:r>
+      </w:del>
+      <w:del w:id="183" w:author="PR Preview" w:date="2026-01-01T00:00:00Z">
+        <w:r>
+          <w:delText xml:space="preserve">with</w:delText>
+        </w:r>
+      </w:del>
+      <w:del w:id="184" w:author="PR Preview" w:date="2026-01-01T00:00:00Z">
+        <w:r>
+          <w:delText xml:space="preserve"> </w:delText>
+        </w:r>
+      </w:del>
       <m:oMath>
         <m:sSub>
           <m:e>
@@ -5102,18 +6193,26 @@
           </m:sup>
         </m:sSup>
       </m:oMath>
-      <w:r>
-        <w:t xml:space="preserve">.</w:t>
-      </w:r>
-      <w:r>
-        <w:t xml:space="preserve"> </w:t>
-      </w:r>
-      <w:r>
-        <w:t xml:space="preserve">Their number is written</w:t>
-      </w:r>
-      <w:r>
-        <w:t xml:space="preserve"> </w:t>
-      </w:r>
+      <w:del w:id="185" w:author="PR Preview" w:date="2026-01-01T00:00:00Z">
+        <w:r>
+          <w:delText xml:space="preserve">.</w:delText>
+        </w:r>
+      </w:del>
+      <w:del w:id="186" w:author="PR Preview" w:date="2026-01-01T00:00:00Z">
+        <w:r>
+          <w:delText xml:space="preserve"> </w:delText>
+        </w:r>
+      </w:del>
+      <w:del w:id="187" w:author="PR Preview" w:date="2026-01-01T00:00:00Z">
+        <w:r>
+          <w:delText xml:space="preserve">Their number is written</w:delText>
+        </w:r>
+      </w:del>
+      <w:del w:id="188" w:author="PR Preview" w:date="2026-01-01T00:00:00Z">
+        <w:r>
+          <w:delText xml:space="preserve"> </w:delText>
+        </w:r>
+      </w:del>
       <m:oMath>
         <m:sSub>
           <m:e>
@@ -5128,12 +6227,16 @@
           </m:sub>
         </m:sSub>
       </m:oMath>
-      <w:r>
-        <w:t xml:space="preserve">, so</w:t>
-      </w:r>
-      <w:r>
-        <w:t xml:space="preserve"> </w:t>
-      </w:r>
+      <w:del w:id="189" w:author="PR Preview" w:date="2026-01-01T00:00:00Z">
+        <w:r>
+          <w:delText xml:space="preserve">, so</w:delText>
+        </w:r>
+      </w:del>
+      <w:del w:id="190" w:author="PR Preview" w:date="2026-01-01T00:00:00Z">
+        <w:r>
+          <w:delText xml:space="preserve"> </w:delText>
+        </w:r>
+      </w:del>
       <m:oMath>
         <m:nary>
           <m:naryPr>
@@ -5186,174 +6289,79 @@
           <m:t>n</m:t>
         </m:r>
       </m:oMath>
-      <w:r>
-        <w:t xml:space="preserve">.</w:t>
-      </w:r>
+      <w:del w:id="191" w:author="PR Preview" w:date="2026-01-01T00:00:00Z">
+        <w:r>
+          <w:delText xml:space="preserve">.</w:delText>
+        </w:r>
+      </w:del>
     </w:p>
-    <w:bookmarkEnd w:id="33"/>
-    <w:tbl>
-      <w:tblPr>
-        <w:tblStyle w:val="Table"/>
-        <w:tblInd w:w="164" w:type="dxa"/>
-        <w:tblBorders>
-          <w:left w:val="single" w:sz="24" w:space="0" w:color="0758E5"/>
-        </w:tblBorders>
-        <w:tblCellMar>
-          <w:left w:w="0" w:type="dxa"/>
-          <w:right w:w="0" w:type="dxa"/>
-        </w:tblCellMar>
-        <w:tblLook w:firstRow="0" w:lastRow="0" w:firstColumn="0" w:lastColumn="0" w:noHBand="0" w:noVBand="0" w:val="0000"/>
-      </w:tblPr>
-      <w:tblGrid>
-        <w:gridCol w:w="7920"/>
-      </w:tblGrid>
-      <w:tr>
-        <w:trPr>
-          <w:cantSplit/>
-        </w:trPr>
-        <w:tc>
-          <w:tcPr>
-            <w:tcMar>
-              <w:left w:w="144" w:type="dxa"/>
-              <w:right w:w="144" w:type="dxa"/>
-            </w:tcMar>
-          </w:tcPr>
-          <w:p>
-            <w:pPr>
-              <w:pStyle w:val="BodyText"/>
-            </w:pPr>
-            <w:pPr>
-              <w:spacing w:before="0" w:after="8"/>
-              <w:jc w:val="center"/>
-            </w:pPr>
-            <w:r>
-              <w:drawing>
-                <wp:inline>
-                  <wp:extent cx="152400" cy="152400"/>
-                  <wp:effectExtent b="0" l="0" r="0" t="0"/>
-                  <wp:docPr descr="" title="" id="34" name="Picture"/>
-                  <a:graphic>
-                    <a:graphicData uri="http://schemas.openxmlformats.org/drawingml/2006/picture">
-                      <pic:pic>
-                        <pic:nvPicPr>
-                          <pic:cNvPr descr="/opt/quarto/share/formats/docx/note.png" id="35" name="Picture"/>
-                          <pic:cNvPicPr>
-                            <a:picLocks noChangeArrowheads="1" noChangeAspect="1"/>
-                          </pic:cNvPicPr>
-                        </pic:nvPicPr>
-                        <pic:blipFill>
-                          <a:blip r:embed="rId16"/>
-                          <a:stretch>
-                            <a:fillRect/>
-                          </a:stretch>
-                        </pic:blipFill>
-                        <pic:spPr bwMode="auto">
-                          <a:xfrm>
-                            <a:off x="0" y="0"/>
-                            <a:ext cx="152400" cy="152400"/>
-                          </a:xfrm>
-                          <a:prstGeom prst="rect">
-                            <a:avLst/>
-                          </a:prstGeom>
-                          <a:noFill/>
-                          <a:ln w="9525">
-                            <a:noFill/>
-                            <a:headEnd/>
-                            <a:tailEnd/>
-                          </a:ln>
-                        </pic:spPr>
-                      </pic:pic>
-                    </a:graphicData>
-                  </a:graphic>
-                </wp:inline>
-              </w:drawing>
-            </w:r>
-          </w:p>
-        </w:tc>
-        <w:tc>
-          <w:p>
-            <w:pPr>
-              <w:pStyle w:val="BodyText"/>
-            </w:pPr>
-            <w:pPr>
-              <w:spacing w:before="16" w:after="64"/>
-            </w:pPr>
-            <w:r>
-              <w:rPr>
-                <w:b/>
-                <w:bCs/>
-              </w:rPr>
-              <w:t xml:space="preserve">Note 3: Source: covariate patterns and replicates</w:t>
-            </w:r>
-          </w:p>
-          <w:p>
-            <w:pPr>
-              <w:pStyle w:val="BodyText"/>
-            </w:pPr>
-            <w:pPr>
-              <w:spacing w:before="16" w:after="16"/>
-            </w:pPr>
-            <w:r>
-              <w:t xml:space="preserve">Dobson and Barnett (2018, sec. 5.5)</w:t>
-            </w:r>
-            <w:r>
-              <w:t xml:space="preserve"> </w:t>
-            </w:r>
-            <w:r>
-              <w:t xml:space="preserve">introduces both terms: observations that share a combination of factor levels and the same values of any continuous predictors have the same covariate pattern, and are called replicates.</w:t>
-            </w:r>
-          </w:p>
-        </w:tc>
-      </w:tr>
-    </w:tbl>
-    <w:bookmarkStart w:id="36" w:name="def-pattern-events"/>
     <w:p>
       <w:pPr>
         <w:pStyle w:val="BodyText"/>
       </w:pPr>
-      <w:r>
-        <w:rPr>
-          <w:b/>
-          <w:bCs/>
-        </w:rPr>
-        <w:t xml:space="preserve">Definition 6 (Events at a covariate pattern)</w:t>
-      </w:r>
-      <w:r>
-        <w:t xml:space="preserve"> </w:t>
-      </w:r>
-      <w:r>
-        <w:t xml:space="preserve">The number of</w:t>
-      </w:r>
-      <w:r>
-        <w:t xml:space="preserve"> </w:t>
-      </w:r>
-      <w:r>
-        <w:rPr>
-          <w:b/>
-          <w:bCs/>
-        </w:rPr>
-        <w:t xml:space="preserve">events</w:t>
-      </w:r>
-      <w:r>
-        <w:t xml:space="preserve"> </w:t>
-      </w:r>
-      <w:r>
-        <w:t xml:space="preserve">at the</w:t>
-      </w:r>
-      <w:r>
-        <w:t xml:space="preserve"> </w:t>
-      </w:r>
+      <w:del w:id="192" w:author="PR Preview" w:date="2026-01-01T00:00:00Z">
+        <w:r>
+          <w:rPr>
+            <w:b/>
+            <w:bCs/>
+          </w:rPr>
+          <w:delText xml:space="preserve">Definition 6 (Events at a covariate pattern)</w:delText>
+        </w:r>
+      </w:del>
+      <w:del w:id="193" w:author="PR Preview" w:date="2026-01-01T00:00:00Z">
+        <w:r>
+          <w:delText xml:space="preserve"> </w:delText>
+        </w:r>
+      </w:del>
+      <w:del w:id="194" w:author="PR Preview" w:date="2026-01-01T00:00:00Z">
+        <w:r>
+          <w:delText xml:space="preserve">The number of</w:delText>
+        </w:r>
+      </w:del>
+      <w:del w:id="195" w:author="PR Preview" w:date="2026-01-01T00:00:00Z">
+        <w:r>
+          <w:delText xml:space="preserve"> </w:delText>
+        </w:r>
+      </w:del>
+      <w:del w:id="196" w:author="PR Preview" w:date="2026-01-01T00:00:00Z">
+        <w:r>
+          <w:rPr>
+            <w:b/>
+            <w:bCs/>
+          </w:rPr>
+          <w:delText xml:space="preserve">events</w:delText>
+        </w:r>
+      </w:del>
+      <w:del w:id="197" w:author="PR Preview" w:date="2026-01-01T00:00:00Z">
+        <w:r>
+          <w:delText xml:space="preserve"> </w:delText>
+        </w:r>
+      </w:del>
+      <w:del w:id="198" w:author="PR Preview" w:date="2026-01-01T00:00:00Z">
+        <w:r>
+          <w:delText xml:space="preserve">at the</w:delText>
+        </w:r>
+      </w:del>
+      <w:del w:id="199" w:author="PR Preview" w:date="2026-01-01T00:00:00Z">
+        <w:r>
+          <w:delText xml:space="preserve"> </w:delText>
+        </w:r>
+      </w:del>
       <w:hyperlink w:anchor="def-covariate-pattern">
-        <w:r>
-          <w:rPr>
-            <w:rStyle w:val="Hyperlink"/>
-          </w:rPr>
-          <w:t xml:space="preserve">covariate pattern</w:t>
-        </w:r>
+        <w:del w:id="200" w:author="PR Preview" w:date="2026-01-01T00:00:00Z">
+          <w:r>
+            <w:rPr>
+              <w:rStyle w:val="Hyperlink"/>
+            </w:rPr>
+            <w:delText xml:space="preserve">covariate pattern</w:delText>
+          </w:r>
+        </w:del>
       </w:hyperlink>
-      <w:r>
-        <w:t xml:space="preserve"> </w:t>
-      </w:r>
+      <w:del w:id="201" w:author="PR Preview" w:date="2026-01-01T00:00:00Z">
+        <w:r>
+          <w:delText xml:space="preserve"> </w:delText>
+        </w:r>
+      </w:del>
       <m:oMath>
         <m:sSup>
           <m:e>
@@ -5392,26 +6400,36 @@
           </m:sup>
         </m:sSup>
       </m:oMath>
-      <w:r>
-        <w:t xml:space="preserve"> </w:t>
-      </w:r>
-      <w:r>
-        <w:t xml:space="preserve">is the sum of the binary outcomes over its</w:t>
-      </w:r>
-      <w:r>
-        <w:t xml:space="preserve"> </w:t>
-      </w:r>
+      <w:del w:id="202" w:author="PR Preview" w:date="2026-01-01T00:00:00Z">
+        <w:r>
+          <w:delText xml:space="preserve"> </w:delText>
+        </w:r>
+      </w:del>
+      <w:del w:id="203" w:author="PR Preview" w:date="2026-01-01T00:00:00Z">
+        <w:r>
+          <w:delText xml:space="preserve">is the sum of the binary outcomes over its</w:delText>
+        </w:r>
+      </w:del>
+      <w:del w:id="204" w:author="PR Preview" w:date="2026-01-01T00:00:00Z">
+        <w:r>
+          <w:delText xml:space="preserve"> </w:delText>
+        </w:r>
+      </w:del>
       <w:hyperlink w:anchor="def-replicates">
-        <w:r>
-          <w:rPr>
-            <w:rStyle w:val="Hyperlink"/>
-          </w:rPr>
-          <w:t xml:space="preserve">replicates</w:t>
-        </w:r>
+        <w:del w:id="205" w:author="PR Preview" w:date="2026-01-01T00:00:00Z">
+          <w:r>
+            <w:rPr>
+              <w:rStyle w:val="Hyperlink"/>
+            </w:rPr>
+            <w:delText xml:space="preserve">replicates</w:delText>
+          </w:r>
+        </w:del>
       </w:hyperlink>
-      <w:r>
-        <w:t xml:space="preserve">:</w:t>
-      </w:r>
+      <w:del w:id="206" w:author="PR Preview" w:date="2026-01-01T00:00:00Z">
+        <w:r>
+          <w:delText xml:space="preserve">:</w:delText>
+        </w:r>
+      </w:del>
     </w:p>
     <w:p>
       <w:pPr>
@@ -5555,6 +6573,586 @@
           </m:r>
         </m:oMath>
       </m:oMathPara>
+    </w:p>
+    <w:p>
+      <w:pPr>
+        <w:pStyle w:val="FirstParagraph"/>
+      </w:pPr>
+      <w:ins w:id="207" w:author="PR Preview" w:date="2026-01-01T00:00:00Z">
+        <w:r>
+          <w:rPr>
+            <w:b/>
+            <w:bCs/>
+          </w:rPr>
+          <w:t xml:space="preserve">Definition 4 (Covariate pattern)</w:t>
+        </w:r>
+      </w:ins>
+      <w:ins w:id="208" w:author="PR Preview" w:date="2026-01-01T00:00:00Z">
+        <w:r>
+          <w:t xml:space="preserve"> </w:t>
+        </w:r>
+      </w:ins>
+      <w:ins w:id="209" w:author="PR Preview" w:date="2026-01-01T00:00:00Z">
+        <w:r>
+          <w:t xml:space="preserve">A</w:t>
+        </w:r>
+      </w:ins>
+      <w:ins w:id="210" w:author="PR Preview" w:date="2026-01-01T00:00:00Z">
+        <w:r>
+          <w:t xml:space="preserve"> </w:t>
+        </w:r>
+      </w:ins>
+      <w:ins w:id="211" w:author="PR Preview" w:date="2026-01-01T00:00:00Z">
+        <w:r>
+          <w:rPr>
+            <w:b/>
+            <w:bCs/>
+          </w:rPr>
+          <w:t xml:space="preserve">covariate pattern</w:t>
+        </w:r>
+      </w:ins>
+      <w:ins w:id="212" w:author="PR Preview" w:date="2026-01-01T00:00:00Z">
+        <w:r>
+          <w:t xml:space="preserve"> </w:t>
+        </w:r>
+      </w:ins>
+      <w:ins w:id="213" w:author="PR Preview" w:date="2026-01-01T00:00:00Z">
+        <w:r>
+          <w:t xml:space="preserve">is a distinct value of the predictor vector among the observations</w:t>
+        </w:r>
+      </w:ins>
+      <w:ins w:id="214" w:author="PR Preview" w:date="2026-01-01T00:00:00Z">
+        <w:r>
+          <w:t xml:space="preserve"> </w:t>
+        </w:r>
+      </w:ins>
+      <w:ins w:id="215" w:author="PR Preview" w:date="2026-01-01T00:00:00Z">
+        <w:r>
+          <w:t xml:space="preserve">$\mathord{\smash[b]{\underset{\raise.3ex\hbox{$\scriptstyle\sim$}}{x}}\vphantom{x}}_1, \dots, \mathord{\smash[b]{\underset{\raise.3ex\hbox{$\scriptstyle\sim$}}{x}}\vphantom{x}}_n$</w:t>
+        </w:r>
+      </w:ins>
+      <w:ins w:id="216" w:author="PR Preview" w:date="2026-01-01T00:00:00Z">
+        <w:r>
+          <w:t xml:space="preserve">.</w:t>
+        </w:r>
+      </w:ins>
+      <w:ins w:id="217" w:author="PR Preview" w:date="2026-01-01T00:00:00Z">
+        <w:r>
+          <w:t xml:space="preserve"> </w:t>
+        </w:r>
+      </w:ins>
+      <w:ins w:id="218" w:author="PR Preview" w:date="2026-01-01T00:00:00Z">
+        <w:r>
+          <w:t xml:space="preserve">The</w:t>
+        </w:r>
+      </w:ins>
+      <w:ins w:id="219" w:author="PR Preview" w:date="2026-01-01T00:00:00Z">
+        <w:r>
+          <w:t xml:space="preserve"> </w:t>
+        </w:r>
+      </w:ins>
+      <m:oMath>
+        <m:r>
+          <m:t>K</m:t>
+        </m:r>
+      </m:oMath>
+      <w:ins w:id="220" w:author="PR Preview" w:date="2026-01-01T00:00:00Z">
+        <w:r>
+          <w:t xml:space="preserve"> </w:t>
+        </w:r>
+      </w:ins>
+      <w:ins w:id="221" w:author="PR Preview" w:date="2026-01-01T00:00:00Z">
+        <w:r>
+          <w:t xml:space="preserve">distinct values are written</w:t>
+        </w:r>
+      </w:ins>
+      <w:ins w:id="222" w:author="PR Preview" w:date="2026-01-01T00:00:00Z">
+        <w:r>
+          <w:t xml:space="preserve"> </w:t>
+        </w:r>
+      </w:ins>
+      <w:ins w:id="223" w:author="PR Preview" w:date="2026-01-01T00:00:00Z">
+        <w:r>
+          <w:t xml:space="preserve">$\mathord{\smash[b]{\underset{\raise.3ex\hbox{$\scriptstyle\sim$}}{x}}\vphantom{x}}^{(1)}, \dots, \mathord{\smash[b]{\underset{\raise.3ex\hbox{$\scriptstyle\sim$}}{x}}\vphantom{x}}^{(K)}$</w:t>
+        </w:r>
+      </w:ins>
+      <w:ins w:id="224" w:author="PR Preview" w:date="2026-01-01T00:00:00Z">
+        <w:r>
+          <w:t xml:space="preserve">, so</w:t>
+        </w:r>
+      </w:ins>
+      <w:ins w:id="225" w:author="PR Preview" w:date="2026-01-01T00:00:00Z">
+        <w:r>
+          <w:t xml:space="preserve"> </w:t>
+        </w:r>
+      </w:ins>
+      <m:oMath>
+        <m:r>
+          <m:t>K</m:t>
+        </m:r>
+        <m:r>
+          <m:rPr>
+            <m:sty m:val="p"/>
+          </m:rPr>
+          <m:t>≤</m:t>
+        </m:r>
+        <m:r>
+          <m:t>n</m:t>
+        </m:r>
+      </m:oMath>
+      <w:ins w:id="226" w:author="PR Preview" w:date="2026-01-01T00:00:00Z">
+        <w:r>
+          <w:t xml:space="preserve">.</w:t>
+        </w:r>
+      </w:ins>
+    </w:p>
+    <w:bookmarkEnd w:id="32"/>
+    <w:bookmarkStart w:id="33" w:name="def-replicates"/>
+    <w:p>
+      <w:pPr>
+        <w:pStyle w:val="BodyText"/>
+      </w:pPr>
+      <w:ins w:id="227" w:author="PR Preview" w:date="2026-01-01T00:00:00Z">
+        <w:r>
+          <w:rPr>
+            <w:b/>
+            <w:bCs/>
+          </w:rPr>
+          <w:t xml:space="preserve">Definition 5 (Replicates)</w:t>
+        </w:r>
+      </w:ins>
+      <w:ins w:id="228" w:author="PR Preview" w:date="2026-01-01T00:00:00Z">
+        <w:r>
+          <w:t xml:space="preserve"> </w:t>
+        </w:r>
+      </w:ins>
+      <w:ins w:id="229" w:author="PR Preview" w:date="2026-01-01T00:00:00Z">
+        <w:r>
+          <w:t xml:space="preserve">The</w:t>
+        </w:r>
+      </w:ins>
+      <w:ins w:id="230" w:author="PR Preview" w:date="2026-01-01T00:00:00Z">
+        <w:r>
+          <w:t xml:space="preserve"> </w:t>
+        </w:r>
+      </w:ins>
+      <w:ins w:id="231" w:author="PR Preview" w:date="2026-01-01T00:00:00Z">
+        <w:r>
+          <w:rPr>
+            <w:b/>
+            <w:bCs/>
+          </w:rPr>
+          <w:t xml:space="preserve">replicates</w:t>
+        </w:r>
+      </w:ins>
+      <w:ins w:id="232" w:author="PR Preview" w:date="2026-01-01T00:00:00Z">
+        <w:r>
+          <w:t xml:space="preserve"> </w:t>
+        </w:r>
+      </w:ins>
+      <w:ins w:id="233" w:author="PR Preview" w:date="2026-01-01T00:00:00Z">
+        <w:r>
+          <w:t xml:space="preserve">of the</w:t>
+        </w:r>
+      </w:ins>
+      <w:ins w:id="234" w:author="PR Preview" w:date="2026-01-01T00:00:00Z">
+        <w:r>
+          <w:t xml:space="preserve"> </w:t>
+        </w:r>
+      </w:ins>
+      <w:hyperlink w:anchor="def-covariate-pattern">
+        <w:ins w:id="235" w:author="PR Preview" w:date="2026-01-01T00:00:00Z">
+          <w:r>
+            <w:rPr>
+              <w:rStyle w:val="Hyperlink"/>
+            </w:rPr>
+            <w:t xml:space="preserve">covariate pattern</w:t>
+          </w:r>
+        </w:ins>
+      </w:hyperlink>
+      <w:ins w:id="236" w:author="PR Preview" w:date="2026-01-01T00:00:00Z">
+        <w:r>
+          <w:t xml:space="preserve"> </w:t>
+        </w:r>
+      </w:ins>
+      <w:ins w:id="237" w:author="PR Preview" w:date="2026-01-01T00:00:00Z">
+        <w:r>
+          <w:t xml:space="preserve">$\mathord{\smash[b]{\underset{\raise.3ex\hbox{$\scriptstyle\sim$}}{x}}\vphantom{x}}^{(k)}$</w:t>
+        </w:r>
+      </w:ins>
+      <w:ins w:id="238" w:author="PR Preview" w:date="2026-01-01T00:00:00Z">
+        <w:r>
+          <w:t xml:space="preserve"> </w:t>
+        </w:r>
+      </w:ins>
+      <w:ins w:id="239" w:author="PR Preview" w:date="2026-01-01T00:00:00Z">
+        <w:r>
+          <w:t xml:space="preserve">are the observations</w:t>
+        </w:r>
+      </w:ins>
+      <w:ins w:id="240" w:author="PR Preview" w:date="2026-01-01T00:00:00Z">
+        <w:r>
+          <w:t xml:space="preserve"> </w:t>
+        </w:r>
+      </w:ins>
+      <m:oMath>
+        <m:r>
+          <m:t>i</m:t>
+        </m:r>
+      </m:oMath>
+      <w:ins w:id="241" w:author="PR Preview" w:date="2026-01-01T00:00:00Z">
+        <w:r>
+          <w:t xml:space="preserve"> </w:t>
+        </w:r>
+      </w:ins>
+      <w:ins w:id="242" w:author="PR Preview" w:date="2026-01-01T00:00:00Z">
+        <w:r>
+          <w:t xml:space="preserve">with</w:t>
+        </w:r>
+      </w:ins>
+      <w:ins w:id="243" w:author="PR Preview" w:date="2026-01-01T00:00:00Z">
+        <w:r>
+          <w:t xml:space="preserve"> </w:t>
+        </w:r>
+      </w:ins>
+      <w:ins w:id="244" w:author="PR Preview" w:date="2026-01-01T00:00:00Z">
+        <w:r>
+          <w:t xml:space="preserve">$\mathord{\smash[b]{\underset{\raise.3ex\hbox{$\scriptstyle\sim$}}{x}}\vphantom{x}}_i= \mathord{\smash[b]{\underset{\raise.3ex\hbox{$\scriptstyle\sim$}}{x}}\vphantom{x}}^{(k)}$</w:t>
+        </w:r>
+      </w:ins>
+      <w:ins w:id="245" w:author="PR Preview" w:date="2026-01-01T00:00:00Z">
+        <w:r>
+          <w:t xml:space="preserve">.</w:t>
+        </w:r>
+      </w:ins>
+      <w:ins w:id="246" w:author="PR Preview" w:date="2026-01-01T00:00:00Z">
+        <w:r>
+          <w:t xml:space="preserve"> </w:t>
+        </w:r>
+      </w:ins>
+      <w:ins w:id="247" w:author="PR Preview" w:date="2026-01-01T00:00:00Z">
+        <w:r>
+          <w:t xml:space="preserve">Their number is written</w:t>
+        </w:r>
+      </w:ins>
+      <w:ins w:id="248" w:author="PR Preview" w:date="2026-01-01T00:00:00Z">
+        <w:r>
+          <w:t xml:space="preserve"> </w:t>
+        </w:r>
+      </w:ins>
+      <m:oMath>
+        <m:sSub>
+          <m:e>
+            <m:r>
+              <m:t>m</m:t>
+            </m:r>
+          </m:e>
+          <m:sub>
+            <m:r>
+              <m:t>k</m:t>
+            </m:r>
+          </m:sub>
+        </m:sSub>
+      </m:oMath>
+      <w:ins w:id="249" w:author="PR Preview" w:date="2026-01-01T00:00:00Z">
+        <w:r>
+          <w:t xml:space="preserve">, so</w:t>
+        </w:r>
+      </w:ins>
+      <w:ins w:id="250" w:author="PR Preview" w:date="2026-01-01T00:00:00Z">
+        <w:r>
+          <w:t xml:space="preserve"> </w:t>
+        </w:r>
+      </w:ins>
+      <m:oMath>
+        <m:nary>
+          <m:naryPr>
+            <m:chr m:val="∑"/>
+            <m:limLoc m:val="undOvr"/>
+            <m:subHide m:val="off"/>
+            <m:supHide m:val="off"/>
+          </m:naryPr>
+          <m:sub>
+            <m:r>
+              <m:t>k</m:t>
+            </m:r>
+            <m:r>
+              <m:rPr>
+                <m:sty m:val="p"/>
+              </m:rPr>
+              <m:t>=</m:t>
+            </m:r>
+            <m:r>
+              <m:t>1</m:t>
+            </m:r>
+          </m:sub>
+          <m:sup>
+            <m:r>
+              <m:t>K</m:t>
+            </m:r>
+          </m:sup>
+          <m:e>
+            <m:sSub>
+              <m:e>
+                <m:r>
+                  <m:t>m</m:t>
+                </m:r>
+              </m:e>
+              <m:sub>
+                <m:r>
+                  <m:t>k</m:t>
+                </m:r>
+              </m:sub>
+            </m:sSub>
+          </m:e>
+        </m:nary>
+        <m:r>
+          <m:rPr>
+            <m:sty m:val="p"/>
+          </m:rPr>
+          <m:t>=</m:t>
+        </m:r>
+        <m:r>
+          <m:t>n</m:t>
+        </m:r>
+      </m:oMath>
+      <w:ins w:id="251" w:author="PR Preview" w:date="2026-01-01T00:00:00Z">
+        <w:r>
+          <w:t xml:space="preserve">.</w:t>
+        </w:r>
+      </w:ins>
+    </w:p>
+    <w:bookmarkEnd w:id="33"/>
+    <w:tbl>
+      <w:tblPr>
+        <w:tblStyle w:val="Table"/>
+        <w:tblInd w:w="164" w:type="dxa"/>
+        <w:tblBorders>
+          <w:left w:val="single" w:sz="24" w:space="0" w:color="0758E5"/>
+        </w:tblBorders>
+        <w:tblCellMar>
+          <w:left w:w="0" w:type="dxa"/>
+          <w:right w:w="0" w:type="dxa"/>
+        </w:tblCellMar>
+        <w:tblLook w:firstRow="0" w:lastRow="0" w:firstColumn="0" w:lastColumn="0" w:noHBand="0" w:noVBand="0" w:val="0000"/>
+      </w:tblPr>
+      <w:tblGrid>
+        <w:gridCol w:w="7920"/>
+      </w:tblGrid>
+      <w:tr>
+        <w:trPr>
+          <w:cantSplit/>
+        </w:trPr>
+        <w:tc>
+          <w:tcPr>
+            <w:tcMar>
+              <w:left w:w="144" w:type="dxa"/>
+              <w:right w:w="144" w:type="dxa"/>
+            </w:tcMar>
+          </w:tcPr>
+          <w:p>
+            <w:pPr>
+              <w:pStyle w:val="BodyText"/>
+            </w:pPr>
+            <w:pPr>
+              <w:spacing w:before="0" w:after="8"/>
+              <w:jc w:val="center"/>
+            </w:pPr>
+            <w:r>
+              <w:drawing>
+                <wp:inline>
+                  <wp:extent cx="152400" cy="152400"/>
+                  <wp:effectExtent b="0" l="0" r="0" t="0"/>
+                  <wp:docPr descr="" title="" id="34" name="Picture"/>
+                  <a:graphic>
+                    <a:graphicData uri="http://schemas.openxmlformats.org/drawingml/2006/picture">
+                      <pic:pic>
+                        <pic:nvPicPr>
+                          <pic:cNvPr descr="/opt/quarto/share/formats/docx/note.png" id="35" name="Picture"/>
+                          <pic:cNvPicPr>
+                            <a:picLocks noChangeArrowheads="1" noChangeAspect="1"/>
+                          </pic:cNvPicPr>
+                        </pic:nvPicPr>
+                        <pic:blipFill>
+                          <a:blip r:embed="rId16"/>
+                          <a:stretch>
+                            <a:fillRect/>
+                          </a:stretch>
+                        </pic:blipFill>
+                        <pic:spPr bwMode="auto">
+                          <a:xfrm>
+                            <a:off x="0" y="0"/>
+                            <a:ext cx="152400" cy="152400"/>
+                          </a:xfrm>
+                          <a:prstGeom prst="rect">
+                            <a:avLst/>
+                          </a:prstGeom>
+                          <a:noFill/>
+                          <a:ln w="9525">
+                            <a:noFill/>
+                            <a:headEnd/>
+                            <a:tailEnd/>
+                          </a:ln>
+                        </pic:spPr>
+                      </pic:pic>
+                    </a:graphicData>
+                  </a:graphic>
+                </wp:inline>
+              </w:drawing>
+            </w:r>
+          </w:p>
+        </w:tc>
+        <w:tc>
+          <w:p>
+            <w:pPr>
+              <w:pStyle w:val="BodyText"/>
+            </w:pPr>
+            <w:pPr>
+              <w:spacing w:before="16" w:after="64"/>
+            </w:pPr>
+            <w:r>
+              <w:rPr>
+                <w:b/>
+                <w:bCs/>
+              </w:rPr>
+              <w:t xml:space="preserve">Note 3: Source: covariate patterns and replicates</w:t>
+            </w:r>
+          </w:p>
+          <w:p>
+            <w:pPr>
+              <w:pStyle w:val="BodyText"/>
+            </w:pPr>
+            <w:pPr>
+              <w:spacing w:before="16" w:after="16"/>
+            </w:pPr>
+            <w:r>
+              <w:t xml:space="preserve">Dobson and Barnett (2018, sec. 5.5)</w:t>
+            </w:r>
+            <w:r>
+              <w:t xml:space="preserve"> </w:t>
+            </w:r>
+            <w:r>
+              <w:t xml:space="preserve">introduces both terms: observations that share a combination of factor levels and the same values of any continuous predictors have the same covariate pattern, and are called replicates.</w:t>
+            </w:r>
+          </w:p>
+        </w:tc>
+      </w:tr>
+    </w:tbl>
+    <w:bookmarkStart w:id="36" w:name="def-pattern-events"/>
+    <w:p>
+      <w:pPr>
+        <w:pStyle w:val="BodyText"/>
+      </w:pPr>
+      <w:ins w:id="252" w:author="PR Preview" w:date="2026-01-01T00:00:00Z">
+        <w:r>
+          <w:rPr>
+            <w:b/>
+            <w:bCs/>
+          </w:rPr>
+          <w:t xml:space="preserve">Definition 6 (Events at a covariate pattern)</w:t>
+        </w:r>
+      </w:ins>
+      <w:ins w:id="253" w:author="PR Preview" w:date="2026-01-01T00:00:00Z">
+        <w:r>
+          <w:t xml:space="preserve"> </w:t>
+        </w:r>
+      </w:ins>
+      <w:ins w:id="254" w:author="PR Preview" w:date="2026-01-01T00:00:00Z">
+        <w:r>
+          <w:t xml:space="preserve">The number of</w:t>
+        </w:r>
+      </w:ins>
+      <w:ins w:id="255" w:author="PR Preview" w:date="2026-01-01T00:00:00Z">
+        <w:r>
+          <w:t xml:space="preserve"> </w:t>
+        </w:r>
+      </w:ins>
+      <w:ins w:id="256" w:author="PR Preview" w:date="2026-01-01T00:00:00Z">
+        <w:r>
+          <w:rPr>
+            <w:b/>
+            <w:bCs/>
+          </w:rPr>
+          <w:t xml:space="preserve">events</w:t>
+        </w:r>
+      </w:ins>
+      <w:ins w:id="257" w:author="PR Preview" w:date="2026-01-01T00:00:00Z">
+        <w:r>
+          <w:t xml:space="preserve"> </w:t>
+        </w:r>
+      </w:ins>
+      <w:ins w:id="258" w:author="PR Preview" w:date="2026-01-01T00:00:00Z">
+        <w:r>
+          <w:t xml:space="preserve">at the</w:t>
+        </w:r>
+      </w:ins>
+      <w:ins w:id="259" w:author="PR Preview" w:date="2026-01-01T00:00:00Z">
+        <w:r>
+          <w:t xml:space="preserve"> </w:t>
+        </w:r>
+      </w:ins>
+      <w:hyperlink w:anchor="def-covariate-pattern">
+        <w:ins w:id="260" w:author="PR Preview" w:date="2026-01-01T00:00:00Z">
+          <w:r>
+            <w:rPr>
+              <w:rStyle w:val="Hyperlink"/>
+            </w:rPr>
+            <w:t xml:space="preserve">covariate pattern</w:t>
+          </w:r>
+        </w:ins>
+      </w:hyperlink>
+      <w:ins w:id="261" w:author="PR Preview" w:date="2026-01-01T00:00:00Z">
+        <w:r>
+          <w:t xml:space="preserve"> </w:t>
+        </w:r>
+      </w:ins>
+      <w:ins w:id="262" w:author="PR Preview" w:date="2026-01-01T00:00:00Z">
+        <w:r>
+          <w:t xml:space="preserve">$\mathord{\smash[b]{\underset{\raise.3ex\hbox{$\scriptstyle\sim$}}{x}}\vphantom{x}}^{(k)}$</w:t>
+        </w:r>
+      </w:ins>
+      <w:ins w:id="263" w:author="PR Preview" w:date="2026-01-01T00:00:00Z">
+        <w:r>
+          <w:t xml:space="preserve"> </w:t>
+        </w:r>
+      </w:ins>
+      <w:ins w:id="264" w:author="PR Preview" w:date="2026-01-01T00:00:00Z">
+        <w:r>
+          <w:t xml:space="preserve">is the sum of the binary outcomes over its</w:t>
+        </w:r>
+      </w:ins>
+      <w:ins w:id="265" w:author="PR Preview" w:date="2026-01-01T00:00:00Z">
+        <w:r>
+          <w:t xml:space="preserve"> </w:t>
+        </w:r>
+      </w:ins>
+      <w:hyperlink w:anchor="def-replicates">
+        <w:ins w:id="266" w:author="PR Preview" w:date="2026-01-01T00:00:00Z">
+          <w:r>
+            <w:rPr>
+              <w:rStyle w:val="Hyperlink"/>
+            </w:rPr>
+            <w:t xml:space="preserve">replicates</w:t>
+          </w:r>
+        </w:ins>
+      </w:hyperlink>
+      <w:ins w:id="267" w:author="PR Preview" w:date="2026-01-01T00:00:00Z">
+        <w:r>
+          <w:t xml:space="preserve">:</w:t>
+        </w:r>
+      </w:ins>
+    </w:p>
+    <w:p>
+      <w:pPr>
+        <w:pStyle w:val="BodyText"/>
+      </w:pPr>
+      <w:ins w:id="268" w:author="PR Preview" w:date="2026-01-01T00:00:00Z">
+        <w:r>
+          <w:t xml:space="preserve">$$
+    s_k = \sum_{i:\, \mathord{\smash[b]{\underset{\raise.3ex\hbox{$\scriptstyle\sim$}}{x}}\vphantom{x}}_i= \mathord{\smash[b]{\underset{\raise.3ex\hbox{$\scriptstyle\sim$}}{x}}\vphantom{x}}^{(k)}} y_i,
+    $$</w:t>
+        </w:r>
+      </w:ins>
     </w:p>
     <w:p>
       <w:pPr>
@@ -6529,6 +8127,21 @@
     </w:p>
     <w:p>
       <w:pPr>
+        <w:pStyle w:val="BodyText"/>
+      </w:pPr>
+      <w:bookmarkStart w:id="38" w:name="eq-saturated-model"/>
+      <w:ins w:id="269" w:author="PR Preview" w:date="2026-01-01T00:00:00Z">
+        <w:r>
+          <w:t xml:space="preserve">$$
+    \Pr\mathopen{}\left(Y_i= 1 \mid \mathord{\smash[b]{\underset{\raise.3ex\hbox{$\scriptstyle\sim$}}{x}}\vphantom{x}}_i= \mathord{\smash[b]{\underset{\raise.3ex\hbox{$\scriptstyle\sim$}}{x}}\vphantom{x}}^{(k)}\right)\mathclose{} = \pi_k,
+    \qquad k = 1, \dots, K,
+     \qquad(4)$$</w:t>
+        </w:r>
+      </w:ins>
+      <w:bookmarkEnd w:id="38"/>
+    </w:p>
+    <w:p>
+      <w:pPr>
         <w:pStyle w:val="FirstParagraph"/>
       </w:pPr>
       <w:r>
@@ -8120,38 +9733,54 @@
       <w:pPr>
         <w:pStyle w:val="BodyText"/>
       </w:pPr>
-      <w:r>
-        <w:rPr>
-          <w:b/>
-          <w:bCs/>
-        </w:rPr>
-        <w:t xml:space="preserve">Definition 8 (Deviance relative to the saturated model)</w:t>
-      </w:r>
-      <w:r>
-        <w:t xml:space="preserve"> </w:t>
-      </w:r>
-      <w:r>
-        <w:t xml:space="preserve">The</w:t>
-      </w:r>
-      <w:r>
-        <w:t xml:space="preserve"> </w:t>
-      </w:r>
-      <w:r>
-        <w:rPr>
-          <w:b/>
-          <w:bCs/>
-        </w:rPr>
-        <w:t xml:space="preserve">deviance relative to the saturated model</w:t>
-      </w:r>
-      <w:r>
-        <w:t xml:space="preserve"> </w:t>
-      </w:r>
-      <w:r>
-        <w:t xml:space="preserve">of a fitted model is twice the amount by which its maximized log-likelihood</w:t>
-      </w:r>
-      <w:r>
-        <w:t xml:space="preserve"> </w:t>
-      </w:r>
+      <w:del w:id="270" w:author="PR Preview" w:date="2026-01-01T00:00:00Z">
+        <w:r>
+          <w:rPr>
+            <w:b/>
+            <w:bCs/>
+          </w:rPr>
+          <w:delText xml:space="preserve">Definition 8 (Deviance relative to the saturated model)</w:delText>
+        </w:r>
+      </w:del>
+      <w:del w:id="271" w:author="PR Preview" w:date="2026-01-01T00:00:00Z">
+        <w:r>
+          <w:delText xml:space="preserve"> </w:delText>
+        </w:r>
+      </w:del>
+      <w:del w:id="272" w:author="PR Preview" w:date="2026-01-01T00:00:00Z">
+        <w:r>
+          <w:delText xml:space="preserve">The</w:delText>
+        </w:r>
+      </w:del>
+      <w:del w:id="273" w:author="PR Preview" w:date="2026-01-01T00:00:00Z">
+        <w:r>
+          <w:delText xml:space="preserve"> </w:delText>
+        </w:r>
+      </w:del>
+      <w:del w:id="274" w:author="PR Preview" w:date="2026-01-01T00:00:00Z">
+        <w:r>
+          <w:rPr>
+            <w:b/>
+            <w:bCs/>
+          </w:rPr>
+          <w:delText xml:space="preserve">deviance relative to the saturated model</w:delText>
+        </w:r>
+      </w:del>
+      <w:del w:id="275" w:author="PR Preview" w:date="2026-01-01T00:00:00Z">
+        <w:r>
+          <w:delText xml:space="preserve"> </w:delText>
+        </w:r>
+      </w:del>
+      <w:del w:id="276" w:author="PR Preview" w:date="2026-01-01T00:00:00Z">
+        <w:r>
+          <w:delText xml:space="preserve">of a fitted model is twice the amount by which its maximized log-likelihood</w:delText>
+        </w:r>
+      </w:del>
+      <w:del w:id="277" w:author="PR Preview" w:date="2026-01-01T00:00:00Z">
+        <w:r>
+          <w:delText xml:space="preserve"> </w:delText>
+        </w:r>
+      </w:del>
       <m:oMath>
         <m:r>
           <m:t>ℓ</m:t>
@@ -8195,15 +9824,21 @@
           <m:t>​</m:t>
         </m:r>
       </m:oMath>
-      <w:r>
-        <w:t xml:space="preserve"> </w:t>
-      </w:r>
-      <w:r>
-        <w:t xml:space="preserve">falls short of the maximized log-likelihood</w:t>
-      </w:r>
-      <w:r>
-        <w:t xml:space="preserve"> </w:t>
-      </w:r>
+      <w:del w:id="278" w:author="PR Preview" w:date="2026-01-01T00:00:00Z">
+        <w:r>
+          <w:delText xml:space="preserve"> </w:delText>
+        </w:r>
+      </w:del>
+      <w:del w:id="279" w:author="PR Preview" w:date="2026-01-01T00:00:00Z">
+        <w:r>
+          <w:delText xml:space="preserve">falls short of the maximized log-likelihood</w:delText>
+        </w:r>
+      </w:del>
+      <w:del w:id="280" w:author="PR Preview" w:date="2026-01-01T00:00:00Z">
+        <w:r>
+          <w:delText xml:space="preserve"> </w:delText>
+        </w:r>
+      </w:del>
       <m:oMath>
         <m:sSub>
           <m:e>
@@ -8233,26 +9868,36 @@
           </m:sub>
         </m:sSub>
       </m:oMath>
-      <w:r>
-        <w:t xml:space="preserve"> </w:t>
-      </w:r>
-      <w:r>
-        <w:t xml:space="preserve">of the</w:t>
-      </w:r>
-      <w:r>
-        <w:t xml:space="preserve"> </w:t>
-      </w:r>
+      <w:del w:id="281" w:author="PR Preview" w:date="2026-01-01T00:00:00Z">
+        <w:r>
+          <w:delText xml:space="preserve"> </w:delText>
+        </w:r>
+      </w:del>
+      <w:del w:id="282" w:author="PR Preview" w:date="2026-01-01T00:00:00Z">
+        <w:r>
+          <w:delText xml:space="preserve">of the</w:delText>
+        </w:r>
+      </w:del>
+      <w:del w:id="283" w:author="PR Preview" w:date="2026-01-01T00:00:00Z">
+        <w:r>
+          <w:delText xml:space="preserve"> </w:delText>
+        </w:r>
+      </w:del>
       <w:hyperlink w:anchor="def-saturated-model">
-        <w:r>
-          <w:rPr>
-            <w:rStyle w:val="Hyperlink"/>
-          </w:rPr>
-          <w:t xml:space="preserve">saturated model</w:t>
-        </w:r>
+        <w:del w:id="284" w:author="PR Preview" w:date="2026-01-01T00:00:00Z">
+          <w:r>
+            <w:rPr>
+              <w:rStyle w:val="Hyperlink"/>
+            </w:rPr>
+            <w:delText xml:space="preserve">saturated model</w:delText>
+          </w:r>
+        </w:del>
       </w:hyperlink>
-      <w:r>
-        <w:t xml:space="preserve">:</w:t>
-      </w:r>
+      <w:del w:id="285" w:author="PR Preview" w:date="2026-01-01T00:00:00Z">
+        <w:r>
+          <w:delText xml:space="preserve">:</w:delText>
+        </w:r>
+      </w:del>
     </w:p>
     <w:p>
       <w:pPr>
@@ -8416,6 +10061,152 @@
           </m:r>
         </m:oMath>
       </m:oMathPara>
+      <w:bookmarkEnd w:id="43"/>
+    </w:p>
+    <w:p>
+      <w:pPr>
+        <w:pStyle w:val="BodyText"/>
+      </w:pPr>
+      <w:ins w:id="286" w:author="PR Preview" w:date="2026-01-01T00:00:00Z">
+        <w:r>
+          <w:rPr>
+            <w:b/>
+            <w:bCs/>
+          </w:rPr>
+          <w:t xml:space="preserve">Definition 8 (Deviance relative to the saturated model)</w:t>
+        </w:r>
+      </w:ins>
+      <w:ins w:id="287" w:author="PR Preview" w:date="2026-01-01T00:00:00Z">
+        <w:r>
+          <w:t xml:space="preserve"> </w:t>
+        </w:r>
+      </w:ins>
+      <w:ins w:id="288" w:author="PR Preview" w:date="2026-01-01T00:00:00Z">
+        <w:r>
+          <w:t xml:space="preserve">The</w:t>
+        </w:r>
+      </w:ins>
+      <w:ins w:id="289" w:author="PR Preview" w:date="2026-01-01T00:00:00Z">
+        <w:r>
+          <w:t xml:space="preserve"> </w:t>
+        </w:r>
+      </w:ins>
+      <w:ins w:id="290" w:author="PR Preview" w:date="2026-01-01T00:00:00Z">
+        <w:r>
+          <w:rPr>
+            <w:b/>
+            <w:bCs/>
+          </w:rPr>
+          <w:t xml:space="preserve">deviance relative to the saturated model</w:t>
+        </w:r>
+      </w:ins>
+      <w:ins w:id="291" w:author="PR Preview" w:date="2026-01-01T00:00:00Z">
+        <w:r>
+          <w:t xml:space="preserve"> </w:t>
+        </w:r>
+      </w:ins>
+      <w:ins w:id="292" w:author="PR Preview" w:date="2026-01-01T00:00:00Z">
+        <w:r>
+          <w:t xml:space="preserve">of a fitted model is twice the amount by which its maximized log-likelihood</w:t>
+        </w:r>
+      </w:ins>
+      <w:ins w:id="293" w:author="PR Preview" w:date="2026-01-01T00:00:00Z">
+        <w:r>
+          <w:t xml:space="preserve"> </w:t>
+        </w:r>
+      </w:ins>
+      <w:ins w:id="294" w:author="PR Preview" w:date="2026-01-01T00:00:00Z">
+        <w:r>
+          <w:t xml:space="preserve">$\ell\mathopen{}\left(\hat{\mathord{\smash[b]{\underset{\raise.3ex\hbox{$\scriptstyle\sim$}}{\beta}}\vphantom{\beta}}}\right)\mathclose{}$</w:t>
+        </w:r>
+      </w:ins>
+      <w:ins w:id="295" w:author="PR Preview" w:date="2026-01-01T00:00:00Z">
+        <w:r>
+          <w:t xml:space="preserve"> </w:t>
+        </w:r>
+      </w:ins>
+      <w:ins w:id="296" w:author="PR Preview" w:date="2026-01-01T00:00:00Z">
+        <w:r>
+          <w:t xml:space="preserve">falls short of the maximized log-likelihood</w:t>
+        </w:r>
+      </w:ins>
+      <w:ins w:id="297" w:author="PR Preview" w:date="2026-01-01T00:00:00Z">
+        <w:r>
+          <w:t xml:space="preserve"> </w:t>
+        </w:r>
+      </w:ins>
+      <m:oMath>
+        <m:sSub>
+          <m:e>
+            <m:r>
+              <m:t>ℓ</m:t>
+            </m:r>
+          </m:e>
+          <m:sub>
+            <m:r>
+              <m:rPr>
+                <m:sty m:val="p"/>
+              </m:rPr>
+              <m:t>s</m:t>
+            </m:r>
+            <m:r>
+              <m:rPr>
+                <m:sty m:val="p"/>
+              </m:rPr>
+              <m:t>a</m:t>
+            </m:r>
+            <m:r>
+              <m:rPr>
+                <m:sty m:val="p"/>
+              </m:rPr>
+              <m:t>t</m:t>
+            </m:r>
+          </m:sub>
+        </m:sSub>
+      </m:oMath>
+      <w:ins w:id="298" w:author="PR Preview" w:date="2026-01-01T00:00:00Z">
+        <w:r>
+          <w:t xml:space="preserve"> </w:t>
+        </w:r>
+      </w:ins>
+      <w:ins w:id="299" w:author="PR Preview" w:date="2026-01-01T00:00:00Z">
+        <w:r>
+          <w:t xml:space="preserve">of the</w:t>
+        </w:r>
+      </w:ins>
+      <w:ins w:id="300" w:author="PR Preview" w:date="2026-01-01T00:00:00Z">
+        <w:r>
+          <w:t xml:space="preserve"> </w:t>
+        </w:r>
+      </w:ins>
+      <w:hyperlink w:anchor="def-saturated-model">
+        <w:ins w:id="301" w:author="PR Preview" w:date="2026-01-01T00:00:00Z">
+          <w:r>
+            <w:rPr>
+              <w:rStyle w:val="Hyperlink"/>
+            </w:rPr>
+            <w:t xml:space="preserve">saturated model</w:t>
+          </w:r>
+        </w:ins>
+      </w:hyperlink>
+      <w:ins w:id="302" w:author="PR Preview" w:date="2026-01-01T00:00:00Z">
+        <w:r>
+          <w:t xml:space="preserve">:</w:t>
+        </w:r>
+      </w:ins>
+    </w:p>
+    <w:p>
+      <w:pPr>
+        <w:pStyle w:val="BodyText"/>
+      </w:pPr>
+      <w:bookmarkStart w:id="43" w:name="eq-saturated-deviance"/>
+      <w:ins w:id="303" w:author="PR Preview" w:date="2026-01-01T00:00:00Z">
+        <w:r>
+          <w:t xml:space="preserve">$$
+    D_{\mathrm{sat}}= 2 \mathopen{}\left(\ell_{\mathrm{sat}}- \ell\mathopen{}\left(\hat{\mathord{\smash[b]{\underset{\raise.3ex\hbox{$\scriptstyle\sim$}}{\beta}}\vphantom{\beta}}}\right)\mathclose{}\right)\mathclose{}.
+     \qquad(5)$$</w:t>
+        </w:r>
+      </w:ins>
       <w:bookmarkEnd w:id="43"/>
     </w:p>
     <w:bookmarkEnd w:id="44"/>
@@ -8956,22 +10747,30 @@
       <w:pPr>
         <w:pStyle w:val="BodyText"/>
       </w:pPr>
-      <w:r>
-        <w:rPr>
-          <w:i/>
-          <w:iCs/>
-        </w:rPr>
-        <w:t xml:space="preserve">Proof</w:t>
-      </w:r>
-      <w:r>
-        <w:t xml:space="preserve">. </w:t>
-      </w:r>
-      <w:r>
-        <w:t xml:space="preserve">Grouping the outcomes by pattern, the fitted model’s log-likelihood is</w:t>
-      </w:r>
-      <w:r>
-        <w:t xml:space="preserve"> </w:t>
-      </w:r>
+      <w:del w:id="304" w:author="PR Preview" w:date="2026-01-01T00:00:00Z">
+        <w:r>
+          <w:rPr>
+            <w:i/>
+            <w:iCs/>
+          </w:rPr>
+          <w:delText xml:space="preserve">Proof</w:delText>
+        </w:r>
+      </w:del>
+      <w:del w:id="305" w:author="PR Preview" w:date="2026-01-01T00:00:00Z">
+        <w:r>
+          <w:delText xml:space="preserve">. </w:delText>
+        </w:r>
+      </w:del>
+      <w:del w:id="306" w:author="PR Preview" w:date="2026-01-01T00:00:00Z">
+        <w:r>
+          <w:delText xml:space="preserve">Grouping the outcomes by pattern, the fitted model’s log-likelihood is</w:delText>
+        </w:r>
+      </w:del>
+      <w:del w:id="307" w:author="PR Preview" w:date="2026-01-01T00:00:00Z">
+        <w:r>
+          <w:delText xml:space="preserve"> </w:delText>
+        </w:r>
+      </w:del>
       <m:oMath>
         <m:r>
           <m:t>ℓ</m:t>
@@ -9205,32 +11004,46 @@
           <m:t>​</m:t>
         </m:r>
       </m:oMath>
-      <w:r>
-        <w:t xml:space="preserve">.</w:t>
-      </w:r>
-      <w:r>
-        <w:t xml:space="preserve"> </w:t>
-      </w:r>
-      <w:r>
-        <w:t xml:space="preserve">By</w:t>
-      </w:r>
-      <w:r>
-        <w:t xml:space="preserve"> </w:t>
-      </w:r>
+      <w:del w:id="308" w:author="PR Preview" w:date="2026-01-01T00:00:00Z">
+        <w:r>
+          <w:delText xml:space="preserve">.</w:delText>
+        </w:r>
+      </w:del>
+      <w:del w:id="309" w:author="PR Preview" w:date="2026-01-01T00:00:00Z">
+        <w:r>
+          <w:delText xml:space="preserve"> </w:delText>
+        </w:r>
+      </w:del>
+      <w:del w:id="310" w:author="PR Preview" w:date="2026-01-01T00:00:00Z">
+        <w:r>
+          <w:delText xml:space="preserve">By</w:delText>
+        </w:r>
+      </w:del>
+      <w:del w:id="311" w:author="PR Preview" w:date="2026-01-01T00:00:00Z">
+        <w:r>
+          <w:delText xml:space="preserve"> </w:delText>
+        </w:r>
+      </w:del>
       <w:hyperlink w:anchor="thm-saturated-mle">
-        <w:r>
-          <w:rPr>
-            <w:rStyle w:val="Hyperlink"/>
-          </w:rPr>
-          <w:t xml:space="preserve">Theorem 2</w:t>
-        </w:r>
+        <w:del w:id="312" w:author="PR Preview" w:date="2026-01-01T00:00:00Z">
+          <w:r>
+            <w:rPr>
+              <w:rStyle w:val="Hyperlink"/>
+            </w:rPr>
+            <w:delText xml:space="preserve">Theorem 2</w:delText>
+          </w:r>
+        </w:del>
       </w:hyperlink>
-      <w:r>
-        <w:t xml:space="preserve">, the saturated log-likelihood is the same sum with</w:t>
-      </w:r>
-      <w:r>
-        <w:t xml:space="preserve"> </w:t>
-      </w:r>
+      <w:del w:id="313" w:author="PR Preview" w:date="2026-01-01T00:00:00Z">
+        <w:r>
+          <w:delText xml:space="preserve">, the saturated log-likelihood is the same sum with</w:delText>
+        </w:r>
+      </w:del>
+      <w:del w:id="314" w:author="PR Preview" w:date="2026-01-01T00:00:00Z">
+        <w:r>
+          <w:delText xml:space="preserve"> </w:delText>
+        </w:r>
+      </w:del>
       <m:oMath>
         <m:sSub>
           <m:e>
@@ -9252,15 +11065,21 @@
           </m:sub>
         </m:sSub>
       </m:oMath>
-      <w:r>
-        <w:t xml:space="preserve"> </w:t>
-      </w:r>
-      <w:r>
-        <w:t xml:space="preserve">replaced by</w:t>
-      </w:r>
-      <w:r>
-        <w:t xml:space="preserve"> </w:t>
-      </w:r>
+      <w:del w:id="315" w:author="PR Preview" w:date="2026-01-01T00:00:00Z">
+        <w:r>
+          <w:delText xml:space="preserve"> </w:delText>
+        </w:r>
+      </w:del>
+      <w:del w:id="316" w:author="PR Preview" w:date="2026-01-01T00:00:00Z">
+        <w:r>
+          <w:delText xml:space="preserve">replaced by</w:delText>
+        </w:r>
+      </w:del>
+      <w:del w:id="317" w:author="PR Preview" w:date="2026-01-01T00:00:00Z">
+        <w:r>
+          <w:delText xml:space="preserve"> </w:delText>
+        </w:r>
+      </w:del>
       <m:oMath>
         <m:sSub>
           <m:e>
@@ -9293,18 +11112,26 @@
           </m:sub>
         </m:sSub>
       </m:oMath>
-      <w:r>
-        <w:t xml:space="preserve">.</w:t>
-      </w:r>
-      <w:r>
-        <w:t xml:space="preserve"> </w:t>
-      </w:r>
-      <w:r>
-        <w:t xml:space="preserve">Subtracting the fitted from the saturated log-likelihood, term by term, replaces each</w:t>
-      </w:r>
-      <w:r>
-        <w:t xml:space="preserve"> </w:t>
-      </w:r>
+      <w:del w:id="318" w:author="PR Preview" w:date="2026-01-01T00:00:00Z">
+        <w:r>
+          <w:delText xml:space="preserve">.</w:delText>
+        </w:r>
+      </w:del>
+      <w:del w:id="319" w:author="PR Preview" w:date="2026-01-01T00:00:00Z">
+        <w:r>
+          <w:delText xml:space="preserve"> </w:delText>
+        </w:r>
+      </w:del>
+      <w:del w:id="320" w:author="PR Preview" w:date="2026-01-01T00:00:00Z">
+        <w:r>
+          <w:delText xml:space="preserve">Subtracting the fitted from the saturated log-likelihood, term by term, replaces each</w:delText>
+        </w:r>
+      </w:del>
+      <w:del w:id="321" w:author="PR Preview" w:date="2026-01-01T00:00:00Z">
+        <w:r>
+          <w:delText xml:space="preserve"> </w:delText>
+        </w:r>
+      </w:del>
       <m:oMath>
         <m:r>
           <m:rPr>
@@ -9390,15 +11217,21 @@
           </m:sub>
         </m:sSub>
       </m:oMath>
-      <w:r>
-        <w:t xml:space="preserve"> </w:t>
-      </w:r>
-      <w:r>
-        <w:t xml:space="preserve">by</w:t>
-      </w:r>
-      <w:r>
-        <w:t xml:space="preserve"> </w:t>
-      </w:r>
+      <w:del w:id="322" w:author="PR Preview" w:date="2026-01-01T00:00:00Z">
+        <w:r>
+          <w:delText xml:space="preserve"> </w:delText>
+        </w:r>
+      </w:del>
+      <w:del w:id="323" w:author="PR Preview" w:date="2026-01-01T00:00:00Z">
+        <w:r>
+          <w:delText xml:space="preserve">by</w:delText>
+        </w:r>
+      </w:del>
+      <w:del w:id="324" w:author="PR Preview" w:date="2026-01-01T00:00:00Z">
+        <w:r>
+          <w:delText xml:space="preserve"> </w:delText>
+        </w:r>
+      </w:del>
       <m:oMath>
         <m:r>
           <m:rPr>
@@ -9488,80 +11321,116 @@
           <m:t>​</m:t>
         </m:r>
       </m:oMath>
-      <w:r>
-        <w:t xml:space="preserve">, and likewise for the non-events.</w:t>
-      </w:r>
-      <w:r>
-        <w:t xml:space="preserve"> </w:t>
-      </w:r>
-      <w:r>
-        <w:t xml:space="preserve">Multiplying by</w:t>
-      </w:r>
-      <w:r>
-        <w:t xml:space="preserve"> </w:t>
-      </w:r>
+      <w:del w:id="325" w:author="PR Preview" w:date="2026-01-01T00:00:00Z">
+        <w:r>
+          <w:delText xml:space="preserve">, and likewise for the non-events.</w:delText>
+        </w:r>
+      </w:del>
+      <w:del w:id="326" w:author="PR Preview" w:date="2026-01-01T00:00:00Z">
+        <w:r>
+          <w:delText xml:space="preserve"> </w:delText>
+        </w:r>
+      </w:del>
+      <w:del w:id="327" w:author="PR Preview" w:date="2026-01-01T00:00:00Z">
+        <w:r>
+          <w:delText xml:space="preserve">Multiplying by</w:delText>
+        </w:r>
+      </w:del>
+      <w:del w:id="328" w:author="PR Preview" w:date="2026-01-01T00:00:00Z">
+        <w:r>
+          <w:delText xml:space="preserve"> </w:delText>
+        </w:r>
+      </w:del>
       <m:oMath>
         <m:r>
           <m:t>2</m:t>
         </m:r>
       </m:oMath>
-      <w:r>
-        <w:t xml:space="preserve">, as</w:t>
-      </w:r>
-      <w:r>
-        <w:t xml:space="preserve"> </w:t>
-      </w:r>
+      <w:del w:id="329" w:author="PR Preview" w:date="2026-01-01T00:00:00Z">
+        <w:r>
+          <w:delText xml:space="preserve">, as</w:delText>
+        </w:r>
+      </w:del>
+      <w:del w:id="330" w:author="PR Preview" w:date="2026-01-01T00:00:00Z">
+        <w:r>
+          <w:delText xml:space="preserve"> </w:delText>
+        </w:r>
+      </w:del>
       <w:hyperlink w:anchor="eq-saturated-deviance">
-        <w:r>
-          <w:rPr>
-            <w:rStyle w:val="Hyperlink"/>
-          </w:rPr>
-          <w:t xml:space="preserve">Equation 5</w:t>
-        </w:r>
+        <w:del w:id="331" w:author="PR Preview" w:date="2026-01-01T00:00:00Z">
+          <w:r>
+            <w:rPr>
+              <w:rStyle w:val="Hyperlink"/>
+            </w:rPr>
+            <w:delText xml:space="preserve">Equation 5</w:delText>
+          </w:r>
+        </w:del>
       </w:hyperlink>
-      <w:r>
-        <w:t xml:space="preserve"> </w:t>
-      </w:r>
-      <w:r>
-        <w:t xml:space="preserve">does, gives</w:t>
-      </w:r>
-      <w:r>
-        <w:t xml:space="preserve"> </w:t>
-      </w:r>
+      <w:del w:id="332" w:author="PR Preview" w:date="2026-01-01T00:00:00Z">
+        <w:r>
+          <w:delText xml:space="preserve"> </w:delText>
+        </w:r>
+      </w:del>
+      <w:del w:id="333" w:author="PR Preview" w:date="2026-01-01T00:00:00Z">
+        <w:r>
+          <w:delText xml:space="preserve">does, gives</w:delText>
+        </w:r>
+      </w:del>
+      <w:del w:id="334" w:author="PR Preview" w:date="2026-01-01T00:00:00Z">
+        <w:r>
+          <w:delText xml:space="preserve"> </w:delText>
+        </w:r>
+      </w:del>
       <w:hyperlink w:anchor="eq-saturated-deviance-grouped">
-        <w:r>
-          <w:rPr>
-            <w:rStyle w:val="Hyperlink"/>
-          </w:rPr>
-          <w:t xml:space="preserve">Equation 6</w:t>
-        </w:r>
+        <w:del w:id="335" w:author="PR Preview" w:date="2026-01-01T00:00:00Z">
+          <w:r>
+            <w:rPr>
+              <w:rStyle w:val="Hyperlink"/>
+            </w:rPr>
+            <w:delText xml:space="preserve">Equation 6</w:delText>
+          </w:r>
+        </w:del>
       </w:hyperlink>
-      <w:r>
-        <w:t xml:space="preserve">.</w:t>
-      </w:r>
-      <w:r>
-        <w:t xml:space="preserve"> </w:t>
-      </w:r>
-      <w:r>
-        <w:t xml:space="preserve">A count of</w:t>
-      </w:r>
-      <w:r>
-        <w:t xml:space="preserve"> </w:t>
-      </w:r>
+      <w:del w:id="336" w:author="PR Preview" w:date="2026-01-01T00:00:00Z">
+        <w:r>
+          <w:delText xml:space="preserve">.</w:delText>
+        </w:r>
+      </w:del>
+      <w:del w:id="337" w:author="PR Preview" w:date="2026-01-01T00:00:00Z">
+        <w:r>
+          <w:delText xml:space="preserve"> </w:delText>
+        </w:r>
+      </w:del>
+      <w:del w:id="338" w:author="PR Preview" w:date="2026-01-01T00:00:00Z">
+        <w:r>
+          <w:delText xml:space="preserve">A count of</w:delText>
+        </w:r>
+      </w:del>
+      <w:del w:id="339" w:author="PR Preview" w:date="2026-01-01T00:00:00Z">
+        <w:r>
+          <w:delText xml:space="preserve"> </w:delText>
+        </w:r>
+      </w:del>
       <m:oMath>
         <m:r>
           <m:t>0</m:t>
         </m:r>
       </m:oMath>
-      <w:r>
-        <w:t xml:space="preserve"> </w:t>
-      </w:r>
-      <w:r>
-        <w:t xml:space="preserve">times</w:t>
-      </w:r>
-      <w:r>
-        <w:t xml:space="preserve"> </w:t>
-      </w:r>
+      <w:del w:id="340" w:author="PR Preview" w:date="2026-01-01T00:00:00Z">
+        <w:r>
+          <w:delText xml:space="preserve"> </w:delText>
+        </w:r>
+      </w:del>
+      <w:del w:id="341" w:author="PR Preview" w:date="2026-01-01T00:00:00Z">
+        <w:r>
+          <w:delText xml:space="preserve">times</w:delText>
+        </w:r>
+      </w:del>
+      <w:del w:id="342" w:author="PR Preview" w:date="2026-01-01T00:00:00Z">
+        <w:r>
+          <w:delText xml:space="preserve"> </w:delText>
+        </w:r>
+      </w:del>
       <m:oMath>
         <m:r>
           <m:rPr>
@@ -9573,23 +11442,528 @@
           <m:t>0</m:t>
         </m:r>
       </m:oMath>
-      <w:r>
-        <w:t xml:space="preserve"> </w:t>
-      </w:r>
-      <w:r>
-        <w:t xml:space="preserve">is taken as</w:t>
-      </w:r>
-      <w:r>
-        <w:t xml:space="preserve"> </w:t>
-      </w:r>
+      <w:del w:id="343" w:author="PR Preview" w:date="2026-01-01T00:00:00Z">
+        <w:r>
+          <w:delText xml:space="preserve"> </w:delText>
+        </w:r>
+      </w:del>
+      <w:del w:id="344" w:author="PR Preview" w:date="2026-01-01T00:00:00Z">
+        <w:r>
+          <w:delText xml:space="preserve">is taken as</w:delText>
+        </w:r>
+      </w:del>
+      <w:del w:id="345" w:author="PR Preview" w:date="2026-01-01T00:00:00Z">
+        <w:r>
+          <w:delText xml:space="preserve"> </w:delText>
+        </w:r>
+      </w:del>
       <m:oMath>
         <m:r>
           <m:t>0</m:t>
         </m:r>
       </m:oMath>
-      <w:r>
-        <w:t xml:space="preserve">, its limit.</w:t>
-      </w:r>
+      <w:del w:id="346" w:author="PR Preview" w:date="2026-01-01T00:00:00Z">
+        <w:r>
+          <w:delText xml:space="preserve">, its limit.</w:delText>
+        </w:r>
+      </w:del>
+    </w:p>
+    <w:p>
+      <w:pPr>
+        <w:pStyle w:val="BodyText"/>
+      </w:pPr>
+      <w:ins w:id="347" w:author="PR Preview" w:date="2026-01-01T00:00:00Z">
+        <w:r>
+          <w:rPr>
+            <w:i/>
+            <w:iCs/>
+          </w:rPr>
+          <w:t xml:space="preserve">Proof</w:t>
+        </w:r>
+      </w:ins>
+      <w:ins w:id="348" w:author="PR Preview" w:date="2026-01-01T00:00:00Z">
+        <w:r>
+          <w:t xml:space="preserve">. </w:t>
+        </w:r>
+      </w:ins>
+      <w:ins w:id="349" w:author="PR Preview" w:date="2026-01-01T00:00:00Z">
+        <w:r>
+          <w:t xml:space="preserve">Grouping the outcomes by pattern, the fitted model’s log-likelihood is</w:t>
+        </w:r>
+      </w:ins>
+      <w:ins w:id="350" w:author="PR Preview" w:date="2026-01-01T00:00:00Z">
+        <w:r>
+          <w:t xml:space="preserve"> </w:t>
+        </w:r>
+      </w:ins>
+      <w:ins w:id="351" w:author="PR Preview" w:date="2026-01-01T00:00:00Z">
+        <w:r>
+          <w:t xml:space="preserve">$\ell\mathopen{}\left(\hat{\mathord{\smash[b]{\underset{\raise.3ex\hbox{$\scriptstyle\sim$}}{\beta}}\vphantom{\beta}}}\right)\mathclose{} = \sum_{k=1}^{K}\mathopen{}\left\{s_k \ln \hat\pi_k + \mathopen{}\left(m_k - s_k\right)\mathclose{} \ln\mathopen{}\left(1 - \hat\pi_k\right)\mathclose{}\right\}\mathclose{}$</w:t>
+        </w:r>
+      </w:ins>
+      <w:ins w:id="352" w:author="PR Preview" w:date="2026-01-01T00:00:00Z">
+        <w:r>
+          <w:t xml:space="preserve">.</w:t>
+        </w:r>
+      </w:ins>
+      <w:ins w:id="353" w:author="PR Preview" w:date="2026-01-01T00:00:00Z">
+        <w:r>
+          <w:t xml:space="preserve"> </w:t>
+        </w:r>
+      </w:ins>
+      <w:ins w:id="354" w:author="PR Preview" w:date="2026-01-01T00:00:00Z">
+        <w:r>
+          <w:t xml:space="preserve">By</w:t>
+        </w:r>
+      </w:ins>
+      <w:ins w:id="355" w:author="PR Preview" w:date="2026-01-01T00:00:00Z">
+        <w:r>
+          <w:t xml:space="preserve"> </w:t>
+        </w:r>
+      </w:ins>
+      <w:hyperlink w:anchor="thm-saturated-mle">
+        <w:ins w:id="356" w:author="PR Preview" w:date="2026-01-01T00:00:00Z">
+          <w:r>
+            <w:rPr>
+              <w:rStyle w:val="Hyperlink"/>
+            </w:rPr>
+            <w:t xml:space="preserve">Theorem 2</w:t>
+          </w:r>
+        </w:ins>
+      </w:hyperlink>
+      <w:ins w:id="357" w:author="PR Preview" w:date="2026-01-01T00:00:00Z">
+        <w:r>
+          <w:t xml:space="preserve">, the saturated log-likelihood is the same sum with</w:t>
+        </w:r>
+      </w:ins>
+      <w:ins w:id="358" w:author="PR Preview" w:date="2026-01-01T00:00:00Z">
+        <w:r>
+          <w:t xml:space="preserve"> </w:t>
+        </w:r>
+      </w:ins>
+      <m:oMath>
+        <m:sSub>
+          <m:e>
+            <m:acc>
+              <m:accPr>
+                <m:chr m:val="̂"/>
+              </m:accPr>
+              <m:e>
+                <m:r>
+                  <m:t>π</m:t>
+                </m:r>
+              </m:e>
+            </m:acc>
+          </m:e>
+          <m:sub>
+            <m:r>
+              <m:t>k</m:t>
+            </m:r>
+          </m:sub>
+        </m:sSub>
+      </m:oMath>
+      <w:ins w:id="359" w:author="PR Preview" w:date="2026-01-01T00:00:00Z">
+        <w:r>
+          <w:t xml:space="preserve"> </w:t>
+        </w:r>
+      </w:ins>
+      <w:ins w:id="360" w:author="PR Preview" w:date="2026-01-01T00:00:00Z">
+        <w:r>
+          <w:t xml:space="preserve">replaced by</w:t>
+        </w:r>
+      </w:ins>
+      <w:ins w:id="361" w:author="PR Preview" w:date="2026-01-01T00:00:00Z">
+        <w:r>
+          <w:t xml:space="preserve"> </w:t>
+        </w:r>
+      </w:ins>
+      <m:oMath>
+        <m:sSub>
+          <m:e>
+            <m:r>
+              <m:t>s</m:t>
+            </m:r>
+          </m:e>
+          <m:sub>
+            <m:r>
+              <m:t>k</m:t>
+            </m:r>
+          </m:sub>
+        </m:sSub>
+        <m:r>
+          <m:rPr>
+            <m:sty m:val="p"/>
+          </m:rPr>
+          <m:t>/</m:t>
+        </m:r>
+        <m:sSub>
+          <m:e>
+            <m:r>
+              <m:t>m</m:t>
+            </m:r>
+          </m:e>
+          <m:sub>
+            <m:r>
+              <m:t>k</m:t>
+            </m:r>
+          </m:sub>
+        </m:sSub>
+      </m:oMath>
+      <w:ins w:id="362" w:author="PR Preview" w:date="2026-01-01T00:00:00Z">
+        <w:r>
+          <w:t xml:space="preserve">.</w:t>
+        </w:r>
+      </w:ins>
+      <w:ins w:id="363" w:author="PR Preview" w:date="2026-01-01T00:00:00Z">
+        <w:r>
+          <w:t xml:space="preserve"> </w:t>
+        </w:r>
+      </w:ins>
+      <w:ins w:id="364" w:author="PR Preview" w:date="2026-01-01T00:00:00Z">
+        <w:r>
+          <w:t xml:space="preserve">Subtracting the fitted from the saturated log-likelihood, term by term, replaces each</w:t>
+        </w:r>
+      </w:ins>
+      <w:ins w:id="365" w:author="PR Preview" w:date="2026-01-01T00:00:00Z">
+        <w:r>
+          <w:t xml:space="preserve"> </w:t>
+        </w:r>
+      </w:ins>
+      <m:oMath>
+        <m:r>
+          <m:rPr>
+            <m:sty m:val="p"/>
+          </m:rPr>
+          <m:t>ln</m:t>
+        </m:r>
+        <m:r>
+          <m:t>​</m:t>
+        </m:r>
+        <m:d>
+          <m:dPr>
+            <m:begChr m:val="("/>
+            <m:sepChr m:val=""/>
+            <m:endChr m:val=")"/>
+            <m:grow/>
+          </m:dPr>
+          <m:e>
+            <m:sSub>
+              <m:e>
+                <m:r>
+                  <m:t>s</m:t>
+                </m:r>
+              </m:e>
+              <m:sub>
+                <m:r>
+                  <m:t>k</m:t>
+                </m:r>
+              </m:sub>
+            </m:sSub>
+            <m:r>
+              <m:rPr>
+                <m:sty m:val="p"/>
+              </m:rPr>
+              <m:t>/</m:t>
+            </m:r>
+            <m:sSub>
+              <m:e>
+                <m:r>
+                  <m:t>m</m:t>
+                </m:r>
+              </m:e>
+              <m:sub>
+                <m:r>
+                  <m:t>k</m:t>
+                </m:r>
+              </m:sub>
+            </m:sSub>
+          </m:e>
+        </m:d>
+        <m:r>
+          <m:t>​</m:t>
+        </m:r>
+        <m:r>
+          <m:rPr>
+            <m:sty m:val="p"/>
+          </m:rPr>
+          <m:t>−</m:t>
+        </m:r>
+        <m:r>
+          <m:rPr>
+            <m:sty m:val="p"/>
+          </m:rPr>
+          <m:t>ln</m:t>
+        </m:r>
+        <m:sSub>
+          <m:e>
+            <m:acc>
+              <m:accPr>
+                <m:chr m:val="̂"/>
+              </m:accPr>
+              <m:e>
+                <m:r>
+                  <m:t>π</m:t>
+                </m:r>
+              </m:e>
+            </m:acc>
+          </m:e>
+          <m:sub>
+            <m:r>
+              <m:t>k</m:t>
+            </m:r>
+          </m:sub>
+        </m:sSub>
+      </m:oMath>
+      <w:ins w:id="366" w:author="PR Preview" w:date="2026-01-01T00:00:00Z">
+        <w:r>
+          <w:t xml:space="preserve"> </w:t>
+        </w:r>
+      </w:ins>
+      <w:ins w:id="367" w:author="PR Preview" w:date="2026-01-01T00:00:00Z">
+        <w:r>
+          <w:t xml:space="preserve">by</w:t>
+        </w:r>
+      </w:ins>
+      <w:ins w:id="368" w:author="PR Preview" w:date="2026-01-01T00:00:00Z">
+        <w:r>
+          <w:t xml:space="preserve"> </w:t>
+        </w:r>
+      </w:ins>
+      <m:oMath>
+        <m:r>
+          <m:rPr>
+            <m:sty m:val="p"/>
+          </m:rPr>
+          <m:t>ln</m:t>
+        </m:r>
+        <m:r>
+          <m:t>​</m:t>
+        </m:r>
+        <m:d>
+          <m:dPr>
+            <m:begChr m:val="("/>
+            <m:sepChr m:val=""/>
+            <m:endChr m:val=")"/>
+            <m:grow/>
+          </m:dPr>
+          <m:e>
+            <m:sSub>
+              <m:e>
+                <m:r>
+                  <m:t>s</m:t>
+                </m:r>
+              </m:e>
+              <m:sub>
+                <m:r>
+                  <m:t>k</m:t>
+                </m:r>
+              </m:sub>
+            </m:sSub>
+            <m:r>
+              <m:rPr>
+                <m:sty m:val="p"/>
+              </m:rPr>
+              <m:t>/</m:t>
+            </m:r>
+            <m:r>
+              <m:t>​</m:t>
+            </m:r>
+            <m:d>
+              <m:dPr>
+                <m:begChr m:val="("/>
+                <m:sepChr m:val=""/>
+                <m:endChr m:val=")"/>
+                <m:grow/>
+              </m:dPr>
+              <m:e>
+                <m:sSub>
+                  <m:e>
+                    <m:r>
+                      <m:t>m</m:t>
+                    </m:r>
+                  </m:e>
+                  <m:sub>
+                    <m:r>
+                      <m:t>k</m:t>
+                    </m:r>
+                  </m:sub>
+                </m:sSub>
+                <m:sSub>
+                  <m:e>
+                    <m:acc>
+                      <m:accPr>
+                        <m:chr m:val="̂"/>
+                      </m:accPr>
+                      <m:e>
+                        <m:r>
+                          <m:t>π</m:t>
+                        </m:r>
+                      </m:e>
+                    </m:acc>
+                  </m:e>
+                  <m:sub>
+                    <m:r>
+                      <m:t>k</m:t>
+                    </m:r>
+                  </m:sub>
+                </m:sSub>
+              </m:e>
+            </m:d>
+            <m:r>
+              <m:t>​</m:t>
+            </m:r>
+          </m:e>
+        </m:d>
+        <m:r>
+          <m:t>​</m:t>
+        </m:r>
+      </m:oMath>
+      <w:ins w:id="369" w:author="PR Preview" w:date="2026-01-01T00:00:00Z">
+        <w:r>
+          <w:t xml:space="preserve">, and likewise for the non-events.</w:t>
+        </w:r>
+      </w:ins>
+      <w:ins w:id="370" w:author="PR Preview" w:date="2026-01-01T00:00:00Z">
+        <w:r>
+          <w:t xml:space="preserve"> </w:t>
+        </w:r>
+      </w:ins>
+      <w:ins w:id="371" w:author="PR Preview" w:date="2026-01-01T00:00:00Z">
+        <w:r>
+          <w:t xml:space="preserve">Multiplying by</w:t>
+        </w:r>
+      </w:ins>
+      <w:ins w:id="372" w:author="PR Preview" w:date="2026-01-01T00:00:00Z">
+        <w:r>
+          <w:t xml:space="preserve"> </w:t>
+        </w:r>
+      </w:ins>
+      <m:oMath>
+        <m:r>
+          <m:t>2</m:t>
+        </m:r>
+      </m:oMath>
+      <w:ins w:id="373" w:author="PR Preview" w:date="2026-01-01T00:00:00Z">
+        <w:r>
+          <w:t xml:space="preserve">, as</w:t>
+        </w:r>
+      </w:ins>
+      <w:ins w:id="374" w:author="PR Preview" w:date="2026-01-01T00:00:00Z">
+        <w:r>
+          <w:t xml:space="preserve"> </w:t>
+        </w:r>
+      </w:ins>
+      <w:hyperlink w:anchor="eq-saturated-deviance">
+        <w:ins w:id="375" w:author="PR Preview" w:date="2026-01-01T00:00:00Z">
+          <w:r>
+            <w:rPr>
+              <w:rStyle w:val="Hyperlink"/>
+            </w:rPr>
+            <w:t xml:space="preserve">Equation 5</w:t>
+          </w:r>
+        </w:ins>
+      </w:hyperlink>
+      <w:ins w:id="376" w:author="PR Preview" w:date="2026-01-01T00:00:00Z">
+        <w:r>
+          <w:t xml:space="preserve"> </w:t>
+        </w:r>
+      </w:ins>
+      <w:ins w:id="377" w:author="PR Preview" w:date="2026-01-01T00:00:00Z">
+        <w:r>
+          <w:t xml:space="preserve">does, gives</w:t>
+        </w:r>
+      </w:ins>
+      <w:ins w:id="378" w:author="PR Preview" w:date="2026-01-01T00:00:00Z">
+        <w:r>
+          <w:t xml:space="preserve"> </w:t>
+        </w:r>
+      </w:ins>
+      <w:hyperlink w:anchor="eq-saturated-deviance-grouped">
+        <w:ins w:id="379" w:author="PR Preview" w:date="2026-01-01T00:00:00Z">
+          <w:r>
+            <w:rPr>
+              <w:rStyle w:val="Hyperlink"/>
+            </w:rPr>
+            <w:t xml:space="preserve">Equation 6</w:t>
+          </w:r>
+        </w:ins>
+      </w:hyperlink>
+      <w:ins w:id="380" w:author="PR Preview" w:date="2026-01-01T00:00:00Z">
+        <w:r>
+          <w:t xml:space="preserve">.</w:t>
+        </w:r>
+      </w:ins>
+      <w:ins w:id="381" w:author="PR Preview" w:date="2026-01-01T00:00:00Z">
+        <w:r>
+          <w:t xml:space="preserve"> </w:t>
+        </w:r>
+      </w:ins>
+      <w:ins w:id="382" w:author="PR Preview" w:date="2026-01-01T00:00:00Z">
+        <w:r>
+          <w:t xml:space="preserve">A count of</w:t>
+        </w:r>
+      </w:ins>
+      <w:ins w:id="383" w:author="PR Preview" w:date="2026-01-01T00:00:00Z">
+        <w:r>
+          <w:t xml:space="preserve"> </w:t>
+        </w:r>
+      </w:ins>
+      <m:oMath>
+        <m:r>
+          <m:t>0</m:t>
+        </m:r>
+      </m:oMath>
+      <w:ins w:id="384" w:author="PR Preview" w:date="2026-01-01T00:00:00Z">
+        <w:r>
+          <w:t xml:space="preserve"> </w:t>
+        </w:r>
+      </w:ins>
+      <w:ins w:id="385" w:author="PR Preview" w:date="2026-01-01T00:00:00Z">
+        <w:r>
+          <w:t xml:space="preserve">times</w:t>
+        </w:r>
+      </w:ins>
+      <w:ins w:id="386" w:author="PR Preview" w:date="2026-01-01T00:00:00Z">
+        <w:r>
+          <w:t xml:space="preserve"> </w:t>
+        </w:r>
+      </w:ins>
+      <m:oMath>
+        <m:r>
+          <m:rPr>
+            <m:sty m:val="p"/>
+          </m:rPr>
+          <m:t>ln</m:t>
+        </m:r>
+        <m:r>
+          <m:t>0</m:t>
+        </m:r>
+      </m:oMath>
+      <w:ins w:id="387" w:author="PR Preview" w:date="2026-01-01T00:00:00Z">
+        <w:r>
+          <w:t xml:space="preserve"> </w:t>
+        </w:r>
+      </w:ins>
+      <w:ins w:id="388" w:author="PR Preview" w:date="2026-01-01T00:00:00Z">
+        <w:r>
+          <w:t xml:space="preserve">is taken as</w:t>
+        </w:r>
+      </w:ins>
+      <w:ins w:id="389" w:author="PR Preview" w:date="2026-01-01T00:00:00Z">
+        <w:r>
+          <w:t xml:space="preserve"> </w:t>
+        </w:r>
+      </w:ins>
+      <m:oMath>
+        <m:r>
+          <m:t>0</m:t>
+        </m:r>
+      </m:oMath>
+      <w:ins w:id="390" w:author="PR Preview" w:date="2026-01-01T00:00:00Z">
+        <w:r>
+          <w:t xml:space="preserve">, its limit.</w:t>
+        </w:r>
+      </w:ins>
     </w:p>
     <w:tbl>
       <w:tblPr>
@@ -9899,33 +12273,45 @@
       <w:pPr>
         <w:pStyle w:val="FirstParagraph"/>
       </w:pPr>
-      <w:r>
-        <w:rPr>
-          <w:i/>
-          <w:iCs/>
-        </w:rPr>
-        <w:t xml:space="preserve">Proof</w:t>
-      </w:r>
-      <w:r>
-        <w:t xml:space="preserve">. </w:t>
-      </w:r>
+      <w:del w:id="391" w:author="PR Preview" w:date="2026-01-01T00:00:00Z">
+        <w:r>
+          <w:rPr>
+            <w:i/>
+            <w:iCs/>
+          </w:rPr>
+          <w:delText xml:space="preserve">Proof</w:delText>
+        </w:r>
+      </w:del>
+      <w:del w:id="392" w:author="PR Preview" w:date="2026-01-01T00:00:00Z">
+        <w:r>
+          <w:delText xml:space="preserve">. </w:delText>
+        </w:r>
+      </w:del>
       <w:hyperlink w:anchor="def-deviance">
-        <w:r>
-          <w:rPr>
-            <w:rStyle w:val="Hyperlink"/>
-          </w:rPr>
-          <w:t xml:space="preserve">Definition 2</w:t>
-        </w:r>
+        <w:del w:id="393" w:author="PR Preview" w:date="2026-01-01T00:00:00Z">
+          <w:r>
+            <w:rPr>
+              <w:rStyle w:val="Hyperlink"/>
+            </w:rPr>
+            <w:delText xml:space="preserve">Definition 2</w:delText>
+          </w:r>
+        </w:del>
       </w:hyperlink>
-      <w:r>
-        <w:t xml:space="preserve"> </w:t>
-      </w:r>
-      <w:r>
-        <w:t xml:space="preserve">gives</w:t>
-      </w:r>
-      <w:r>
-        <w:t xml:space="preserve"> </w:t>
-      </w:r>
+      <w:del w:id="394" w:author="PR Preview" w:date="2026-01-01T00:00:00Z">
+        <w:r>
+          <w:delText xml:space="preserve"> </w:delText>
+        </w:r>
+      </w:del>
+      <w:del w:id="395" w:author="PR Preview" w:date="2026-01-01T00:00:00Z">
+        <w:r>
+          <w:delText xml:space="preserve">gives</w:delText>
+        </w:r>
+      </w:del>
+      <w:del w:id="396" w:author="PR Preview" w:date="2026-01-01T00:00:00Z">
+        <w:r>
+          <w:delText xml:space="preserve"> </w:delText>
+        </w:r>
+      </w:del>
       <m:oMath>
         <m:r>
           <m:t>D</m:t>
@@ -9987,49 +12373,71 @@
           <m:t>​</m:t>
         </m:r>
       </m:oMath>
-      <w:r>
-        <w:t xml:space="preserve">.</w:t>
-      </w:r>
-      <w:r>
-        <w:t xml:space="preserve"> </w:t>
-      </w:r>
-      <w:r>
-        <w:t xml:space="preserve">Distributing the</w:t>
-      </w:r>
-      <w:r>
-        <w:t xml:space="preserve"> </w:t>
-      </w:r>
+      <w:del w:id="397" w:author="PR Preview" w:date="2026-01-01T00:00:00Z">
+        <w:r>
+          <w:delText xml:space="preserve">.</w:delText>
+        </w:r>
+      </w:del>
+      <w:del w:id="398" w:author="PR Preview" w:date="2026-01-01T00:00:00Z">
+        <w:r>
+          <w:delText xml:space="preserve"> </w:delText>
+        </w:r>
+      </w:del>
+      <w:del w:id="399" w:author="PR Preview" w:date="2026-01-01T00:00:00Z">
+        <w:r>
+          <w:delText xml:space="preserve">Distributing the</w:delText>
+        </w:r>
+      </w:del>
+      <w:del w:id="400" w:author="PR Preview" w:date="2026-01-01T00:00:00Z">
+        <w:r>
+          <w:delText xml:space="preserve"> </w:delText>
+        </w:r>
+      </w:del>
       <m:oMath>
         <m:r>
           <m:t>2</m:t>
         </m:r>
       </m:oMath>
-      <w:r>
-        <w:t xml:space="preserve"> </w:t>
-      </w:r>
-      <w:r>
-        <w:t xml:space="preserve">in</w:t>
-      </w:r>
-      <w:r>
-        <w:t xml:space="preserve"> </w:t>
-      </w:r>
+      <w:del w:id="401" w:author="PR Preview" w:date="2026-01-01T00:00:00Z">
+        <w:r>
+          <w:delText xml:space="preserve"> </w:delText>
+        </w:r>
+      </w:del>
+      <w:del w:id="402" w:author="PR Preview" w:date="2026-01-01T00:00:00Z">
+        <w:r>
+          <w:delText xml:space="preserve">in</w:delText>
+        </w:r>
+      </w:del>
+      <w:del w:id="403" w:author="PR Preview" w:date="2026-01-01T00:00:00Z">
+        <w:r>
+          <w:delText xml:space="preserve"> </w:delText>
+        </w:r>
+      </w:del>
       <w:hyperlink w:anchor="eq-saturated-deviance">
-        <w:r>
-          <w:rPr>
-            <w:rStyle w:val="Hyperlink"/>
-          </w:rPr>
-          <w:t xml:space="preserve">Equation 5</w:t>
-        </w:r>
+        <w:del w:id="404" w:author="PR Preview" w:date="2026-01-01T00:00:00Z">
+          <w:r>
+            <w:rPr>
+              <w:rStyle w:val="Hyperlink"/>
+            </w:rPr>
+            <w:delText xml:space="preserve">Equation 5</w:delText>
+          </w:r>
+        </w:del>
       </w:hyperlink>
-      <w:r>
-        <w:t xml:space="preserve"> </w:t>
-      </w:r>
-      <w:r>
-        <w:t xml:space="preserve">gives</w:t>
-      </w:r>
-      <w:r>
-        <w:t xml:space="preserve"> </w:t>
-      </w:r>
+      <w:del w:id="405" w:author="PR Preview" w:date="2026-01-01T00:00:00Z">
+        <w:r>
+          <w:delText xml:space="preserve"> </w:delText>
+        </w:r>
+      </w:del>
+      <w:del w:id="406" w:author="PR Preview" w:date="2026-01-01T00:00:00Z">
+        <w:r>
+          <w:delText xml:space="preserve">gives</w:delText>
+        </w:r>
+      </w:del>
+      <w:del w:id="407" w:author="PR Preview" w:date="2026-01-01T00:00:00Z">
+        <w:r>
+          <w:delText xml:space="preserve"> </w:delText>
+        </w:r>
+      </w:del>
       <m:oMath>
         <m:sSub>
           <m:e>
@@ -10145,18 +12553,26 @@
           <m:t>​</m:t>
         </m:r>
       </m:oMath>
-      <w:r>
-        <w:t xml:space="preserve">.</w:t>
-      </w:r>
-      <w:r>
-        <w:t xml:space="preserve"> </w:t>
-      </w:r>
-      <w:r>
-        <w:t xml:space="preserve">Substituting</w:t>
-      </w:r>
-      <w:r>
-        <w:t xml:space="preserve"> </w:t>
-      </w:r>
+      <w:del w:id="408" w:author="PR Preview" w:date="2026-01-01T00:00:00Z">
+        <w:r>
+          <w:delText xml:space="preserve">.</w:delText>
+        </w:r>
+      </w:del>
+      <w:del w:id="409" w:author="PR Preview" w:date="2026-01-01T00:00:00Z">
+        <w:r>
+          <w:delText xml:space="preserve"> </w:delText>
+        </w:r>
+      </w:del>
+      <w:del w:id="410" w:author="PR Preview" w:date="2026-01-01T00:00:00Z">
+        <w:r>
+          <w:delText xml:space="preserve">Substituting</w:delText>
+        </w:r>
+      </w:del>
+      <w:del w:id="411" w:author="PR Preview" w:date="2026-01-01T00:00:00Z">
+        <w:r>
+          <w:delText xml:space="preserve"> </w:delText>
+        </w:r>
+      </w:del>
       <m:oMath>
         <m:r>
           <m:t>D</m:t>
@@ -10218,15 +12634,21 @@
           <m:t>​</m:t>
         </m:r>
       </m:oMath>
-      <w:r>
-        <w:t xml:space="preserve"> </w:t>
-      </w:r>
-      <w:r>
-        <w:t xml:space="preserve">into this expression gives</w:t>
-      </w:r>
-      <w:r>
-        <w:t xml:space="preserve"> </w:t>
-      </w:r>
+      <w:del w:id="412" w:author="PR Preview" w:date="2026-01-01T00:00:00Z">
+        <w:r>
+          <w:delText xml:space="preserve"> </w:delText>
+        </w:r>
+      </w:del>
+      <w:del w:id="413" w:author="PR Preview" w:date="2026-01-01T00:00:00Z">
+        <w:r>
+          <w:delText xml:space="preserve">into this expression gives</w:delText>
+        </w:r>
+      </w:del>
+      <w:del w:id="414" w:author="PR Preview" w:date="2026-01-01T00:00:00Z">
+        <w:r>
+          <w:delText xml:space="preserve"> </w:delText>
+        </w:r>
+      </w:del>
       <m:oMath>
         <m:sSub>
           <m:e>
@@ -10301,18 +12723,26 @@
           <m:t>D</m:t>
         </m:r>
       </m:oMath>
-      <w:r>
-        <w:t xml:space="preserve">.</w:t>
-      </w:r>
-      <w:r>
-        <w:t xml:space="preserve"> </w:t>
-      </w:r>
-      <w:r>
-        <w:t xml:space="preserve">Subtracting</w:t>
-      </w:r>
-      <w:r>
-        <w:t xml:space="preserve"> </w:t>
-      </w:r>
+      <w:del w:id="415" w:author="PR Preview" w:date="2026-01-01T00:00:00Z">
+        <w:r>
+          <w:delText xml:space="preserve">.</w:delText>
+        </w:r>
+      </w:del>
+      <w:del w:id="416" w:author="PR Preview" w:date="2026-01-01T00:00:00Z">
+        <w:r>
+          <w:delText xml:space="preserve"> </w:delText>
+        </w:r>
+      </w:del>
+      <w:del w:id="417" w:author="PR Preview" w:date="2026-01-01T00:00:00Z">
+        <w:r>
+          <w:delText xml:space="preserve">Subtracting</w:delText>
+        </w:r>
+      </w:del>
+      <w:del w:id="418" w:author="PR Preview" w:date="2026-01-01T00:00:00Z">
+        <w:r>
+          <w:delText xml:space="preserve"> </w:delText>
+        </w:r>
+      </w:del>
       <m:oMath>
         <m:r>
           <m:t>2</m:t>
@@ -10345,12 +12775,311 @@
           </m:sub>
         </m:sSub>
       </m:oMath>
-      <w:r>
-        <w:t xml:space="preserve"> </w:t>
-      </w:r>
-      <w:r>
-        <w:t xml:space="preserve">from both sides gives the claim.</w:t>
-      </w:r>
+      <w:del w:id="419" w:author="PR Preview" w:date="2026-01-01T00:00:00Z">
+        <w:r>
+          <w:delText xml:space="preserve"> </w:delText>
+        </w:r>
+      </w:del>
+      <w:del w:id="420" w:author="PR Preview" w:date="2026-01-01T00:00:00Z">
+        <w:r>
+          <w:delText xml:space="preserve">from both sides gives the claim.</w:delText>
+        </w:r>
+      </w:del>
+    </w:p>
+    <w:p>
+      <w:pPr>
+        <w:pStyle w:val="FirstParagraph"/>
+      </w:pPr>
+      <w:ins w:id="421" w:author="PR Preview" w:date="2026-01-01T00:00:00Z">
+        <w:r>
+          <w:rPr>
+            <w:i/>
+            <w:iCs/>
+          </w:rPr>
+          <w:t xml:space="preserve">Proof</w:t>
+        </w:r>
+      </w:ins>
+      <w:ins w:id="422" w:author="PR Preview" w:date="2026-01-01T00:00:00Z">
+        <w:r>
+          <w:t xml:space="preserve">. </w:t>
+        </w:r>
+      </w:ins>
+      <w:hyperlink w:anchor="def-deviance">
+        <w:ins w:id="423" w:author="PR Preview" w:date="2026-01-01T00:00:00Z">
+          <w:r>
+            <w:rPr>
+              <w:rStyle w:val="Hyperlink"/>
+            </w:rPr>
+            <w:t xml:space="preserve">Definition 2</w:t>
+          </w:r>
+        </w:ins>
+      </w:hyperlink>
+      <w:ins w:id="424" w:author="PR Preview" w:date="2026-01-01T00:00:00Z">
+        <w:r>
+          <w:t xml:space="preserve"> </w:t>
+        </w:r>
+      </w:ins>
+      <w:ins w:id="425" w:author="PR Preview" w:date="2026-01-01T00:00:00Z">
+        <w:r>
+          <w:t xml:space="preserve">gives</w:t>
+        </w:r>
+      </w:ins>
+      <w:ins w:id="426" w:author="PR Preview" w:date="2026-01-01T00:00:00Z">
+        <w:r>
+          <w:t xml:space="preserve"> </w:t>
+        </w:r>
+      </w:ins>
+      <w:ins w:id="427" w:author="PR Preview" w:date="2026-01-01T00:00:00Z">
+        <w:r>
+          <w:t xml:space="preserve">$D= -2 \ell\mathopen{}\left(\hat{\mathord{\smash[b]{\underset{\raise.3ex\hbox{$\scriptstyle\sim$}}{\beta}}\vphantom{\beta}}}\right)\mathclose{}$</w:t>
+        </w:r>
+      </w:ins>
+      <w:ins w:id="428" w:author="PR Preview" w:date="2026-01-01T00:00:00Z">
+        <w:r>
+          <w:t xml:space="preserve">.</w:t>
+        </w:r>
+      </w:ins>
+      <w:ins w:id="429" w:author="PR Preview" w:date="2026-01-01T00:00:00Z">
+        <w:r>
+          <w:t xml:space="preserve"> </w:t>
+        </w:r>
+      </w:ins>
+      <w:ins w:id="430" w:author="PR Preview" w:date="2026-01-01T00:00:00Z">
+        <w:r>
+          <w:t xml:space="preserve">Distributing the</w:t>
+        </w:r>
+      </w:ins>
+      <w:ins w:id="431" w:author="PR Preview" w:date="2026-01-01T00:00:00Z">
+        <w:r>
+          <w:t xml:space="preserve"> </w:t>
+        </w:r>
+      </w:ins>
+      <m:oMath>
+        <m:r>
+          <m:t>2</m:t>
+        </m:r>
+      </m:oMath>
+      <w:ins w:id="432" w:author="PR Preview" w:date="2026-01-01T00:00:00Z">
+        <w:r>
+          <w:t xml:space="preserve"> </w:t>
+        </w:r>
+      </w:ins>
+      <w:ins w:id="433" w:author="PR Preview" w:date="2026-01-01T00:00:00Z">
+        <w:r>
+          <w:t xml:space="preserve">in</w:t>
+        </w:r>
+      </w:ins>
+      <w:ins w:id="434" w:author="PR Preview" w:date="2026-01-01T00:00:00Z">
+        <w:r>
+          <w:t xml:space="preserve"> </w:t>
+        </w:r>
+      </w:ins>
+      <w:hyperlink w:anchor="eq-saturated-deviance">
+        <w:ins w:id="435" w:author="PR Preview" w:date="2026-01-01T00:00:00Z">
+          <w:r>
+            <w:rPr>
+              <w:rStyle w:val="Hyperlink"/>
+            </w:rPr>
+            <w:t xml:space="preserve">Equation 5</w:t>
+          </w:r>
+        </w:ins>
+      </w:hyperlink>
+      <w:ins w:id="436" w:author="PR Preview" w:date="2026-01-01T00:00:00Z">
+        <w:r>
+          <w:t xml:space="preserve"> </w:t>
+        </w:r>
+      </w:ins>
+      <w:ins w:id="437" w:author="PR Preview" w:date="2026-01-01T00:00:00Z">
+        <w:r>
+          <w:t xml:space="preserve">gives</w:t>
+        </w:r>
+      </w:ins>
+      <w:ins w:id="438" w:author="PR Preview" w:date="2026-01-01T00:00:00Z">
+        <w:r>
+          <w:t xml:space="preserve"> </w:t>
+        </w:r>
+      </w:ins>
+      <w:ins w:id="439" w:author="PR Preview" w:date="2026-01-01T00:00:00Z">
+        <w:r>
+          <w:t xml:space="preserve">$D_{\mathrm{sat}}= 2 \ell_{\mathrm{sat}}- 2 \ell\mathopen{}\left(\hat{\mathord{\smash[b]{\underset{\raise.3ex\hbox{$\scriptstyle\sim$}}{\beta}}\vphantom{\beta}}}\right)\mathclose{}$</w:t>
+        </w:r>
+      </w:ins>
+      <w:ins w:id="440" w:author="PR Preview" w:date="2026-01-01T00:00:00Z">
+        <w:r>
+          <w:t xml:space="preserve">.</w:t>
+        </w:r>
+      </w:ins>
+      <w:ins w:id="441" w:author="PR Preview" w:date="2026-01-01T00:00:00Z">
+        <w:r>
+          <w:t xml:space="preserve"> </w:t>
+        </w:r>
+      </w:ins>
+      <w:ins w:id="442" w:author="PR Preview" w:date="2026-01-01T00:00:00Z">
+        <w:r>
+          <w:t xml:space="preserve">Substituting</w:t>
+        </w:r>
+      </w:ins>
+      <w:ins w:id="443" w:author="PR Preview" w:date="2026-01-01T00:00:00Z">
+        <w:r>
+          <w:t xml:space="preserve"> </w:t>
+        </w:r>
+      </w:ins>
+      <w:ins w:id="444" w:author="PR Preview" w:date="2026-01-01T00:00:00Z">
+        <w:r>
+          <w:t xml:space="preserve">$D= -2 \ell\mathopen{}\left(\hat{\mathord{\smash[b]{\underset{\raise.3ex\hbox{$\scriptstyle\sim$}}{\beta}}\vphantom{\beta}}}\right)\mathclose{}$</w:t>
+        </w:r>
+      </w:ins>
+      <w:ins w:id="445" w:author="PR Preview" w:date="2026-01-01T00:00:00Z">
+        <w:r>
+          <w:t xml:space="preserve"> </w:t>
+        </w:r>
+      </w:ins>
+      <w:ins w:id="446" w:author="PR Preview" w:date="2026-01-01T00:00:00Z">
+        <w:r>
+          <w:t xml:space="preserve">into this expression gives</w:t>
+        </w:r>
+      </w:ins>
+      <w:ins w:id="447" w:author="PR Preview" w:date="2026-01-01T00:00:00Z">
+        <w:r>
+          <w:t xml:space="preserve"> </w:t>
+        </w:r>
+      </w:ins>
+      <m:oMath>
+        <m:sSub>
+          <m:e>
+            <m:r>
+              <m:t>D</m:t>
+            </m:r>
+          </m:e>
+          <m:sub>
+            <m:r>
+              <m:rPr>
+                <m:sty m:val="p"/>
+              </m:rPr>
+              <m:t>s</m:t>
+            </m:r>
+            <m:r>
+              <m:rPr>
+                <m:sty m:val="p"/>
+              </m:rPr>
+              <m:t>a</m:t>
+            </m:r>
+            <m:r>
+              <m:rPr>
+                <m:sty m:val="p"/>
+              </m:rPr>
+              <m:t>t</m:t>
+            </m:r>
+          </m:sub>
+        </m:sSub>
+        <m:r>
+          <m:rPr>
+            <m:sty m:val="p"/>
+          </m:rPr>
+          <m:t>=</m:t>
+        </m:r>
+        <m:r>
+          <m:t>2</m:t>
+        </m:r>
+        <m:sSub>
+          <m:e>
+            <m:r>
+              <m:t>ℓ</m:t>
+            </m:r>
+          </m:e>
+          <m:sub>
+            <m:r>
+              <m:rPr>
+                <m:sty m:val="p"/>
+              </m:rPr>
+              <m:t>s</m:t>
+            </m:r>
+            <m:r>
+              <m:rPr>
+                <m:sty m:val="p"/>
+              </m:rPr>
+              <m:t>a</m:t>
+            </m:r>
+            <m:r>
+              <m:rPr>
+                <m:sty m:val="p"/>
+              </m:rPr>
+              <m:t>t</m:t>
+            </m:r>
+          </m:sub>
+        </m:sSub>
+        <m:r>
+          <m:rPr>
+            <m:sty m:val="p"/>
+          </m:rPr>
+          <m:t>+</m:t>
+        </m:r>
+        <m:r>
+          <m:t>D</m:t>
+        </m:r>
+      </m:oMath>
+      <w:ins w:id="448" w:author="PR Preview" w:date="2026-01-01T00:00:00Z">
+        <w:r>
+          <w:t xml:space="preserve">.</w:t>
+        </w:r>
+      </w:ins>
+      <w:ins w:id="449" w:author="PR Preview" w:date="2026-01-01T00:00:00Z">
+        <w:r>
+          <w:t xml:space="preserve"> </w:t>
+        </w:r>
+      </w:ins>
+      <w:ins w:id="450" w:author="PR Preview" w:date="2026-01-01T00:00:00Z">
+        <w:r>
+          <w:t xml:space="preserve">Subtracting</w:t>
+        </w:r>
+      </w:ins>
+      <w:ins w:id="451" w:author="PR Preview" w:date="2026-01-01T00:00:00Z">
+        <w:r>
+          <w:t xml:space="preserve"> </w:t>
+        </w:r>
+      </w:ins>
+      <m:oMath>
+        <m:r>
+          <m:t>2</m:t>
+        </m:r>
+        <m:sSub>
+          <m:e>
+            <m:r>
+              <m:t>ℓ</m:t>
+            </m:r>
+          </m:e>
+          <m:sub>
+            <m:r>
+              <m:rPr>
+                <m:sty m:val="p"/>
+              </m:rPr>
+              <m:t>s</m:t>
+            </m:r>
+            <m:r>
+              <m:rPr>
+                <m:sty m:val="p"/>
+              </m:rPr>
+              <m:t>a</m:t>
+            </m:r>
+            <m:r>
+              <m:rPr>
+                <m:sty m:val="p"/>
+              </m:rPr>
+              <m:t>t</m:t>
+            </m:r>
+          </m:sub>
+        </m:sSub>
+      </m:oMath>
+      <w:ins w:id="452" w:author="PR Preview" w:date="2026-01-01T00:00:00Z">
+        <w:r>
+          <w:t xml:space="preserve"> </w:t>
+        </w:r>
+      </w:ins>
+      <w:ins w:id="453" w:author="PR Preview" w:date="2026-01-01T00:00:00Z">
+        <w:r>
+          <w:t xml:space="preserve">from both sides gives the claim.</w:t>
+        </w:r>
+      </w:ins>
     </w:p>
     <w:bookmarkStart w:id="50" w:name="rem-deviance-shift"/>
     <w:p>
@@ -12363,56 +15092,80 @@
       <w:pPr>
         <w:pStyle w:val="FirstParagraph"/>
       </w:pPr>
-      <w:r>
-        <w:rPr>
-          <w:b/>
-          <w:bCs/>
-        </w:rPr>
-        <w:t xml:space="preserve">Theorem 4 (Approximate distribution of the fitted coefficients)</w:t>
-      </w:r>
-      <w:r>
-        <w:t xml:space="preserve"> </w:t>
-      </w:r>
-      <w:r>
-        <w:t xml:space="preserve">Suppose the outcomes follow the</w:t>
-      </w:r>
-      <w:r>
-        <w:t xml:space="preserve"> </w:t>
-      </w:r>
+      <w:del w:id="454" w:author="PR Preview" w:date="2026-01-01T00:00:00Z">
+        <w:r>
+          <w:rPr>
+            <w:b/>
+            <w:bCs/>
+          </w:rPr>
+          <w:delText xml:space="preserve">Theorem 4 (Approximate distribution of the fitted coefficients)</w:delText>
+        </w:r>
+      </w:del>
+      <w:del w:id="455" w:author="PR Preview" w:date="2026-01-01T00:00:00Z">
+        <w:r>
+          <w:delText xml:space="preserve"> </w:delText>
+        </w:r>
+      </w:del>
+      <w:del w:id="456" w:author="PR Preview" w:date="2026-01-01T00:00:00Z">
+        <w:r>
+          <w:delText xml:space="preserve">Suppose the outcomes follow the</w:delText>
+        </w:r>
+      </w:del>
+      <w:del w:id="457" w:author="PR Preview" w:date="2026-01-01T00:00:00Z">
+        <w:r>
+          <w:delText xml:space="preserve"> </w:delText>
+        </w:r>
+      </w:del>
       <w:hyperlink w:anchor="def-logistic-regression">
-        <w:r>
-          <w:rPr>
-            <w:rStyle w:val="Hyperlink"/>
-          </w:rPr>
-          <w:t xml:space="preserve">logistic regression model</w:t>
-        </w:r>
+        <w:del w:id="458" w:author="PR Preview" w:date="2026-01-01T00:00:00Z">
+          <w:r>
+            <w:rPr>
+              <w:rStyle w:val="Hyperlink"/>
+            </w:rPr>
+            <w:delText xml:space="preserve">logistic regression model</w:delText>
+          </w:r>
+        </w:del>
       </w:hyperlink>
-      <w:r>
-        <w:t xml:space="preserve">.</w:t>
-      </w:r>
-      <w:r>
-        <w:t xml:space="preserve"> </w:t>
-      </w:r>
-      <w:r>
-        <w:t xml:space="preserve">Let</w:t>
-      </w:r>
-      <w:r>
-        <w:t xml:space="preserve"> </w:t>
-      </w:r>
+      <w:del w:id="459" w:author="PR Preview" w:date="2026-01-01T00:00:00Z">
+        <w:r>
+          <w:delText xml:space="preserve">.</w:delText>
+        </w:r>
+      </w:del>
+      <w:del w:id="460" w:author="PR Preview" w:date="2026-01-01T00:00:00Z">
+        <w:r>
+          <w:delText xml:space="preserve"> </w:delText>
+        </w:r>
+      </w:del>
+      <w:del w:id="461" w:author="PR Preview" w:date="2026-01-01T00:00:00Z">
+        <w:r>
+          <w:delText xml:space="preserve">Let</w:delText>
+        </w:r>
+      </w:del>
+      <w:del w:id="462" w:author="PR Preview" w:date="2026-01-01T00:00:00Z">
+        <w:r>
+          <w:delText xml:space="preserve"> </w:delText>
+        </w:r>
+      </w:del>
       <m:oMath>
         <m:r>
           <m:t>X</m:t>
         </m:r>
       </m:oMath>
-      <w:r>
-        <w:t xml:space="preserve"> </w:t>
-      </w:r>
-      <w:r>
-        <w:t xml:space="preserve">be the matrix whose rows are</w:t>
-      </w:r>
-      <w:r>
-        <w:t xml:space="preserve"> </w:t>
-      </w:r>
+      <w:del w:id="463" w:author="PR Preview" w:date="2026-01-01T00:00:00Z">
+        <w:r>
+          <w:delText xml:space="preserve"> </w:delText>
+        </w:r>
+      </w:del>
+      <w:del w:id="464" w:author="PR Preview" w:date="2026-01-01T00:00:00Z">
+        <w:r>
+          <w:delText xml:space="preserve">be the matrix whose rows are</w:delText>
+        </w:r>
+      </w:del>
+      <w:del w:id="465" w:author="PR Preview" w:date="2026-01-01T00:00:00Z">
+        <w:r>
+          <w:delText xml:space="preserve"> </w:delText>
+        </w:r>
+      </w:del>
       <m:oMath>
         <m:sSup>
           <m:e>
@@ -12451,32 +15204,46 @@
           </m:sup>
         </m:sSup>
       </m:oMath>
-      <w:r>
-        <w:t xml:space="preserve">,</w:t>
-      </w:r>
-      <w:r>
-        <w:t xml:space="preserve"> </w:t>
-      </w:r>
-      <w:r>
-        <w:t xml:space="preserve">and let</w:t>
-      </w:r>
-      <w:r>
-        <w:t xml:space="preserve"> </w:t>
-      </w:r>
+      <w:del w:id="466" w:author="PR Preview" w:date="2026-01-01T00:00:00Z">
+        <w:r>
+          <w:delText xml:space="preserve">,</w:delText>
+        </w:r>
+      </w:del>
+      <w:del w:id="467" w:author="PR Preview" w:date="2026-01-01T00:00:00Z">
+        <w:r>
+          <w:delText xml:space="preserve"> </w:delText>
+        </w:r>
+      </w:del>
+      <w:del w:id="468" w:author="PR Preview" w:date="2026-01-01T00:00:00Z">
+        <w:r>
+          <w:delText xml:space="preserve">and let</w:delText>
+        </w:r>
+      </w:del>
+      <w:del w:id="469" w:author="PR Preview" w:date="2026-01-01T00:00:00Z">
+        <w:r>
+          <w:delText xml:space="preserve"> </w:delText>
+        </w:r>
+      </w:del>
       <m:oMath>
         <m:r>
           <m:t>W</m:t>
         </m:r>
       </m:oMath>
-      <w:r>
-        <w:t xml:space="preserve"> </w:t>
-      </w:r>
-      <w:r>
-        <w:t xml:space="preserve">be the diagonal matrix with entries</w:t>
-      </w:r>
-      <w:r>
-        <w:t xml:space="preserve"> </w:t>
-      </w:r>
+      <w:del w:id="470" w:author="PR Preview" w:date="2026-01-01T00:00:00Z">
+        <w:r>
+          <w:delText xml:space="preserve"> </w:delText>
+        </w:r>
+      </w:del>
+      <w:del w:id="471" w:author="PR Preview" w:date="2026-01-01T00:00:00Z">
+        <w:r>
+          <w:delText xml:space="preserve">be the diagonal matrix with entries</w:delText>
+        </w:r>
+      </w:del>
+      <w:del w:id="472" w:author="PR Preview" w:date="2026-01-01T00:00:00Z">
+        <w:r>
+          <w:delText xml:space="preserve"> </w:delText>
+        </w:r>
+      </w:del>
       <m:oMath>
         <m:sSub>
           <m:e>
@@ -12528,15 +15295,21 @@
           <m:t>​</m:t>
         </m:r>
       </m:oMath>
-      <w:r>
-        <w:t xml:space="preserve">.</w:t>
-      </w:r>
-      <w:r>
-        <w:t xml:space="preserve"> </w:t>
-      </w:r>
-      <w:r>
-        <w:t xml:space="preserve">Under regularity conditions, for a large sample the fitted coefficients are approximately Gaussian,</w:t>
-      </w:r>
+      <w:del w:id="473" w:author="PR Preview" w:date="2026-01-01T00:00:00Z">
+        <w:r>
+          <w:delText xml:space="preserve">.</w:delText>
+        </w:r>
+      </w:del>
+      <w:del w:id="474" w:author="PR Preview" w:date="2026-01-01T00:00:00Z">
+        <w:r>
+          <w:delText xml:space="preserve"> </w:delText>
+        </w:r>
+      </w:del>
+      <w:del w:id="475" w:author="PR Preview" w:date="2026-01-01T00:00:00Z">
+        <w:r>
+          <w:delText xml:space="preserve">Under regularity conditions, for a large sample the fitted coefficients are approximately Gaussian,</w:delText>
+        </w:r>
+      </w:del>
     </w:p>
     <w:p>
       <w:pPr>
@@ -12699,27 +15472,34 @@
       </m:oMathPara>
       <w:bookmarkEnd w:id="54"/>
     </w:p>
-    <w:bookmarkEnd w:id="55"/>
     <w:p>
       <w:pPr>
         <w:pStyle w:val="FirstParagraph"/>
       </w:pPr>
-      <w:r>
-        <w:rPr>
-          <w:i/>
-          <w:iCs/>
-        </w:rPr>
-        <w:t xml:space="preserve">Proof</w:t>
-      </w:r>
-      <w:r>
-        <w:t xml:space="preserve">. </w:t>
-      </w:r>
-      <w:r>
-        <w:t xml:space="preserve">The log-likelihood has score</w:t>
-      </w:r>
-      <w:r>
-        <w:t xml:space="preserve"> </w:t>
-      </w:r>
+      <w:del w:id="476" w:author="PR Preview" w:date="2026-01-01T00:00:00Z">
+        <w:r>
+          <w:rPr>
+            <w:i/>
+            <w:iCs/>
+          </w:rPr>
+          <w:delText xml:space="preserve">Proof</w:delText>
+        </w:r>
+      </w:del>
+      <w:del w:id="477" w:author="PR Preview" w:date="2026-01-01T00:00:00Z">
+        <w:r>
+          <w:delText xml:space="preserve">. </w:delText>
+        </w:r>
+      </w:del>
+      <w:del w:id="478" w:author="PR Preview" w:date="2026-01-01T00:00:00Z">
+        <w:r>
+          <w:delText xml:space="preserve">The log-likelihood has score</w:delText>
+        </w:r>
+      </w:del>
+      <w:del w:id="479" w:author="PR Preview" w:date="2026-01-01T00:00:00Z">
+        <w:r>
+          <w:delText xml:space="preserve"> </w:delText>
+        </w:r>
+      </w:del>
       <m:oMath>
         <m:sSup>
           <m:e>
@@ -12789,18 +15569,26 @@
           <m:t>​</m:t>
         </m:r>
       </m:oMath>
-      <w:r>
-        <w:t xml:space="preserve">,</w:t>
-      </w:r>
-      <w:r>
-        <w:t xml:space="preserve"> </w:t>
-      </w:r>
-      <w:r>
-        <w:t xml:space="preserve">and its Hessian is</w:t>
-      </w:r>
-      <w:r>
-        <w:t xml:space="preserve"> </w:t>
-      </w:r>
+      <w:del w:id="480" w:author="PR Preview" w:date="2026-01-01T00:00:00Z">
+        <w:r>
+          <w:delText xml:space="preserve">,</w:delText>
+        </w:r>
+      </w:del>
+      <w:del w:id="481" w:author="PR Preview" w:date="2026-01-01T00:00:00Z">
+        <w:r>
+          <w:delText xml:space="preserve"> </w:delText>
+        </w:r>
+      </w:del>
+      <w:del w:id="482" w:author="PR Preview" w:date="2026-01-01T00:00:00Z">
+        <w:r>
+          <w:delText xml:space="preserve">and its Hessian is</w:delText>
+        </w:r>
+      </w:del>
+      <w:del w:id="483" w:author="PR Preview" w:date="2026-01-01T00:00:00Z">
+        <w:r>
+          <w:delText xml:space="preserve"> </w:delText>
+        </w:r>
+      </w:del>
       <m:oMath>
         <m:r>
           <m:rPr>
@@ -12830,18 +15618,26 @@
           <m:t>X</m:t>
         </m:r>
       </m:oMath>
-      <w:r>
-        <w:t xml:space="preserve">, which does not involve the outcomes.</w:t>
-      </w:r>
-      <w:r>
-        <w:t xml:space="preserve"> </w:t>
-      </w:r>
-      <w:r>
-        <w:t xml:space="preserve">The observed and expected information are therefore both</w:t>
-      </w:r>
-      <w:r>
-        <w:t xml:space="preserve"> </w:t>
-      </w:r>
+      <w:del w:id="484" w:author="PR Preview" w:date="2026-01-01T00:00:00Z">
+        <w:r>
+          <w:delText xml:space="preserve">, which does not involve the outcomes.</w:delText>
+        </w:r>
+      </w:del>
+      <w:del w:id="485" w:author="PR Preview" w:date="2026-01-01T00:00:00Z">
+        <w:r>
+          <w:delText xml:space="preserve"> </w:delText>
+        </w:r>
+      </w:del>
+      <w:del w:id="486" w:author="PR Preview" w:date="2026-01-01T00:00:00Z">
+        <w:r>
+          <w:delText xml:space="preserve">The observed and expected information are therefore both</w:delText>
+        </w:r>
+      </w:del>
+      <w:del w:id="487" w:author="PR Preview" w:date="2026-01-01T00:00:00Z">
+        <w:r>
+          <w:delText xml:space="preserve"> </w:delText>
+        </w:r>
+      </w:del>
       <m:oMath>
         <m:sSup>
           <m:e>
@@ -12865,62 +15661,517 @@
           <m:t>X</m:t>
         </m:r>
       </m:oMath>
-      <w:r>
-        <w:t xml:space="preserve">.</w:t>
-      </w:r>
-      <w:r>
-        <w:t xml:space="preserve"> </w:t>
-      </w:r>
-      <w:r>
-        <w:t xml:space="preserve">The claim is the Gaussian approximation of the</w:t>
-      </w:r>
-      <w:r>
-        <w:t xml:space="preserve"> </w:t>
-      </w:r>
+      <w:del w:id="488" w:author="PR Preview" w:date="2026-01-01T00:00:00Z">
+        <w:r>
+          <w:delText xml:space="preserve">.</w:delText>
+        </w:r>
+      </w:del>
+      <w:del w:id="489" w:author="PR Preview" w:date="2026-01-01T00:00:00Z">
+        <w:r>
+          <w:delText xml:space="preserve"> </w:delText>
+        </w:r>
+      </w:del>
+      <w:del w:id="490" w:author="PR Preview" w:date="2026-01-01T00:00:00Z">
+        <w:r>
+          <w:delText xml:space="preserve">The claim is the Gaussian approximation of the</w:delText>
+        </w:r>
+      </w:del>
+      <w:del w:id="491" w:author="PR Preview" w:date="2026-01-01T00:00:00Z">
+        <w:r>
+          <w:delText xml:space="preserve"> </w:delText>
+        </w:r>
+      </w:del>
       <w:hyperlink r:id="rId56">
+        <w:del w:id="492" w:author="PR Preview" w:date="2026-01-01T00:00:00Z">
+          <w:r>
+            <w:rPr>
+              <w:rStyle w:val="Hyperlink"/>
+            </w:rPr>
+            <w:delText xml:space="preserve">central limit theorem for MLEs</w:delText>
+          </w:r>
+        </w:del>
+      </w:hyperlink>
+      <w:del w:id="493" w:author="PR Preview" w:date="2026-01-01T00:00:00Z">
+        <w:r>
+          <w:delText xml:space="preserve">, with this information in place of the inverse covariance.</w:delText>
+        </w:r>
+      </w:del>
+      <w:del w:id="494" w:author="PR Preview" w:date="2026-01-01T00:00:00Z">
+        <w:r>
+          <w:delText xml:space="preserve"> </w:delText>
+        </w:r>
+      </w:del>
+      <w:del w:id="495" w:author="PR Preview" w:date="2026-01-01T00:00:00Z">
+        <w:r>
+          <w:delText xml:space="preserve">The result is stated for logistic regression by</w:delText>
+        </w:r>
+      </w:del>
+      <w:del w:id="496" w:author="PR Preview" w:date="2026-01-01T00:00:00Z">
+        <w:r>
+          <w:delText xml:space="preserve"> </w:delText>
+        </w:r>
+      </w:del>
+      <w:del w:id="497" w:author="PR Preview" w:date="2026-01-01T00:00:00Z">
+        <w:r>
+          <w:delText xml:space="preserve">Hastie et al. (2009, sec. 4.4.3)</w:delText>
+        </w:r>
+      </w:del>
+      <w:del w:id="498" w:author="PR Preview" w:date="2026-01-01T00:00:00Z">
+        <w:r>
+          <w:delText xml:space="preserve">.</w:delText>
+        </w:r>
+      </w:del>
+      <w:del w:id="499" w:author="PR Preview" w:date="2026-01-01T00:00:00Z">
+        <w:r>
+          <w:delText xml:space="preserve"> </w:delText>
+        </w:r>
+      </w:del>
+      <w:del w:id="500" w:author="PR Preview" w:date="2026-01-01T00:00:00Z">
+        <w:r>
+          <w:delText xml:space="preserve">For independent but non-identically distributed outcomes it holds under conditions on the predictors that</w:delText>
+        </w:r>
+      </w:del>
+      <w:del w:id="501" w:author="PR Preview" w:date="2026-01-01T00:00:00Z">
+        <w:r>
+          <w:delText xml:space="preserve"> </w:delText>
+        </w:r>
+      </w:del>
+      <w:del w:id="502" w:author="PR Preview" w:date="2026-01-01T00:00:00Z">
+        <w:r>
+          <w:delText xml:space="preserve">Fahrmeir and Kaufmann (1985)</w:delText>
+        </w:r>
+      </w:del>
+      <w:del w:id="503" w:author="PR Preview" w:date="2026-01-01T00:00:00Z">
+        <w:r>
+          <w:delText xml:space="preserve"> </w:delText>
+        </w:r>
+      </w:del>
+      <w:del w:id="504" w:author="PR Preview" w:date="2026-01-01T00:00:00Z">
+        <w:r>
+          <w:delText xml:space="preserve">give.</w:delText>
+        </w:r>
+      </w:del>
+    </w:p>
+    <w:p>
+      <w:pPr>
+        <w:pStyle w:val="FirstParagraph"/>
+      </w:pPr>
+      <w:ins w:id="505" w:author="PR Preview" w:date="2026-01-01T00:00:00Z">
         <w:r>
           <w:rPr>
-            <w:rStyle w:val="Hyperlink"/>
+            <w:b/>
+            <w:bCs/>
           </w:rPr>
-          <w:t xml:space="preserve">central limit theorem for MLEs</w:t>
-        </w:r>
+          <w:t xml:space="preserve">Theorem 4 (Approximate distribution of the fitted coefficients)</w:t>
+        </w:r>
+      </w:ins>
+      <w:ins w:id="506" w:author="PR Preview" w:date="2026-01-01T00:00:00Z">
+        <w:r>
+          <w:t xml:space="preserve"> </w:t>
+        </w:r>
+      </w:ins>
+      <w:ins w:id="507" w:author="PR Preview" w:date="2026-01-01T00:00:00Z">
+        <w:r>
+          <w:t xml:space="preserve">Suppose the outcomes follow the</w:t>
+        </w:r>
+      </w:ins>
+      <w:ins w:id="508" w:author="PR Preview" w:date="2026-01-01T00:00:00Z">
+        <w:r>
+          <w:t xml:space="preserve"> </w:t>
+        </w:r>
+      </w:ins>
+      <w:hyperlink w:anchor="def-logistic-regression">
+        <w:ins w:id="509" w:author="PR Preview" w:date="2026-01-01T00:00:00Z">
+          <w:r>
+            <w:rPr>
+              <w:rStyle w:val="Hyperlink"/>
+            </w:rPr>
+            <w:t xml:space="preserve">logistic regression model</w:t>
+          </w:r>
+        </w:ins>
       </w:hyperlink>
-      <w:r>
-        <w:t xml:space="preserve">, with this information in place of the inverse covariance.</w:t>
-      </w:r>
-      <w:r>
-        <w:t xml:space="preserve"> </w:t>
-      </w:r>
-      <w:r>
-        <w:t xml:space="preserve">The result is stated for logistic regression by</w:t>
-      </w:r>
-      <w:r>
-        <w:t xml:space="preserve"> </w:t>
-      </w:r>
-      <w:r>
-        <w:t xml:space="preserve">Hastie et al. (2009, sec. 4.4.3)</w:t>
-      </w:r>
-      <w:r>
-        <w:t xml:space="preserve">.</w:t>
-      </w:r>
-      <w:r>
-        <w:t xml:space="preserve"> </w:t>
-      </w:r>
-      <w:r>
-        <w:t xml:space="preserve">For independent but non-identically distributed outcomes it holds under conditions on the predictors that</w:t>
-      </w:r>
-      <w:r>
-        <w:t xml:space="preserve"> </w:t>
-      </w:r>
-      <w:r>
-        <w:t xml:space="preserve">Fahrmeir and Kaufmann (1985)</w:t>
-      </w:r>
-      <w:r>
-        <w:t xml:space="preserve"> </w:t>
-      </w:r>
-      <w:r>
-        <w:t xml:space="preserve">give.</w:t>
-      </w:r>
+      <w:ins w:id="510" w:author="PR Preview" w:date="2026-01-01T00:00:00Z">
+        <w:r>
+          <w:t xml:space="preserve">.</w:t>
+        </w:r>
+      </w:ins>
+      <w:ins w:id="511" w:author="PR Preview" w:date="2026-01-01T00:00:00Z">
+        <w:r>
+          <w:t xml:space="preserve"> </w:t>
+        </w:r>
+      </w:ins>
+      <w:ins w:id="512" w:author="PR Preview" w:date="2026-01-01T00:00:00Z">
+        <w:r>
+          <w:t xml:space="preserve">Let</w:t>
+        </w:r>
+      </w:ins>
+      <w:ins w:id="513" w:author="PR Preview" w:date="2026-01-01T00:00:00Z">
+        <w:r>
+          <w:t xml:space="preserve"> </w:t>
+        </w:r>
+      </w:ins>
+      <m:oMath>
+        <m:r>
+          <m:t>X</m:t>
+        </m:r>
+      </m:oMath>
+      <w:ins w:id="514" w:author="PR Preview" w:date="2026-01-01T00:00:00Z">
+        <w:r>
+          <w:t xml:space="preserve"> </w:t>
+        </w:r>
+      </w:ins>
+      <w:ins w:id="515" w:author="PR Preview" w:date="2026-01-01T00:00:00Z">
+        <w:r>
+          <w:t xml:space="preserve">be the matrix whose rows are</w:t>
+        </w:r>
+      </w:ins>
+      <w:ins w:id="516" w:author="PR Preview" w:date="2026-01-01T00:00:00Z">
+        <w:r>
+          <w:t xml:space="preserve"> </w:t>
+        </w:r>
+      </w:ins>
+      <w:ins w:id="517" w:author="PR Preview" w:date="2026-01-01T00:00:00Z">
+        <w:r>
+          <w:t xml:space="preserve">${\mathord{\smash[b]{\underset{\raise.3ex\hbox{$\scriptstyle\sim$}}{x}}\vphantom{x}}_i}^{\top}$</w:t>
+        </w:r>
+      </w:ins>
+      <w:ins w:id="518" w:author="PR Preview" w:date="2026-01-01T00:00:00Z">
+        <w:r>
+          <w:t xml:space="preserve">,</w:t>
+        </w:r>
+      </w:ins>
+      <w:ins w:id="519" w:author="PR Preview" w:date="2026-01-01T00:00:00Z">
+        <w:r>
+          <w:t xml:space="preserve"> </w:t>
+        </w:r>
+      </w:ins>
+      <w:ins w:id="520" w:author="PR Preview" w:date="2026-01-01T00:00:00Z">
+        <w:r>
+          <w:t xml:space="preserve">and let</w:t>
+        </w:r>
+      </w:ins>
+      <w:ins w:id="521" w:author="PR Preview" w:date="2026-01-01T00:00:00Z">
+        <w:r>
+          <w:t xml:space="preserve"> </w:t>
+        </w:r>
+      </w:ins>
+      <m:oMath>
+        <m:r>
+          <m:t>W</m:t>
+        </m:r>
+      </m:oMath>
+      <w:ins w:id="522" w:author="PR Preview" w:date="2026-01-01T00:00:00Z">
+        <w:r>
+          <w:t xml:space="preserve"> </w:t>
+        </w:r>
+      </w:ins>
+      <w:ins w:id="523" w:author="PR Preview" w:date="2026-01-01T00:00:00Z">
+        <w:r>
+          <w:t xml:space="preserve">be the diagonal matrix with entries</w:t>
+        </w:r>
+      </w:ins>
+      <w:ins w:id="524" w:author="PR Preview" w:date="2026-01-01T00:00:00Z">
+        <w:r>
+          <w:t xml:space="preserve"> </w:t>
+        </w:r>
+      </w:ins>
+      <m:oMath>
+        <m:sSub>
+          <m:e>
+            <m:r>
+              <m:t>π</m:t>
+            </m:r>
+          </m:e>
+          <m:sub>
+            <m:r>
+              <m:t>i</m:t>
+            </m:r>
+          </m:sub>
+        </m:sSub>
+        <m:r>
+          <m:t>​</m:t>
+        </m:r>
+        <m:d>
+          <m:dPr>
+            <m:begChr m:val="("/>
+            <m:sepChr m:val=""/>
+            <m:endChr m:val=")"/>
+            <m:grow/>
+          </m:dPr>
+          <m:e>
+            <m:r>
+              <m:t>1</m:t>
+            </m:r>
+            <m:r>
+              <m:rPr>
+                <m:sty m:val="p"/>
+              </m:rPr>
+              <m:t>−</m:t>
+            </m:r>
+            <m:sSub>
+              <m:e>
+                <m:r>
+                  <m:t>π</m:t>
+                </m:r>
+              </m:e>
+              <m:sub>
+                <m:r>
+                  <m:t>i</m:t>
+                </m:r>
+              </m:sub>
+            </m:sSub>
+          </m:e>
+        </m:d>
+        <m:r>
+          <m:t>​</m:t>
+        </m:r>
+      </m:oMath>
+      <w:ins w:id="525" w:author="PR Preview" w:date="2026-01-01T00:00:00Z">
+        <w:r>
+          <w:t xml:space="preserve">.</w:t>
+        </w:r>
+      </w:ins>
+      <w:ins w:id="526" w:author="PR Preview" w:date="2026-01-01T00:00:00Z">
+        <w:r>
+          <w:t xml:space="preserve"> </w:t>
+        </w:r>
+      </w:ins>
+      <w:ins w:id="527" w:author="PR Preview" w:date="2026-01-01T00:00:00Z">
+        <w:r>
+          <w:t xml:space="preserve">Under regularity conditions, for a large sample the fitted coefficients are approximately Gaussian,</w:t>
+        </w:r>
+      </w:ins>
+    </w:p>
+    <w:p>
+      <w:pPr>
+        <w:pStyle w:val="BodyText"/>
+      </w:pPr>
+      <w:bookmarkStart w:id="54" w:name="eq-logistic-mle-distribution"/>
+      <w:ins w:id="528" w:author="PR Preview" w:date="2026-01-01T00:00:00Z">
+        <w:r>
+          <w:t xml:space="preserve">$$
+    \hat{\mathord{\smash[b]{\underset{\raise.3ex\hbox{$\scriptstyle\sim$}}{\beta}}\vphantom{\beta}}}\approx \operatorname{N}\mathopen{}\left(\mathord{\smash[b]{\underset{\raise.3ex\hbox{$\scriptstyle\sim$}}{\beta}}\vphantom{\beta}}, {\mathopen{}\left({X}^{\top} W X\right)\mathclose{}}^{-1}\right)\mathclose{}.
+     \qquad(7)$$</w:t>
+        </w:r>
+      </w:ins>
+      <w:bookmarkEnd w:id="54"/>
+    </w:p>
+    <w:bookmarkEnd w:id="55"/>
+    <w:p>
+      <w:pPr>
+        <w:pStyle w:val="FirstParagraph"/>
+      </w:pPr>
+      <w:ins w:id="529" w:author="PR Preview" w:date="2026-01-01T00:00:00Z">
+        <w:r>
+          <w:rPr>
+            <w:i/>
+            <w:iCs/>
+          </w:rPr>
+          <w:t xml:space="preserve">Proof</w:t>
+        </w:r>
+      </w:ins>
+      <w:ins w:id="530" w:author="PR Preview" w:date="2026-01-01T00:00:00Z">
+        <w:r>
+          <w:t xml:space="preserve">. </w:t>
+        </w:r>
+      </w:ins>
+      <w:ins w:id="531" w:author="PR Preview" w:date="2026-01-01T00:00:00Z">
+        <w:r>
+          <w:t xml:space="preserve">The log-likelihood has score</w:t>
+        </w:r>
+      </w:ins>
+      <w:ins w:id="532" w:author="PR Preview" w:date="2026-01-01T00:00:00Z">
+        <w:r>
+          <w:t xml:space="preserve"> </w:t>
+        </w:r>
+      </w:ins>
+      <w:ins w:id="533" w:author="PR Preview" w:date="2026-01-01T00:00:00Z">
+        <w:r>
+          <w:t xml:space="preserve">${X}^{\top} \mathopen{}\left(\mathord{\smash[b]{\underset{\raise.3ex\hbox{$\scriptstyle\sim$}}{y}}\vphantom{y}}- \mathord{\smash[b]{\underset{\raise.3ex\hbox{$\scriptstyle\sim$}}{\pi}}\vphantom{\pi}}\right)\mathclose{}$</w:t>
+        </w:r>
+      </w:ins>
+      <w:ins w:id="534" w:author="PR Preview" w:date="2026-01-01T00:00:00Z">
+        <w:r>
+          <w:t xml:space="preserve">,</w:t>
+        </w:r>
+      </w:ins>
+      <w:ins w:id="535" w:author="PR Preview" w:date="2026-01-01T00:00:00Z">
+        <w:r>
+          <w:t xml:space="preserve"> </w:t>
+        </w:r>
+      </w:ins>
+      <w:ins w:id="536" w:author="PR Preview" w:date="2026-01-01T00:00:00Z">
+        <w:r>
+          <w:t xml:space="preserve">and its Hessian is</w:t>
+        </w:r>
+      </w:ins>
+      <w:ins w:id="537" w:author="PR Preview" w:date="2026-01-01T00:00:00Z">
+        <w:r>
+          <w:t xml:space="preserve"> </w:t>
+        </w:r>
+      </w:ins>
+      <m:oMath>
+        <m:r>
+          <m:rPr>
+            <m:sty m:val="p"/>
+          </m:rPr>
+          <m:t>−</m:t>
+        </m:r>
+        <m:sSup>
+          <m:e>
+            <m:r>
+              <m:t>X</m:t>
+            </m:r>
+          </m:e>
+          <m:sup>
+            <m:r>
+              <m:rPr>
+                <m:sty m:val="p"/>
+              </m:rPr>
+              <m:t>⊤</m:t>
+            </m:r>
+          </m:sup>
+        </m:sSup>
+        <m:r>
+          <m:t>W</m:t>
+        </m:r>
+        <m:r>
+          <m:t>X</m:t>
+        </m:r>
+      </m:oMath>
+      <w:ins w:id="538" w:author="PR Preview" w:date="2026-01-01T00:00:00Z">
+        <w:r>
+          <w:t xml:space="preserve">, which does not involve the outcomes.</w:t>
+        </w:r>
+      </w:ins>
+      <w:ins w:id="539" w:author="PR Preview" w:date="2026-01-01T00:00:00Z">
+        <w:r>
+          <w:t xml:space="preserve"> </w:t>
+        </w:r>
+      </w:ins>
+      <w:ins w:id="540" w:author="PR Preview" w:date="2026-01-01T00:00:00Z">
+        <w:r>
+          <w:t xml:space="preserve">The observed and expected information are therefore both</w:t>
+        </w:r>
+      </w:ins>
+      <w:ins w:id="541" w:author="PR Preview" w:date="2026-01-01T00:00:00Z">
+        <w:r>
+          <w:t xml:space="preserve"> </w:t>
+        </w:r>
+      </w:ins>
+      <m:oMath>
+        <m:sSup>
+          <m:e>
+            <m:r>
+              <m:t>X</m:t>
+            </m:r>
+          </m:e>
+          <m:sup>
+            <m:r>
+              <m:rPr>
+                <m:sty m:val="p"/>
+              </m:rPr>
+              <m:t>⊤</m:t>
+            </m:r>
+          </m:sup>
+        </m:sSup>
+        <m:r>
+          <m:t>W</m:t>
+        </m:r>
+        <m:r>
+          <m:t>X</m:t>
+        </m:r>
+      </m:oMath>
+      <w:ins w:id="542" w:author="PR Preview" w:date="2026-01-01T00:00:00Z">
+        <w:r>
+          <w:t xml:space="preserve">.</w:t>
+        </w:r>
+      </w:ins>
+      <w:ins w:id="543" w:author="PR Preview" w:date="2026-01-01T00:00:00Z">
+        <w:r>
+          <w:t xml:space="preserve"> </w:t>
+        </w:r>
+      </w:ins>
+      <w:ins w:id="544" w:author="PR Preview" w:date="2026-01-01T00:00:00Z">
+        <w:r>
+          <w:t xml:space="preserve">The claim is the Gaussian approximation of the</w:t>
+        </w:r>
+      </w:ins>
+      <w:ins w:id="545" w:author="PR Preview" w:date="2026-01-01T00:00:00Z">
+        <w:r>
+          <w:t xml:space="preserve"> </w:t>
+        </w:r>
+      </w:ins>
+      <w:hyperlink r:id="rId56">
+        <w:ins w:id="546" w:author="PR Preview" w:date="2026-01-01T00:00:00Z">
+          <w:r>
+            <w:rPr>
+              <w:rStyle w:val="Hyperlink"/>
+            </w:rPr>
+            <w:t xml:space="preserve">central limit theorem for MLEs</w:t>
+          </w:r>
+        </w:ins>
+      </w:hyperlink>
+      <w:ins w:id="547" w:author="PR Preview" w:date="2026-01-01T00:00:00Z">
+        <w:r>
+          <w:t xml:space="preserve">, with this information in place of the inverse covariance.</w:t>
+        </w:r>
+      </w:ins>
+      <w:ins w:id="548" w:author="PR Preview" w:date="2026-01-01T00:00:00Z">
+        <w:r>
+          <w:t xml:space="preserve"> </w:t>
+        </w:r>
+      </w:ins>
+      <w:ins w:id="549" w:author="PR Preview" w:date="2026-01-01T00:00:00Z">
+        <w:r>
+          <w:t xml:space="preserve">The result is stated for logistic regression by</w:t>
+        </w:r>
+      </w:ins>
+      <w:ins w:id="550" w:author="PR Preview" w:date="2026-01-01T00:00:00Z">
+        <w:r>
+          <w:t xml:space="preserve"> </w:t>
+        </w:r>
+      </w:ins>
+      <w:ins w:id="551" w:author="PR Preview" w:date="2026-01-01T00:00:00Z">
+        <w:r>
+          <w:t xml:space="preserve">Hastie et al. (2009, sec. 4.4.3)</w:t>
+        </w:r>
+      </w:ins>
+      <w:ins w:id="552" w:author="PR Preview" w:date="2026-01-01T00:00:00Z">
+        <w:r>
+          <w:t xml:space="preserve">.</w:t>
+        </w:r>
+      </w:ins>
+      <w:ins w:id="553" w:author="PR Preview" w:date="2026-01-01T00:00:00Z">
+        <w:r>
+          <w:t xml:space="preserve"> </w:t>
+        </w:r>
+      </w:ins>
+      <w:ins w:id="554" w:author="PR Preview" w:date="2026-01-01T00:00:00Z">
+        <w:r>
+          <w:t xml:space="preserve">For independent but non-identically distributed outcomes it holds under conditions on the predictors that</w:t>
+        </w:r>
+      </w:ins>
+      <w:ins w:id="555" w:author="PR Preview" w:date="2026-01-01T00:00:00Z">
+        <w:r>
+          <w:t xml:space="preserve"> </w:t>
+        </w:r>
+      </w:ins>
+      <w:ins w:id="556" w:author="PR Preview" w:date="2026-01-01T00:00:00Z">
+        <w:r>
+          <w:t xml:space="preserve">Fahrmeir and Kaufmann (1985)</w:t>
+        </w:r>
+      </w:ins>
+      <w:ins w:id="557" w:author="PR Preview" w:date="2026-01-01T00:00:00Z">
+        <w:r>
+          <w:t xml:space="preserve"> </w:t>
+        </w:r>
+      </w:ins>
+      <w:ins w:id="558" w:author="PR Preview" w:date="2026-01-01T00:00:00Z">
+        <w:r>
+          <w:t xml:space="preserve">give.</w:t>
+        </w:r>
+      </w:ins>
     </w:p>
     <w:bookmarkStart w:id="58" w:name="cor-logistic-wald"/>
     <w:p>

--- a/pr-preview/pr-268/logistic-inference-handout-tracked-changes.docx
+++ b/pr-preview/pr-268/logistic-inference-handout-tracked-changes.docx
@@ -26,7 +26,7 @@
       </w:pPr>
       <w:ins w:id="2" w:author="PR Preview" w:date="2026-01-01T00:00:00Z">
         <w:r>
-          <w:t xml:space="preserve">Last modified: 2026-10-16 18:04:33 (PDT)</w:t>
+          <w:t xml:space="preserve">Last modified: 2026-10-16 19:00:04 (PDT)</w:t>
         </w:r>
       </w:ins>
     </w:p>

--- a/pr-preview/pr-268/logistic-inference-handout-tracked-changes.docx
+++ b/pr-preview/pr-268/logistic-inference-handout-tracked-changes.docx
@@ -16,7 +16,7 @@
       </w:pPr>
       <w:del w:id="1" w:author="PR Preview" w:date="2026-01-01T00:00:00Z">
         <w:r>
-          <w:delText xml:space="preserve">Last modified: 2026-10-16 16:37:17 (PDT)</w:delText>
+          <w:delText xml:space="preserve">Last modified: 2026-10-16 18:58:08 (PDT)</w:delText>
         </w:r>
       </w:del>
     </w:p>
@@ -26,7 +26,7 @@
       </w:pPr>
       <w:ins w:id="2" w:author="PR Preview" w:date="2026-01-01T00:00:00Z">
         <w:r>
-          <w:t xml:space="preserve">Last modified: 2026-10-16 19:00:04 (PDT)</w:t>
+          <w:t xml:space="preserve">Last modified: 2026-10-16 22:26:41 (PDT)</w:t>
         </w:r>
       </w:ins>
     </w:p>
@@ -93,54 +93,38 @@
       <w:pPr>
         <w:pStyle w:val="BodyText"/>
       </w:pPr>
-      <w:del w:id="3" w:author="PR Preview" w:date="2026-01-01T00:00:00Z">
-        <w:r>
-          <w:rPr>
-            <w:b/>
-            <w:bCs/>
-          </w:rPr>
-          <w:delText xml:space="preserve">Definition 1 (Logistic regression)</w:delText>
-        </w:r>
-      </w:del>
-      <w:del w:id="4" w:author="PR Preview" w:date="2026-01-01T00:00:00Z">
-        <w:r>
-          <w:delText xml:space="preserve"> </w:delText>
-        </w:r>
-      </w:del>
-      <w:del w:id="5" w:author="PR Preview" w:date="2026-01-01T00:00:00Z">
-        <w:r>
-          <w:delText xml:space="preserve">A</w:delText>
-        </w:r>
-      </w:del>
-      <w:del w:id="6" w:author="PR Preview" w:date="2026-01-01T00:00:00Z">
-        <w:r>
-          <w:delText xml:space="preserve"> </w:delText>
-        </w:r>
-      </w:del>
-      <w:del w:id="7" w:author="PR Preview" w:date="2026-01-01T00:00:00Z">
-        <w:r>
-          <w:rPr>
-            <w:b/>
-            <w:bCs/>
-          </w:rPr>
-          <w:delText xml:space="preserve">logistic regression</w:delText>
-        </w:r>
-      </w:del>
-      <w:del w:id="8" w:author="PR Preview" w:date="2026-01-01T00:00:00Z">
-        <w:r>
-          <w:delText xml:space="preserve"> </w:delText>
-        </w:r>
-      </w:del>
-      <w:del w:id="9" w:author="PR Preview" w:date="2026-01-01T00:00:00Z">
-        <w:r>
-          <w:delText xml:space="preserve">model for binary outcomes</w:delText>
-        </w:r>
-      </w:del>
-      <w:del w:id="10" w:author="PR Preview" w:date="2026-01-01T00:00:00Z">
-        <w:r>
-          <w:delText xml:space="preserve"> </w:delText>
-        </w:r>
-      </w:del>
+      <w:r>
+        <w:rPr>
+          <w:b/>
+          <w:bCs/>
+        </w:rPr>
+        <w:t xml:space="preserve">Definition 1 (Logistic regression)</w:t>
+      </w:r>
+      <w:r>
+        <w:t xml:space="preserve"> </w:t>
+      </w:r>
+      <w:r>
+        <w:t xml:space="preserve">A</w:t>
+      </w:r>
+      <w:r>
+        <w:t xml:space="preserve"> </w:t>
+      </w:r>
+      <w:r>
+        <w:rPr>
+          <w:b/>
+          <w:bCs/>
+        </w:rPr>
+        <w:t xml:space="preserve">logistic regression</w:t>
+      </w:r>
+      <w:r>
+        <w:t xml:space="preserve"> </w:t>
+      </w:r>
+      <w:r>
+        <w:t xml:space="preserve">model for binary outcomes</w:t>
+      </w:r>
+      <w:r>
+        <w:t xml:space="preserve"> </w:t>
+      </w:r>
       <m:oMath>
         <m:sSub>
           <m:e>
@@ -219,771 +203,149 @@
           <m:t>​</m:t>
         </m:r>
       </m:oMath>
-      <w:del w:id="11" w:author="PR Preview" w:date="2026-01-01T00:00:00Z">
-        <w:r>
-          <w:delText xml:space="preserve"> </w:delText>
-        </w:r>
-      </w:del>
-      <w:del w:id="12" w:author="PR Preview" w:date="2026-01-01T00:00:00Z">
-        <w:r>
-          <w:delText xml:space="preserve">with predictor vectors</w:delText>
-        </w:r>
-      </w:del>
-      <w:del w:id="13" w:author="PR Preview" w:date="2026-01-01T00:00:00Z">
-        <w:r>
-          <w:delText xml:space="preserve"> </w:delText>
-        </w:r>
-      </w:del>
-      <m:oMath>
-        <m:sSub>
-          <m:e>
-            <m:limLow>
-              <m:e>
-                <m:r>
-                  <m:t>x</m:t>
-                </m:r>
-              </m:e>
-              <m:lim>
-                <m:r>
-                  <m:rPr>
-                    <m:sty m:val="p"/>
-                  </m:rPr>
-                  <m:t>∼</m:t>
-                </m:r>
-              </m:lim>
-            </m:limLow>
-          </m:e>
-          <m:sub>
-            <m:r>
-              <m:t>1</m:t>
-            </m:r>
-          </m:sub>
-        </m:sSub>
-        <m:r>
-          <m:rPr>
-            <m:sty m:val="p"/>
-          </m:rPr>
-          <m:t>,</m:t>
-        </m:r>
-        <m:r>
-          <m:rPr>
-            <m:sty m:val="p"/>
-          </m:rPr>
-          <m:t>…</m:t>
-        </m:r>
-        <m:r>
-          <m:rPr>
-            <m:sty m:val="p"/>
-          </m:rPr>
-          <m:t>,</m:t>
-        </m:r>
-        <m:sSub>
-          <m:e>
-            <m:limLow>
-              <m:e>
-                <m:r>
-                  <m:t>x</m:t>
-                </m:r>
-              </m:e>
-              <m:lim>
-                <m:r>
-                  <m:rPr>
-                    <m:sty m:val="p"/>
-                  </m:rPr>
-                  <m:t>∼</m:t>
-                </m:r>
-              </m:lim>
-            </m:limLow>
-          </m:e>
-          <m:sub>
-            <m:r>
-              <m:t>n</m:t>
-            </m:r>
-          </m:sub>
-        </m:sSub>
-      </m:oMath>
-      <w:del w:id="14" w:author="PR Preview" w:date="2026-01-01T00:00:00Z">
-        <w:r>
-          <w:delText xml:space="preserve"> </w:delText>
-        </w:r>
-      </w:del>
-      <w:del w:id="15" w:author="PR Preview" w:date="2026-01-01T00:00:00Z">
-        <w:r>
-          <w:delText xml:space="preserve">says that the outcomes are independent and that</w:delText>
-        </w:r>
-      </w:del>
+      <w:r>
+        <w:t xml:space="preserve"> </w:t>
+      </w:r>
+      <w:r>
+        <w:t xml:space="preserve">with predictor vectors</w:t>
+      </w:r>
+      <w:r>
+        <w:t xml:space="preserve"> </w:t>
+      </w:r>
+      <w:r>
+        <w:t xml:space="preserve">$\mathord{\smash[b]{\underset{\raise.3ex\hbox{$\scriptstyle\sim$}}{x}}\vphantom{x}}_1, \dots, \mathord{\smash[b]{\underset{\raise.3ex\hbox{$\scriptstyle\sim$}}{x}}\vphantom{x}}_n$</w:t>
+      </w:r>
+      <w:r>
+        <w:t xml:space="preserve"> </w:t>
+      </w:r>
+      <w:r>
+        <w:t xml:space="preserve">says that the outcomes are independent and that</w:t>
+      </w:r>
     </w:p>
     <w:p>
       <w:pPr>
         <w:pStyle w:val="BodyText"/>
       </w:pPr>
       <w:bookmarkStart w:id="10" w:name="eq-logistic-model"/>
-      <m:oMathPara>
-        <m:oMathParaPr>
-          <m:jc m:val="center"/>
-        </m:oMathParaPr>
-        <m:oMath>
-          <m:r>
-            <m:rPr>
-              <m:sty m:val="p"/>
-            </m:rPr>
-            <m:t>Pr</m:t>
-          </m:r>
-          <m:r>
-            <m:t>​</m:t>
-          </m:r>
-          <m:d>
-            <m:dPr>
-              <m:begChr m:val="("/>
-              <m:sepChr m:val=""/>
-              <m:endChr m:val=")"/>
-              <m:grow/>
-            </m:dPr>
-            <m:e>
-              <m:sSub>
-                <m:e>
-                  <m:r>
-                    <m:t>Y</m:t>
-                  </m:r>
-                </m:e>
-                <m:sub>
-                  <m:r>
-                    <m:t>i</m:t>
-                  </m:r>
-                </m:sub>
-              </m:sSub>
-              <m:r>
-                <m:rPr>
-                  <m:sty m:val="p"/>
-                </m:rPr>
-                <m:t>=</m:t>
-              </m:r>
-              <m:r>
-                <m:t>1</m:t>
-              </m:r>
-              <m:r>
-                <m:rPr>
-                  <m:sty m:val="p"/>
-                </m:rPr>
-                <m:t>∣</m:t>
-              </m:r>
-              <m:sSub>
-                <m:e>
-                  <m:limLow>
-                    <m:e>
-                      <m:r>
-                        <m:t>x</m:t>
-                      </m:r>
-                    </m:e>
-                    <m:lim>
-                      <m:r>
-                        <m:rPr>
-                          <m:sty m:val="p"/>
-                        </m:rPr>
-                        <m:t>∼</m:t>
-                      </m:r>
-                    </m:lim>
-                  </m:limLow>
-                </m:e>
-                <m:sub>
-                  <m:r>
-                    <m:t>i</m:t>
-                  </m:r>
-                </m:sub>
-              </m:sSub>
-            </m:e>
-          </m:d>
-          <m:r>
-            <m:t>​</m:t>
-          </m:r>
-          <m:r>
-            <m:rPr>
-              <m:sty m:val="p"/>
-            </m:rPr>
-            <m:t>=</m:t>
-          </m:r>
-          <m:sSub>
-            <m:e>
-              <m:r>
-                <m:t>π</m:t>
-              </m:r>
-            </m:e>
-            <m:sub>
-              <m:r>
-                <m:t>i</m:t>
-              </m:r>
-            </m:sub>
-          </m:sSub>
-          <m:r>
-            <m:rPr>
-              <m:sty m:val="p"/>
-            </m:rPr>
-            <m:t>=</m:t>
-          </m:r>
-          <m:r>
-            <m:t>σ</m:t>
-          </m:r>
-          <m:r>
-            <m:t>​</m:t>
-          </m:r>
-          <m:d>
-            <m:dPr>
-              <m:begChr m:val="("/>
-              <m:sepChr m:val=""/>
-              <m:endChr m:val=")"/>
-              <m:grow/>
-            </m:dPr>
-            <m:e>
-              <m:limLow>
-                <m:e>
-                  <m:r>
-                    <m:t>β</m:t>
-                  </m:r>
-                </m:e>
-                <m:lim>
-                  <m:r>
-                    <m:rPr>
-                      <m:sty m:val="p"/>
-                    </m:rPr>
-                    <m:t>∼</m:t>
-                  </m:r>
-                </m:lim>
-              </m:limLow>
-              <m:r>
-                <m:rPr>
-                  <m:sty m:val="p"/>
-                </m:rPr>
-                <m:t>⋅</m:t>
-              </m:r>
-              <m:sSub>
-                <m:e>
-                  <m:limLow>
-                    <m:e>
-                      <m:r>
-                        <m:t>x</m:t>
-                      </m:r>
-                    </m:e>
-                    <m:lim>
-                      <m:r>
-                        <m:rPr>
-                          <m:sty m:val="p"/>
-                        </m:rPr>
-                        <m:t>∼</m:t>
-                      </m:r>
-                    </m:lim>
-                  </m:limLow>
-                </m:e>
-                <m:sub>
-                  <m:r>
-                    <m:t>i</m:t>
-                  </m:r>
-                </m:sub>
-              </m:sSub>
-            </m:e>
-          </m:d>
-          <m:r>
-            <m:t>​</m:t>
-          </m:r>
-          <m:r>
-            <m:rPr>
-              <m:sty m:val="p"/>
-            </m:rPr>
-            <m:t>,</m:t>
-          </m:r>
-          <m:r>
-            <m:t>  </m:t>
-          </m:r>
-          <m:r>
-            <m:t>σ</m:t>
-          </m:r>
-          <m:r>
-            <m:t>​</m:t>
-          </m:r>
-          <m:d>
-            <m:dPr>
-              <m:begChr m:val="("/>
-              <m:sepChr m:val=""/>
-              <m:endChr m:val=")"/>
-              <m:grow/>
-            </m:dPr>
-            <m:e>
-              <m:r>
-                <m:t>u</m:t>
-              </m:r>
-            </m:e>
-          </m:d>
-          <m:r>
-            <m:t>​</m:t>
-          </m:r>
-          <m:r>
-            <m:rPr>
-              <m:sty m:val="p"/>
-            </m:rPr>
-            <m:t>=</m:t>
-          </m:r>
-          <m:f>
-            <m:fPr>
-              <m:type m:val="bar"/>
-            </m:fPr>
-            <m:num>
-              <m:r>
-                <m:t>1</m:t>
-              </m:r>
-            </m:num>
-            <m:den>
-              <m:r>
-                <m:t>1</m:t>
-              </m:r>
-              <m:r>
-                <m:rPr>
-                  <m:sty m:val="p"/>
-                </m:rPr>
-                <m:t>+</m:t>
-              </m:r>
-              <m:sSup>
-                <m:e>
-                  <m:r>
-                    <m:t>e</m:t>
-                  </m:r>
-                </m:e>
-                <m:sup>
-                  <m:r>
-                    <m:rPr>
-                      <m:sty m:val="p"/>
-                    </m:rPr>
-                    <m:t>−</m:t>
-                  </m:r>
-                  <m:r>
-                    <m:t>u</m:t>
-                  </m:r>
-                </m:sup>
-              </m:sSup>
-            </m:den>
-          </m:f>
-          <m:r>
-            <m:rPr>
-              <m:sty m:val="p"/>
-            </m:rPr>
-            <m:t>,</m:t>
-          </m:r>
-          <m:r>
-            <m:t>  </m:t>
-          </m:r>
-          <m:r>
-            <m:rPr>
-              <m:sty m:val="p"/>
-            </m:rPr>
-            <m:t>(</m:t>
-          </m:r>
-          <m:r>
-            <m:t>1</m:t>
-          </m:r>
-          <m:r>
-            <m:rPr>
-              <m:sty m:val="p"/>
-            </m:rPr>
-            <m:t>)</m:t>
-          </m:r>
-        </m:oMath>
-      </m:oMathPara>
+      <w:r>
+        <w:t xml:space="preserve">$$
+    \Pr\mathopen{}\left(Y_i= 1 \mid \mathord{\smash[b]{\underset{\raise.3ex\hbox{$\scriptstyle\sim$}}{x}}\vphantom{x}}_i\right)\mathclose{} = \pi_i
+    = \sigma\mathopen{}\left(\mathord{\smash[b]{\underset{\raise.3ex\hbox{$\scriptstyle\sim$}}{\beta}}\vphantom{\beta}} \cdot \mathord{\smash[b]{\underset{\raise.3ex\hbox{$\scriptstyle\sim$}}{x}}\vphantom{x}}_i\right)\mathclose{},
+    \qquad
+    \sigma\mathopen{}\left(u\right)\mathclose{} = \frac{1}{1 + e^{-u}},
+     \qquad(1)$$</w:t>
+      </w:r>
       <w:bookmarkEnd w:id="10"/>
     </w:p>
     <w:p>
       <w:pPr>
         <w:pStyle w:val="FirstParagraph"/>
       </w:pPr>
-      <w:del w:id="16" w:author="PR Preview" w:date="2026-01-01T00:00:00Z">
-        <w:r>
-          <w:delText xml:space="preserve">where</w:delText>
-        </w:r>
-      </w:del>
-      <w:del w:id="17" w:author="PR Preview" w:date="2026-01-01T00:00:00Z">
-        <w:r>
-          <w:delText xml:space="preserve"> </w:delText>
-        </w:r>
-      </w:del>
+      <w:r>
+        <w:t xml:space="preserve">where</w:t>
+      </w:r>
+      <w:r>
+        <w:t xml:space="preserve"> </w:t>
+      </w:r>
+      <w:r>
+        <w:t xml:space="preserve">$\mathord{\smash[b]{\underset{\raise.3ex\hbox{$\scriptstyle\sim$}}{x}}\vphantom{x}}_i= {\mathopen{}\left(1, x_{i1}, \dots, x_{ip}\right)\mathclose{}}^{\top}$</w:t>
+      </w:r>
+      <w:r>
+        <w:t xml:space="preserve"> </w:t>
+      </w:r>
+      <w:r>
+        <w:t xml:space="preserve">and</w:t>
+      </w:r>
+      <w:r>
+        <w:t xml:space="preserve"> </w:t>
+      </w:r>
+      <w:r>
+        <w:t xml:space="preserve">$\mathord{\smash[b]{\underset{\raise.3ex\hbox{$\scriptstyle\sim$}}{\beta}}\vphantom{\beta}}= {\mathopen{}\left(\beta_{0}, \beta_{1}, \dots, \beta_{p}\right)\mathclose{}}^{\top}$</w:t>
+      </w:r>
+      <w:r>
+        <w:t xml:space="preserve">.</w:t>
+      </w:r>
+      <w:r>
+        <w:t xml:space="preserve"> </w:t>
+      </w:r>
+      <w:r>
+        <w:t xml:space="preserve">The leading</w:t>
+      </w:r>
+      <w:r>
+        <w:t xml:space="preserve"> </w:t>
+      </w:r>
+      <m:oMath>
+        <m:r>
+          <m:t>1</m:t>
+        </m:r>
+      </m:oMath>
+      <w:r>
+        <w:t xml:space="preserve"> </w:t>
+      </w:r>
+      <w:r>
+        <w:t xml:space="preserve">in</w:t>
+      </w:r>
+      <w:r>
+        <w:t xml:space="preserve"> </w:t>
+      </w:r>
+      <w:r>
+        <w:t xml:space="preserve">$\mathord{\smash[b]{\underset{\raise.3ex\hbox{$\scriptstyle\sim$}}{x}}\vphantom{x}}_i$</w:t>
+      </w:r>
+      <w:r>
+        <w:t xml:space="preserve"> </w:t>
+      </w:r>
+      <w:r>
+        <w:t xml:space="preserve">makes</w:t>
+      </w:r>
+      <w:r>
+        <w:t xml:space="preserve"> </w:t>
+      </w:r>
       <m:oMath>
         <m:sSub>
           <m:e>
-            <m:limLow>
-              <m:e>
-                <m:r>
-                  <m:t>x</m:t>
-                </m:r>
-              </m:e>
-              <m:lim>
-                <m:r>
-                  <m:rPr>
-                    <m:sty m:val="p"/>
-                  </m:rPr>
-                  <m:t>∼</m:t>
-                </m:r>
-              </m:lim>
-            </m:limLow>
+            <m:r>
+              <m:t>β</m:t>
+            </m:r>
           </m:e>
           <m:sub>
             <m:r>
-              <m:t>i</m:t>
+              <m:t>0</m:t>
             </m:r>
           </m:sub>
         </m:sSub>
-        <m:r>
-          <m:rPr>
-            <m:sty m:val="p"/>
-          </m:rPr>
-          <m:t>=</m:t>
-        </m:r>
-        <m:sSup>
-          <m:e>
-            <m:r>
-              <m:t>​</m:t>
-            </m:r>
-            <m:d>
-              <m:dPr>
-                <m:begChr m:val="("/>
-                <m:sepChr m:val=""/>
-                <m:endChr m:val=")"/>
-                <m:grow/>
-              </m:dPr>
-              <m:e>
-                <m:r>
-                  <m:t>1</m:t>
-                </m:r>
-                <m:r>
-                  <m:rPr>
-                    <m:sty m:val="p"/>
-                  </m:rPr>
-                  <m:t>,</m:t>
-                </m:r>
-                <m:sSub>
-                  <m:e>
-                    <m:r>
-                      <m:t>x</m:t>
-                    </m:r>
-                  </m:e>
-                  <m:sub>
-                    <m:r>
-                      <m:t>i</m:t>
-                    </m:r>
-                    <m:r>
-                      <m:t>1</m:t>
-                    </m:r>
-                  </m:sub>
-                </m:sSub>
-                <m:r>
-                  <m:rPr>
-                    <m:sty m:val="p"/>
-                  </m:rPr>
-                  <m:t>,</m:t>
-                </m:r>
-                <m:r>
-                  <m:rPr>
-                    <m:sty m:val="p"/>
-                  </m:rPr>
-                  <m:t>…</m:t>
-                </m:r>
-                <m:r>
-                  <m:rPr>
-                    <m:sty m:val="p"/>
-                  </m:rPr>
-                  <m:t>,</m:t>
-                </m:r>
-                <m:sSub>
-                  <m:e>
-                    <m:r>
-                      <m:t>x</m:t>
-                    </m:r>
-                  </m:e>
-                  <m:sub>
-                    <m:r>
-                      <m:t>i</m:t>
-                    </m:r>
-                    <m:r>
-                      <m:t>p</m:t>
-                    </m:r>
-                  </m:sub>
-                </m:sSub>
-              </m:e>
-            </m:d>
-            <m:r>
-              <m:t>​</m:t>
-            </m:r>
-          </m:e>
-          <m:sup>
-            <m:r>
-              <m:rPr>
-                <m:sty m:val="p"/>
-              </m:rPr>
-              <m:t>⊤</m:t>
-            </m:r>
-          </m:sup>
-        </m:sSup>
       </m:oMath>
-      <w:del w:id="18" w:author="PR Preview" w:date="2026-01-01T00:00:00Z">
-        <w:r>
-          <w:delText xml:space="preserve"> </w:delText>
-        </w:r>
-      </w:del>
-      <w:del w:id="19" w:author="PR Preview" w:date="2026-01-01T00:00:00Z">
-        <w:r>
-          <w:delText xml:space="preserve">and</w:delText>
-        </w:r>
-      </w:del>
-      <w:del w:id="20" w:author="PR Preview" w:date="2026-01-01T00:00:00Z">
-        <w:r>
-          <w:delText xml:space="preserve"> </w:delText>
-        </w:r>
-      </w:del>
-      <m:oMath>
-        <m:limLow>
-          <m:e>
-            <m:r>
-              <m:t>β</m:t>
-            </m:r>
-          </m:e>
-          <m:lim>
-            <m:r>
-              <m:rPr>
-                <m:sty m:val="p"/>
-              </m:rPr>
-              <m:t>∼</m:t>
-            </m:r>
-          </m:lim>
-        </m:limLow>
-        <m:r>
-          <m:rPr>
-            <m:sty m:val="p"/>
-          </m:rPr>
-          <m:t>=</m:t>
-        </m:r>
-        <m:sSup>
-          <m:e>
-            <m:r>
-              <m:t>​</m:t>
-            </m:r>
-            <m:d>
-              <m:dPr>
-                <m:begChr m:val="("/>
-                <m:sepChr m:val=""/>
-                <m:endChr m:val=")"/>
-                <m:grow/>
-              </m:dPr>
-              <m:e>
-                <m:sSub>
-                  <m:e>
-                    <m:r>
-                      <m:t>β</m:t>
-                    </m:r>
-                  </m:e>
-                  <m:sub>
-                    <m:r>
-                      <m:t>0</m:t>
-                    </m:r>
-                  </m:sub>
-                </m:sSub>
-                <m:r>
-                  <m:rPr>
-                    <m:sty m:val="p"/>
-                  </m:rPr>
-                  <m:t>,</m:t>
-                </m:r>
-                <m:sSub>
-                  <m:e>
-                    <m:r>
-                      <m:t>β</m:t>
-                    </m:r>
-                  </m:e>
-                  <m:sub>
-                    <m:r>
-                      <m:t>1</m:t>
-                    </m:r>
-                  </m:sub>
-                </m:sSub>
-                <m:r>
-                  <m:rPr>
-                    <m:sty m:val="p"/>
-                  </m:rPr>
-                  <m:t>,</m:t>
-                </m:r>
-                <m:r>
-                  <m:rPr>
-                    <m:sty m:val="p"/>
-                  </m:rPr>
-                  <m:t>…</m:t>
-                </m:r>
-                <m:r>
-                  <m:rPr>
-                    <m:sty m:val="p"/>
-                  </m:rPr>
-                  <m:t>,</m:t>
-                </m:r>
-                <m:sSub>
-                  <m:e>
-                    <m:r>
-                      <m:t>β</m:t>
-                    </m:r>
-                  </m:e>
-                  <m:sub>
-                    <m:r>
-                      <m:t>p</m:t>
-                    </m:r>
-                  </m:sub>
-                </m:sSub>
-              </m:e>
-            </m:d>
-            <m:r>
-              <m:t>​</m:t>
-            </m:r>
-          </m:e>
-          <m:sup>
-            <m:r>
-              <m:rPr>
-                <m:sty m:val="p"/>
-              </m:rPr>
-              <m:t>⊤</m:t>
-            </m:r>
-          </m:sup>
-        </m:sSup>
-      </m:oMath>
-      <w:del w:id="21" w:author="PR Preview" w:date="2026-01-01T00:00:00Z">
-        <w:r>
-          <w:delText xml:space="preserve">.</w:delText>
-        </w:r>
-      </w:del>
-      <w:del w:id="22" w:author="PR Preview" w:date="2026-01-01T00:00:00Z">
-        <w:r>
-          <w:delText xml:space="preserve"> </w:delText>
-        </w:r>
-      </w:del>
-      <w:del w:id="23" w:author="PR Preview" w:date="2026-01-01T00:00:00Z">
-        <w:r>
-          <w:delText xml:space="preserve">The leading</w:delText>
-        </w:r>
-      </w:del>
-      <w:del w:id="24" w:author="PR Preview" w:date="2026-01-01T00:00:00Z">
-        <w:r>
-          <w:delText xml:space="preserve"> </w:delText>
-        </w:r>
-      </w:del>
-      <m:oMath>
-        <m:r>
-          <m:t>1</m:t>
-        </m:r>
-      </m:oMath>
-      <w:del w:id="25" w:author="PR Preview" w:date="2026-01-01T00:00:00Z">
-        <w:r>
-          <w:delText xml:space="preserve"> </w:delText>
-        </w:r>
-      </w:del>
-      <w:del w:id="26" w:author="PR Preview" w:date="2026-01-01T00:00:00Z">
-        <w:r>
-          <w:delText xml:space="preserve">in</w:delText>
-        </w:r>
-      </w:del>
-      <w:del w:id="27" w:author="PR Preview" w:date="2026-01-01T00:00:00Z">
-        <w:r>
-          <w:delText xml:space="preserve"> </w:delText>
-        </w:r>
-      </w:del>
+      <w:r>
+        <w:t xml:space="preserve"> </w:t>
+      </w:r>
+      <w:r>
+        <w:t xml:space="preserve">the intercept, and</w:t>
+      </w:r>
+      <w:r>
+        <w:t xml:space="preserve"> </w:t>
+      </w:r>
       <m:oMath>
         <m:sSub>
           <m:e>
-            <m:limLow>
-              <m:e>
-                <m:r>
-                  <m:t>x</m:t>
-                </m:r>
-              </m:e>
-              <m:lim>
-                <m:r>
-                  <m:rPr>
-                    <m:sty m:val="p"/>
-                  </m:rPr>
-                  <m:t>∼</m:t>
-                </m:r>
-              </m:lim>
-            </m:limLow>
+            <m:r>
+              <m:t>β</m:t>
+            </m:r>
           </m:e>
           <m:sub>
             <m:r>
-              <m:t>i</m:t>
+              <m:t>j</m:t>
             </m:r>
           </m:sub>
         </m:sSub>
       </m:oMath>
-      <w:del w:id="28" w:author="PR Preview" w:date="2026-01-01T00:00:00Z">
-        <w:r>
-          <w:delText xml:space="preserve"> </w:delText>
-        </w:r>
-      </w:del>
-      <w:del w:id="29" w:author="PR Preview" w:date="2026-01-01T00:00:00Z">
-        <w:r>
-          <w:delText xml:space="preserve">makes</w:delText>
-        </w:r>
-      </w:del>
-      <w:del w:id="30" w:author="PR Preview" w:date="2026-01-01T00:00:00Z">
-        <w:r>
-          <w:delText xml:space="preserve"> </w:delText>
-        </w:r>
-      </w:del>
-      <m:oMath>
-        <m:sSub>
-          <m:e>
-            <m:r>
-              <m:t>β</m:t>
-            </m:r>
-          </m:e>
-          <m:sub>
-            <m:r>
-              <m:t>0</m:t>
-            </m:r>
-          </m:sub>
-        </m:sSub>
-      </m:oMath>
-      <w:del w:id="31" w:author="PR Preview" w:date="2026-01-01T00:00:00Z">
-        <w:r>
-          <w:delText xml:space="preserve"> </w:delText>
-        </w:r>
-      </w:del>
-      <w:del w:id="32" w:author="PR Preview" w:date="2026-01-01T00:00:00Z">
-        <w:r>
-          <w:delText xml:space="preserve">the intercept, and</w:delText>
-        </w:r>
-      </w:del>
-      <w:del w:id="33" w:author="PR Preview" w:date="2026-01-01T00:00:00Z">
-        <w:r>
-          <w:delText xml:space="preserve"> </w:delText>
-        </w:r>
-      </w:del>
-      <m:oMath>
-        <m:sSub>
-          <m:e>
-            <m:r>
-              <m:t>β</m:t>
-            </m:r>
-          </m:e>
-          <m:sub>
-            <m:r>
-              <m:t>j</m:t>
-            </m:r>
-          </m:sub>
-        </m:sSub>
-      </m:oMath>
-      <w:del w:id="34" w:author="PR Preview" w:date="2026-01-01T00:00:00Z">
-        <w:r>
-          <w:delText xml:space="preserve"> </w:delText>
-        </w:r>
-      </w:del>
-      <w:del w:id="35" w:author="PR Preview" w:date="2026-01-01T00:00:00Z">
-        <w:r>
-          <w:delText xml:space="preserve">for</w:delText>
-        </w:r>
-      </w:del>
-      <w:del w:id="36" w:author="PR Preview" w:date="2026-01-01T00:00:00Z">
-        <w:r>
-          <w:delText xml:space="preserve"> </w:delText>
-        </w:r>
-      </w:del>
+      <w:r>
+        <w:t xml:space="preserve"> </w:t>
+      </w:r>
+      <w:r>
+        <w:t xml:space="preserve">for</w:t>
+      </w:r>
+      <w:r>
+        <w:t xml:space="preserve"> </w:t>
+      </w:r>
       <m:oMath>
         <m:r>
           <m:t>j</m:t>
@@ -998,406 +360,23 @@
           <m:t>1</m:t>
         </m:r>
       </m:oMath>
-      <w:del w:id="37" w:author="PR Preview" w:date="2026-01-01T00:00:00Z">
-        <w:r>
-          <w:delText xml:space="preserve"> </w:delText>
-        </w:r>
-      </w:del>
-      <w:del w:id="38" w:author="PR Preview" w:date="2026-01-01T00:00:00Z">
-        <w:r>
-          <w:delText xml:space="preserve">is the slope for the</w:delText>
-        </w:r>
-      </w:del>
-      <w:del w:id="39" w:author="PR Preview" w:date="2026-01-01T00:00:00Z">
-        <w:r>
-          <w:delText xml:space="preserve"> </w:delText>
-        </w:r>
-      </w:del>
+      <w:r>
+        <w:t xml:space="preserve"> </w:t>
+      </w:r>
+      <w:r>
+        <w:t xml:space="preserve">is the slope for the</w:t>
+      </w:r>
+      <w:r>
+        <w:t xml:space="preserve"> </w:t>
+      </w:r>
       <m:oMath>
         <m:r>
           <m:t>j</m:t>
         </m:r>
       </m:oMath>
-      <w:del w:id="40" w:author="PR Preview" w:date="2026-01-01T00:00:00Z">
-        <w:r>
-          <w:delText xml:space="preserve">th predictor.</w:delText>
-        </w:r>
-      </w:del>
-    </w:p>
-    <w:p>
-      <w:pPr>
-        <w:pStyle w:val="BodyText"/>
-      </w:pPr>
-      <w:ins w:id="41" w:author="PR Preview" w:date="2026-01-01T00:00:00Z">
-        <w:r>
-          <w:rPr>
-            <w:b/>
-            <w:bCs/>
-          </w:rPr>
-          <w:t xml:space="preserve">Definition 1 (Logistic regression)</w:t>
-        </w:r>
-      </w:ins>
-      <w:ins w:id="42" w:author="PR Preview" w:date="2026-01-01T00:00:00Z">
-        <w:r>
-          <w:t xml:space="preserve"> </w:t>
-        </w:r>
-      </w:ins>
-      <w:ins w:id="43" w:author="PR Preview" w:date="2026-01-01T00:00:00Z">
-        <w:r>
-          <w:t xml:space="preserve">A</w:t>
-        </w:r>
-      </w:ins>
-      <w:ins w:id="44" w:author="PR Preview" w:date="2026-01-01T00:00:00Z">
-        <w:r>
-          <w:t xml:space="preserve"> </w:t>
-        </w:r>
-      </w:ins>
-      <w:ins w:id="45" w:author="PR Preview" w:date="2026-01-01T00:00:00Z">
-        <w:r>
-          <w:rPr>
-            <w:b/>
-            <w:bCs/>
-          </w:rPr>
-          <w:t xml:space="preserve">logistic regression</w:t>
-        </w:r>
-      </w:ins>
-      <w:ins w:id="46" w:author="PR Preview" w:date="2026-01-01T00:00:00Z">
-        <w:r>
-          <w:t xml:space="preserve"> </w:t>
-        </w:r>
-      </w:ins>
-      <w:ins w:id="47" w:author="PR Preview" w:date="2026-01-01T00:00:00Z">
-        <w:r>
-          <w:t xml:space="preserve">model for binary outcomes</w:t>
-        </w:r>
-      </w:ins>
-      <w:ins w:id="48" w:author="PR Preview" w:date="2026-01-01T00:00:00Z">
-        <w:r>
-          <w:t xml:space="preserve"> </w:t>
-        </w:r>
-      </w:ins>
-      <m:oMath>
-        <m:sSub>
-          <m:e>
-            <m:r>
-              <m:t>y</m:t>
-            </m:r>
-          </m:e>
-          <m:sub>
-            <m:r>
-              <m:t>1</m:t>
-            </m:r>
-          </m:sub>
-        </m:sSub>
-        <m:r>
-          <m:rPr>
-            <m:sty m:val="p"/>
-          </m:rPr>
-          <m:t>,</m:t>
-        </m:r>
-        <m:r>
-          <m:rPr>
-            <m:sty m:val="p"/>
-          </m:rPr>
-          <m:t>…</m:t>
-        </m:r>
-        <m:r>
-          <m:rPr>
-            <m:sty m:val="p"/>
-          </m:rPr>
-          <m:t>,</m:t>
-        </m:r>
-        <m:sSub>
-          <m:e>
-            <m:r>
-              <m:t>y</m:t>
-            </m:r>
-          </m:e>
-          <m:sub>
-            <m:r>
-              <m:t>n</m:t>
-            </m:r>
-          </m:sub>
-        </m:sSub>
-        <m:r>
-          <m:rPr>
-            <m:sty m:val="p"/>
-          </m:rPr>
-          <m:t>∈</m:t>
-        </m:r>
-        <m:r>
-          <m:t>​</m:t>
-        </m:r>
-        <m:d>
-          <m:dPr>
-            <m:begChr m:val="{"/>
-            <m:sepChr m:val=""/>
-            <m:endChr m:val="}"/>
-            <m:grow/>
-          </m:dPr>
-          <m:e>
-            <m:r>
-              <m:t>0</m:t>
-            </m:r>
-            <m:r>
-              <m:rPr>
-                <m:sty m:val="p"/>
-              </m:rPr>
-              <m:t>,</m:t>
-            </m:r>
-            <m:r>
-              <m:t>1</m:t>
-            </m:r>
-          </m:e>
-        </m:d>
-        <m:r>
-          <m:t>​</m:t>
-        </m:r>
-      </m:oMath>
-      <w:ins w:id="49" w:author="PR Preview" w:date="2026-01-01T00:00:00Z">
-        <w:r>
-          <w:t xml:space="preserve"> </w:t>
-        </w:r>
-      </w:ins>
-      <w:ins w:id="50" w:author="PR Preview" w:date="2026-01-01T00:00:00Z">
-        <w:r>
-          <w:t xml:space="preserve">with predictor vectors</w:t>
-        </w:r>
-      </w:ins>
-      <w:ins w:id="51" w:author="PR Preview" w:date="2026-01-01T00:00:00Z">
-        <w:r>
-          <w:t xml:space="preserve"> </w:t>
-        </w:r>
-      </w:ins>
-      <w:ins w:id="52" w:author="PR Preview" w:date="2026-01-01T00:00:00Z">
-        <w:r>
-          <w:t xml:space="preserve">$\mathord{\smash[b]{\underset{\raise.3ex\hbox{$\scriptstyle\sim$}}{x}}\vphantom{x}}_1, \dots, \mathord{\smash[b]{\underset{\raise.3ex\hbox{$\scriptstyle\sim$}}{x}}\vphantom{x}}_n$</w:t>
-        </w:r>
-      </w:ins>
-      <w:ins w:id="53" w:author="PR Preview" w:date="2026-01-01T00:00:00Z">
-        <w:r>
-          <w:t xml:space="preserve"> </w:t>
-        </w:r>
-      </w:ins>
-      <w:ins w:id="54" w:author="PR Preview" w:date="2026-01-01T00:00:00Z">
-        <w:r>
-          <w:t xml:space="preserve">says that the outcomes are independent and that</w:t>
-        </w:r>
-      </w:ins>
-    </w:p>
-    <w:p>
-      <w:pPr>
-        <w:pStyle w:val="BodyText"/>
-      </w:pPr>
-      <w:bookmarkStart w:id="10" w:name="eq-logistic-model"/>
-      <w:ins w:id="55" w:author="PR Preview" w:date="2026-01-01T00:00:00Z">
-        <w:r>
-          <w:t xml:space="preserve">$$
-    \Pr\mathopen{}\left(Y_i= 1 \mid \mathord{\smash[b]{\underset{\raise.3ex\hbox{$\scriptstyle\sim$}}{x}}\vphantom{x}}_i\right)\mathclose{} = \pi_i
-    = \sigma\mathopen{}\left(\mathord{\smash[b]{\underset{\raise.3ex\hbox{$\scriptstyle\sim$}}{\beta}}\vphantom{\beta}} \cdot \mathord{\smash[b]{\underset{\raise.3ex\hbox{$\scriptstyle\sim$}}{x}}\vphantom{x}}_i\right)\mathclose{},
-    \qquad
-    \sigma\mathopen{}\left(u\right)\mathclose{} = \frac{1}{1 + e^{-u}},
-     \qquad(1)$$</w:t>
-        </w:r>
-      </w:ins>
-      <w:bookmarkEnd w:id="10"/>
-    </w:p>
-    <w:p>
-      <w:pPr>
-        <w:pStyle w:val="FirstParagraph"/>
-      </w:pPr>
-      <w:ins w:id="56" w:author="PR Preview" w:date="2026-01-01T00:00:00Z">
-        <w:r>
-          <w:t xml:space="preserve">where</w:t>
-        </w:r>
-      </w:ins>
-      <w:ins w:id="57" w:author="PR Preview" w:date="2026-01-01T00:00:00Z">
-        <w:r>
-          <w:t xml:space="preserve"> </w:t>
-        </w:r>
-      </w:ins>
-      <w:ins w:id="58" w:author="PR Preview" w:date="2026-01-01T00:00:00Z">
-        <w:r>
-          <w:t xml:space="preserve">$\mathord{\smash[b]{\underset{\raise.3ex\hbox{$\scriptstyle\sim$}}{x}}\vphantom{x}}_i= {\mathopen{}\left(1, x_{i1}, \dots, x_{ip}\right)\mathclose{}}^{\top}$</w:t>
-        </w:r>
-      </w:ins>
-      <w:ins w:id="59" w:author="PR Preview" w:date="2026-01-01T00:00:00Z">
-        <w:r>
-          <w:t xml:space="preserve"> </w:t>
-        </w:r>
-      </w:ins>
-      <w:ins w:id="60" w:author="PR Preview" w:date="2026-01-01T00:00:00Z">
-        <w:r>
-          <w:t xml:space="preserve">and</w:t>
-        </w:r>
-      </w:ins>
-      <w:ins w:id="61" w:author="PR Preview" w:date="2026-01-01T00:00:00Z">
-        <w:r>
-          <w:t xml:space="preserve"> </w:t>
-        </w:r>
-      </w:ins>
-      <w:ins w:id="62" w:author="PR Preview" w:date="2026-01-01T00:00:00Z">
-        <w:r>
-          <w:t xml:space="preserve">$\mathord{\smash[b]{\underset{\raise.3ex\hbox{$\scriptstyle\sim$}}{\beta}}\vphantom{\beta}}= {\mathopen{}\left(\beta_{0}, \beta_{1}, \dots, \beta_{p}\right)\mathclose{}}^{\top}$</w:t>
-        </w:r>
-      </w:ins>
-      <w:ins w:id="63" w:author="PR Preview" w:date="2026-01-01T00:00:00Z">
-        <w:r>
-          <w:t xml:space="preserve">.</w:t>
-        </w:r>
-      </w:ins>
-      <w:ins w:id="64" w:author="PR Preview" w:date="2026-01-01T00:00:00Z">
-        <w:r>
-          <w:t xml:space="preserve"> </w:t>
-        </w:r>
-      </w:ins>
-      <w:ins w:id="65" w:author="PR Preview" w:date="2026-01-01T00:00:00Z">
-        <w:r>
-          <w:t xml:space="preserve">The leading</w:t>
-        </w:r>
-      </w:ins>
-      <w:ins w:id="66" w:author="PR Preview" w:date="2026-01-01T00:00:00Z">
-        <w:r>
-          <w:t xml:space="preserve"> </w:t>
-        </w:r>
-      </w:ins>
-      <m:oMath>
-        <m:r>
-          <m:t>1</m:t>
-        </m:r>
-      </m:oMath>
-      <w:ins w:id="67" w:author="PR Preview" w:date="2026-01-01T00:00:00Z">
-        <w:r>
-          <w:t xml:space="preserve"> </w:t>
-        </w:r>
-      </w:ins>
-      <w:ins w:id="68" w:author="PR Preview" w:date="2026-01-01T00:00:00Z">
-        <w:r>
-          <w:t xml:space="preserve">in</w:t>
-        </w:r>
-      </w:ins>
-      <w:ins w:id="69" w:author="PR Preview" w:date="2026-01-01T00:00:00Z">
-        <w:r>
-          <w:t xml:space="preserve"> </w:t>
-        </w:r>
-      </w:ins>
-      <w:ins w:id="70" w:author="PR Preview" w:date="2026-01-01T00:00:00Z">
-        <w:r>
-          <w:t xml:space="preserve">$\mathord{\smash[b]{\underset{\raise.3ex\hbox{$\scriptstyle\sim$}}{x}}\vphantom{x}}_i$</w:t>
-        </w:r>
-      </w:ins>
-      <w:ins w:id="71" w:author="PR Preview" w:date="2026-01-01T00:00:00Z">
-        <w:r>
-          <w:t xml:space="preserve"> </w:t>
-        </w:r>
-      </w:ins>
-      <w:ins w:id="72" w:author="PR Preview" w:date="2026-01-01T00:00:00Z">
-        <w:r>
-          <w:t xml:space="preserve">makes</w:t>
-        </w:r>
-      </w:ins>
-      <w:ins w:id="73" w:author="PR Preview" w:date="2026-01-01T00:00:00Z">
-        <w:r>
-          <w:t xml:space="preserve"> </w:t>
-        </w:r>
-      </w:ins>
-      <m:oMath>
-        <m:sSub>
-          <m:e>
-            <m:r>
-              <m:t>β</m:t>
-            </m:r>
-          </m:e>
-          <m:sub>
-            <m:r>
-              <m:t>0</m:t>
-            </m:r>
-          </m:sub>
-        </m:sSub>
-      </m:oMath>
-      <w:ins w:id="74" w:author="PR Preview" w:date="2026-01-01T00:00:00Z">
-        <w:r>
-          <w:t xml:space="preserve"> </w:t>
-        </w:r>
-      </w:ins>
-      <w:ins w:id="75" w:author="PR Preview" w:date="2026-01-01T00:00:00Z">
-        <w:r>
-          <w:t xml:space="preserve">the intercept, and</w:t>
-        </w:r>
-      </w:ins>
-      <w:ins w:id="76" w:author="PR Preview" w:date="2026-01-01T00:00:00Z">
-        <w:r>
-          <w:t xml:space="preserve"> </w:t>
-        </w:r>
-      </w:ins>
-      <m:oMath>
-        <m:sSub>
-          <m:e>
-            <m:r>
-              <m:t>β</m:t>
-            </m:r>
-          </m:e>
-          <m:sub>
-            <m:r>
-              <m:t>j</m:t>
-            </m:r>
-          </m:sub>
-        </m:sSub>
-      </m:oMath>
-      <w:ins w:id="77" w:author="PR Preview" w:date="2026-01-01T00:00:00Z">
-        <w:r>
-          <w:t xml:space="preserve"> </w:t>
-        </w:r>
-      </w:ins>
-      <w:ins w:id="78" w:author="PR Preview" w:date="2026-01-01T00:00:00Z">
-        <w:r>
-          <w:t xml:space="preserve">for</w:t>
-        </w:r>
-      </w:ins>
-      <w:ins w:id="79" w:author="PR Preview" w:date="2026-01-01T00:00:00Z">
-        <w:r>
-          <w:t xml:space="preserve"> </w:t>
-        </w:r>
-      </w:ins>
-      <m:oMath>
-        <m:r>
-          <m:t>j</m:t>
-        </m:r>
-        <m:r>
-          <m:rPr>
-            <m:sty m:val="p"/>
-          </m:rPr>
-          <m:t>≥</m:t>
-        </m:r>
-        <m:r>
-          <m:t>1</m:t>
-        </m:r>
-      </m:oMath>
-      <w:ins w:id="80" w:author="PR Preview" w:date="2026-01-01T00:00:00Z">
-        <w:r>
-          <w:t xml:space="preserve"> </w:t>
-        </w:r>
-      </w:ins>
-      <w:ins w:id="81" w:author="PR Preview" w:date="2026-01-01T00:00:00Z">
-        <w:r>
-          <w:t xml:space="preserve">is the slope for the</w:t>
-        </w:r>
-      </w:ins>
-      <w:ins w:id="82" w:author="PR Preview" w:date="2026-01-01T00:00:00Z">
-        <w:r>
-          <w:t xml:space="preserve"> </w:t>
-        </w:r>
-      </w:ins>
-      <m:oMath>
-        <m:r>
-          <m:t>j</m:t>
-        </m:r>
-      </m:oMath>
-      <w:ins w:id="83" w:author="PR Preview" w:date="2026-01-01T00:00:00Z">
-        <w:r>
-          <w:t xml:space="preserve">th predictor.</w:t>
-        </w:r>
-      </w:ins>
+      <w:r>
+        <w:t xml:space="preserve">th predictor.</w:t>
+      </w:r>
     </w:p>
     <w:bookmarkEnd w:id="11"/>
     <w:bookmarkStart w:id="12" w:name="exm-logistic-regression"/>
@@ -2077,471 +1056,33 @@
         <w:pStyle w:val="BodyText"/>
       </w:pPr>
       <w:bookmarkStart w:id="14" w:name="eq-deviance"/>
-      <m:oMathPara>
-        <m:oMathParaPr>
-          <m:jc m:val="center"/>
-        </m:oMathParaPr>
-        <m:oMath>
-          <m:r>
-            <m:t>D</m:t>
-          </m:r>
-          <m:limUpp>
-            <m:e>
-              <m:r>
-                <m:rPr>
-                  <m:sty m:val="p"/>
-                </m:rPr>
-                <m:t>=</m:t>
-              </m:r>
-            </m:e>
-            <m:lim>
-              <m:r>
-                <m:rPr>
-                  <m:nor/>
-                  <m:sty m:val="p"/>
-                </m:rPr>
-                <m:t>def</m:t>
-              </m:r>
-            </m:lim>
-          </m:limUpp>
-          <m:r>
-            <m:rPr>
-              <m:sty m:val="p"/>
-            </m:rPr>
-            <m:t>−</m:t>
-          </m:r>
-          <m:r>
-            <m:t>2</m:t>
-          </m:r>
-          <m:r>
-            <m:t> </m:t>
-          </m:r>
-          <m:r>
-            <m:t>ℓ</m:t>
-          </m:r>
-          <m:r>
-            <m:t>​</m:t>
-          </m:r>
-          <m:d>
-            <m:dPr>
-              <m:begChr m:val="("/>
-              <m:sepChr m:val=""/>
-              <m:endChr m:val=")"/>
-              <m:grow/>
-            </m:dPr>
-            <m:e>
-              <m:acc>
-                <m:accPr>
-                  <m:chr m:val="̂"/>
-                </m:accPr>
-                <m:e>
-                  <m:limLow>
-                    <m:e>
-                      <m:r>
-                        <m:t>β</m:t>
-                      </m:r>
-                    </m:e>
-                    <m:lim>
-                      <m:r>
-                        <m:rPr>
-                          <m:sty m:val="p"/>
-                        </m:rPr>
-                        <m:t>∼</m:t>
-                      </m:r>
-                    </m:lim>
-                  </m:limLow>
-                </m:e>
-              </m:acc>
-            </m:e>
-          </m:d>
-          <m:r>
-            <m:t>​</m:t>
-          </m:r>
-          <m:r>
-            <m:rPr>
-              <m:sty m:val="p"/>
-            </m:rPr>
-            <m:t>=</m:t>
-          </m:r>
-          <m:r>
-            <m:rPr>
-              <m:sty m:val="p"/>
-            </m:rPr>
-            <m:t>−</m:t>
-          </m:r>
-          <m:r>
-            <m:t>2</m:t>
-          </m:r>
-          <m:nary>
-            <m:naryPr>
-              <m:chr m:val="∑"/>
-              <m:limLoc m:val="undOvr"/>
-              <m:subHide m:val="off"/>
-              <m:supHide m:val="off"/>
-            </m:naryPr>
-            <m:sub>
-              <m:r>
-                <m:t>i</m:t>
-              </m:r>
-              <m:r>
-                <m:rPr>
-                  <m:sty m:val="p"/>
-                </m:rPr>
-                <m:t>=</m:t>
-              </m:r>
-              <m:r>
-                <m:t>1</m:t>
-              </m:r>
-            </m:sub>
-            <m:sup>
-              <m:r>
-                <m:t>n</m:t>
-              </m:r>
-            </m:sup>
-            <m:e>
-              <m:r>
-                <m:t>​</m:t>
-              </m:r>
-            </m:e>
-          </m:nary>
-          <m:d>
-            <m:dPr>
-              <m:begChr m:val="{"/>
-              <m:sepChr m:val=""/>
-              <m:endChr m:val="}"/>
-              <m:grow/>
-            </m:dPr>
-            <m:e>
-              <m:sSub>
-                <m:e>
-                  <m:r>
-                    <m:t>y</m:t>
-                  </m:r>
-                </m:e>
-                <m:sub>
-                  <m:r>
-                    <m:t>i</m:t>
-                  </m:r>
-                </m:sub>
-              </m:sSub>
-              <m:r>
-                <m:rPr>
-                  <m:sty m:val="p"/>
-                </m:rPr>
-                <m:t>ln</m:t>
-              </m:r>
-              <m:sSub>
-                <m:e>
-                  <m:acc>
-                    <m:accPr>
-                      <m:chr m:val="̂"/>
-                    </m:accPr>
-                    <m:e>
-                      <m:r>
-                        <m:t>π</m:t>
-                      </m:r>
-                    </m:e>
-                  </m:acc>
-                </m:e>
-                <m:sub>
-                  <m:r>
-                    <m:t>i</m:t>
-                  </m:r>
-                </m:sub>
-              </m:sSub>
-              <m:r>
-                <m:rPr>
-                  <m:sty m:val="p"/>
-                </m:rPr>
-                <m:t>+</m:t>
-              </m:r>
-              <m:r>
-                <m:t>​</m:t>
-              </m:r>
-              <m:d>
-                <m:dPr>
-                  <m:begChr m:val="("/>
-                  <m:sepChr m:val=""/>
-                  <m:endChr m:val=")"/>
-                  <m:grow/>
-                </m:dPr>
-                <m:e>
-                  <m:r>
-                    <m:t>1</m:t>
-                  </m:r>
-                  <m:r>
-                    <m:rPr>
-                      <m:sty m:val="p"/>
-                    </m:rPr>
-                    <m:t>−</m:t>
-                  </m:r>
-                  <m:sSub>
-                    <m:e>
-                      <m:r>
-                        <m:t>y</m:t>
-                      </m:r>
-                    </m:e>
-                    <m:sub>
-                      <m:r>
-                        <m:t>i</m:t>
-                      </m:r>
-                    </m:sub>
-                  </m:sSub>
-                </m:e>
-              </m:d>
-              <m:r>
-                <m:t>​</m:t>
-              </m:r>
-              <m:r>
-                <m:rPr>
-                  <m:sty m:val="p"/>
-                </m:rPr>
-                <m:t>ln</m:t>
-              </m:r>
-              <m:r>
-                <m:t>​</m:t>
-              </m:r>
-              <m:d>
-                <m:dPr>
-                  <m:begChr m:val="("/>
-                  <m:sepChr m:val=""/>
-                  <m:endChr m:val=")"/>
-                  <m:grow/>
-                </m:dPr>
-                <m:e>
-                  <m:r>
-                    <m:t>1</m:t>
-                  </m:r>
-                  <m:r>
-                    <m:rPr>
-                      <m:sty m:val="p"/>
-                    </m:rPr>
-                    <m:t>−</m:t>
-                  </m:r>
-                  <m:sSub>
-                    <m:e>
-                      <m:acc>
-                        <m:accPr>
-                          <m:chr m:val="̂"/>
-                        </m:accPr>
-                        <m:e>
-                          <m:r>
-                            <m:t>π</m:t>
-                          </m:r>
-                        </m:e>
-                      </m:acc>
-                    </m:e>
-                    <m:sub>
-                      <m:r>
-                        <m:t>i</m:t>
-                      </m:r>
-                    </m:sub>
-                  </m:sSub>
-                </m:e>
-              </m:d>
-              <m:r>
-                <m:t>​</m:t>
-              </m:r>
-            </m:e>
-          </m:d>
-          <m:r>
-            <m:t>​</m:t>
-          </m:r>
-          <m:r>
-            <m:rPr>
-              <m:sty m:val="p"/>
-            </m:rPr>
-            <m:t>,</m:t>
-          </m:r>
-          <m:r>
-            <m:t>  </m:t>
-          </m:r>
-          <m:r>
-            <m:rPr>
-              <m:sty m:val="p"/>
-            </m:rPr>
-            <m:t>(</m:t>
-          </m:r>
-          <m:r>
-            <m:t>2</m:t>
-          </m:r>
-          <m:r>
-            <m:rPr>
-              <m:sty m:val="p"/>
-            </m:rPr>
-            <m:t>)</m:t>
-          </m:r>
-        </m:oMath>
-      </m:oMathPara>
+      <w:r>
+        <w:t xml:space="preserve">$$
+    D\stackrel{\text{def}}{=}-2 \, \ell\mathopen{}\left(\hat{\mathord{\smash[b]{\underset{\raise.3ex\hbox{$\scriptstyle\sim$}}{\beta}}\vphantom{\beta}}}\right)\mathclose{}
+    = -2 \sum_{i=1}^n\mathopen{}\left\{y_i\ln \hat\pi_i + \mathopen{}\left(1 - y_i\right)\mathclose{} \ln\mathopen{}\left(1 - \hat\pi_i\right)\mathclose{}\right\}\mathclose{},
+     \qquad(2)$$</w:t>
+      </w:r>
       <w:bookmarkEnd w:id="14"/>
     </w:p>
     <w:p>
       <w:pPr>
         <w:pStyle w:val="FirstParagraph"/>
       </w:pPr>
-      <w:del w:id="84" w:author="PR Preview" w:date="2026-01-01T00:00:00Z">
-        <w:r>
-          <w:delText xml:space="preserve">where</w:delText>
-        </w:r>
-      </w:del>
-      <w:del w:id="85" w:author="PR Preview" w:date="2026-01-01T00:00:00Z">
-        <w:r>
-          <w:delText xml:space="preserve"> </w:delText>
-        </w:r>
-      </w:del>
-      <m:oMath>
-        <m:sSub>
-          <m:e>
-            <m:acc>
-              <m:accPr>
-                <m:chr m:val="̂"/>
-              </m:accPr>
-              <m:e>
-                <m:r>
-                  <m:t>π</m:t>
-                </m:r>
-              </m:e>
-            </m:acc>
-          </m:e>
-          <m:sub>
-            <m:r>
-              <m:t>i</m:t>
-            </m:r>
-          </m:sub>
-        </m:sSub>
-        <m:r>
-          <m:rPr>
-            <m:sty m:val="p"/>
-          </m:rPr>
-          <m:t>=</m:t>
-        </m:r>
-        <m:r>
-          <m:t>σ</m:t>
-        </m:r>
-        <m:r>
-          <m:t>​</m:t>
-        </m:r>
-        <m:d>
-          <m:dPr>
-            <m:begChr m:val="("/>
-            <m:sepChr m:val=""/>
-            <m:endChr m:val=")"/>
-            <m:grow/>
-          </m:dPr>
-          <m:e>
-            <m:acc>
-              <m:accPr>
-                <m:chr m:val="̂"/>
-              </m:accPr>
-              <m:e>
-                <m:limLow>
-                  <m:e>
-                    <m:r>
-                      <m:t>β</m:t>
-                    </m:r>
-                  </m:e>
-                  <m:lim>
-                    <m:r>
-                      <m:rPr>
-                        <m:sty m:val="p"/>
-                      </m:rPr>
-                      <m:t>∼</m:t>
-                    </m:r>
-                  </m:lim>
-                </m:limLow>
-              </m:e>
-            </m:acc>
-            <m:r>
-              <m:rPr>
-                <m:sty m:val="p"/>
-              </m:rPr>
-              <m:t>⋅</m:t>
-            </m:r>
-            <m:sSub>
-              <m:e>
-                <m:limLow>
-                  <m:e>
-                    <m:r>
-                      <m:t>x</m:t>
-                    </m:r>
-                  </m:e>
-                  <m:lim>
-                    <m:r>
-                      <m:rPr>
-                        <m:sty m:val="p"/>
-                      </m:rPr>
-                      <m:t>∼</m:t>
-                    </m:r>
-                  </m:lim>
-                </m:limLow>
-              </m:e>
-              <m:sub>
-                <m:r>
-                  <m:t>i</m:t>
-                </m:r>
-              </m:sub>
-            </m:sSub>
-          </m:e>
-        </m:d>
-        <m:r>
-          <m:t>​</m:t>
-        </m:r>
-      </m:oMath>
-      <w:del w:id="86" w:author="PR Preview" w:date="2026-01-01T00:00:00Z">
-        <w:r>
-          <w:delText xml:space="preserve"> </w:delText>
-        </w:r>
-      </w:del>
-      <w:del w:id="87" w:author="PR Preview" w:date="2026-01-01T00:00:00Z">
-        <w:r>
-          <w:delText xml:space="preserve">is the fitted probability.</w:delText>
-        </w:r>
-      </w:del>
-    </w:p>
-    <w:p>
-      <w:pPr>
-        <w:pStyle w:val="BodyText"/>
-      </w:pPr>
-      <w:bookmarkStart w:id="14" w:name="eq-deviance"/>
-      <w:ins w:id="88" w:author="PR Preview" w:date="2026-01-01T00:00:00Z">
-        <w:r>
-          <w:t xml:space="preserve">$$
-    D\stackrel{\text{def}}{=}-2 \, \ell\mathopen{}\left(\hat{\mathord{\smash[b]{\underset{\raise.3ex\hbox{$\scriptstyle\sim$}}{\beta}}\vphantom{\beta}}}\right)\mathclose{}
-    = -2 \sum_{i=1}^n\mathopen{}\left\{y_i\ln \hat\pi_i + \mathopen{}\left(1 - y_i\right)\mathclose{} \ln\mathopen{}\left(1 - \hat\pi_i\right)\mathclose{}\right\}\mathclose{},
-     \qquad(2)$$</w:t>
-        </w:r>
-      </w:ins>
-      <w:bookmarkEnd w:id="14"/>
-    </w:p>
-    <w:p>
-      <w:pPr>
-        <w:pStyle w:val="FirstParagraph"/>
-      </w:pPr>
-      <w:ins w:id="89" w:author="PR Preview" w:date="2026-01-01T00:00:00Z">
-        <w:r>
-          <w:t xml:space="preserve">where</w:t>
-        </w:r>
-      </w:ins>
-      <w:ins w:id="90" w:author="PR Preview" w:date="2026-01-01T00:00:00Z">
-        <w:r>
-          <w:t xml:space="preserve"> </w:t>
-        </w:r>
-      </w:ins>
-      <w:ins w:id="91" w:author="PR Preview" w:date="2026-01-01T00:00:00Z">
-        <w:r>
-          <w:t xml:space="preserve">$\hat\pi_i = \sigma\mathopen{}\left(\hat{\mathord{\smash[b]{\underset{\raise.3ex\hbox{$\scriptstyle\sim$}}{\beta}}\vphantom{\beta}}} \cdot \mathord{\smash[b]{\underset{\raise.3ex\hbox{$\scriptstyle\sim$}}{x}}\vphantom{x}}_i\right)\mathclose{}$</w:t>
-        </w:r>
-      </w:ins>
-      <w:ins w:id="92" w:author="PR Preview" w:date="2026-01-01T00:00:00Z">
-        <w:r>
-          <w:t xml:space="preserve"> </w:t>
-        </w:r>
-      </w:ins>
-      <w:ins w:id="93" w:author="PR Preview" w:date="2026-01-01T00:00:00Z">
-        <w:r>
-          <w:t xml:space="preserve">is the fitted probability.</w:t>
-        </w:r>
-      </w:ins>
+      <w:r>
+        <w:t xml:space="preserve">where</w:t>
+      </w:r>
+      <w:r>
+        <w:t xml:space="preserve"> </w:t>
+      </w:r>
+      <w:r>
+        <w:t xml:space="preserve">$\hat\pi_i = \sigma\mathopen{}\left(\hat{\mathord{\smash[b]{\underset{\raise.3ex\hbox{$\scriptstyle\sim$}}{\beta}}\vphantom{\beta}}} \cdot \mathord{\smash[b]{\underset{\raise.3ex\hbox{$\scriptstyle\sim$}}{x}}\vphantom{x}}_i\right)\mathclose{}$</w:t>
+      </w:r>
+      <w:r>
+        <w:t xml:space="preserve"> </w:t>
+      </w:r>
+      <w:r>
+        <w:t xml:space="preserve">is the fitted probability.</w:t>
+      </w:r>
     </w:p>
     <w:bookmarkEnd w:id="15"/>
     <w:tbl>
@@ -4224,50 +2765,36 @@
       <w:pPr>
         <w:pStyle w:val="FirstParagraph"/>
       </w:pPr>
-      <w:del w:id="94" w:author="PR Preview" w:date="2026-01-01T00:00:00Z">
+      <w:r>
+        <w:rPr>
+          <w:i/>
+          <w:iCs/>
+        </w:rPr>
+        <w:t xml:space="preserve">Proof</w:t>
+      </w:r>
+      <w:r>
+        <w:t xml:space="preserve">. </w:t>
+      </w:r>
+      <w:r>
+        <w:t xml:space="preserve">In the notation of the</w:t>
+      </w:r>
+      <w:r>
+        <w:t xml:space="preserve"> </w:t>
+      </w:r>
+      <w:hyperlink r:id="rId25">
         <w:r>
           <w:rPr>
-            <w:i/>
-            <w:iCs/>
+            <w:rStyle w:val="Hyperlink"/>
           </w:rPr>
-          <w:delText xml:space="preserve">Proof</w:delText>
+          <w:t xml:space="preserve">likelihood ratio statistic</w:t>
         </w:r>
-      </w:del>
-      <w:del w:id="95" w:author="PR Preview" w:date="2026-01-01T00:00:00Z">
-        <w:r>
-          <w:delText xml:space="preserve">. </w:delText>
-        </w:r>
-      </w:del>
-      <w:del w:id="96" w:author="PR Preview" w:date="2026-01-01T00:00:00Z">
-        <w:r>
-          <w:delText xml:space="preserve">In the notation of the</w:delText>
-        </w:r>
-      </w:del>
-      <w:del w:id="97" w:author="PR Preview" w:date="2026-01-01T00:00:00Z">
-        <w:r>
-          <w:delText xml:space="preserve"> </w:delText>
-        </w:r>
-      </w:del>
-      <w:hyperlink r:id="rId25">
-        <w:del w:id="98" w:author="PR Preview" w:date="2026-01-01T00:00:00Z">
-          <w:r>
-            <w:rPr>
-              <w:rStyle w:val="Hyperlink"/>
-            </w:rPr>
-            <w:delText xml:space="preserve">likelihood ratio statistic</w:delText>
-          </w:r>
-        </w:del>
       </w:hyperlink>
-      <w:del w:id="99" w:author="PR Preview" w:date="2026-01-01T00:00:00Z">
-        <w:r>
-          <w:delText xml:space="preserve">, the unrestricted MLE</w:delText>
-        </w:r>
-      </w:del>
-      <w:del w:id="100" w:author="PR Preview" w:date="2026-01-01T00:00:00Z">
-        <w:r>
-          <w:delText xml:space="preserve"> </w:delText>
-        </w:r>
-      </w:del>
+      <w:r>
+        <w:t xml:space="preserve">, the unrestricted MLE</w:t>
+      </w:r>
+      <w:r>
+        <w:t xml:space="preserve"> </w:t>
+      </w:r>
       <m:oMath>
         <m:sSub>
           <m:e>
@@ -4293,55 +2820,24 @@
           </m:sub>
         </m:sSub>
       </m:oMath>
-      <w:del w:id="101" w:author="PR Preview" w:date="2026-01-01T00:00:00Z">
-        <w:r>
-          <w:delText xml:space="preserve"> </w:delText>
-        </w:r>
-      </w:del>
-      <w:del w:id="102" w:author="PR Preview" w:date="2026-01-01T00:00:00Z">
-        <w:r>
-          <w:delText xml:space="preserve">is the fitted coefficient vector</w:delText>
-        </w:r>
-      </w:del>
-      <w:del w:id="103" w:author="PR Preview" w:date="2026-01-01T00:00:00Z">
-        <w:r>
-          <w:delText xml:space="preserve"> </w:delText>
-        </w:r>
-      </w:del>
-      <m:oMath>
-        <m:acc>
-          <m:accPr>
-            <m:chr m:val="̂"/>
-          </m:accPr>
-          <m:e>
-            <m:limLow>
-              <m:e>
-                <m:r>
-                  <m:t>β</m:t>
-                </m:r>
-              </m:e>
-              <m:lim>
-                <m:r>
-                  <m:rPr>
-                    <m:sty m:val="p"/>
-                  </m:rPr>
-                  <m:t>∼</m:t>
-                </m:r>
-              </m:lim>
-            </m:limLow>
-          </m:e>
-        </m:acc>
-      </m:oMath>
-      <w:del w:id="104" w:author="PR Preview" w:date="2026-01-01T00:00:00Z">
-        <w:r>
-          <w:delText xml:space="preserve">, and</w:delText>
-        </w:r>
-      </w:del>
-      <w:del w:id="105" w:author="PR Preview" w:date="2026-01-01T00:00:00Z">
-        <w:r>
-          <w:delText xml:space="preserve"> </w:delText>
-        </w:r>
-      </w:del>
+      <w:r>
+        <w:t xml:space="preserve"> </w:t>
+      </w:r>
+      <w:r>
+        <w:t xml:space="preserve">is the fitted coefficient vector</w:t>
+      </w:r>
+      <w:r>
+        <w:t xml:space="preserve"> </w:t>
+      </w:r>
+      <w:r>
+        <w:t xml:space="preserve">$\hat{\mathord{\smash[b]{\underset{\raise.3ex\hbox{$\scriptstyle\sim$}}{\beta}}\vphantom{\beta}}}$</w:t>
+      </w:r>
+      <w:r>
+        <w:t xml:space="preserve">, and</w:t>
+      </w:r>
+      <w:r>
+        <w:t xml:space="preserve"> </w:t>
+      </w:r>
       <m:oMath>
         <m:sSub>
           <m:e>
@@ -4363,21 +2859,15 @@
           </m:sub>
         </m:sSub>
       </m:oMath>
-      <w:del w:id="106" w:author="PR Preview" w:date="2026-01-01T00:00:00Z">
-        <w:r>
-          <w:delText xml:space="preserve"> </w:delText>
-        </w:r>
-      </w:del>
-      <w:del w:id="107" w:author="PR Preview" w:date="2026-01-01T00:00:00Z">
-        <w:r>
-          <w:delText xml:space="preserve">is the fit of the intercept-only model that</w:delText>
-        </w:r>
-      </w:del>
-      <w:del w:id="108" w:author="PR Preview" w:date="2026-01-01T00:00:00Z">
-        <w:r>
-          <w:delText xml:space="preserve"> </w:delText>
-        </w:r>
-      </w:del>
+      <w:r>
+        <w:t xml:space="preserve"> </w:t>
+      </w:r>
+      <w:r>
+        <w:t xml:space="preserve">is the fit of the intercept-only model that</w:t>
+      </w:r>
+      <w:r>
+        <w:t xml:space="preserve"> </w:t>
+      </w:r>
       <m:oMath>
         <m:sSub>
           <m:e>
@@ -4392,31 +2882,21 @@
           </m:sub>
         </m:sSub>
       </m:oMath>
-      <w:del w:id="109" w:author="PR Preview" w:date="2026-01-01T00:00:00Z">
-        <w:r>
-          <w:delText xml:space="preserve"> </w:delText>
-        </w:r>
-      </w:del>
-      <w:del w:id="110" w:author="PR Preview" w:date="2026-01-01T00:00:00Z">
-        <w:r>
-          <w:delText xml:space="preserve">imposes.</w:delText>
-        </w:r>
-      </w:del>
-      <w:del w:id="111" w:author="PR Preview" w:date="2026-01-01T00:00:00Z">
-        <w:r>
-          <w:delText xml:space="preserve"> </w:delText>
-        </w:r>
-      </w:del>
-      <w:del w:id="112" w:author="PR Preview" w:date="2026-01-01T00:00:00Z">
-        <w:r>
-          <w:delText xml:space="preserve">Then</w:delText>
-        </w:r>
-      </w:del>
-      <w:del w:id="113" w:author="PR Preview" w:date="2026-01-01T00:00:00Z">
-        <w:r>
-          <w:delText xml:space="preserve"> </w:delText>
-        </w:r>
-      </w:del>
+      <w:r>
+        <w:t xml:space="preserve"> </w:t>
+      </w:r>
+      <w:r>
+        <w:t xml:space="preserve">imposes.</w:t>
+      </w:r>
+      <w:r>
+        <w:t xml:space="preserve"> </w:t>
+      </w:r>
+      <w:r>
+        <w:t xml:space="preserve">Then</w:t>
+      </w:r>
+      <w:r>
+        <w:t xml:space="preserve"> </w:t>
+      </w:r>
       <m:oMath>
         <m:r>
           <m:t>ℓ</m:t>
@@ -4485,21 +2965,15 @@
           <m:t>2</m:t>
         </m:r>
       </m:oMath>
-      <w:del w:id="114" w:author="PR Preview" w:date="2026-01-01T00:00:00Z">
-        <w:r>
-          <w:delText xml:space="preserve"> </w:delText>
-        </w:r>
-      </w:del>
-      <w:del w:id="115" w:author="PR Preview" w:date="2026-01-01T00:00:00Z">
-        <w:r>
-          <w:delText xml:space="preserve">and</w:delText>
-        </w:r>
-      </w:del>
-      <w:del w:id="116" w:author="PR Preview" w:date="2026-01-01T00:00:00Z">
-        <w:r>
-          <w:delText xml:space="preserve"> </w:delText>
-        </w:r>
-      </w:del>
+      <w:r>
+        <w:t xml:space="preserve"> </w:t>
+      </w:r>
+      <w:r>
+        <w:t xml:space="preserve">and</w:t>
+      </w:r>
+      <w:r>
+        <w:t xml:space="preserve"> </w:t>
+      </w:r>
       <m:oMath>
         <m:r>
           <m:t>ℓ</m:t>
@@ -4573,26 +3047,18 @@
           <m:t>2</m:t>
         </m:r>
       </m:oMath>
-      <w:del w:id="117" w:author="PR Preview" w:date="2026-01-01T00:00:00Z">
-        <w:r>
-          <w:delText xml:space="preserve">.</w:delText>
-        </w:r>
-      </w:del>
-      <w:del w:id="118" w:author="PR Preview" w:date="2026-01-01T00:00:00Z">
-        <w:r>
-          <w:delText xml:space="preserve"> </w:delText>
-        </w:r>
-      </w:del>
-      <w:del w:id="119" w:author="PR Preview" w:date="2026-01-01T00:00:00Z">
-        <w:r>
-          <w:delText xml:space="preserve">Substituting both into the definition gives</w:delText>
-        </w:r>
-      </w:del>
-      <w:del w:id="120" w:author="PR Preview" w:date="2026-01-01T00:00:00Z">
-        <w:r>
-          <w:delText xml:space="preserve"> </w:delText>
-        </w:r>
-      </w:del>
+      <w:r>
+        <w:t xml:space="preserve">.</w:t>
+      </w:r>
+      <w:r>
+        <w:t xml:space="preserve"> </w:t>
+      </w:r>
+      <w:r>
+        <w:t xml:space="preserve">Substituting both into the definition gives</w:t>
+      </w:r>
+      <w:r>
+        <w:t xml:space="preserve"> </w:t>
+      </w:r>
       <m:oMath>
         <m:r>
           <m:rPr>
@@ -4698,476 +3164,9 @@
           <m:t>D</m:t>
         </m:r>
       </m:oMath>
-      <w:del w:id="121" w:author="PR Preview" w:date="2026-01-01T00:00:00Z">
-        <w:r>
-          <w:delText xml:space="preserve">.</w:delText>
-        </w:r>
-      </w:del>
-    </w:p>
-    <w:p>
-      <w:pPr>
-        <w:pStyle w:val="FirstParagraph"/>
-      </w:pPr>
-      <w:ins w:id="122" w:author="PR Preview" w:date="2026-01-01T00:00:00Z">
-        <w:r>
-          <w:rPr>
-            <w:i/>
-            <w:iCs/>
-          </w:rPr>
-          <w:t xml:space="preserve">Proof</w:t>
-        </w:r>
-      </w:ins>
-      <w:ins w:id="123" w:author="PR Preview" w:date="2026-01-01T00:00:00Z">
-        <w:r>
-          <w:t xml:space="preserve">. </w:t>
-        </w:r>
-      </w:ins>
-      <w:ins w:id="124" w:author="PR Preview" w:date="2026-01-01T00:00:00Z">
-        <w:r>
-          <w:t xml:space="preserve">In the notation of the</w:t>
-        </w:r>
-      </w:ins>
-      <w:ins w:id="125" w:author="PR Preview" w:date="2026-01-01T00:00:00Z">
-        <w:r>
-          <w:t xml:space="preserve"> </w:t>
-        </w:r>
-      </w:ins>
-      <w:hyperlink r:id="rId25">
-        <w:ins w:id="126" w:author="PR Preview" w:date="2026-01-01T00:00:00Z">
-          <w:r>
-            <w:rPr>
-              <w:rStyle w:val="Hyperlink"/>
-            </w:rPr>
-            <w:t xml:space="preserve">likelihood ratio statistic</w:t>
-          </w:r>
-        </w:ins>
-      </w:hyperlink>
-      <w:ins w:id="127" w:author="PR Preview" w:date="2026-01-01T00:00:00Z">
-        <w:r>
-          <w:t xml:space="preserve">, the unrestricted MLE</w:t>
-        </w:r>
-      </w:ins>
-      <w:ins w:id="128" w:author="PR Preview" w:date="2026-01-01T00:00:00Z">
-        <w:r>
-          <w:t xml:space="preserve"> </w:t>
-        </w:r>
-      </w:ins>
-      <m:oMath>
-        <m:sSub>
-          <m:e>
-            <m:acc>
-              <m:accPr>
-                <m:chr m:val="̂"/>
-              </m:accPr>
-              <m:e>
-                <m:r>
-                  <m:t>θ</m:t>
-                </m:r>
-              </m:e>
-            </m:acc>
-          </m:e>
-          <m:sub>
-            <m:r>
-              <m:rPr>
-                <m:nor/>
-                <m:sty m:val="p"/>
-              </m:rPr>
-              <m:t>ML</m:t>
-            </m:r>
-          </m:sub>
-        </m:sSub>
-      </m:oMath>
-      <w:ins w:id="129" w:author="PR Preview" w:date="2026-01-01T00:00:00Z">
-        <w:r>
-          <w:t xml:space="preserve"> </w:t>
-        </w:r>
-      </w:ins>
-      <w:ins w:id="130" w:author="PR Preview" w:date="2026-01-01T00:00:00Z">
-        <w:r>
-          <w:t xml:space="preserve">is the fitted coefficient vector</w:t>
-        </w:r>
-      </w:ins>
-      <w:ins w:id="131" w:author="PR Preview" w:date="2026-01-01T00:00:00Z">
-        <w:r>
-          <w:t xml:space="preserve"> </w:t>
-        </w:r>
-      </w:ins>
-      <w:ins w:id="132" w:author="PR Preview" w:date="2026-01-01T00:00:00Z">
-        <w:r>
-          <w:t xml:space="preserve">$\hat{\mathord{\smash[b]{\underset{\raise.3ex\hbox{$\scriptstyle\sim$}}{\beta}}\vphantom{\beta}}}$</w:t>
-        </w:r>
-      </w:ins>
-      <w:ins w:id="133" w:author="PR Preview" w:date="2026-01-01T00:00:00Z">
-        <w:r>
-          <w:t xml:space="preserve">, and</w:t>
-        </w:r>
-      </w:ins>
-      <w:ins w:id="134" w:author="PR Preview" w:date="2026-01-01T00:00:00Z">
-        <w:r>
-          <w:t xml:space="preserve"> </w:t>
-        </w:r>
-      </w:ins>
-      <m:oMath>
-        <m:sSub>
-          <m:e>
-            <m:acc>
-              <m:accPr>
-                <m:chr m:val="̂"/>
-              </m:accPr>
-              <m:e>
-                <m:r>
-                  <m:t>θ</m:t>
-                </m:r>
-              </m:e>
-            </m:acc>
-          </m:e>
-          <m:sub>
-            <m:r>
-              <m:t>0</m:t>
-            </m:r>
-          </m:sub>
-        </m:sSub>
-      </m:oMath>
-      <w:ins w:id="135" w:author="PR Preview" w:date="2026-01-01T00:00:00Z">
-        <w:r>
-          <w:t xml:space="preserve"> </w:t>
-        </w:r>
-      </w:ins>
-      <w:ins w:id="136" w:author="PR Preview" w:date="2026-01-01T00:00:00Z">
-        <w:r>
-          <w:t xml:space="preserve">is the fit of the intercept-only model that</w:t>
-        </w:r>
-      </w:ins>
-      <w:ins w:id="137" w:author="PR Preview" w:date="2026-01-01T00:00:00Z">
-        <w:r>
-          <w:t xml:space="preserve"> </w:t>
-        </w:r>
-      </w:ins>
-      <m:oMath>
-        <m:sSub>
-          <m:e>
-            <m:r>
-              <m:t>H</m:t>
-            </m:r>
-          </m:e>
-          <m:sub>
-            <m:r>
-              <m:t>0</m:t>
-            </m:r>
-          </m:sub>
-        </m:sSub>
-      </m:oMath>
-      <w:ins w:id="138" w:author="PR Preview" w:date="2026-01-01T00:00:00Z">
-        <w:r>
-          <w:t xml:space="preserve"> </w:t>
-        </w:r>
-      </w:ins>
-      <w:ins w:id="139" w:author="PR Preview" w:date="2026-01-01T00:00:00Z">
-        <w:r>
-          <w:t xml:space="preserve">imposes.</w:t>
-        </w:r>
-      </w:ins>
-      <w:ins w:id="140" w:author="PR Preview" w:date="2026-01-01T00:00:00Z">
-        <w:r>
-          <w:t xml:space="preserve"> </w:t>
-        </w:r>
-      </w:ins>
-      <w:ins w:id="141" w:author="PR Preview" w:date="2026-01-01T00:00:00Z">
-        <w:r>
-          <w:t xml:space="preserve">Then</w:t>
-        </w:r>
-      </w:ins>
-      <w:ins w:id="142" w:author="PR Preview" w:date="2026-01-01T00:00:00Z">
-        <w:r>
-          <w:t xml:space="preserve"> </w:t>
-        </w:r>
-      </w:ins>
-      <m:oMath>
-        <m:r>
-          <m:t>ℓ</m:t>
-        </m:r>
-        <m:r>
-          <m:t>​</m:t>
-        </m:r>
-        <m:d>
-          <m:dPr>
-            <m:begChr m:val="("/>
-            <m:sepChr m:val=""/>
-            <m:endChr m:val=")"/>
-            <m:grow/>
-          </m:dPr>
-          <m:e>
-            <m:sSub>
-              <m:e>
-                <m:acc>
-                  <m:accPr>
-                    <m:chr m:val="̂"/>
-                  </m:accPr>
-                  <m:e>
-                    <m:r>
-                      <m:t>θ</m:t>
-                    </m:r>
-                  </m:e>
-                </m:acc>
-              </m:e>
-              <m:sub>
-                <m:r>
-                  <m:rPr>
-                    <m:nor/>
-                    <m:sty m:val="p"/>
-                  </m:rPr>
-                  <m:t>ML</m:t>
-                </m:r>
-              </m:sub>
-            </m:sSub>
-          </m:e>
-        </m:d>
-        <m:r>
-          <m:t>​</m:t>
-        </m:r>
-        <m:r>
-          <m:rPr>
-            <m:sty m:val="p"/>
-          </m:rPr>
-          <m:t>=</m:t>
-        </m:r>
-        <m:r>
-          <m:rPr>
-            <m:sty m:val="p"/>
-          </m:rPr>
-          <m:t>−</m:t>
-        </m:r>
-        <m:r>
-          <m:t>D</m:t>
-        </m:r>
-        <m:r>
-          <m:rPr>
-            <m:sty m:val="p"/>
-          </m:rPr>
-          <m:t>/</m:t>
-        </m:r>
-        <m:r>
-          <m:t>2</m:t>
-        </m:r>
-      </m:oMath>
-      <w:ins w:id="143" w:author="PR Preview" w:date="2026-01-01T00:00:00Z">
-        <w:r>
-          <w:t xml:space="preserve"> </w:t>
-        </w:r>
-      </w:ins>
-      <w:ins w:id="144" w:author="PR Preview" w:date="2026-01-01T00:00:00Z">
-        <w:r>
-          <w:t xml:space="preserve">and</w:t>
-        </w:r>
-      </w:ins>
-      <w:ins w:id="145" w:author="PR Preview" w:date="2026-01-01T00:00:00Z">
-        <w:r>
-          <w:t xml:space="preserve"> </w:t>
-        </w:r>
-      </w:ins>
-      <m:oMath>
-        <m:r>
-          <m:t>ℓ</m:t>
-        </m:r>
-        <m:r>
-          <m:t>​</m:t>
-        </m:r>
-        <m:d>
-          <m:dPr>
-            <m:begChr m:val="("/>
-            <m:sepChr m:val=""/>
-            <m:endChr m:val=")"/>
-            <m:grow/>
-          </m:dPr>
-          <m:e>
-            <m:sSub>
-              <m:e>
-                <m:acc>
-                  <m:accPr>
-                    <m:chr m:val="̂"/>
-                  </m:accPr>
-                  <m:e>
-                    <m:r>
-                      <m:t>θ</m:t>
-                    </m:r>
-                  </m:e>
-                </m:acc>
-              </m:e>
-              <m:sub>
-                <m:r>
-                  <m:t>0</m:t>
-                </m:r>
-              </m:sub>
-            </m:sSub>
-          </m:e>
-        </m:d>
-        <m:r>
-          <m:t>​</m:t>
-        </m:r>
-        <m:r>
-          <m:rPr>
-            <m:sty m:val="p"/>
-          </m:rPr>
-          <m:t>=</m:t>
-        </m:r>
-        <m:r>
-          <m:rPr>
-            <m:sty m:val="p"/>
-          </m:rPr>
-          <m:t>−</m:t>
-        </m:r>
-        <m:sSub>
-          <m:e>
-            <m:r>
-              <m:t>D</m:t>
-            </m:r>
-          </m:e>
-          <m:sub>
-            <m:r>
-              <m:t>0</m:t>
-            </m:r>
-          </m:sub>
-        </m:sSub>
-        <m:r>
-          <m:rPr>
-            <m:sty m:val="p"/>
-          </m:rPr>
-          <m:t>/</m:t>
-        </m:r>
-        <m:r>
-          <m:t>2</m:t>
-        </m:r>
-      </m:oMath>
-      <w:ins w:id="146" w:author="PR Preview" w:date="2026-01-01T00:00:00Z">
-        <w:r>
-          <w:t xml:space="preserve">.</w:t>
-        </w:r>
-      </w:ins>
-      <w:ins w:id="147" w:author="PR Preview" w:date="2026-01-01T00:00:00Z">
-        <w:r>
-          <w:t xml:space="preserve"> </w:t>
-        </w:r>
-      </w:ins>
-      <w:ins w:id="148" w:author="PR Preview" w:date="2026-01-01T00:00:00Z">
-        <w:r>
-          <w:t xml:space="preserve">Substituting both into the definition gives</w:t>
-        </w:r>
-      </w:ins>
-      <w:ins w:id="149" w:author="PR Preview" w:date="2026-01-01T00:00:00Z">
-        <w:r>
-          <w:t xml:space="preserve"> </w:t>
-        </w:r>
-      </w:ins>
-      <m:oMath>
-        <m:r>
-          <m:rPr>
-            <m:sty m:val="p"/>
-          </m:rPr>
-          <m:t>Λ</m:t>
-        </m:r>
-        <m:r>
-          <m:rPr>
-            <m:sty m:val="p"/>
-          </m:rPr>
-          <m:t>=</m:t>
-        </m:r>
-        <m:r>
-          <m:t>2</m:t>
-        </m:r>
-        <m:r>
-          <m:t>​</m:t>
-        </m:r>
-        <m:d>
-          <m:dPr>
-            <m:begChr m:val="("/>
-            <m:sepChr m:val=""/>
-            <m:endChr m:val=")"/>
-            <m:grow/>
-          </m:dPr>
-          <m:e>
-            <m:r>
-              <m:rPr>
-                <m:sty m:val="p"/>
-              </m:rPr>
-              <m:t>−</m:t>
-            </m:r>
-            <m:r>
-              <m:t>D</m:t>
-            </m:r>
-            <m:r>
-              <m:rPr>
-                <m:sty m:val="p"/>
-              </m:rPr>
-              <m:t>/</m:t>
-            </m:r>
-            <m:r>
-              <m:t>2</m:t>
-            </m:r>
-            <m:r>
-              <m:rPr>
-                <m:sty m:val="p"/>
-              </m:rPr>
-              <m:t>+</m:t>
-            </m:r>
-            <m:sSub>
-              <m:e>
-                <m:r>
-                  <m:t>D</m:t>
-                </m:r>
-              </m:e>
-              <m:sub>
-                <m:r>
-                  <m:t>0</m:t>
-                </m:r>
-              </m:sub>
-            </m:sSub>
-            <m:r>
-              <m:rPr>
-                <m:sty m:val="p"/>
-              </m:rPr>
-              <m:t>/</m:t>
-            </m:r>
-            <m:r>
-              <m:t>2</m:t>
-            </m:r>
-          </m:e>
-        </m:d>
-        <m:r>
-          <m:t>​</m:t>
-        </m:r>
-        <m:r>
-          <m:rPr>
-            <m:sty m:val="p"/>
-          </m:rPr>
-          <m:t>=</m:t>
-        </m:r>
-        <m:sSub>
-          <m:e>
-            <m:r>
-              <m:t>D</m:t>
-            </m:r>
-          </m:e>
-          <m:sub>
-            <m:r>
-              <m:t>0</m:t>
-            </m:r>
-          </m:sub>
-        </m:sSub>
-        <m:r>
-          <m:rPr>
-            <m:sty m:val="p"/>
-          </m:rPr>
-          <m:t>−</m:t>
-        </m:r>
-        <m:r>
-          <m:t>D</m:t>
-        </m:r>
-      </m:oMath>
-      <w:ins w:id="150" w:author="PR Preview" w:date="2026-01-01T00:00:00Z">
-        <w:r>
-          <w:t xml:space="preserve">.</w:t>
-        </w:r>
-      </w:ins>
+      <w:r>
+        <w:t xml:space="preserve">.</w:t>
+      </w:r>
     </w:p>
     <w:bookmarkStart w:id="27" w:name="exm-deviance-drop"/>
     <w:p>
@@ -5707,264 +3706,76 @@
       <w:pPr>
         <w:pStyle w:val="FirstParagraph"/>
       </w:pPr>
-      <w:del w:id="151" w:author="PR Preview" w:date="2026-01-01T00:00:00Z">
-        <w:r>
-          <w:rPr>
-            <w:b/>
-            <w:bCs/>
-          </w:rPr>
-          <w:delText xml:space="preserve">Definition 4 (Covariate pattern)</w:delText>
-        </w:r>
-      </w:del>
-      <w:del w:id="152" w:author="PR Preview" w:date="2026-01-01T00:00:00Z">
-        <w:r>
-          <w:delText xml:space="preserve"> </w:delText>
-        </w:r>
-      </w:del>
-      <w:del w:id="153" w:author="PR Preview" w:date="2026-01-01T00:00:00Z">
-        <w:r>
-          <w:delText xml:space="preserve">A</w:delText>
-        </w:r>
-      </w:del>
-      <w:del w:id="154" w:author="PR Preview" w:date="2026-01-01T00:00:00Z">
-        <w:r>
-          <w:delText xml:space="preserve"> </w:delText>
-        </w:r>
-      </w:del>
-      <w:del w:id="155" w:author="PR Preview" w:date="2026-01-01T00:00:00Z">
-        <w:r>
-          <w:rPr>
-            <w:b/>
-            <w:bCs/>
-          </w:rPr>
-          <w:delText xml:space="preserve">covariate pattern</w:delText>
-        </w:r>
-      </w:del>
-      <w:del w:id="156" w:author="PR Preview" w:date="2026-01-01T00:00:00Z">
-        <w:r>
-          <w:delText xml:space="preserve"> </w:delText>
-        </w:r>
-      </w:del>
-      <w:del w:id="157" w:author="PR Preview" w:date="2026-01-01T00:00:00Z">
-        <w:r>
-          <w:delText xml:space="preserve">is a distinct value of the predictor vector among the observations</w:delText>
-        </w:r>
-      </w:del>
-      <w:del w:id="158" w:author="PR Preview" w:date="2026-01-01T00:00:00Z">
-        <w:r>
-          <w:delText xml:space="preserve"> </w:delText>
-        </w:r>
-      </w:del>
+      <w:r>
+        <w:rPr>
+          <w:b/>
+          <w:bCs/>
+        </w:rPr>
+        <w:t xml:space="preserve">Definition 4 (Covariate pattern)</w:t>
+      </w:r>
+      <w:r>
+        <w:t xml:space="preserve"> </w:t>
+      </w:r>
+      <w:r>
+        <w:t xml:space="preserve">A</w:t>
+      </w:r>
+      <w:r>
+        <w:t xml:space="preserve"> </w:t>
+      </w:r>
+      <w:r>
+        <w:rPr>
+          <w:b/>
+          <w:bCs/>
+        </w:rPr>
+        <w:t xml:space="preserve">covariate pattern</w:t>
+      </w:r>
+      <w:r>
+        <w:t xml:space="preserve"> </w:t>
+      </w:r>
+      <w:r>
+        <w:t xml:space="preserve">is a distinct value of the predictor vector among the observations</w:t>
+      </w:r>
+      <w:r>
+        <w:t xml:space="preserve"> </w:t>
+      </w:r>
+      <w:r>
+        <w:t xml:space="preserve">$\mathord{\smash[b]{\underset{\raise.3ex\hbox{$\scriptstyle\sim$}}{x}}\vphantom{x}}_1, \dots, \mathord{\smash[b]{\underset{\raise.3ex\hbox{$\scriptstyle\sim$}}{x}}\vphantom{x}}_n$</w:t>
+      </w:r>
+      <w:r>
+        <w:t xml:space="preserve">.</w:t>
+      </w:r>
+      <w:r>
+        <w:t xml:space="preserve"> </w:t>
+      </w:r>
+      <w:r>
+        <w:t xml:space="preserve">The</w:t>
+      </w:r>
+      <w:r>
+        <w:t xml:space="preserve"> </w:t>
+      </w:r>
       <m:oMath>
-        <m:sSub>
-          <m:e>
-            <m:limLow>
-              <m:e>
-                <m:r>
-                  <m:t>x</m:t>
-                </m:r>
-              </m:e>
-              <m:lim>
-                <m:r>
-                  <m:rPr>
-                    <m:sty m:val="p"/>
-                  </m:rPr>
-                  <m:t>∼</m:t>
-                </m:r>
-              </m:lim>
-            </m:limLow>
-          </m:e>
-          <m:sub>
-            <m:r>
-              <m:t>1</m:t>
-            </m:r>
-          </m:sub>
-        </m:sSub>
-        <m:r>
-          <m:rPr>
-            <m:sty m:val="p"/>
-          </m:rPr>
-          <m:t>,</m:t>
-        </m:r>
-        <m:r>
-          <m:rPr>
-            <m:sty m:val="p"/>
-          </m:rPr>
-          <m:t>…</m:t>
-        </m:r>
-        <m:r>
-          <m:rPr>
-            <m:sty m:val="p"/>
-          </m:rPr>
-          <m:t>,</m:t>
-        </m:r>
-        <m:sSub>
-          <m:e>
-            <m:limLow>
-              <m:e>
-                <m:r>
-                  <m:t>x</m:t>
-                </m:r>
-              </m:e>
-              <m:lim>
-                <m:r>
-                  <m:rPr>
-                    <m:sty m:val="p"/>
-                  </m:rPr>
-                  <m:t>∼</m:t>
-                </m:r>
-              </m:lim>
-            </m:limLow>
-          </m:e>
-          <m:sub>
-            <m:r>
-              <m:t>n</m:t>
-            </m:r>
-          </m:sub>
-        </m:sSub>
+        <m:r>
+          <m:t>K</m:t>
+        </m:r>
       </m:oMath>
-      <w:del w:id="159" w:author="PR Preview" w:date="2026-01-01T00:00:00Z">
-        <w:r>
-          <w:delText xml:space="preserve">.</w:delText>
-        </w:r>
-      </w:del>
-      <w:del w:id="160" w:author="PR Preview" w:date="2026-01-01T00:00:00Z">
-        <w:r>
-          <w:delText xml:space="preserve"> </w:delText>
-        </w:r>
-      </w:del>
-      <w:del w:id="161" w:author="PR Preview" w:date="2026-01-01T00:00:00Z">
-        <w:r>
-          <w:delText xml:space="preserve">The</w:delText>
-        </w:r>
-      </w:del>
-      <w:del w:id="162" w:author="PR Preview" w:date="2026-01-01T00:00:00Z">
-        <w:r>
-          <w:delText xml:space="preserve"> </w:delText>
-        </w:r>
-      </w:del>
-      <m:oMath>
-        <m:r>
-          <m:t>K</m:t>
-        </m:r>
-      </m:oMath>
-      <w:del w:id="163" w:author="PR Preview" w:date="2026-01-01T00:00:00Z">
-        <w:r>
-          <w:delText xml:space="preserve"> </w:delText>
-        </w:r>
-      </w:del>
-      <w:del w:id="164" w:author="PR Preview" w:date="2026-01-01T00:00:00Z">
-        <w:r>
-          <w:delText xml:space="preserve">distinct values are written</w:delText>
-        </w:r>
-      </w:del>
-      <w:del w:id="165" w:author="PR Preview" w:date="2026-01-01T00:00:00Z">
-        <w:r>
-          <w:delText xml:space="preserve"> </w:delText>
-        </w:r>
-      </w:del>
-      <m:oMath>
-        <m:sSup>
-          <m:e>
-            <m:limLow>
-              <m:e>
-                <m:r>
-                  <m:t>x</m:t>
-                </m:r>
-              </m:e>
-              <m:lim>
-                <m:r>
-                  <m:rPr>
-                    <m:sty m:val="p"/>
-                  </m:rPr>
-                  <m:t>∼</m:t>
-                </m:r>
-              </m:lim>
-            </m:limLow>
-          </m:e>
-          <m:sup>
-            <m:r>
-              <m:rPr>
-                <m:sty m:val="p"/>
-              </m:rPr>
-              <m:t>(</m:t>
-            </m:r>
-            <m:r>
-              <m:t>1</m:t>
-            </m:r>
-            <m:r>
-              <m:rPr>
-                <m:sty m:val="p"/>
-              </m:rPr>
-              <m:t>)</m:t>
-            </m:r>
-          </m:sup>
-        </m:sSup>
-        <m:r>
-          <m:rPr>
-            <m:sty m:val="p"/>
-          </m:rPr>
-          <m:t>,</m:t>
-        </m:r>
-        <m:r>
-          <m:rPr>
-            <m:sty m:val="p"/>
-          </m:rPr>
-          <m:t>…</m:t>
-        </m:r>
-        <m:r>
-          <m:rPr>
-            <m:sty m:val="p"/>
-          </m:rPr>
-          <m:t>,</m:t>
-        </m:r>
-        <m:sSup>
-          <m:e>
-            <m:limLow>
-              <m:e>
-                <m:r>
-                  <m:t>x</m:t>
-                </m:r>
-              </m:e>
-              <m:lim>
-                <m:r>
-                  <m:rPr>
-                    <m:sty m:val="p"/>
-                  </m:rPr>
-                  <m:t>∼</m:t>
-                </m:r>
-              </m:lim>
-            </m:limLow>
-          </m:e>
-          <m:sup>
-            <m:r>
-              <m:rPr>
-                <m:sty m:val="p"/>
-              </m:rPr>
-              <m:t>(</m:t>
-            </m:r>
-            <m:r>
-              <m:t>K</m:t>
-            </m:r>
-            <m:r>
-              <m:rPr>
-                <m:sty m:val="p"/>
-              </m:rPr>
-              <m:t>)</m:t>
-            </m:r>
-          </m:sup>
-        </m:sSup>
-      </m:oMath>
-      <w:del w:id="166" w:author="PR Preview" w:date="2026-01-01T00:00:00Z">
-        <w:r>
-          <w:delText xml:space="preserve">, so</w:delText>
-        </w:r>
-      </w:del>
-      <w:del w:id="167" w:author="PR Preview" w:date="2026-01-01T00:00:00Z">
-        <w:r>
-          <w:delText xml:space="preserve"> </w:delText>
-        </w:r>
-      </w:del>
+      <w:r>
+        <w:t xml:space="preserve"> </w:t>
+      </w:r>
+      <w:r>
+        <w:t xml:space="preserve">distinct values are written</w:t>
+      </w:r>
+      <w:r>
+        <w:t xml:space="preserve"> </w:t>
+      </w:r>
+      <w:r>
+        <w:t xml:space="preserve">$\mathord{\smash[b]{\underset{\raise.3ex\hbox{$\scriptstyle\sim$}}{x}}\vphantom{x}}^{(1)}, \dots, \mathord{\smash[b]{\underset{\raise.3ex\hbox{$\scriptstyle\sim$}}{x}}\vphantom{x}}^{(K)}$</w:t>
+      </w:r>
+      <w:r>
+        <w:t xml:space="preserve">, so</w:t>
+      </w:r>
+      <w:r>
+        <w:t xml:space="preserve"> </w:t>
+      </w:r>
       <m:oMath>
         <m:r>
           <m:t>K</m:t>
@@ -5979,243 +3790,103 @@
           <m:t>n</m:t>
         </m:r>
       </m:oMath>
-      <w:del w:id="168" w:author="PR Preview" w:date="2026-01-01T00:00:00Z">
-        <w:r>
-          <w:delText xml:space="preserve">.</w:delText>
-        </w:r>
-      </w:del>
+      <w:r>
+        <w:t xml:space="preserve">.</w:t>
+      </w:r>
     </w:p>
+    <w:bookmarkEnd w:id="32"/>
+    <w:bookmarkStart w:id="33" w:name="def-replicates"/>
     <w:p>
       <w:pPr>
         <w:pStyle w:val="BodyText"/>
       </w:pPr>
-      <w:del w:id="169" w:author="PR Preview" w:date="2026-01-01T00:00:00Z">
+      <w:r>
+        <w:rPr>
+          <w:b/>
+          <w:bCs/>
+        </w:rPr>
+        <w:t xml:space="preserve">Definition 5 (Replicates)</w:t>
+      </w:r>
+      <w:r>
+        <w:t xml:space="preserve"> </w:t>
+      </w:r>
+      <w:r>
+        <w:t xml:space="preserve">The</w:t>
+      </w:r>
+      <w:r>
+        <w:t xml:space="preserve"> </w:t>
+      </w:r>
+      <w:r>
+        <w:rPr>
+          <w:b/>
+          <w:bCs/>
+        </w:rPr>
+        <w:t xml:space="preserve">replicates</w:t>
+      </w:r>
+      <w:r>
+        <w:t xml:space="preserve"> </w:t>
+      </w:r>
+      <w:r>
+        <w:t xml:space="preserve">of the</w:t>
+      </w:r>
+      <w:r>
+        <w:t xml:space="preserve"> </w:t>
+      </w:r>
+      <w:hyperlink w:anchor="def-covariate-pattern">
         <w:r>
           <w:rPr>
-            <w:b/>
-            <w:bCs/>
+            <w:rStyle w:val="Hyperlink"/>
           </w:rPr>
-          <w:delText xml:space="preserve">Definition 5 (Replicates)</w:delText>
+          <w:t xml:space="preserve">covariate pattern</w:t>
         </w:r>
-      </w:del>
-      <w:del w:id="170" w:author="PR Preview" w:date="2026-01-01T00:00:00Z">
-        <w:r>
-          <w:delText xml:space="preserve"> </w:delText>
-        </w:r>
-      </w:del>
-      <w:del w:id="171" w:author="PR Preview" w:date="2026-01-01T00:00:00Z">
-        <w:r>
-          <w:delText xml:space="preserve">The</w:delText>
-        </w:r>
-      </w:del>
-      <w:del w:id="172" w:author="PR Preview" w:date="2026-01-01T00:00:00Z">
-        <w:r>
-          <w:delText xml:space="preserve"> </w:delText>
-        </w:r>
-      </w:del>
-      <w:del w:id="173" w:author="PR Preview" w:date="2026-01-01T00:00:00Z">
-        <w:r>
-          <w:rPr>
-            <w:b/>
-            <w:bCs/>
-          </w:rPr>
-          <w:delText xml:space="preserve">replicates</w:delText>
-        </w:r>
-      </w:del>
-      <w:del w:id="174" w:author="PR Preview" w:date="2026-01-01T00:00:00Z">
-        <w:r>
-          <w:delText xml:space="preserve"> </w:delText>
-        </w:r>
-      </w:del>
-      <w:del w:id="175" w:author="PR Preview" w:date="2026-01-01T00:00:00Z">
-        <w:r>
-          <w:delText xml:space="preserve">of the</w:delText>
-        </w:r>
-      </w:del>
-      <w:del w:id="176" w:author="PR Preview" w:date="2026-01-01T00:00:00Z">
-        <w:r>
-          <w:delText xml:space="preserve"> </w:delText>
-        </w:r>
-      </w:del>
-      <w:hyperlink w:anchor="def-covariate-pattern">
-        <w:del w:id="177" w:author="PR Preview" w:date="2026-01-01T00:00:00Z">
-          <w:r>
-            <w:rPr>
-              <w:rStyle w:val="Hyperlink"/>
-            </w:rPr>
-            <w:delText xml:space="preserve">covariate pattern</w:delText>
-          </w:r>
-        </w:del>
       </w:hyperlink>
-      <w:del w:id="178" w:author="PR Preview" w:date="2026-01-01T00:00:00Z">
-        <w:r>
-          <w:delText xml:space="preserve"> </w:delText>
-        </w:r>
-      </w:del>
+      <w:r>
+        <w:t xml:space="preserve"> </w:t>
+      </w:r>
+      <w:r>
+        <w:t xml:space="preserve">$\mathord{\smash[b]{\underset{\raise.3ex\hbox{$\scriptstyle\sim$}}{x}}\vphantom{x}}^{(k)}$</w:t>
+      </w:r>
+      <w:r>
+        <w:t xml:space="preserve"> </w:t>
+      </w:r>
+      <w:r>
+        <w:t xml:space="preserve">are the observations</w:t>
+      </w:r>
+      <w:r>
+        <w:t xml:space="preserve"> </w:t>
+      </w:r>
       <m:oMath>
-        <m:sSup>
-          <m:e>
-            <m:limLow>
-              <m:e>
-                <m:r>
-                  <m:t>x</m:t>
-                </m:r>
-              </m:e>
-              <m:lim>
-                <m:r>
-                  <m:rPr>
-                    <m:sty m:val="p"/>
-                  </m:rPr>
-                  <m:t>∼</m:t>
-                </m:r>
-              </m:lim>
-            </m:limLow>
-          </m:e>
-          <m:sup>
-            <m:r>
-              <m:rPr>
-                <m:sty m:val="p"/>
-              </m:rPr>
-              <m:t>(</m:t>
-            </m:r>
-            <m:r>
-              <m:t>k</m:t>
-            </m:r>
-            <m:r>
-              <m:rPr>
-                <m:sty m:val="p"/>
-              </m:rPr>
-              <m:t>)</m:t>
-            </m:r>
-          </m:sup>
-        </m:sSup>
+        <m:r>
+          <m:t>i</m:t>
+        </m:r>
       </m:oMath>
-      <w:del w:id="179" w:author="PR Preview" w:date="2026-01-01T00:00:00Z">
-        <w:r>
-          <w:delText xml:space="preserve"> </w:delText>
-        </w:r>
-      </w:del>
-      <w:del w:id="180" w:author="PR Preview" w:date="2026-01-01T00:00:00Z">
-        <w:r>
-          <w:delText xml:space="preserve">are the observations</w:delText>
-        </w:r>
-      </w:del>
-      <w:del w:id="181" w:author="PR Preview" w:date="2026-01-01T00:00:00Z">
-        <w:r>
-          <w:delText xml:space="preserve"> </w:delText>
-        </w:r>
-      </w:del>
-      <m:oMath>
-        <m:r>
-          <m:t>i</m:t>
-        </m:r>
-      </m:oMath>
-      <w:del w:id="182" w:author="PR Preview" w:date="2026-01-01T00:00:00Z">
-        <w:r>
-          <w:delText xml:space="preserve"> </w:delText>
-        </w:r>
-      </w:del>
-      <w:del w:id="183" w:author="PR Preview" w:date="2026-01-01T00:00:00Z">
-        <w:r>
-          <w:delText xml:space="preserve">with</w:delText>
-        </w:r>
-      </w:del>
-      <w:del w:id="184" w:author="PR Preview" w:date="2026-01-01T00:00:00Z">
-        <w:r>
-          <w:delText xml:space="preserve"> </w:delText>
-        </w:r>
-      </w:del>
+      <w:r>
+        <w:t xml:space="preserve"> </w:t>
+      </w:r>
+      <w:r>
+        <w:t xml:space="preserve">with</w:t>
+      </w:r>
+      <w:r>
+        <w:t xml:space="preserve"> </w:t>
+      </w:r>
+      <w:r>
+        <w:t xml:space="preserve">$\mathord{\smash[b]{\underset{\raise.3ex\hbox{$\scriptstyle\sim$}}{x}}\vphantom{x}}_i= \mathord{\smash[b]{\underset{\raise.3ex\hbox{$\scriptstyle\sim$}}{x}}\vphantom{x}}^{(k)}$</w:t>
+      </w:r>
+      <w:r>
+        <w:t xml:space="preserve">.</w:t>
+      </w:r>
+      <w:r>
+        <w:t xml:space="preserve"> </w:t>
+      </w:r>
+      <w:r>
+        <w:t xml:space="preserve">Their number is written</w:t>
+      </w:r>
+      <w:r>
+        <w:t xml:space="preserve"> </w:t>
+      </w:r>
       <m:oMath>
         <m:sSub>
           <m:e>
-            <m:limLow>
-              <m:e>
-                <m:r>
-                  <m:t>x</m:t>
-                </m:r>
-              </m:e>
-              <m:lim>
-                <m:r>
-                  <m:rPr>
-                    <m:sty m:val="p"/>
-                  </m:rPr>
-                  <m:t>∼</m:t>
-                </m:r>
-              </m:lim>
-            </m:limLow>
-          </m:e>
-          <m:sub>
-            <m:r>
-              <m:t>i</m:t>
-            </m:r>
-          </m:sub>
-        </m:sSub>
-        <m:r>
-          <m:rPr>
-            <m:sty m:val="p"/>
-          </m:rPr>
-          <m:t>=</m:t>
-        </m:r>
-        <m:sSup>
-          <m:e>
-            <m:limLow>
-              <m:e>
-                <m:r>
-                  <m:t>x</m:t>
-                </m:r>
-              </m:e>
-              <m:lim>
-                <m:r>
-                  <m:rPr>
-                    <m:sty m:val="p"/>
-                  </m:rPr>
-                  <m:t>∼</m:t>
-                </m:r>
-              </m:lim>
-            </m:limLow>
-          </m:e>
-          <m:sup>
-            <m:r>
-              <m:rPr>
-                <m:sty m:val="p"/>
-              </m:rPr>
-              <m:t>(</m:t>
-            </m:r>
-            <m:r>
-              <m:t>k</m:t>
-            </m:r>
-            <m:r>
-              <m:rPr>
-                <m:sty m:val="p"/>
-              </m:rPr>
-              <m:t>)</m:t>
-            </m:r>
-          </m:sup>
-        </m:sSup>
-      </m:oMath>
-      <w:del w:id="185" w:author="PR Preview" w:date="2026-01-01T00:00:00Z">
-        <w:r>
-          <w:delText xml:space="preserve">.</w:delText>
-        </w:r>
-      </w:del>
-      <w:del w:id="186" w:author="PR Preview" w:date="2026-01-01T00:00:00Z">
-        <w:r>
-          <w:delText xml:space="preserve"> </w:delText>
-        </w:r>
-      </w:del>
-      <w:del w:id="187" w:author="PR Preview" w:date="2026-01-01T00:00:00Z">
-        <w:r>
-          <w:delText xml:space="preserve">Their number is written</w:delText>
-        </w:r>
-      </w:del>
-      <w:del w:id="188" w:author="PR Preview" w:date="2026-01-01T00:00:00Z">
-        <w:r>
-          <w:delText xml:space="preserve"> </w:delText>
-        </w:r>
-      </w:del>
-      <m:oMath>
-        <m:sSub>
-          <m:e>
             <m:r>
               <m:t>m</m:t>
             </m:r>
@@ -6227,16 +3898,12 @@
           </m:sub>
         </m:sSub>
       </m:oMath>
-      <w:del w:id="189" w:author="PR Preview" w:date="2026-01-01T00:00:00Z">
-        <w:r>
-          <w:delText xml:space="preserve">, so</w:delText>
-        </w:r>
-      </w:del>
-      <w:del w:id="190" w:author="PR Preview" w:date="2026-01-01T00:00:00Z">
-        <w:r>
-          <w:delText xml:space="preserve"> </w:delText>
-        </w:r>
-      </w:del>
+      <w:r>
+        <w:t xml:space="preserve">, so</w:t>
+      </w:r>
+      <w:r>
+        <w:t xml:space="preserve"> </w:t>
+      </w:r>
       <m:oMath>
         <m:nary>
           <m:naryPr>
@@ -6289,638 +3956,9 @@
           <m:t>n</m:t>
         </m:r>
       </m:oMath>
-      <w:del w:id="191" w:author="PR Preview" w:date="2026-01-01T00:00:00Z">
-        <w:r>
-          <w:delText xml:space="preserve">.</w:delText>
-        </w:r>
-      </w:del>
-    </w:p>
-    <w:p>
-      <w:pPr>
-        <w:pStyle w:val="BodyText"/>
-      </w:pPr>
-      <w:del w:id="192" w:author="PR Preview" w:date="2026-01-01T00:00:00Z">
-        <w:r>
-          <w:rPr>
-            <w:b/>
-            <w:bCs/>
-          </w:rPr>
-          <w:delText xml:space="preserve">Definition 6 (Events at a covariate pattern)</w:delText>
-        </w:r>
-      </w:del>
-      <w:del w:id="193" w:author="PR Preview" w:date="2026-01-01T00:00:00Z">
-        <w:r>
-          <w:delText xml:space="preserve"> </w:delText>
-        </w:r>
-      </w:del>
-      <w:del w:id="194" w:author="PR Preview" w:date="2026-01-01T00:00:00Z">
-        <w:r>
-          <w:delText xml:space="preserve">The number of</w:delText>
-        </w:r>
-      </w:del>
-      <w:del w:id="195" w:author="PR Preview" w:date="2026-01-01T00:00:00Z">
-        <w:r>
-          <w:delText xml:space="preserve"> </w:delText>
-        </w:r>
-      </w:del>
-      <w:del w:id="196" w:author="PR Preview" w:date="2026-01-01T00:00:00Z">
-        <w:r>
-          <w:rPr>
-            <w:b/>
-            <w:bCs/>
-          </w:rPr>
-          <w:delText xml:space="preserve">events</w:delText>
-        </w:r>
-      </w:del>
-      <w:del w:id="197" w:author="PR Preview" w:date="2026-01-01T00:00:00Z">
-        <w:r>
-          <w:delText xml:space="preserve"> </w:delText>
-        </w:r>
-      </w:del>
-      <w:del w:id="198" w:author="PR Preview" w:date="2026-01-01T00:00:00Z">
-        <w:r>
-          <w:delText xml:space="preserve">at the</w:delText>
-        </w:r>
-      </w:del>
-      <w:del w:id="199" w:author="PR Preview" w:date="2026-01-01T00:00:00Z">
-        <w:r>
-          <w:delText xml:space="preserve"> </w:delText>
-        </w:r>
-      </w:del>
-      <w:hyperlink w:anchor="def-covariate-pattern">
-        <w:del w:id="200" w:author="PR Preview" w:date="2026-01-01T00:00:00Z">
-          <w:r>
-            <w:rPr>
-              <w:rStyle w:val="Hyperlink"/>
-            </w:rPr>
-            <w:delText xml:space="preserve">covariate pattern</w:delText>
-          </w:r>
-        </w:del>
-      </w:hyperlink>
-      <w:del w:id="201" w:author="PR Preview" w:date="2026-01-01T00:00:00Z">
-        <w:r>
-          <w:delText xml:space="preserve"> </w:delText>
-        </w:r>
-      </w:del>
-      <m:oMath>
-        <m:sSup>
-          <m:e>
-            <m:limLow>
-              <m:e>
-                <m:r>
-                  <m:t>x</m:t>
-                </m:r>
-              </m:e>
-              <m:lim>
-                <m:r>
-                  <m:rPr>
-                    <m:sty m:val="p"/>
-                  </m:rPr>
-                  <m:t>∼</m:t>
-                </m:r>
-              </m:lim>
-            </m:limLow>
-          </m:e>
-          <m:sup>
-            <m:r>
-              <m:rPr>
-                <m:sty m:val="p"/>
-              </m:rPr>
-              <m:t>(</m:t>
-            </m:r>
-            <m:r>
-              <m:t>k</m:t>
-            </m:r>
-            <m:r>
-              <m:rPr>
-                <m:sty m:val="p"/>
-              </m:rPr>
-              <m:t>)</m:t>
-            </m:r>
-          </m:sup>
-        </m:sSup>
-      </m:oMath>
-      <w:del w:id="202" w:author="PR Preview" w:date="2026-01-01T00:00:00Z">
-        <w:r>
-          <w:delText xml:space="preserve"> </w:delText>
-        </w:r>
-      </w:del>
-      <w:del w:id="203" w:author="PR Preview" w:date="2026-01-01T00:00:00Z">
-        <w:r>
-          <w:delText xml:space="preserve">is the sum of the binary outcomes over its</w:delText>
-        </w:r>
-      </w:del>
-      <w:del w:id="204" w:author="PR Preview" w:date="2026-01-01T00:00:00Z">
-        <w:r>
-          <w:delText xml:space="preserve"> </w:delText>
-        </w:r>
-      </w:del>
-      <w:hyperlink w:anchor="def-replicates">
-        <w:del w:id="205" w:author="PR Preview" w:date="2026-01-01T00:00:00Z">
-          <w:r>
-            <w:rPr>
-              <w:rStyle w:val="Hyperlink"/>
-            </w:rPr>
-            <w:delText xml:space="preserve">replicates</w:delText>
-          </w:r>
-        </w:del>
-      </w:hyperlink>
-      <w:del w:id="206" w:author="PR Preview" w:date="2026-01-01T00:00:00Z">
-        <w:r>
-          <w:delText xml:space="preserve">:</w:delText>
-        </w:r>
-      </w:del>
-    </w:p>
-    <w:p>
-      <w:pPr>
-        <w:pStyle w:val="BodyText"/>
-      </w:pPr>
-      <m:oMathPara>
-        <m:oMathParaPr>
-          <m:jc m:val="center"/>
-        </m:oMathParaPr>
-        <m:oMath>
-          <m:sSub>
-            <m:e>
-              <m:r>
-                <m:t>s</m:t>
-              </m:r>
-            </m:e>
-            <m:sub>
-              <m:r>
-                <m:t>k</m:t>
-              </m:r>
-            </m:sub>
-          </m:sSub>
-          <m:r>
-            <m:rPr>
-              <m:sty m:val="p"/>
-            </m:rPr>
-            <m:t>=</m:t>
-          </m:r>
-          <m:nary>
-            <m:naryPr>
-              <m:chr m:val="∑"/>
-              <m:limLoc m:val="undOvr"/>
-              <m:subHide m:val="off"/>
-              <m:supHide m:val="on"/>
-            </m:naryPr>
-            <m:sub>
-              <m:r>
-                <m:t>i</m:t>
-              </m:r>
-              <m:r>
-                <m:rPr>
-                  <m:sty m:val="p"/>
-                </m:rPr>
-                <m:t>:</m:t>
-              </m:r>
-              <m:r>
-                <m:t> </m:t>
-              </m:r>
-              <m:sSub>
-                <m:e>
-                  <m:limLow>
-                    <m:e>
-                      <m:r>
-                        <m:t>x</m:t>
-                      </m:r>
-                    </m:e>
-                    <m:lim>
-                      <m:r>
-                        <m:rPr>
-                          <m:sty m:val="p"/>
-                        </m:rPr>
-                        <m:t>∼</m:t>
-                      </m:r>
-                    </m:lim>
-                  </m:limLow>
-                </m:e>
-                <m:sub>
-                  <m:r>
-                    <m:t>i</m:t>
-                  </m:r>
-                </m:sub>
-              </m:sSub>
-              <m:r>
-                <m:rPr>
-                  <m:sty m:val="p"/>
-                </m:rPr>
-                <m:t>=</m:t>
-              </m:r>
-              <m:sSup>
-                <m:e>
-                  <m:limLow>
-                    <m:e>
-                      <m:r>
-                        <m:t>x</m:t>
-                      </m:r>
-                    </m:e>
-                    <m:lim>
-                      <m:r>
-                        <m:rPr>
-                          <m:sty m:val="p"/>
-                        </m:rPr>
-                        <m:t>∼</m:t>
-                      </m:r>
-                    </m:lim>
-                  </m:limLow>
-                </m:e>
-                <m:sup>
-                  <m:r>
-                    <m:rPr>
-                      <m:sty m:val="p"/>
-                    </m:rPr>
-                    <m:t>(</m:t>
-                  </m:r>
-                  <m:r>
-                    <m:t>k</m:t>
-                  </m:r>
-                  <m:r>
-                    <m:rPr>
-                      <m:sty m:val="p"/>
-                    </m:rPr>
-                    <m:t>)</m:t>
-                  </m:r>
-                </m:sup>
-              </m:sSup>
-            </m:sub>
-            <m:sup>
-              <m:r>
-                <m:t>​</m:t>
-              </m:r>
-            </m:sup>
-            <m:e>
-              <m:sSub>
-                <m:e>
-                  <m:r>
-                    <m:t>y</m:t>
-                  </m:r>
-                </m:e>
-                <m:sub>
-                  <m:r>
-                    <m:t>i</m:t>
-                  </m:r>
-                </m:sub>
-              </m:sSub>
-            </m:e>
-          </m:nary>
-          <m:r>
-            <m:rPr>
-              <m:sty m:val="p"/>
-            </m:rPr>
-            <m:t>,</m:t>
-          </m:r>
-        </m:oMath>
-      </m:oMathPara>
-    </w:p>
-    <w:p>
-      <w:pPr>
-        <w:pStyle w:val="FirstParagraph"/>
-      </w:pPr>
-      <w:ins w:id="207" w:author="PR Preview" w:date="2026-01-01T00:00:00Z">
-        <w:r>
-          <w:rPr>
-            <w:b/>
-            <w:bCs/>
-          </w:rPr>
-          <w:t xml:space="preserve">Definition 4 (Covariate pattern)</w:t>
-        </w:r>
-      </w:ins>
-      <w:ins w:id="208" w:author="PR Preview" w:date="2026-01-01T00:00:00Z">
-        <w:r>
-          <w:t xml:space="preserve"> </w:t>
-        </w:r>
-      </w:ins>
-      <w:ins w:id="209" w:author="PR Preview" w:date="2026-01-01T00:00:00Z">
-        <w:r>
-          <w:t xml:space="preserve">A</w:t>
-        </w:r>
-      </w:ins>
-      <w:ins w:id="210" w:author="PR Preview" w:date="2026-01-01T00:00:00Z">
-        <w:r>
-          <w:t xml:space="preserve"> </w:t>
-        </w:r>
-      </w:ins>
-      <w:ins w:id="211" w:author="PR Preview" w:date="2026-01-01T00:00:00Z">
-        <w:r>
-          <w:rPr>
-            <w:b/>
-            <w:bCs/>
-          </w:rPr>
-          <w:t xml:space="preserve">covariate pattern</w:t>
-        </w:r>
-      </w:ins>
-      <w:ins w:id="212" w:author="PR Preview" w:date="2026-01-01T00:00:00Z">
-        <w:r>
-          <w:t xml:space="preserve"> </w:t>
-        </w:r>
-      </w:ins>
-      <w:ins w:id="213" w:author="PR Preview" w:date="2026-01-01T00:00:00Z">
-        <w:r>
-          <w:t xml:space="preserve">is a distinct value of the predictor vector among the observations</w:t>
-        </w:r>
-      </w:ins>
-      <w:ins w:id="214" w:author="PR Preview" w:date="2026-01-01T00:00:00Z">
-        <w:r>
-          <w:t xml:space="preserve"> </w:t>
-        </w:r>
-      </w:ins>
-      <w:ins w:id="215" w:author="PR Preview" w:date="2026-01-01T00:00:00Z">
-        <w:r>
-          <w:t xml:space="preserve">$\mathord{\smash[b]{\underset{\raise.3ex\hbox{$\scriptstyle\sim$}}{x}}\vphantom{x}}_1, \dots, \mathord{\smash[b]{\underset{\raise.3ex\hbox{$\scriptstyle\sim$}}{x}}\vphantom{x}}_n$</w:t>
-        </w:r>
-      </w:ins>
-      <w:ins w:id="216" w:author="PR Preview" w:date="2026-01-01T00:00:00Z">
-        <w:r>
-          <w:t xml:space="preserve">.</w:t>
-        </w:r>
-      </w:ins>
-      <w:ins w:id="217" w:author="PR Preview" w:date="2026-01-01T00:00:00Z">
-        <w:r>
-          <w:t xml:space="preserve"> </w:t>
-        </w:r>
-      </w:ins>
-      <w:ins w:id="218" w:author="PR Preview" w:date="2026-01-01T00:00:00Z">
-        <w:r>
-          <w:t xml:space="preserve">The</w:t>
-        </w:r>
-      </w:ins>
-      <w:ins w:id="219" w:author="PR Preview" w:date="2026-01-01T00:00:00Z">
-        <w:r>
-          <w:t xml:space="preserve"> </w:t>
-        </w:r>
-      </w:ins>
-      <m:oMath>
-        <m:r>
-          <m:t>K</m:t>
-        </m:r>
-      </m:oMath>
-      <w:ins w:id="220" w:author="PR Preview" w:date="2026-01-01T00:00:00Z">
-        <w:r>
-          <w:t xml:space="preserve"> </w:t>
-        </w:r>
-      </w:ins>
-      <w:ins w:id="221" w:author="PR Preview" w:date="2026-01-01T00:00:00Z">
-        <w:r>
-          <w:t xml:space="preserve">distinct values are written</w:t>
-        </w:r>
-      </w:ins>
-      <w:ins w:id="222" w:author="PR Preview" w:date="2026-01-01T00:00:00Z">
-        <w:r>
-          <w:t xml:space="preserve"> </w:t>
-        </w:r>
-      </w:ins>
-      <w:ins w:id="223" w:author="PR Preview" w:date="2026-01-01T00:00:00Z">
-        <w:r>
-          <w:t xml:space="preserve">$\mathord{\smash[b]{\underset{\raise.3ex\hbox{$\scriptstyle\sim$}}{x}}\vphantom{x}}^{(1)}, \dots, \mathord{\smash[b]{\underset{\raise.3ex\hbox{$\scriptstyle\sim$}}{x}}\vphantom{x}}^{(K)}$</w:t>
-        </w:r>
-      </w:ins>
-      <w:ins w:id="224" w:author="PR Preview" w:date="2026-01-01T00:00:00Z">
-        <w:r>
-          <w:t xml:space="preserve">, so</w:t>
-        </w:r>
-      </w:ins>
-      <w:ins w:id="225" w:author="PR Preview" w:date="2026-01-01T00:00:00Z">
-        <w:r>
-          <w:t xml:space="preserve"> </w:t>
-        </w:r>
-      </w:ins>
-      <m:oMath>
-        <m:r>
-          <m:t>K</m:t>
-        </m:r>
-        <m:r>
-          <m:rPr>
-            <m:sty m:val="p"/>
-          </m:rPr>
-          <m:t>≤</m:t>
-        </m:r>
-        <m:r>
-          <m:t>n</m:t>
-        </m:r>
-      </m:oMath>
-      <w:ins w:id="226" w:author="PR Preview" w:date="2026-01-01T00:00:00Z">
-        <w:r>
-          <w:t xml:space="preserve">.</w:t>
-        </w:r>
-      </w:ins>
-    </w:p>
-    <w:bookmarkEnd w:id="32"/>
-    <w:bookmarkStart w:id="33" w:name="def-replicates"/>
-    <w:p>
-      <w:pPr>
-        <w:pStyle w:val="BodyText"/>
-      </w:pPr>
-      <w:ins w:id="227" w:author="PR Preview" w:date="2026-01-01T00:00:00Z">
-        <w:r>
-          <w:rPr>
-            <w:b/>
-            <w:bCs/>
-          </w:rPr>
-          <w:t xml:space="preserve">Definition 5 (Replicates)</w:t>
-        </w:r>
-      </w:ins>
-      <w:ins w:id="228" w:author="PR Preview" w:date="2026-01-01T00:00:00Z">
-        <w:r>
-          <w:t xml:space="preserve"> </w:t>
-        </w:r>
-      </w:ins>
-      <w:ins w:id="229" w:author="PR Preview" w:date="2026-01-01T00:00:00Z">
-        <w:r>
-          <w:t xml:space="preserve">The</w:t>
-        </w:r>
-      </w:ins>
-      <w:ins w:id="230" w:author="PR Preview" w:date="2026-01-01T00:00:00Z">
-        <w:r>
-          <w:t xml:space="preserve"> </w:t>
-        </w:r>
-      </w:ins>
-      <w:ins w:id="231" w:author="PR Preview" w:date="2026-01-01T00:00:00Z">
-        <w:r>
-          <w:rPr>
-            <w:b/>
-            <w:bCs/>
-          </w:rPr>
-          <w:t xml:space="preserve">replicates</w:t>
-        </w:r>
-      </w:ins>
-      <w:ins w:id="232" w:author="PR Preview" w:date="2026-01-01T00:00:00Z">
-        <w:r>
-          <w:t xml:space="preserve"> </w:t>
-        </w:r>
-      </w:ins>
-      <w:ins w:id="233" w:author="PR Preview" w:date="2026-01-01T00:00:00Z">
-        <w:r>
-          <w:t xml:space="preserve">of the</w:t>
-        </w:r>
-      </w:ins>
-      <w:ins w:id="234" w:author="PR Preview" w:date="2026-01-01T00:00:00Z">
-        <w:r>
-          <w:t xml:space="preserve"> </w:t>
-        </w:r>
-      </w:ins>
-      <w:hyperlink w:anchor="def-covariate-pattern">
-        <w:ins w:id="235" w:author="PR Preview" w:date="2026-01-01T00:00:00Z">
-          <w:r>
-            <w:rPr>
-              <w:rStyle w:val="Hyperlink"/>
-            </w:rPr>
-            <w:t xml:space="preserve">covariate pattern</w:t>
-          </w:r>
-        </w:ins>
-      </w:hyperlink>
-      <w:ins w:id="236" w:author="PR Preview" w:date="2026-01-01T00:00:00Z">
-        <w:r>
-          <w:t xml:space="preserve"> </w:t>
-        </w:r>
-      </w:ins>
-      <w:ins w:id="237" w:author="PR Preview" w:date="2026-01-01T00:00:00Z">
-        <w:r>
-          <w:t xml:space="preserve">$\mathord{\smash[b]{\underset{\raise.3ex\hbox{$\scriptstyle\sim$}}{x}}\vphantom{x}}^{(k)}$</w:t>
-        </w:r>
-      </w:ins>
-      <w:ins w:id="238" w:author="PR Preview" w:date="2026-01-01T00:00:00Z">
-        <w:r>
-          <w:t xml:space="preserve"> </w:t>
-        </w:r>
-      </w:ins>
-      <w:ins w:id="239" w:author="PR Preview" w:date="2026-01-01T00:00:00Z">
-        <w:r>
-          <w:t xml:space="preserve">are the observations</w:t>
-        </w:r>
-      </w:ins>
-      <w:ins w:id="240" w:author="PR Preview" w:date="2026-01-01T00:00:00Z">
-        <w:r>
-          <w:t xml:space="preserve"> </w:t>
-        </w:r>
-      </w:ins>
-      <m:oMath>
-        <m:r>
-          <m:t>i</m:t>
-        </m:r>
-      </m:oMath>
-      <w:ins w:id="241" w:author="PR Preview" w:date="2026-01-01T00:00:00Z">
-        <w:r>
-          <w:t xml:space="preserve"> </w:t>
-        </w:r>
-      </w:ins>
-      <w:ins w:id="242" w:author="PR Preview" w:date="2026-01-01T00:00:00Z">
-        <w:r>
-          <w:t xml:space="preserve">with</w:t>
-        </w:r>
-      </w:ins>
-      <w:ins w:id="243" w:author="PR Preview" w:date="2026-01-01T00:00:00Z">
-        <w:r>
-          <w:t xml:space="preserve"> </w:t>
-        </w:r>
-      </w:ins>
-      <w:ins w:id="244" w:author="PR Preview" w:date="2026-01-01T00:00:00Z">
-        <w:r>
-          <w:t xml:space="preserve">$\mathord{\smash[b]{\underset{\raise.3ex\hbox{$\scriptstyle\sim$}}{x}}\vphantom{x}}_i= \mathord{\smash[b]{\underset{\raise.3ex\hbox{$\scriptstyle\sim$}}{x}}\vphantom{x}}^{(k)}$</w:t>
-        </w:r>
-      </w:ins>
-      <w:ins w:id="245" w:author="PR Preview" w:date="2026-01-01T00:00:00Z">
-        <w:r>
-          <w:t xml:space="preserve">.</w:t>
-        </w:r>
-      </w:ins>
-      <w:ins w:id="246" w:author="PR Preview" w:date="2026-01-01T00:00:00Z">
-        <w:r>
-          <w:t xml:space="preserve"> </w:t>
-        </w:r>
-      </w:ins>
-      <w:ins w:id="247" w:author="PR Preview" w:date="2026-01-01T00:00:00Z">
-        <w:r>
-          <w:t xml:space="preserve">Their number is written</w:t>
-        </w:r>
-      </w:ins>
-      <w:ins w:id="248" w:author="PR Preview" w:date="2026-01-01T00:00:00Z">
-        <w:r>
-          <w:t xml:space="preserve"> </w:t>
-        </w:r>
-      </w:ins>
-      <m:oMath>
-        <m:sSub>
-          <m:e>
-            <m:r>
-              <m:t>m</m:t>
-            </m:r>
-          </m:e>
-          <m:sub>
-            <m:r>
-              <m:t>k</m:t>
-            </m:r>
-          </m:sub>
-        </m:sSub>
-      </m:oMath>
-      <w:ins w:id="249" w:author="PR Preview" w:date="2026-01-01T00:00:00Z">
-        <w:r>
-          <w:t xml:space="preserve">, so</w:t>
-        </w:r>
-      </w:ins>
-      <w:ins w:id="250" w:author="PR Preview" w:date="2026-01-01T00:00:00Z">
-        <w:r>
-          <w:t xml:space="preserve"> </w:t>
-        </w:r>
-      </w:ins>
-      <m:oMath>
-        <m:nary>
-          <m:naryPr>
-            <m:chr m:val="∑"/>
-            <m:limLoc m:val="undOvr"/>
-            <m:subHide m:val="off"/>
-            <m:supHide m:val="off"/>
-          </m:naryPr>
-          <m:sub>
-            <m:r>
-              <m:t>k</m:t>
-            </m:r>
-            <m:r>
-              <m:rPr>
-                <m:sty m:val="p"/>
-              </m:rPr>
-              <m:t>=</m:t>
-            </m:r>
-            <m:r>
-              <m:t>1</m:t>
-            </m:r>
-          </m:sub>
-          <m:sup>
-            <m:r>
-              <m:t>K</m:t>
-            </m:r>
-          </m:sup>
-          <m:e>
-            <m:sSub>
-              <m:e>
-                <m:r>
-                  <m:t>m</m:t>
-                </m:r>
-              </m:e>
-              <m:sub>
-                <m:r>
-                  <m:t>k</m:t>
-                </m:r>
-              </m:sub>
-            </m:sSub>
-          </m:e>
-        </m:nary>
-        <m:r>
-          <m:rPr>
-            <m:sty m:val="p"/>
-          </m:rPr>
-          <m:t>=</m:t>
-        </m:r>
-        <m:r>
-          <m:t>n</m:t>
-        </m:r>
-      </m:oMath>
-      <w:ins w:id="251" w:author="PR Preview" w:date="2026-01-01T00:00:00Z">
-        <w:r>
-          <w:t xml:space="preserve">.</w:t>
-        </w:r>
-      </w:ins>
+      <w:r>
+        <w:t xml:space="preserve">.</w:t>
+      </w:r>
     </w:p>
     <w:bookmarkEnd w:id="33"/>
     <w:tbl>
@@ -7043,271 +4081,34 @@
       <w:pPr>
         <w:pStyle w:val="BodyText"/>
       </w:pPr>
-      <w:ins w:id="252" w:author="PR Preview" w:date="2026-01-01T00:00:00Z">
-        <w:r>
-          <w:rPr>
-            <w:b/>
-            <w:bCs/>
-          </w:rPr>
-          <w:t xml:space="preserve">Definition 6 (Events at a covariate pattern)</w:t>
-        </w:r>
-      </w:ins>
-      <w:ins w:id="253" w:author="PR Preview" w:date="2026-01-01T00:00:00Z">
-        <w:r>
-          <w:t xml:space="preserve"> </w:t>
-        </w:r>
-      </w:ins>
-      <w:ins w:id="254" w:author="PR Preview" w:date="2026-01-01T00:00:00Z">
-        <w:r>
-          <w:t xml:space="preserve">The number of</w:t>
-        </w:r>
-      </w:ins>
-      <w:ins w:id="255" w:author="PR Preview" w:date="2026-01-01T00:00:00Z">
-        <w:r>
-          <w:t xml:space="preserve"> </w:t>
-        </w:r>
-      </w:ins>
-      <w:ins w:id="256" w:author="PR Preview" w:date="2026-01-01T00:00:00Z">
-        <w:r>
-          <w:rPr>
-            <w:b/>
-            <w:bCs/>
-          </w:rPr>
-          <w:t xml:space="preserve">events</w:t>
-        </w:r>
-      </w:ins>
-      <w:ins w:id="257" w:author="PR Preview" w:date="2026-01-01T00:00:00Z">
-        <w:r>
-          <w:t xml:space="preserve"> </w:t>
-        </w:r>
-      </w:ins>
-      <w:ins w:id="258" w:author="PR Preview" w:date="2026-01-01T00:00:00Z">
-        <w:r>
-          <w:t xml:space="preserve">at the</w:t>
-        </w:r>
-      </w:ins>
-      <w:ins w:id="259" w:author="PR Preview" w:date="2026-01-01T00:00:00Z">
-        <w:r>
-          <w:t xml:space="preserve"> </w:t>
-        </w:r>
-      </w:ins>
-      <w:hyperlink w:anchor="def-covariate-pattern">
-        <w:ins w:id="260" w:author="PR Preview" w:date="2026-01-01T00:00:00Z">
-          <w:r>
-            <w:rPr>
-              <w:rStyle w:val="Hyperlink"/>
-            </w:rPr>
-            <w:t xml:space="preserve">covariate pattern</w:t>
-          </w:r>
-        </w:ins>
-      </w:hyperlink>
-      <w:ins w:id="261" w:author="PR Preview" w:date="2026-01-01T00:00:00Z">
-        <w:r>
-          <w:t xml:space="preserve"> </w:t>
-        </w:r>
-      </w:ins>
-      <w:ins w:id="262" w:author="PR Preview" w:date="2026-01-01T00:00:00Z">
-        <w:r>
-          <w:t xml:space="preserve">$\mathord{\smash[b]{\underset{\raise.3ex\hbox{$\scriptstyle\sim$}}{x}}\vphantom{x}}^{(k)}$</w:t>
-        </w:r>
-      </w:ins>
-      <w:ins w:id="263" w:author="PR Preview" w:date="2026-01-01T00:00:00Z">
-        <w:r>
-          <w:t xml:space="preserve"> </w:t>
-        </w:r>
-      </w:ins>
-      <w:ins w:id="264" w:author="PR Preview" w:date="2026-01-01T00:00:00Z">
-        <w:r>
-          <w:t xml:space="preserve">is the sum of the binary outcomes over its</w:t>
-        </w:r>
-      </w:ins>
-      <w:ins w:id="265" w:author="PR Preview" w:date="2026-01-01T00:00:00Z">
-        <w:r>
-          <w:t xml:space="preserve"> </w:t>
-        </w:r>
-      </w:ins>
-      <w:hyperlink w:anchor="def-replicates">
-        <w:ins w:id="266" w:author="PR Preview" w:date="2026-01-01T00:00:00Z">
-          <w:r>
-            <w:rPr>
-              <w:rStyle w:val="Hyperlink"/>
-            </w:rPr>
-            <w:t xml:space="preserve">replicates</w:t>
-          </w:r>
-        </w:ins>
-      </w:hyperlink>
-      <w:ins w:id="267" w:author="PR Preview" w:date="2026-01-01T00:00:00Z">
-        <w:r>
-          <w:t xml:space="preserve">:</w:t>
-        </w:r>
-      </w:ins>
-    </w:p>
-    <w:p>
-      <w:pPr>
-        <w:pStyle w:val="BodyText"/>
-      </w:pPr>
-      <w:ins w:id="268" w:author="PR Preview" w:date="2026-01-01T00:00:00Z">
-        <w:r>
-          <w:t xml:space="preserve">$$
-    s_k = \sum_{i:\, \mathord{\smash[b]{\underset{\raise.3ex\hbox{$\scriptstyle\sim$}}{x}}\vphantom{x}}_i= \mathord{\smash[b]{\underset{\raise.3ex\hbox{$\scriptstyle\sim$}}{x}}\vphantom{x}}^{(k)}} y_i,
-    $$</w:t>
-        </w:r>
-      </w:ins>
-    </w:p>
-    <w:p>
-      <w:pPr>
-        <w:pStyle w:val="FirstParagraph"/>
-      </w:pPr>
-      <w:r>
-        <w:t xml:space="preserve">so</w:t>
-      </w:r>
-      <w:r>
-        <w:t xml:space="preserve"> </w:t>
-      </w:r>
-      <m:oMath>
-        <m:r>
-          <m:t>0</m:t>
-        </m:r>
-        <m:r>
-          <m:rPr>
-            <m:sty m:val="p"/>
-          </m:rPr>
-          <m:t>≤</m:t>
-        </m:r>
-        <m:sSub>
-          <m:e>
-            <m:r>
-              <m:t>s</m:t>
-            </m:r>
-          </m:e>
-          <m:sub>
-            <m:r>
-              <m:t>k</m:t>
-            </m:r>
-          </m:sub>
-        </m:sSub>
-        <m:r>
-          <m:rPr>
-            <m:sty m:val="p"/>
-          </m:rPr>
-          <m:t>≤</m:t>
-        </m:r>
-        <m:sSub>
-          <m:e>
-            <m:r>
-              <m:t>m</m:t>
-            </m:r>
-          </m:e>
-          <m:sub>
-            <m:r>
-              <m:t>k</m:t>
-            </m:r>
-          </m:sub>
-        </m:sSub>
-      </m:oMath>
-      <w:r>
-        <w:t xml:space="preserve">.</w:t>
-      </w:r>
-    </w:p>
-    <w:bookmarkEnd w:id="36"/>
-    <w:bookmarkStart w:id="37" w:name="exm-covariate-patterns"/>
-    <w:p>
-      <w:pPr>
-        <w:pStyle w:val="BodyText"/>
-      </w:pPr>
       <w:r>
         <w:rPr>
           <w:b/>
           <w:bCs/>
         </w:rPr>
-        <w:t xml:space="preserve">Example 6 (Covariate patterns in the low-birth-weight data)</w:t>
-      </w:r>
-      <w:r>
-        <w:t xml:space="preserve"> </w:t>
-      </w:r>
-      <w:r>
-        <w:t xml:space="preserve">The</w:t>
-      </w:r>
-      <w:r>
-        <w:t xml:space="preserve"> </w:t>
-      </w:r>
-      <w:r>
-        <w:rPr>
-          <w:rStyle w:val="VerbatimChar"/>
-        </w:rPr>
-        <w:t xml:space="preserve">birthwt</w:t>
-      </w:r>
-      <w:r>
-        <w:t xml:space="preserve"> </w:t>
-      </w:r>
-      <w:r>
-        <w:t xml:space="preserve">data record whether each of 189 babies had low birth weight</w:t>
-      </w:r>
-      <w:r>
-        <w:t xml:space="preserve"> </w:t>
-      </w:r>
-      <w:r>
-        <w:t xml:space="preserve">(</w:t>
-      </w:r>
-      <w:r>
-        <w:rPr>
-          <w:rStyle w:val="VerbatimChar"/>
-        </w:rPr>
-        <w:t xml:space="preserve">low = 1</w:t>
-      </w:r>
-      <w:r>
-        <w:t xml:space="preserve">, under 2.5 kg), along with the mother’s smoking status and race, among other predictors</w:t>
-      </w:r>
-      <w:r>
-        <w:t xml:space="preserve"> </w:t>
-      </w:r>
-      <w:r>
-        <w:t xml:space="preserve">(Hosmer and Lemeshow 1989)</w:t>
-      </w:r>
-      <w:r>
-        <w:t xml:space="preserve">.</w:t>
-      </w:r>
-      <w:r>
-        <w:t xml:space="preserve"> </w:t>
-      </w:r>
-      <w:r>
-        <w:t xml:space="preserve">Take</w:t>
-      </w:r>
-      <w:r>
-        <w:t xml:space="preserve"> </w:t>
-      </w:r>
-      <w:r>
-        <w:rPr>
-          <w:rStyle w:val="VerbatimChar"/>
-        </w:rPr>
-        <w:t xml:space="preserve">smoke</w:t>
-      </w:r>
-      <w:r>
-        <w:t xml:space="preserve"> </w:t>
-      </w:r>
-      <w:r>
-        <w:t xml:space="preserve">(0 or 1) and</w:t>
-      </w:r>
-      <w:r>
-        <w:t xml:space="preserve"> </w:t>
-      </w:r>
-      <w:r>
-        <w:rPr>
-          <w:rStyle w:val="VerbatimChar"/>
-        </w:rPr>
-        <w:t xml:space="preserve">race</w:t>
-      </w:r>
-      <w:r>
-        <w:t xml:space="preserve"> </w:t>
-      </w:r>
-      <w:r>
-        <w:t xml:space="preserve">(1, 2 or 3) as the predictors.</w:t>
-      </w:r>
-      <w:r>
-        <w:t xml:space="preserve"> </w:t>
-      </w:r>
-      <w:r>
-        <w:t xml:space="preserve">Counting the distinct pairs, and the babies and low-weight births at each, gives one row per</w:t>
+        <w:t xml:space="preserve">Definition 6 (Events at a covariate pattern)</w:t>
+      </w:r>
+      <w:r>
+        <w:t xml:space="preserve"> </w:t>
+      </w:r>
+      <w:r>
+        <w:t xml:space="preserve">The number of</w:t>
+      </w:r>
+      <w:r>
+        <w:t xml:space="preserve"> </w:t>
+      </w:r>
+      <w:r>
+        <w:rPr>
+          <w:b/>
+          <w:bCs/>
+        </w:rPr>
+        <w:t xml:space="preserve">events</w:t>
+      </w:r>
+      <w:r>
+        <w:t xml:space="preserve"> </w:t>
+      </w:r>
+      <w:r>
+        <w:t xml:space="preserve">at the</w:t>
       </w:r>
       <w:r>
         <w:t xml:space="preserve"> </w:t>
@@ -7321,471 +4122,16 @@
         </w:r>
       </w:hyperlink>
       <w:r>
-        <w:t xml:space="preserve">.</w:t>
-      </w:r>
-    </w:p>
-    <w:p>
-      <w:pPr>
-        <w:pStyle w:val="SourceCode"/>
-      </w:pPr>
-      <w:r>
-        <w:rPr>
-          <w:rStyle w:val="NormalTok"/>
-        </w:rPr>
-        <w:t xml:space="preserve">bw </w:t>
-      </w:r>
-      <w:r>
-        <w:rPr>
-          <w:rStyle w:val="OtherTok"/>
-        </w:rPr>
-        <w:t xml:space="preserve">&lt;-</w:t>
-      </w:r>
-      <w:r>
-        <w:rPr>
-          <w:rStyle w:val="NormalTok"/>
-        </w:rPr>
-        <w:t xml:space="preserve"> </w:t>
-      </w:r>
-      <w:r>
-        <w:rPr>
-          <w:rStyle w:val="FunctionTok"/>
-        </w:rPr>
-        <w:t xml:space="preserve">read.csv</w:t>
-      </w:r>
-      <w:r>
-        <w:rPr>
-          <w:rStyle w:val="NormalTok"/>
-        </w:rPr>
-        <w:t xml:space="preserve">(</w:t>
-      </w:r>
-      <w:r>
-        <w:rPr>
-          <w:rStyle w:val="StringTok"/>
-        </w:rPr>
-        <w:t xml:space="preserve">"data/birthwt.csv"</w:t>
-      </w:r>
-      <w:r>
-        <w:rPr>
-          <w:rStyle w:val="NormalTok"/>
-        </w:rPr>
-        <w:t xml:space="preserve">)</w:t>
-      </w:r>
-      <w:r>
-        <w:br/>
-      </w:r>
-      <w:r>
-        <w:rPr>
-          <w:rStyle w:val="NormalTok"/>
-        </w:rPr>
-        <w:t xml:space="preserve">bw</w:t>
-      </w:r>
-      <w:r>
-        <w:rPr>
-          <w:rStyle w:val="SpecialCharTok"/>
-        </w:rPr>
-        <w:t xml:space="preserve">$</w:t>
-      </w:r>
-      <w:r>
-        <w:rPr>
-          <w:rStyle w:val="NormalTok"/>
-        </w:rPr>
-        <w:t xml:space="preserve">race </w:t>
-      </w:r>
-      <w:r>
-        <w:rPr>
-          <w:rStyle w:val="OtherTok"/>
-        </w:rPr>
-        <w:t xml:space="preserve">&lt;-</w:t>
-      </w:r>
-      <w:r>
-        <w:rPr>
-          <w:rStyle w:val="NormalTok"/>
-        </w:rPr>
-        <w:t xml:space="preserve"> </w:t>
-      </w:r>
-      <w:r>
-        <w:rPr>
-          <w:rStyle w:val="FunctionTok"/>
-        </w:rPr>
-        <w:t xml:space="preserve">factor</w:t>
-      </w:r>
-      <w:r>
-        <w:rPr>
-          <w:rStyle w:val="NormalTok"/>
-        </w:rPr>
-        <w:t xml:space="preserve">(bw</w:t>
-      </w:r>
-      <w:r>
-        <w:rPr>
-          <w:rStyle w:val="SpecialCharTok"/>
-        </w:rPr>
-        <w:t xml:space="preserve">$</w:t>
-      </w:r>
-      <w:r>
-        <w:rPr>
-          <w:rStyle w:val="NormalTok"/>
-        </w:rPr>
-        <w:t xml:space="preserve">race)</w:t>
-      </w:r>
-      <w:r>
-        <w:br/>
-      </w:r>
-      <w:r>
-        <w:rPr>
-          <w:rStyle w:val="CommentTok"/>
-        </w:rPr>
-        <w:t xml:space="preserve"># one row per covariate pattern: replicates and events</w:t>
-      </w:r>
-      <w:r>
-        <w:br/>
-      </w:r>
-      <w:r>
-        <w:rPr>
-          <w:rStyle w:val="NormalTok"/>
-        </w:rPr>
-        <w:t xml:space="preserve">bw_grouped </w:t>
-      </w:r>
-      <w:r>
-        <w:rPr>
-          <w:rStyle w:val="OtherTok"/>
-        </w:rPr>
-        <w:t xml:space="preserve">&lt;-</w:t>
-      </w:r>
-      <w:r>
-        <w:rPr>
-          <w:rStyle w:val="NormalTok"/>
-        </w:rPr>
-        <w:t xml:space="preserve"> bw </w:t>
-      </w:r>
-      <w:r>
-        <w:rPr>
-          <w:rStyle w:val="SpecialCharTok"/>
-        </w:rPr>
-        <w:t xml:space="preserve">|&gt;</w:t>
-      </w:r>
-      <w:r>
-        <w:br/>
-      </w:r>
-      <w:r>
-        <w:rPr>
-          <w:rStyle w:val="NormalTok"/>
-        </w:rPr>
-        <w:t xml:space="preserve">  dplyr</w:t>
-      </w:r>
-      <w:r>
-        <w:rPr>
-          <w:rStyle w:val="SpecialCharTok"/>
-        </w:rPr>
-        <w:t xml:space="preserve">::</w:t>
-      </w:r>
-      <w:r>
-        <w:rPr>
-          <w:rStyle w:val="FunctionTok"/>
-        </w:rPr>
-        <w:t xml:space="preserve">summarize</w:t>
-      </w:r>
-      <w:r>
-        <w:rPr>
-          <w:rStyle w:val="NormalTok"/>
-        </w:rPr>
-        <w:t xml:space="preserve">(</w:t>
-      </w:r>
-      <w:r>
-        <w:br/>
-      </w:r>
-      <w:r>
-        <w:rPr>
-          <w:rStyle w:val="NormalTok"/>
-        </w:rPr>
-        <w:t xml:space="preserve">    </w:t>
-      </w:r>
-      <w:r>
-        <w:rPr>
-          <w:rStyle w:val="AttributeTok"/>
-        </w:rPr>
-        <w:t xml:space="preserve">nreps =</w:t>
-      </w:r>
-      <w:r>
-        <w:rPr>
-          <w:rStyle w:val="NormalTok"/>
-        </w:rPr>
-        <w:t xml:space="preserve"> dplyr</w:t>
-      </w:r>
-      <w:r>
-        <w:rPr>
-          <w:rStyle w:val="SpecialCharTok"/>
-        </w:rPr>
-        <w:t xml:space="preserve">::</w:t>
-      </w:r>
-      <w:r>
-        <w:rPr>
-          <w:rStyle w:val="FunctionTok"/>
-        </w:rPr>
-        <w:t xml:space="preserve">n</w:t>
-      </w:r>
-      <w:r>
-        <w:rPr>
-          <w:rStyle w:val="NormalTok"/>
-        </w:rPr>
-        <w:t xml:space="preserve">(),</w:t>
-      </w:r>
-      <w:r>
-        <w:br/>
-      </w:r>
-      <w:r>
-        <w:rPr>
-          <w:rStyle w:val="NormalTok"/>
-        </w:rPr>
-        <w:t xml:space="preserve">    </w:t>
-      </w:r>
-      <w:r>
-        <w:rPr>
-          <w:rStyle w:val="AttributeTok"/>
-        </w:rPr>
-        <w:t xml:space="preserve">nevents =</w:t>
-      </w:r>
-      <w:r>
-        <w:rPr>
-          <w:rStyle w:val="NormalTok"/>
-        </w:rPr>
-        <w:t xml:space="preserve"> </w:t>
-      </w:r>
-      <w:r>
-        <w:rPr>
-          <w:rStyle w:val="FunctionTok"/>
-        </w:rPr>
-        <w:t xml:space="preserve">sum</w:t>
-      </w:r>
-      <w:r>
-        <w:rPr>
-          <w:rStyle w:val="NormalTok"/>
-        </w:rPr>
-        <w:t xml:space="preserve">(low),</w:t>
-      </w:r>
-      <w:r>
-        <w:br/>
-      </w:r>
-      <w:r>
-        <w:rPr>
-          <w:rStyle w:val="NormalTok"/>
-        </w:rPr>
-        <w:t xml:space="preserve">    </w:t>
-      </w:r>
-      <w:r>
-        <w:rPr>
-          <w:rStyle w:val="AttributeTok"/>
-        </w:rPr>
-        <w:t xml:space="preserve">.by =</w:t>
-      </w:r>
-      <w:r>
-        <w:rPr>
-          <w:rStyle w:val="NormalTok"/>
-        </w:rPr>
-        <w:t xml:space="preserve"> </w:t>
-      </w:r>
-      <w:r>
-        <w:rPr>
-          <w:rStyle w:val="FunctionTok"/>
-        </w:rPr>
-        <w:t xml:space="preserve">c</w:t>
-      </w:r>
-      <w:r>
-        <w:rPr>
-          <w:rStyle w:val="NormalTok"/>
-        </w:rPr>
-        <w:t xml:space="preserve">(smoke, race)</w:t>
-      </w:r>
-      <w:r>
-        <w:br/>
-      </w:r>
-      <w:r>
-        <w:rPr>
-          <w:rStyle w:val="NormalTok"/>
-        </w:rPr>
-        <w:t xml:space="preserve">  ) </w:t>
-      </w:r>
-      <w:r>
-        <w:rPr>
-          <w:rStyle w:val="SpecialCharTok"/>
-        </w:rPr>
-        <w:t xml:space="preserve">|&gt;</w:t>
-      </w:r>
-      <w:r>
-        <w:br/>
-      </w:r>
-      <w:r>
-        <w:rPr>
-          <w:rStyle w:val="NormalTok"/>
-        </w:rPr>
-        <w:t xml:space="preserve">  dplyr</w:t>
-      </w:r>
-      <w:r>
-        <w:rPr>
-          <w:rStyle w:val="SpecialCharTok"/>
-        </w:rPr>
-        <w:t xml:space="preserve">::</w:t>
-      </w:r>
-      <w:r>
-        <w:rPr>
-          <w:rStyle w:val="FunctionTok"/>
-        </w:rPr>
-        <w:t xml:space="preserve">arrange</w:t>
-      </w:r>
-      <w:r>
-        <w:rPr>
-          <w:rStyle w:val="NormalTok"/>
-        </w:rPr>
-        <w:t xml:space="preserve">(smoke, race)</w:t>
-      </w:r>
-      <w:r>
-        <w:br/>
-      </w:r>
-      <w:r>
-        <w:rPr>
-          <w:rStyle w:val="NormalTok"/>
-        </w:rPr>
-        <w:t xml:space="preserve">bw_grouped</w:t>
-      </w:r>
-      <w:r>
-        <w:br/>
-      </w:r>
-      <w:r>
-        <w:rPr>
-          <w:rStyle w:val="CommentTok"/>
-        </w:rPr>
-        <w:t xml:space="preserve">#&gt; # A tibble: 6 × 4</w:t>
-      </w:r>
-      <w:r>
-        <w:br/>
-      </w:r>
-      <w:r>
-        <w:rPr>
-          <w:rStyle w:val="CommentTok"/>
-        </w:rPr>
-        <w:t xml:space="preserve">#&gt;   smoke race  nreps nevents</w:t>
-      </w:r>
-      <w:r>
-        <w:br/>
-      </w:r>
-      <w:r>
-        <w:rPr>
-          <w:rStyle w:val="CommentTok"/>
-        </w:rPr>
-        <w:t xml:space="preserve">#&gt;   &lt;int&gt; &lt;fct&gt; &lt;int&gt;   &lt;int&gt;</w:t>
-      </w:r>
-      <w:r>
-        <w:br/>
-      </w:r>
-      <w:r>
-        <w:rPr>
-          <w:rStyle w:val="CommentTok"/>
-        </w:rPr>
-        <w:t xml:space="preserve">#&gt; 1     0 1        44       4</w:t>
-      </w:r>
-      <w:r>
-        <w:br/>
-      </w:r>
-      <w:r>
-        <w:rPr>
-          <w:rStyle w:val="CommentTok"/>
-        </w:rPr>
-        <w:t xml:space="preserve">#&gt; 2     0 2        16       5</w:t>
-      </w:r>
-      <w:r>
-        <w:br/>
-      </w:r>
-      <w:r>
-        <w:rPr>
-          <w:rStyle w:val="CommentTok"/>
-        </w:rPr>
-        <w:t xml:space="preserve">#&gt; 3     0 3        55      20</w:t>
-      </w:r>
-      <w:r>
-        <w:br/>
-      </w:r>
-      <w:r>
-        <w:rPr>
-          <w:rStyle w:val="CommentTok"/>
-        </w:rPr>
-        <w:t xml:space="preserve">#&gt; 4     1 1        52      19</w:t>
-      </w:r>
-      <w:r>
-        <w:br/>
-      </w:r>
-      <w:r>
-        <w:rPr>
-          <w:rStyle w:val="CommentTok"/>
-        </w:rPr>
-        <w:t xml:space="preserve">#&gt; 5     1 2        10       6</w:t>
-      </w:r>
-      <w:r>
-        <w:br/>
-      </w:r>
-      <w:r>
-        <w:rPr>
-          <w:rStyle w:val="CommentTok"/>
-        </w:rPr>
-        <w:t xml:space="preserve">#&gt; 6     1 3        12       5</w:t>
-      </w:r>
-    </w:p>
-    <w:p>
-      <w:pPr>
-        <w:pStyle w:val="FirstParagraph"/>
-      </w:pPr>
-      <w:r>
-        <w:t xml:space="preserve">There are</w:t>
-      </w:r>
-      <w:r>
-        <w:t xml:space="preserve"> </w:t>
-      </w:r>
-      <m:oMath>
-        <m:r>
-          <m:t>K</m:t>
-        </m:r>
-        <m:r>
-          <m:rPr>
-            <m:sty m:val="p"/>
-          </m:rPr>
-          <m:t>=</m:t>
-        </m:r>
-        <m:r>
-          <m:t>6</m:t>
-        </m:r>
-      </m:oMath>
-      <w:r>
-        <w:t xml:space="preserve"> </w:t>
-      </w:r>
-      <w:r>
-        <w:t xml:space="preserve">covariate patterns among</w:t>
-      </w:r>
-      <w:r>
-        <w:t xml:space="preserve"> </w:t>
-      </w:r>
-      <m:oMath>
-        <m:r>
-          <m:t>n</m:t>
-        </m:r>
-        <m:r>
-          <m:rPr>
-            <m:sty m:val="p"/>
-          </m:rPr>
-          <m:t>=</m:t>
-        </m:r>
-        <m:r>
-          <m:t>189</m:t>
-        </m:r>
-      </m:oMath>
-      <w:r>
-        <w:t xml:space="preserve"> </w:t>
-      </w:r>
-      <w:r>
-        <w:t xml:space="preserve">babies.</w:t>
-      </w:r>
-      <w:r>
-        <w:t xml:space="preserve"> </w:t>
-      </w:r>
-      <w:r>
-        <w:t xml:space="preserve">The pattern with the most</w:t>
+        <w:t xml:space="preserve"> </w:t>
+      </w:r>
+      <w:r>
+        <w:t xml:space="preserve">$\mathord{\smash[b]{\underset{\raise.3ex\hbox{$\scriptstyle\sim$}}{x}}\vphantom{x}}^{(k)}$</w:t>
+      </w:r>
+      <w:r>
+        <w:t xml:space="preserve"> </w:t>
+      </w:r>
+      <w:r>
+        <w:t xml:space="preserve">is the sum of the binary outcomes over its</w:t>
       </w:r>
       <w:r>
         <w:t xml:space="preserve"> </w:t>
@@ -7799,6 +4145,664 @@
         </w:r>
       </w:hyperlink>
       <w:r>
+        <w:t xml:space="preserve">:</w:t>
+      </w:r>
+    </w:p>
+    <w:p>
+      <w:pPr>
+        <w:pStyle w:val="BodyText"/>
+      </w:pPr>
+      <w:r>
+        <w:t xml:space="preserve">$$
+    s_k = \sum_{i:\, \mathord{\smash[b]{\underset{\raise.3ex\hbox{$\scriptstyle\sim$}}{x}}\vphantom{x}}_i= \mathord{\smash[b]{\underset{\raise.3ex\hbox{$\scriptstyle\sim$}}{x}}\vphantom{x}}^{(k)}} y_i,
+    $$</w:t>
+      </w:r>
+    </w:p>
+    <w:p>
+      <w:pPr>
+        <w:pStyle w:val="FirstParagraph"/>
+      </w:pPr>
+      <w:r>
+        <w:t xml:space="preserve">so</w:t>
+      </w:r>
+      <w:r>
+        <w:t xml:space="preserve"> </w:t>
+      </w:r>
+      <m:oMath>
+        <m:r>
+          <m:t>0</m:t>
+        </m:r>
+        <m:r>
+          <m:rPr>
+            <m:sty m:val="p"/>
+          </m:rPr>
+          <m:t>≤</m:t>
+        </m:r>
+        <m:sSub>
+          <m:e>
+            <m:r>
+              <m:t>s</m:t>
+            </m:r>
+          </m:e>
+          <m:sub>
+            <m:r>
+              <m:t>k</m:t>
+            </m:r>
+          </m:sub>
+        </m:sSub>
+        <m:r>
+          <m:rPr>
+            <m:sty m:val="p"/>
+          </m:rPr>
+          <m:t>≤</m:t>
+        </m:r>
+        <m:sSub>
+          <m:e>
+            <m:r>
+              <m:t>m</m:t>
+            </m:r>
+          </m:e>
+          <m:sub>
+            <m:r>
+              <m:t>k</m:t>
+            </m:r>
+          </m:sub>
+        </m:sSub>
+      </m:oMath>
+      <w:r>
+        <w:t xml:space="preserve">.</w:t>
+      </w:r>
+    </w:p>
+    <w:bookmarkEnd w:id="36"/>
+    <w:bookmarkStart w:id="37" w:name="exm-covariate-patterns"/>
+    <w:p>
+      <w:pPr>
+        <w:pStyle w:val="BodyText"/>
+      </w:pPr>
+      <w:r>
+        <w:rPr>
+          <w:b/>
+          <w:bCs/>
+        </w:rPr>
+        <w:t xml:space="preserve">Example 6 (Covariate patterns in the low-birth-weight data)</w:t>
+      </w:r>
+      <w:r>
+        <w:t xml:space="preserve"> </w:t>
+      </w:r>
+      <w:r>
+        <w:t xml:space="preserve">The</w:t>
+      </w:r>
+      <w:r>
+        <w:t xml:space="preserve"> </w:t>
+      </w:r>
+      <w:r>
+        <w:rPr>
+          <w:rStyle w:val="VerbatimChar"/>
+        </w:rPr>
+        <w:t xml:space="preserve">birthwt</w:t>
+      </w:r>
+      <w:r>
+        <w:t xml:space="preserve"> </w:t>
+      </w:r>
+      <w:r>
+        <w:t xml:space="preserve">data record whether each of 189 babies had low birth weight</w:t>
+      </w:r>
+      <w:r>
+        <w:t xml:space="preserve"> </w:t>
+      </w:r>
+      <w:r>
+        <w:t xml:space="preserve">(</w:t>
+      </w:r>
+      <w:r>
+        <w:rPr>
+          <w:rStyle w:val="VerbatimChar"/>
+        </w:rPr>
+        <w:t xml:space="preserve">low = 1</w:t>
+      </w:r>
+      <w:r>
+        <w:t xml:space="preserve">, under 2.5 kg), along with the mother’s smoking status and race, among other predictors</w:t>
+      </w:r>
+      <w:r>
+        <w:t xml:space="preserve"> </w:t>
+      </w:r>
+      <w:r>
+        <w:t xml:space="preserve">(Hosmer and Lemeshow 1989)</w:t>
+      </w:r>
+      <w:r>
+        <w:t xml:space="preserve">.</w:t>
+      </w:r>
+      <w:r>
+        <w:t xml:space="preserve"> </w:t>
+      </w:r>
+      <w:r>
+        <w:t xml:space="preserve">Take</w:t>
+      </w:r>
+      <w:r>
+        <w:t xml:space="preserve"> </w:t>
+      </w:r>
+      <w:r>
+        <w:rPr>
+          <w:rStyle w:val="VerbatimChar"/>
+        </w:rPr>
+        <w:t xml:space="preserve">smoke</w:t>
+      </w:r>
+      <w:r>
+        <w:t xml:space="preserve"> </w:t>
+      </w:r>
+      <w:r>
+        <w:t xml:space="preserve">(0 or 1) and</w:t>
+      </w:r>
+      <w:r>
+        <w:t xml:space="preserve"> </w:t>
+      </w:r>
+      <w:r>
+        <w:rPr>
+          <w:rStyle w:val="VerbatimChar"/>
+        </w:rPr>
+        <w:t xml:space="preserve">race</w:t>
+      </w:r>
+      <w:r>
+        <w:t xml:space="preserve"> </w:t>
+      </w:r>
+      <w:r>
+        <w:t xml:space="preserve">(1, 2 or 3) as the predictors.</w:t>
+      </w:r>
+      <w:r>
+        <w:t xml:space="preserve"> </w:t>
+      </w:r>
+      <w:r>
+        <w:t xml:space="preserve">Counting the distinct pairs, and the babies and low-weight births at each, gives one row per</w:t>
+      </w:r>
+      <w:r>
+        <w:t xml:space="preserve"> </w:t>
+      </w:r>
+      <w:hyperlink w:anchor="def-covariate-pattern">
+        <w:r>
+          <w:rPr>
+            <w:rStyle w:val="Hyperlink"/>
+          </w:rPr>
+          <w:t xml:space="preserve">covariate pattern</w:t>
+        </w:r>
+      </w:hyperlink>
+      <w:r>
+        <w:t xml:space="preserve">.</w:t>
+      </w:r>
+    </w:p>
+    <w:p>
+      <w:pPr>
+        <w:pStyle w:val="SourceCode"/>
+      </w:pPr>
+      <w:r>
+        <w:rPr>
+          <w:rStyle w:val="NormalTok"/>
+        </w:rPr>
+        <w:t xml:space="preserve">bw </w:t>
+      </w:r>
+      <w:r>
+        <w:rPr>
+          <w:rStyle w:val="OtherTok"/>
+        </w:rPr>
+        <w:t xml:space="preserve">&lt;-</w:t>
+      </w:r>
+      <w:r>
+        <w:rPr>
+          <w:rStyle w:val="NormalTok"/>
+        </w:rPr>
+        <w:t xml:space="preserve"> </w:t>
+      </w:r>
+      <w:r>
+        <w:rPr>
+          <w:rStyle w:val="FunctionTok"/>
+        </w:rPr>
+        <w:t xml:space="preserve">read.csv</w:t>
+      </w:r>
+      <w:r>
+        <w:rPr>
+          <w:rStyle w:val="NormalTok"/>
+        </w:rPr>
+        <w:t xml:space="preserve">(</w:t>
+      </w:r>
+      <w:r>
+        <w:rPr>
+          <w:rStyle w:val="StringTok"/>
+        </w:rPr>
+        <w:t xml:space="preserve">"data/birthwt.csv"</w:t>
+      </w:r>
+      <w:r>
+        <w:rPr>
+          <w:rStyle w:val="NormalTok"/>
+        </w:rPr>
+        <w:t xml:space="preserve">)</w:t>
+      </w:r>
+      <w:r>
+        <w:br/>
+      </w:r>
+      <w:r>
+        <w:rPr>
+          <w:rStyle w:val="NormalTok"/>
+        </w:rPr>
+        <w:t xml:space="preserve">bw</w:t>
+      </w:r>
+      <w:r>
+        <w:rPr>
+          <w:rStyle w:val="SpecialCharTok"/>
+        </w:rPr>
+        <w:t xml:space="preserve">$</w:t>
+      </w:r>
+      <w:r>
+        <w:rPr>
+          <w:rStyle w:val="NormalTok"/>
+        </w:rPr>
+        <w:t xml:space="preserve">race </w:t>
+      </w:r>
+      <w:r>
+        <w:rPr>
+          <w:rStyle w:val="OtherTok"/>
+        </w:rPr>
+        <w:t xml:space="preserve">&lt;-</w:t>
+      </w:r>
+      <w:r>
+        <w:rPr>
+          <w:rStyle w:val="NormalTok"/>
+        </w:rPr>
+        <w:t xml:space="preserve"> </w:t>
+      </w:r>
+      <w:r>
+        <w:rPr>
+          <w:rStyle w:val="FunctionTok"/>
+        </w:rPr>
+        <w:t xml:space="preserve">factor</w:t>
+      </w:r>
+      <w:r>
+        <w:rPr>
+          <w:rStyle w:val="NormalTok"/>
+        </w:rPr>
+        <w:t xml:space="preserve">(bw</w:t>
+      </w:r>
+      <w:r>
+        <w:rPr>
+          <w:rStyle w:val="SpecialCharTok"/>
+        </w:rPr>
+        <w:t xml:space="preserve">$</w:t>
+      </w:r>
+      <w:r>
+        <w:rPr>
+          <w:rStyle w:val="NormalTok"/>
+        </w:rPr>
+        <w:t xml:space="preserve">race)</w:t>
+      </w:r>
+      <w:r>
+        <w:br/>
+      </w:r>
+      <w:r>
+        <w:rPr>
+          <w:rStyle w:val="CommentTok"/>
+        </w:rPr>
+        <w:t xml:space="preserve"># one row per covariate pattern: replicates and events</w:t>
+      </w:r>
+      <w:r>
+        <w:br/>
+      </w:r>
+      <w:r>
+        <w:rPr>
+          <w:rStyle w:val="NormalTok"/>
+        </w:rPr>
+        <w:t xml:space="preserve">bw_grouped </w:t>
+      </w:r>
+      <w:r>
+        <w:rPr>
+          <w:rStyle w:val="OtherTok"/>
+        </w:rPr>
+        <w:t xml:space="preserve">&lt;-</w:t>
+      </w:r>
+      <w:r>
+        <w:rPr>
+          <w:rStyle w:val="NormalTok"/>
+        </w:rPr>
+        <w:t xml:space="preserve"> bw </w:t>
+      </w:r>
+      <w:r>
+        <w:rPr>
+          <w:rStyle w:val="SpecialCharTok"/>
+        </w:rPr>
+        <w:t xml:space="preserve">|&gt;</w:t>
+      </w:r>
+      <w:r>
+        <w:br/>
+      </w:r>
+      <w:r>
+        <w:rPr>
+          <w:rStyle w:val="NormalTok"/>
+        </w:rPr>
+        <w:t xml:space="preserve">  dplyr</w:t>
+      </w:r>
+      <w:r>
+        <w:rPr>
+          <w:rStyle w:val="SpecialCharTok"/>
+        </w:rPr>
+        <w:t xml:space="preserve">::</w:t>
+      </w:r>
+      <w:r>
+        <w:rPr>
+          <w:rStyle w:val="FunctionTok"/>
+        </w:rPr>
+        <w:t xml:space="preserve">summarize</w:t>
+      </w:r>
+      <w:r>
+        <w:rPr>
+          <w:rStyle w:val="NormalTok"/>
+        </w:rPr>
+        <w:t xml:space="preserve">(</w:t>
+      </w:r>
+      <w:r>
+        <w:br/>
+      </w:r>
+      <w:r>
+        <w:rPr>
+          <w:rStyle w:val="NormalTok"/>
+        </w:rPr>
+        <w:t xml:space="preserve">    </w:t>
+      </w:r>
+      <w:r>
+        <w:rPr>
+          <w:rStyle w:val="AttributeTok"/>
+        </w:rPr>
+        <w:t xml:space="preserve">nreps =</w:t>
+      </w:r>
+      <w:r>
+        <w:rPr>
+          <w:rStyle w:val="NormalTok"/>
+        </w:rPr>
+        <w:t xml:space="preserve"> dplyr</w:t>
+      </w:r>
+      <w:r>
+        <w:rPr>
+          <w:rStyle w:val="SpecialCharTok"/>
+        </w:rPr>
+        <w:t xml:space="preserve">::</w:t>
+      </w:r>
+      <w:r>
+        <w:rPr>
+          <w:rStyle w:val="FunctionTok"/>
+        </w:rPr>
+        <w:t xml:space="preserve">n</w:t>
+      </w:r>
+      <w:r>
+        <w:rPr>
+          <w:rStyle w:val="NormalTok"/>
+        </w:rPr>
+        <w:t xml:space="preserve">(),</w:t>
+      </w:r>
+      <w:r>
+        <w:br/>
+      </w:r>
+      <w:r>
+        <w:rPr>
+          <w:rStyle w:val="NormalTok"/>
+        </w:rPr>
+        <w:t xml:space="preserve">    </w:t>
+      </w:r>
+      <w:r>
+        <w:rPr>
+          <w:rStyle w:val="AttributeTok"/>
+        </w:rPr>
+        <w:t xml:space="preserve">nevents =</w:t>
+      </w:r>
+      <w:r>
+        <w:rPr>
+          <w:rStyle w:val="NormalTok"/>
+        </w:rPr>
+        <w:t xml:space="preserve"> </w:t>
+      </w:r>
+      <w:r>
+        <w:rPr>
+          <w:rStyle w:val="FunctionTok"/>
+        </w:rPr>
+        <w:t xml:space="preserve">sum</w:t>
+      </w:r>
+      <w:r>
+        <w:rPr>
+          <w:rStyle w:val="NormalTok"/>
+        </w:rPr>
+        <w:t xml:space="preserve">(low),</w:t>
+      </w:r>
+      <w:r>
+        <w:br/>
+      </w:r>
+      <w:r>
+        <w:rPr>
+          <w:rStyle w:val="NormalTok"/>
+        </w:rPr>
+        <w:t xml:space="preserve">    </w:t>
+      </w:r>
+      <w:r>
+        <w:rPr>
+          <w:rStyle w:val="AttributeTok"/>
+        </w:rPr>
+        <w:t xml:space="preserve">.by =</w:t>
+      </w:r>
+      <w:r>
+        <w:rPr>
+          <w:rStyle w:val="NormalTok"/>
+        </w:rPr>
+        <w:t xml:space="preserve"> </w:t>
+      </w:r>
+      <w:r>
+        <w:rPr>
+          <w:rStyle w:val="FunctionTok"/>
+        </w:rPr>
+        <w:t xml:space="preserve">c</w:t>
+      </w:r>
+      <w:r>
+        <w:rPr>
+          <w:rStyle w:val="NormalTok"/>
+        </w:rPr>
+        <w:t xml:space="preserve">(smoke, race)</w:t>
+      </w:r>
+      <w:r>
+        <w:br/>
+      </w:r>
+      <w:r>
+        <w:rPr>
+          <w:rStyle w:val="NormalTok"/>
+        </w:rPr>
+        <w:t xml:space="preserve">  ) </w:t>
+      </w:r>
+      <w:r>
+        <w:rPr>
+          <w:rStyle w:val="SpecialCharTok"/>
+        </w:rPr>
+        <w:t xml:space="preserve">|&gt;</w:t>
+      </w:r>
+      <w:r>
+        <w:br/>
+      </w:r>
+      <w:r>
+        <w:rPr>
+          <w:rStyle w:val="NormalTok"/>
+        </w:rPr>
+        <w:t xml:space="preserve">  dplyr</w:t>
+      </w:r>
+      <w:r>
+        <w:rPr>
+          <w:rStyle w:val="SpecialCharTok"/>
+        </w:rPr>
+        <w:t xml:space="preserve">::</w:t>
+      </w:r>
+      <w:r>
+        <w:rPr>
+          <w:rStyle w:val="FunctionTok"/>
+        </w:rPr>
+        <w:t xml:space="preserve">arrange</w:t>
+      </w:r>
+      <w:r>
+        <w:rPr>
+          <w:rStyle w:val="NormalTok"/>
+        </w:rPr>
+        <w:t xml:space="preserve">(smoke, race)</w:t>
+      </w:r>
+      <w:r>
+        <w:br/>
+      </w:r>
+      <w:r>
+        <w:rPr>
+          <w:rStyle w:val="NormalTok"/>
+        </w:rPr>
+        <w:t xml:space="preserve">bw_grouped</w:t>
+      </w:r>
+      <w:r>
+        <w:br/>
+      </w:r>
+      <w:r>
+        <w:rPr>
+          <w:rStyle w:val="CommentTok"/>
+        </w:rPr>
+        <w:t xml:space="preserve">#&gt; # A tibble: 6 × 4</w:t>
+      </w:r>
+      <w:r>
+        <w:br/>
+      </w:r>
+      <w:r>
+        <w:rPr>
+          <w:rStyle w:val="CommentTok"/>
+        </w:rPr>
+        <w:t xml:space="preserve">#&gt;   smoke race  nreps nevents</w:t>
+      </w:r>
+      <w:r>
+        <w:br/>
+      </w:r>
+      <w:r>
+        <w:rPr>
+          <w:rStyle w:val="CommentTok"/>
+        </w:rPr>
+        <w:t xml:space="preserve">#&gt;   &lt;int&gt; &lt;fct&gt; &lt;int&gt;   &lt;int&gt;</w:t>
+      </w:r>
+      <w:r>
+        <w:br/>
+      </w:r>
+      <w:r>
+        <w:rPr>
+          <w:rStyle w:val="CommentTok"/>
+        </w:rPr>
+        <w:t xml:space="preserve">#&gt; 1     0 1        44       4</w:t>
+      </w:r>
+      <w:r>
+        <w:br/>
+      </w:r>
+      <w:r>
+        <w:rPr>
+          <w:rStyle w:val="CommentTok"/>
+        </w:rPr>
+        <w:t xml:space="preserve">#&gt; 2     0 2        16       5</w:t>
+      </w:r>
+      <w:r>
+        <w:br/>
+      </w:r>
+      <w:r>
+        <w:rPr>
+          <w:rStyle w:val="CommentTok"/>
+        </w:rPr>
+        <w:t xml:space="preserve">#&gt; 3     0 3        55      20</w:t>
+      </w:r>
+      <w:r>
+        <w:br/>
+      </w:r>
+      <w:r>
+        <w:rPr>
+          <w:rStyle w:val="CommentTok"/>
+        </w:rPr>
+        <w:t xml:space="preserve">#&gt; 4     1 1        52      19</w:t>
+      </w:r>
+      <w:r>
+        <w:br/>
+      </w:r>
+      <w:r>
+        <w:rPr>
+          <w:rStyle w:val="CommentTok"/>
+        </w:rPr>
+        <w:t xml:space="preserve">#&gt; 5     1 2        10       6</w:t>
+      </w:r>
+      <w:r>
+        <w:br/>
+      </w:r>
+      <w:r>
+        <w:rPr>
+          <w:rStyle w:val="CommentTok"/>
+        </w:rPr>
+        <w:t xml:space="preserve">#&gt; 6     1 3        12       5</w:t>
+      </w:r>
+    </w:p>
+    <w:p>
+      <w:pPr>
+        <w:pStyle w:val="FirstParagraph"/>
+      </w:pPr>
+      <w:r>
+        <w:t xml:space="preserve">There are</w:t>
+      </w:r>
+      <w:r>
+        <w:t xml:space="preserve"> </w:t>
+      </w:r>
+      <m:oMath>
+        <m:r>
+          <m:t>K</m:t>
+        </m:r>
+        <m:r>
+          <m:rPr>
+            <m:sty m:val="p"/>
+          </m:rPr>
+          <m:t>=</m:t>
+        </m:r>
+        <m:r>
+          <m:t>6</m:t>
+        </m:r>
+      </m:oMath>
+      <w:r>
+        <w:t xml:space="preserve"> </w:t>
+      </w:r>
+      <w:r>
+        <w:t xml:space="preserve">covariate patterns among</w:t>
+      </w:r>
+      <w:r>
+        <w:t xml:space="preserve"> </w:t>
+      </w:r>
+      <m:oMath>
+        <m:r>
+          <m:t>n</m:t>
+        </m:r>
+        <m:r>
+          <m:rPr>
+            <m:sty m:val="p"/>
+          </m:rPr>
+          <m:t>=</m:t>
+        </m:r>
+        <m:r>
+          <m:t>189</m:t>
+        </m:r>
+      </m:oMath>
+      <w:r>
+        <w:t xml:space="preserve"> </w:t>
+      </w:r>
+      <w:r>
+        <w:t xml:space="preserve">babies.</w:t>
+      </w:r>
+      <w:r>
+        <w:t xml:space="preserve"> </w:t>
+      </w:r>
+      <w:r>
+        <w:t xml:space="preserve">The pattern with the most</w:t>
+      </w:r>
+      <w:r>
+        <w:t xml:space="preserve"> </w:t>
+      </w:r>
+      <w:hyperlink w:anchor="def-replicates">
+        <w:r>
+          <w:rPr>
+            <w:rStyle w:val="Hyperlink"/>
+          </w:rPr>
+          <w:t xml:space="preserve">replicates</w:t>
+        </w:r>
+      </w:hyperlink>
+      <w:r>
         <w:t xml:space="preserve"> </w:t>
       </w:r>
       <w:r>
@@ -7917,227 +4921,12 @@
         <w:pStyle w:val="BodyText"/>
       </w:pPr>
       <w:bookmarkStart w:id="38" w:name="eq-saturated-model"/>
-      <m:oMathPara>
-        <m:oMathParaPr>
-          <m:jc m:val="center"/>
-        </m:oMathParaPr>
-        <m:oMath>
-          <m:r>
-            <m:rPr>
-              <m:sty m:val="p"/>
-            </m:rPr>
-            <m:t>Pr</m:t>
-          </m:r>
-          <m:r>
-            <m:t>​</m:t>
-          </m:r>
-          <m:d>
-            <m:dPr>
-              <m:begChr m:val="("/>
-              <m:sepChr m:val=""/>
-              <m:endChr m:val=")"/>
-              <m:grow/>
-            </m:dPr>
-            <m:e>
-              <m:sSub>
-                <m:e>
-                  <m:r>
-                    <m:t>Y</m:t>
-                  </m:r>
-                </m:e>
-                <m:sub>
-                  <m:r>
-                    <m:t>i</m:t>
-                  </m:r>
-                </m:sub>
-              </m:sSub>
-              <m:r>
-                <m:rPr>
-                  <m:sty m:val="p"/>
-                </m:rPr>
-                <m:t>=</m:t>
-              </m:r>
-              <m:r>
-                <m:t>1</m:t>
-              </m:r>
-              <m:r>
-                <m:rPr>
-                  <m:sty m:val="p"/>
-                </m:rPr>
-                <m:t>∣</m:t>
-              </m:r>
-              <m:sSub>
-                <m:e>
-                  <m:limLow>
-                    <m:e>
-                      <m:r>
-                        <m:t>x</m:t>
-                      </m:r>
-                    </m:e>
-                    <m:lim>
-                      <m:r>
-                        <m:rPr>
-                          <m:sty m:val="p"/>
-                        </m:rPr>
-                        <m:t>∼</m:t>
-                      </m:r>
-                    </m:lim>
-                  </m:limLow>
-                </m:e>
-                <m:sub>
-                  <m:r>
-                    <m:t>i</m:t>
-                  </m:r>
-                </m:sub>
-              </m:sSub>
-              <m:r>
-                <m:rPr>
-                  <m:sty m:val="p"/>
-                </m:rPr>
-                <m:t>=</m:t>
-              </m:r>
-              <m:sSup>
-                <m:e>
-                  <m:limLow>
-                    <m:e>
-                      <m:r>
-                        <m:t>x</m:t>
-                      </m:r>
-                    </m:e>
-                    <m:lim>
-                      <m:r>
-                        <m:rPr>
-                          <m:sty m:val="p"/>
-                        </m:rPr>
-                        <m:t>∼</m:t>
-                      </m:r>
-                    </m:lim>
-                  </m:limLow>
-                </m:e>
-                <m:sup>
-                  <m:r>
-                    <m:rPr>
-                      <m:sty m:val="p"/>
-                    </m:rPr>
-                    <m:t>(</m:t>
-                  </m:r>
-                  <m:r>
-                    <m:t>k</m:t>
-                  </m:r>
-                  <m:r>
-                    <m:rPr>
-                      <m:sty m:val="p"/>
-                    </m:rPr>
-                    <m:t>)</m:t>
-                  </m:r>
-                </m:sup>
-              </m:sSup>
-            </m:e>
-          </m:d>
-          <m:r>
-            <m:t>​</m:t>
-          </m:r>
-          <m:r>
-            <m:rPr>
-              <m:sty m:val="p"/>
-            </m:rPr>
-            <m:t>=</m:t>
-          </m:r>
-          <m:sSub>
-            <m:e>
-              <m:r>
-                <m:t>π</m:t>
-              </m:r>
-            </m:e>
-            <m:sub>
-              <m:r>
-                <m:t>k</m:t>
-              </m:r>
-            </m:sub>
-          </m:sSub>
-          <m:r>
-            <m:rPr>
-              <m:sty m:val="p"/>
-            </m:rPr>
-            <m:t>,</m:t>
-          </m:r>
-          <m:r>
-            <m:t>  </m:t>
-          </m:r>
-          <m:r>
-            <m:t>k</m:t>
-          </m:r>
-          <m:r>
-            <m:rPr>
-              <m:sty m:val="p"/>
-            </m:rPr>
-            <m:t>=</m:t>
-          </m:r>
-          <m:r>
-            <m:t>1</m:t>
-          </m:r>
-          <m:r>
-            <m:rPr>
-              <m:sty m:val="p"/>
-            </m:rPr>
-            <m:t>,</m:t>
-          </m:r>
-          <m:r>
-            <m:rPr>
-              <m:sty m:val="p"/>
-            </m:rPr>
-            <m:t>…</m:t>
-          </m:r>
-          <m:r>
-            <m:rPr>
-              <m:sty m:val="p"/>
-            </m:rPr>
-            <m:t>,</m:t>
-          </m:r>
-          <m:r>
-            <m:t>K</m:t>
-          </m:r>
-          <m:r>
-            <m:rPr>
-              <m:sty m:val="p"/>
-            </m:rPr>
-            <m:t>,</m:t>
-          </m:r>
-          <m:r>
-            <m:t>  </m:t>
-          </m:r>
-          <m:r>
-            <m:rPr>
-              <m:sty m:val="p"/>
-            </m:rPr>
-            <m:t>(</m:t>
-          </m:r>
-          <m:r>
-            <m:t>4</m:t>
-          </m:r>
-          <m:r>
-            <m:rPr>
-              <m:sty m:val="p"/>
-            </m:rPr>
-            <m:t>)</m:t>
-          </m:r>
-        </m:oMath>
-      </m:oMathPara>
-      <w:bookmarkEnd w:id="38"/>
-    </w:p>
-    <w:p>
-      <w:pPr>
-        <w:pStyle w:val="BodyText"/>
-      </w:pPr>
-      <w:bookmarkStart w:id="38" w:name="eq-saturated-model"/>
-      <w:ins w:id="269" w:author="PR Preview" w:date="2026-01-01T00:00:00Z">
-        <w:r>
-          <w:t xml:space="preserve">$$
+      <w:r>
+        <w:t xml:space="preserve">$$
     \Pr\mathopen{}\left(Y_i= 1 \mid \mathord{\smash[b]{\underset{\raise.3ex\hbox{$\scriptstyle\sim$}}{x}}\vphantom{x}}_i= \mathord{\smash[b]{\underset{\raise.3ex\hbox{$\scriptstyle\sim$}}{x}}\vphantom{x}}^{(k)}\right)\mathclose{} = \pi_k,
     \qquad k = 1, \dots, K,
      \qquad(4)$$</w:t>
-        </w:r>
-      </w:ins>
+      </w:r>
       <w:bookmarkEnd w:id="38"/>
     </w:p>
     <w:p>
@@ -9733,112 +6522,50 @@
       <w:pPr>
         <w:pStyle w:val="BodyText"/>
       </w:pPr>
-      <w:del w:id="270" w:author="PR Preview" w:date="2026-01-01T00:00:00Z">
-        <w:r>
-          <w:rPr>
-            <w:b/>
-            <w:bCs/>
-          </w:rPr>
-          <w:delText xml:space="preserve">Definition 8 (Deviance relative to the saturated model)</w:delText>
-        </w:r>
-      </w:del>
-      <w:del w:id="271" w:author="PR Preview" w:date="2026-01-01T00:00:00Z">
-        <w:r>
-          <w:delText xml:space="preserve"> </w:delText>
-        </w:r>
-      </w:del>
-      <w:del w:id="272" w:author="PR Preview" w:date="2026-01-01T00:00:00Z">
-        <w:r>
-          <w:delText xml:space="preserve">The</w:delText>
-        </w:r>
-      </w:del>
-      <w:del w:id="273" w:author="PR Preview" w:date="2026-01-01T00:00:00Z">
-        <w:r>
-          <w:delText xml:space="preserve"> </w:delText>
-        </w:r>
-      </w:del>
-      <w:del w:id="274" w:author="PR Preview" w:date="2026-01-01T00:00:00Z">
-        <w:r>
-          <w:rPr>
-            <w:b/>
-            <w:bCs/>
-          </w:rPr>
-          <w:delText xml:space="preserve">deviance relative to the saturated model</w:delText>
-        </w:r>
-      </w:del>
-      <w:del w:id="275" w:author="PR Preview" w:date="2026-01-01T00:00:00Z">
-        <w:r>
-          <w:delText xml:space="preserve"> </w:delText>
-        </w:r>
-      </w:del>
-      <w:del w:id="276" w:author="PR Preview" w:date="2026-01-01T00:00:00Z">
-        <w:r>
-          <w:delText xml:space="preserve">of a fitted model is twice the amount by which its maximized log-likelihood</w:delText>
-        </w:r>
-      </w:del>
-      <w:del w:id="277" w:author="PR Preview" w:date="2026-01-01T00:00:00Z">
-        <w:r>
-          <w:delText xml:space="preserve"> </w:delText>
-        </w:r>
-      </w:del>
-      <m:oMath>
-        <m:r>
-          <m:t>ℓ</m:t>
-        </m:r>
-        <m:r>
-          <m:t>​</m:t>
-        </m:r>
-        <m:d>
-          <m:dPr>
-            <m:begChr m:val="("/>
-            <m:sepChr m:val=""/>
-            <m:endChr m:val=")"/>
-            <m:grow/>
-          </m:dPr>
-          <m:e>
-            <m:acc>
-              <m:accPr>
-                <m:chr m:val="̂"/>
-              </m:accPr>
-              <m:e>
-                <m:limLow>
-                  <m:e>
-                    <m:r>
-                      <m:t>β</m:t>
-                    </m:r>
-                  </m:e>
-                  <m:lim>
-                    <m:r>
-                      <m:rPr>
-                        <m:sty m:val="p"/>
-                      </m:rPr>
-                      <m:t>∼</m:t>
-                    </m:r>
-                  </m:lim>
-                </m:limLow>
-              </m:e>
-            </m:acc>
-          </m:e>
-        </m:d>
-        <m:r>
-          <m:t>​</m:t>
-        </m:r>
-      </m:oMath>
-      <w:del w:id="278" w:author="PR Preview" w:date="2026-01-01T00:00:00Z">
-        <w:r>
-          <w:delText xml:space="preserve"> </w:delText>
-        </w:r>
-      </w:del>
-      <w:del w:id="279" w:author="PR Preview" w:date="2026-01-01T00:00:00Z">
-        <w:r>
-          <w:delText xml:space="preserve">falls short of the maximized log-likelihood</w:delText>
-        </w:r>
-      </w:del>
-      <w:del w:id="280" w:author="PR Preview" w:date="2026-01-01T00:00:00Z">
-        <w:r>
-          <w:delText xml:space="preserve"> </w:delText>
-        </w:r>
-      </w:del>
+      <w:r>
+        <w:rPr>
+          <w:b/>
+          <w:bCs/>
+        </w:rPr>
+        <w:t xml:space="preserve">Definition 8 (Deviance relative to the saturated model)</w:t>
+      </w:r>
+      <w:r>
+        <w:t xml:space="preserve"> </w:t>
+      </w:r>
+      <w:r>
+        <w:t xml:space="preserve">The</w:t>
+      </w:r>
+      <w:r>
+        <w:t xml:space="preserve"> </w:t>
+      </w:r>
+      <w:r>
+        <w:rPr>
+          <w:b/>
+          <w:bCs/>
+        </w:rPr>
+        <w:t xml:space="preserve">deviance relative to the saturated model</w:t>
+      </w:r>
+      <w:r>
+        <w:t xml:space="preserve"> </w:t>
+      </w:r>
+      <w:r>
+        <w:t xml:space="preserve">of a fitted model is twice the amount by which its maximized log-likelihood</w:t>
+      </w:r>
+      <w:r>
+        <w:t xml:space="preserve"> </w:t>
+      </w:r>
+      <w:r>
+        <w:t xml:space="preserve">$\ell\mathopen{}\left(\hat{\mathord{\smash[b]{\underset{\raise.3ex\hbox{$\scriptstyle\sim$}}{\beta}}\vphantom{\beta}}}\right)\mathclose{}$</w:t>
+      </w:r>
+      <w:r>
+        <w:t xml:space="preserve"> </w:t>
+      </w:r>
+      <w:r>
+        <w:t xml:space="preserve">falls short of the maximized log-likelihood</w:t>
+      </w:r>
+      <w:r>
+        <w:t xml:space="preserve"> </w:t>
+      </w:r>
       <m:oMath>
         <m:sSub>
           <m:e>
@@ -9868,345 +6595,37 @@
           </m:sub>
         </m:sSub>
       </m:oMath>
-      <w:del w:id="281" w:author="PR Preview" w:date="2026-01-01T00:00:00Z">
+      <w:r>
+        <w:t xml:space="preserve"> </w:t>
+      </w:r>
+      <w:r>
+        <w:t xml:space="preserve">of the</w:t>
+      </w:r>
+      <w:r>
+        <w:t xml:space="preserve"> </w:t>
+      </w:r>
+      <w:hyperlink w:anchor="def-saturated-model">
         <w:r>
-          <w:delText xml:space="preserve"> </w:delText>
+          <w:rPr>
+            <w:rStyle w:val="Hyperlink"/>
+          </w:rPr>
+          <w:t xml:space="preserve">saturated model</w:t>
         </w:r>
-      </w:del>
-      <w:del w:id="282" w:author="PR Preview" w:date="2026-01-01T00:00:00Z">
-        <w:r>
-          <w:delText xml:space="preserve">of the</w:delText>
-        </w:r>
-      </w:del>
-      <w:del w:id="283" w:author="PR Preview" w:date="2026-01-01T00:00:00Z">
-        <w:r>
-          <w:delText xml:space="preserve"> </w:delText>
-        </w:r>
-      </w:del>
-      <w:hyperlink w:anchor="def-saturated-model">
-        <w:del w:id="284" w:author="PR Preview" w:date="2026-01-01T00:00:00Z">
-          <w:r>
-            <w:rPr>
-              <w:rStyle w:val="Hyperlink"/>
-            </w:rPr>
-            <w:delText xml:space="preserve">saturated model</w:delText>
-          </w:r>
-        </w:del>
       </w:hyperlink>
-      <w:del w:id="285" w:author="PR Preview" w:date="2026-01-01T00:00:00Z">
-        <w:r>
-          <w:delText xml:space="preserve">:</w:delText>
-        </w:r>
-      </w:del>
+      <w:r>
+        <w:t xml:space="preserve">:</w:t>
+      </w:r>
     </w:p>
     <w:p>
       <w:pPr>
         <w:pStyle w:val="BodyText"/>
       </w:pPr>
       <w:bookmarkStart w:id="43" w:name="eq-saturated-deviance"/>
-      <m:oMathPara>
-        <m:oMathParaPr>
-          <m:jc m:val="center"/>
-        </m:oMathParaPr>
-        <m:oMath>
-          <m:sSub>
-            <m:e>
-              <m:r>
-                <m:t>D</m:t>
-              </m:r>
-            </m:e>
-            <m:sub>
-              <m:r>
-                <m:rPr>
-                  <m:sty m:val="p"/>
-                </m:rPr>
-                <m:t>s</m:t>
-              </m:r>
-              <m:r>
-                <m:rPr>
-                  <m:sty m:val="p"/>
-                </m:rPr>
-                <m:t>a</m:t>
-              </m:r>
-              <m:r>
-                <m:rPr>
-                  <m:sty m:val="p"/>
-                </m:rPr>
-                <m:t>t</m:t>
-              </m:r>
-            </m:sub>
-          </m:sSub>
-          <m:r>
-            <m:rPr>
-              <m:sty m:val="p"/>
-            </m:rPr>
-            <m:t>=</m:t>
-          </m:r>
-          <m:r>
-            <m:t>2</m:t>
-          </m:r>
-          <m:r>
-            <m:t>​</m:t>
-          </m:r>
-          <m:d>
-            <m:dPr>
-              <m:begChr m:val="("/>
-              <m:sepChr m:val=""/>
-              <m:endChr m:val=")"/>
-              <m:grow/>
-            </m:dPr>
-            <m:e>
-              <m:sSub>
-                <m:e>
-                  <m:r>
-                    <m:t>ℓ</m:t>
-                  </m:r>
-                </m:e>
-                <m:sub>
-                  <m:r>
-                    <m:rPr>
-                      <m:sty m:val="p"/>
-                    </m:rPr>
-                    <m:t>s</m:t>
-                  </m:r>
-                  <m:r>
-                    <m:rPr>
-                      <m:sty m:val="p"/>
-                    </m:rPr>
-                    <m:t>a</m:t>
-                  </m:r>
-                  <m:r>
-                    <m:rPr>
-                      <m:sty m:val="p"/>
-                    </m:rPr>
-                    <m:t>t</m:t>
-                  </m:r>
-                </m:sub>
-              </m:sSub>
-              <m:r>
-                <m:rPr>
-                  <m:sty m:val="p"/>
-                </m:rPr>
-                <m:t>−</m:t>
-              </m:r>
-              <m:r>
-                <m:t>ℓ</m:t>
-              </m:r>
-              <m:r>
-                <m:t>​</m:t>
-              </m:r>
-              <m:d>
-                <m:dPr>
-                  <m:begChr m:val="("/>
-                  <m:sepChr m:val=""/>
-                  <m:endChr m:val=")"/>
-                  <m:grow/>
-                </m:dPr>
-                <m:e>
-                  <m:acc>
-                    <m:accPr>
-                      <m:chr m:val="̂"/>
-                    </m:accPr>
-                    <m:e>
-                      <m:limLow>
-                        <m:e>
-                          <m:r>
-                            <m:t>β</m:t>
-                          </m:r>
-                        </m:e>
-                        <m:lim>
-                          <m:r>
-                            <m:rPr>
-                              <m:sty m:val="p"/>
-                            </m:rPr>
-                            <m:t>∼</m:t>
-                          </m:r>
-                        </m:lim>
-                      </m:limLow>
-                    </m:e>
-                  </m:acc>
-                </m:e>
-              </m:d>
-              <m:r>
-                <m:t>​</m:t>
-              </m:r>
-            </m:e>
-          </m:d>
-          <m:r>
-            <m:t>​</m:t>
-          </m:r>
-          <m:r>
-            <m:rPr>
-              <m:sty m:val="p"/>
-            </m:rPr>
-            <m:t>.</m:t>
-          </m:r>
-          <m:r>
-            <m:t>  </m:t>
-          </m:r>
-          <m:r>
-            <m:rPr>
-              <m:sty m:val="p"/>
-            </m:rPr>
-            <m:t>(</m:t>
-          </m:r>
-          <m:r>
-            <m:t>5</m:t>
-          </m:r>
-          <m:r>
-            <m:rPr>
-              <m:sty m:val="p"/>
-            </m:rPr>
-            <m:t>)</m:t>
-          </m:r>
-        </m:oMath>
-      </m:oMathPara>
-      <w:bookmarkEnd w:id="43"/>
-    </w:p>
-    <w:p>
-      <w:pPr>
-        <w:pStyle w:val="BodyText"/>
-      </w:pPr>
-      <w:ins w:id="286" w:author="PR Preview" w:date="2026-01-01T00:00:00Z">
-        <w:r>
-          <w:rPr>
-            <w:b/>
-            <w:bCs/>
-          </w:rPr>
-          <w:t xml:space="preserve">Definition 8 (Deviance relative to the saturated model)</w:t>
-        </w:r>
-      </w:ins>
-      <w:ins w:id="287" w:author="PR Preview" w:date="2026-01-01T00:00:00Z">
-        <w:r>
-          <w:t xml:space="preserve"> </w:t>
-        </w:r>
-      </w:ins>
-      <w:ins w:id="288" w:author="PR Preview" w:date="2026-01-01T00:00:00Z">
-        <w:r>
-          <w:t xml:space="preserve">The</w:t>
-        </w:r>
-      </w:ins>
-      <w:ins w:id="289" w:author="PR Preview" w:date="2026-01-01T00:00:00Z">
-        <w:r>
-          <w:t xml:space="preserve"> </w:t>
-        </w:r>
-      </w:ins>
-      <w:ins w:id="290" w:author="PR Preview" w:date="2026-01-01T00:00:00Z">
-        <w:r>
-          <w:rPr>
-            <w:b/>
-            <w:bCs/>
-          </w:rPr>
-          <w:t xml:space="preserve">deviance relative to the saturated model</w:t>
-        </w:r>
-      </w:ins>
-      <w:ins w:id="291" w:author="PR Preview" w:date="2026-01-01T00:00:00Z">
-        <w:r>
-          <w:t xml:space="preserve"> </w:t>
-        </w:r>
-      </w:ins>
-      <w:ins w:id="292" w:author="PR Preview" w:date="2026-01-01T00:00:00Z">
-        <w:r>
-          <w:t xml:space="preserve">of a fitted model is twice the amount by which its maximized log-likelihood</w:t>
-        </w:r>
-      </w:ins>
-      <w:ins w:id="293" w:author="PR Preview" w:date="2026-01-01T00:00:00Z">
-        <w:r>
-          <w:t xml:space="preserve"> </w:t>
-        </w:r>
-      </w:ins>
-      <w:ins w:id="294" w:author="PR Preview" w:date="2026-01-01T00:00:00Z">
-        <w:r>
-          <w:t xml:space="preserve">$\ell\mathopen{}\left(\hat{\mathord{\smash[b]{\underset{\raise.3ex\hbox{$\scriptstyle\sim$}}{\beta}}\vphantom{\beta}}}\right)\mathclose{}$</w:t>
-        </w:r>
-      </w:ins>
-      <w:ins w:id="295" w:author="PR Preview" w:date="2026-01-01T00:00:00Z">
-        <w:r>
-          <w:t xml:space="preserve"> </w:t>
-        </w:r>
-      </w:ins>
-      <w:ins w:id="296" w:author="PR Preview" w:date="2026-01-01T00:00:00Z">
-        <w:r>
-          <w:t xml:space="preserve">falls short of the maximized log-likelihood</w:t>
-        </w:r>
-      </w:ins>
-      <w:ins w:id="297" w:author="PR Preview" w:date="2026-01-01T00:00:00Z">
-        <w:r>
-          <w:t xml:space="preserve"> </w:t>
-        </w:r>
-      </w:ins>
-      <m:oMath>
-        <m:sSub>
-          <m:e>
-            <m:r>
-              <m:t>ℓ</m:t>
-            </m:r>
-          </m:e>
-          <m:sub>
-            <m:r>
-              <m:rPr>
-                <m:sty m:val="p"/>
-              </m:rPr>
-              <m:t>s</m:t>
-            </m:r>
-            <m:r>
-              <m:rPr>
-                <m:sty m:val="p"/>
-              </m:rPr>
-              <m:t>a</m:t>
-            </m:r>
-            <m:r>
-              <m:rPr>
-                <m:sty m:val="p"/>
-              </m:rPr>
-              <m:t>t</m:t>
-            </m:r>
-          </m:sub>
-        </m:sSub>
-      </m:oMath>
-      <w:ins w:id="298" w:author="PR Preview" w:date="2026-01-01T00:00:00Z">
-        <w:r>
-          <w:t xml:space="preserve"> </w:t>
-        </w:r>
-      </w:ins>
-      <w:ins w:id="299" w:author="PR Preview" w:date="2026-01-01T00:00:00Z">
-        <w:r>
-          <w:t xml:space="preserve">of the</w:t>
-        </w:r>
-      </w:ins>
-      <w:ins w:id="300" w:author="PR Preview" w:date="2026-01-01T00:00:00Z">
-        <w:r>
-          <w:t xml:space="preserve"> </w:t>
-        </w:r>
-      </w:ins>
-      <w:hyperlink w:anchor="def-saturated-model">
-        <w:ins w:id="301" w:author="PR Preview" w:date="2026-01-01T00:00:00Z">
-          <w:r>
-            <w:rPr>
-              <w:rStyle w:val="Hyperlink"/>
-            </w:rPr>
-            <w:t xml:space="preserve">saturated model</w:t>
-          </w:r>
-        </w:ins>
-      </w:hyperlink>
-      <w:ins w:id="302" w:author="PR Preview" w:date="2026-01-01T00:00:00Z">
-        <w:r>
-          <w:t xml:space="preserve">:</w:t>
-        </w:r>
-      </w:ins>
-    </w:p>
-    <w:p>
-      <w:pPr>
-        <w:pStyle w:val="BodyText"/>
-      </w:pPr>
-      <w:bookmarkStart w:id="43" w:name="eq-saturated-deviance"/>
-      <w:ins w:id="303" w:author="PR Preview" w:date="2026-01-01T00:00:00Z">
-        <w:r>
-          <w:t xml:space="preserve">$$
+      <w:r>
+        <w:t xml:space="preserve">$$
     D_{\mathrm{sat}}= 2 \mathopen{}\left(\ell_{\mathrm{sat}}- \ell\mathopen{}\left(\hat{\mathord{\smash[b]{\underset{\raise.3ex\hbox{$\scriptstyle\sim$}}{\beta}}\vphantom{\beta}}}\right)\mathclose{}\right)\mathclose{}.
      \qquad(5)$$</w:t>
-        </w:r>
-      </w:ins>
+      </w:r>
       <w:bookmarkEnd w:id="43"/>
     </w:p>
     <w:bookmarkEnd w:id="44"/>
@@ -10747,303 +7166,51 @@
       <w:pPr>
         <w:pStyle w:val="BodyText"/>
       </w:pPr>
-      <w:del w:id="304" w:author="PR Preview" w:date="2026-01-01T00:00:00Z">
+      <w:r>
+        <w:rPr>
+          <w:i/>
+          <w:iCs/>
+        </w:rPr>
+        <w:t xml:space="preserve">Proof</w:t>
+      </w:r>
+      <w:r>
+        <w:t xml:space="preserve">. </w:t>
+      </w:r>
+      <w:r>
+        <w:t xml:space="preserve">Grouping the outcomes by pattern, the fitted model’s log-likelihood is</w:t>
+      </w:r>
+      <w:r>
+        <w:t xml:space="preserve"> </w:t>
+      </w:r>
+      <w:r>
+        <w:t xml:space="preserve">$\ell\mathopen{}\left(\hat{\mathord{\smash[b]{\underset{\raise.3ex\hbox{$\scriptstyle\sim$}}{\beta}}\vphantom{\beta}}}\right)\mathclose{} = \sum_{k=1}^{K}\mathopen{}\left\{s_k \ln \hat\pi_k + \mathopen{}\left(m_k - s_k\right)\mathclose{} \ln\mathopen{}\left(1 - \hat\pi_k\right)\mathclose{}\right\}\mathclose{}$</w:t>
+      </w:r>
+      <w:r>
+        <w:t xml:space="preserve">.</w:t>
+      </w:r>
+      <w:r>
+        <w:t xml:space="preserve"> </w:t>
+      </w:r>
+      <w:r>
+        <w:t xml:space="preserve">By</w:t>
+      </w:r>
+      <w:r>
+        <w:t xml:space="preserve"> </w:t>
+      </w:r>
+      <w:hyperlink w:anchor="thm-saturated-mle">
         <w:r>
           <w:rPr>
-            <w:i/>
-            <w:iCs/>
+            <w:rStyle w:val="Hyperlink"/>
           </w:rPr>
-          <w:delText xml:space="preserve">Proof</w:delText>
+          <w:t xml:space="preserve">Theorem 2</w:t>
         </w:r>
-      </w:del>
-      <w:del w:id="305" w:author="PR Preview" w:date="2026-01-01T00:00:00Z">
-        <w:r>
-          <w:delText xml:space="preserve">. </w:delText>
-        </w:r>
-      </w:del>
-      <w:del w:id="306" w:author="PR Preview" w:date="2026-01-01T00:00:00Z">
-        <w:r>
-          <w:delText xml:space="preserve">Grouping the outcomes by pattern, the fitted model’s log-likelihood is</w:delText>
-        </w:r>
-      </w:del>
-      <w:del w:id="307" w:author="PR Preview" w:date="2026-01-01T00:00:00Z">
-        <w:r>
-          <w:delText xml:space="preserve"> </w:delText>
-        </w:r>
-      </w:del>
-      <m:oMath>
-        <m:r>
-          <m:t>ℓ</m:t>
-        </m:r>
-        <m:r>
-          <m:t>​</m:t>
-        </m:r>
-        <m:d>
-          <m:dPr>
-            <m:begChr m:val="("/>
-            <m:sepChr m:val=""/>
-            <m:endChr m:val=")"/>
-            <m:grow/>
-          </m:dPr>
-          <m:e>
-            <m:acc>
-              <m:accPr>
-                <m:chr m:val="̂"/>
-              </m:accPr>
-              <m:e>
-                <m:limLow>
-                  <m:e>
-                    <m:r>
-                      <m:t>β</m:t>
-                    </m:r>
-                  </m:e>
-                  <m:lim>
-                    <m:r>
-                      <m:rPr>
-                        <m:sty m:val="p"/>
-                      </m:rPr>
-                      <m:t>∼</m:t>
-                    </m:r>
-                  </m:lim>
-                </m:limLow>
-              </m:e>
-            </m:acc>
-          </m:e>
-        </m:d>
-        <m:r>
-          <m:t>​</m:t>
-        </m:r>
-        <m:r>
-          <m:rPr>
-            <m:sty m:val="p"/>
-          </m:rPr>
-          <m:t>=</m:t>
-        </m:r>
-        <m:nary>
-          <m:naryPr>
-            <m:chr m:val="∑"/>
-            <m:limLoc m:val="undOvr"/>
-            <m:subHide m:val="off"/>
-            <m:supHide m:val="off"/>
-          </m:naryPr>
-          <m:sub>
-            <m:r>
-              <m:t>k</m:t>
-            </m:r>
-            <m:r>
-              <m:rPr>
-                <m:sty m:val="p"/>
-              </m:rPr>
-              <m:t>=</m:t>
-            </m:r>
-            <m:r>
-              <m:t>1</m:t>
-            </m:r>
-          </m:sub>
-          <m:sup>
-            <m:r>
-              <m:t>K</m:t>
-            </m:r>
-          </m:sup>
-          <m:e>
-            <m:r>
-              <m:t>​</m:t>
-            </m:r>
-          </m:e>
-        </m:nary>
-        <m:d>
-          <m:dPr>
-            <m:begChr m:val="{"/>
-            <m:sepChr m:val=""/>
-            <m:endChr m:val="}"/>
-            <m:grow/>
-          </m:dPr>
-          <m:e>
-            <m:sSub>
-              <m:e>
-                <m:r>
-                  <m:t>s</m:t>
-                </m:r>
-              </m:e>
-              <m:sub>
-                <m:r>
-                  <m:t>k</m:t>
-                </m:r>
-              </m:sub>
-            </m:sSub>
-            <m:r>
-              <m:rPr>
-                <m:sty m:val="p"/>
-              </m:rPr>
-              <m:t>ln</m:t>
-            </m:r>
-            <m:sSub>
-              <m:e>
-                <m:acc>
-                  <m:accPr>
-                    <m:chr m:val="̂"/>
-                  </m:accPr>
-                  <m:e>
-                    <m:r>
-                      <m:t>π</m:t>
-                    </m:r>
-                  </m:e>
-                </m:acc>
-              </m:e>
-              <m:sub>
-                <m:r>
-                  <m:t>k</m:t>
-                </m:r>
-              </m:sub>
-            </m:sSub>
-            <m:r>
-              <m:rPr>
-                <m:sty m:val="p"/>
-              </m:rPr>
-              <m:t>+</m:t>
-            </m:r>
-            <m:r>
-              <m:t>​</m:t>
-            </m:r>
-            <m:d>
-              <m:dPr>
-                <m:begChr m:val="("/>
-                <m:sepChr m:val=""/>
-                <m:endChr m:val=")"/>
-                <m:grow/>
-              </m:dPr>
-              <m:e>
-                <m:sSub>
-                  <m:e>
-                    <m:r>
-                      <m:t>m</m:t>
-                    </m:r>
-                  </m:e>
-                  <m:sub>
-                    <m:r>
-                      <m:t>k</m:t>
-                    </m:r>
-                  </m:sub>
-                </m:sSub>
-                <m:r>
-                  <m:rPr>
-                    <m:sty m:val="p"/>
-                  </m:rPr>
-                  <m:t>−</m:t>
-                </m:r>
-                <m:sSub>
-                  <m:e>
-                    <m:r>
-                      <m:t>s</m:t>
-                    </m:r>
-                  </m:e>
-                  <m:sub>
-                    <m:r>
-                      <m:t>k</m:t>
-                    </m:r>
-                  </m:sub>
-                </m:sSub>
-              </m:e>
-            </m:d>
-            <m:r>
-              <m:t>​</m:t>
-            </m:r>
-            <m:r>
-              <m:rPr>
-                <m:sty m:val="p"/>
-              </m:rPr>
-              <m:t>ln</m:t>
-            </m:r>
-            <m:r>
-              <m:t>​</m:t>
-            </m:r>
-            <m:d>
-              <m:dPr>
-                <m:begChr m:val="("/>
-                <m:sepChr m:val=""/>
-                <m:endChr m:val=")"/>
-                <m:grow/>
-              </m:dPr>
-              <m:e>
-                <m:r>
-                  <m:t>1</m:t>
-                </m:r>
-                <m:r>
-                  <m:rPr>
-                    <m:sty m:val="p"/>
-                  </m:rPr>
-                  <m:t>−</m:t>
-                </m:r>
-                <m:sSub>
-                  <m:e>
-                    <m:acc>
-                      <m:accPr>
-                        <m:chr m:val="̂"/>
-                      </m:accPr>
-                      <m:e>
-                        <m:r>
-                          <m:t>π</m:t>
-                        </m:r>
-                      </m:e>
-                    </m:acc>
-                  </m:e>
-                  <m:sub>
-                    <m:r>
-                      <m:t>k</m:t>
-                    </m:r>
-                  </m:sub>
-                </m:sSub>
-              </m:e>
-            </m:d>
-            <m:r>
-              <m:t>​</m:t>
-            </m:r>
-          </m:e>
-        </m:d>
-        <m:r>
-          <m:t>​</m:t>
-        </m:r>
-      </m:oMath>
-      <w:del w:id="308" w:author="PR Preview" w:date="2026-01-01T00:00:00Z">
-        <w:r>
-          <w:delText xml:space="preserve">.</w:delText>
-        </w:r>
-      </w:del>
-      <w:del w:id="309" w:author="PR Preview" w:date="2026-01-01T00:00:00Z">
-        <w:r>
-          <w:delText xml:space="preserve"> </w:delText>
-        </w:r>
-      </w:del>
-      <w:del w:id="310" w:author="PR Preview" w:date="2026-01-01T00:00:00Z">
-        <w:r>
-          <w:delText xml:space="preserve">By</w:delText>
-        </w:r>
-      </w:del>
-      <w:del w:id="311" w:author="PR Preview" w:date="2026-01-01T00:00:00Z">
-        <w:r>
-          <w:delText xml:space="preserve"> </w:delText>
-        </w:r>
-      </w:del>
-      <w:hyperlink w:anchor="thm-saturated-mle">
-        <w:del w:id="312" w:author="PR Preview" w:date="2026-01-01T00:00:00Z">
-          <w:r>
-            <w:rPr>
-              <w:rStyle w:val="Hyperlink"/>
-            </w:rPr>
-            <w:delText xml:space="preserve">Theorem 2</w:delText>
-          </w:r>
-        </w:del>
       </w:hyperlink>
-      <w:del w:id="313" w:author="PR Preview" w:date="2026-01-01T00:00:00Z">
-        <w:r>
-          <w:delText xml:space="preserve">, the saturated log-likelihood is the same sum with</w:delText>
-        </w:r>
-      </w:del>
-      <w:del w:id="314" w:author="PR Preview" w:date="2026-01-01T00:00:00Z">
-        <w:r>
-          <w:delText xml:space="preserve"> </w:delText>
-        </w:r>
-      </w:del>
+      <w:r>
+        <w:t xml:space="preserve">, the saturated log-likelihood is the same sum with</w:t>
+      </w:r>
+      <w:r>
+        <w:t xml:space="preserve"> </w:t>
+      </w:r>
       <m:oMath>
         <m:sSub>
           <m:e>
@@ -11065,21 +7232,15 @@
           </m:sub>
         </m:sSub>
       </m:oMath>
-      <w:del w:id="315" w:author="PR Preview" w:date="2026-01-01T00:00:00Z">
-        <w:r>
-          <w:delText xml:space="preserve"> </w:delText>
-        </w:r>
-      </w:del>
-      <w:del w:id="316" w:author="PR Preview" w:date="2026-01-01T00:00:00Z">
-        <w:r>
-          <w:delText xml:space="preserve">replaced by</w:delText>
-        </w:r>
-      </w:del>
-      <w:del w:id="317" w:author="PR Preview" w:date="2026-01-01T00:00:00Z">
-        <w:r>
-          <w:delText xml:space="preserve"> </w:delText>
-        </w:r>
-      </w:del>
+      <w:r>
+        <w:t xml:space="preserve"> </w:t>
+      </w:r>
+      <w:r>
+        <w:t xml:space="preserve">replaced by</w:t>
+      </w:r>
+      <w:r>
+        <w:t xml:space="preserve"> </w:t>
+      </w:r>
       <m:oMath>
         <m:sSub>
           <m:e>
@@ -11112,26 +7273,18 @@
           </m:sub>
         </m:sSub>
       </m:oMath>
-      <w:del w:id="318" w:author="PR Preview" w:date="2026-01-01T00:00:00Z">
-        <w:r>
-          <w:delText xml:space="preserve">.</w:delText>
-        </w:r>
-      </w:del>
-      <w:del w:id="319" w:author="PR Preview" w:date="2026-01-01T00:00:00Z">
-        <w:r>
-          <w:delText xml:space="preserve"> </w:delText>
-        </w:r>
-      </w:del>
-      <w:del w:id="320" w:author="PR Preview" w:date="2026-01-01T00:00:00Z">
-        <w:r>
-          <w:delText xml:space="preserve">Subtracting the fitted from the saturated log-likelihood, term by term, replaces each</w:delText>
-        </w:r>
-      </w:del>
-      <w:del w:id="321" w:author="PR Preview" w:date="2026-01-01T00:00:00Z">
-        <w:r>
-          <w:delText xml:space="preserve"> </w:delText>
-        </w:r>
-      </w:del>
+      <w:r>
+        <w:t xml:space="preserve">.</w:t>
+      </w:r>
+      <w:r>
+        <w:t xml:space="preserve"> </w:t>
+      </w:r>
+      <w:r>
+        <w:t xml:space="preserve">Subtracting the fitted from the saturated log-likelihood, term by term, replaces each</w:t>
+      </w:r>
+      <w:r>
+        <w:t xml:space="preserve"> </w:t>
+      </w:r>
       <m:oMath>
         <m:r>
           <m:rPr>
@@ -11217,21 +7370,15 @@
           </m:sub>
         </m:sSub>
       </m:oMath>
-      <w:del w:id="322" w:author="PR Preview" w:date="2026-01-01T00:00:00Z">
-        <w:r>
-          <w:delText xml:space="preserve"> </w:delText>
-        </w:r>
-      </w:del>
-      <w:del w:id="323" w:author="PR Preview" w:date="2026-01-01T00:00:00Z">
-        <w:r>
-          <w:delText xml:space="preserve">by</w:delText>
-        </w:r>
-      </w:del>
-      <w:del w:id="324" w:author="PR Preview" w:date="2026-01-01T00:00:00Z">
-        <w:r>
-          <w:delText xml:space="preserve"> </w:delText>
-        </w:r>
-      </w:del>
+      <w:r>
+        <w:t xml:space="preserve"> </w:t>
+      </w:r>
+      <w:r>
+        <w:t xml:space="preserve">by</w:t>
+      </w:r>
+      <w:r>
+        <w:t xml:space="preserve"> </w:t>
+      </w:r>
       <m:oMath>
         <m:r>
           <m:rPr>
@@ -11321,116 +7468,80 @@
           <m:t>​</m:t>
         </m:r>
       </m:oMath>
-      <w:del w:id="325" w:author="PR Preview" w:date="2026-01-01T00:00:00Z">
+      <w:r>
+        <w:t xml:space="preserve">, and likewise for the non-events.</w:t>
+      </w:r>
+      <w:r>
+        <w:t xml:space="preserve"> </w:t>
+      </w:r>
+      <w:r>
+        <w:t xml:space="preserve">Multiplying by</w:t>
+      </w:r>
+      <w:r>
+        <w:t xml:space="preserve"> </w:t>
+      </w:r>
+      <m:oMath>
+        <m:r>
+          <m:t>2</m:t>
+        </m:r>
+      </m:oMath>
+      <w:r>
+        <w:t xml:space="preserve">, as</w:t>
+      </w:r>
+      <w:r>
+        <w:t xml:space="preserve"> </w:t>
+      </w:r>
+      <w:hyperlink w:anchor="eq-saturated-deviance">
         <w:r>
-          <w:delText xml:space="preserve">, and likewise for the non-events.</w:delText>
+          <w:rPr>
+            <w:rStyle w:val="Hyperlink"/>
+          </w:rPr>
+          <w:t xml:space="preserve">Equation 5</w:t>
         </w:r>
-      </w:del>
-      <w:del w:id="326" w:author="PR Preview" w:date="2026-01-01T00:00:00Z">
+      </w:hyperlink>
+      <w:r>
+        <w:t xml:space="preserve"> </w:t>
+      </w:r>
+      <w:r>
+        <w:t xml:space="preserve">does, gives</w:t>
+      </w:r>
+      <w:r>
+        <w:t xml:space="preserve"> </w:t>
+      </w:r>
+      <w:hyperlink w:anchor="eq-saturated-deviance-grouped">
         <w:r>
-          <w:delText xml:space="preserve"> </w:delText>
+          <w:rPr>
+            <w:rStyle w:val="Hyperlink"/>
+          </w:rPr>
+          <w:t xml:space="preserve">Equation 6</w:t>
         </w:r>
-      </w:del>
-      <w:del w:id="327" w:author="PR Preview" w:date="2026-01-01T00:00:00Z">
-        <w:r>
-          <w:delText xml:space="preserve">Multiplying by</w:delText>
-        </w:r>
-      </w:del>
-      <w:del w:id="328" w:author="PR Preview" w:date="2026-01-01T00:00:00Z">
-        <w:r>
-          <w:delText xml:space="preserve"> </w:delText>
-        </w:r>
-      </w:del>
+      </w:hyperlink>
+      <w:r>
+        <w:t xml:space="preserve">.</w:t>
+      </w:r>
+      <w:r>
+        <w:t xml:space="preserve"> </w:t>
+      </w:r>
+      <w:r>
+        <w:t xml:space="preserve">A count of</w:t>
+      </w:r>
+      <w:r>
+        <w:t xml:space="preserve"> </w:t>
+      </w:r>
       <m:oMath>
         <m:r>
-          <m:t>2</m:t>
+          <m:t>0</m:t>
         </m:r>
       </m:oMath>
-      <w:del w:id="329" w:author="PR Preview" w:date="2026-01-01T00:00:00Z">
-        <w:r>
-          <w:delText xml:space="preserve">, as</w:delText>
-        </w:r>
-      </w:del>
-      <w:del w:id="330" w:author="PR Preview" w:date="2026-01-01T00:00:00Z">
-        <w:r>
-          <w:delText xml:space="preserve"> </w:delText>
-        </w:r>
-      </w:del>
-      <w:hyperlink w:anchor="eq-saturated-deviance">
-        <w:del w:id="331" w:author="PR Preview" w:date="2026-01-01T00:00:00Z">
-          <w:r>
-            <w:rPr>
-              <w:rStyle w:val="Hyperlink"/>
-            </w:rPr>
-            <w:delText xml:space="preserve">Equation 5</w:delText>
-          </w:r>
-        </w:del>
-      </w:hyperlink>
-      <w:del w:id="332" w:author="PR Preview" w:date="2026-01-01T00:00:00Z">
-        <w:r>
-          <w:delText xml:space="preserve"> </w:delText>
-        </w:r>
-      </w:del>
-      <w:del w:id="333" w:author="PR Preview" w:date="2026-01-01T00:00:00Z">
-        <w:r>
-          <w:delText xml:space="preserve">does, gives</w:delText>
-        </w:r>
-      </w:del>
-      <w:del w:id="334" w:author="PR Preview" w:date="2026-01-01T00:00:00Z">
-        <w:r>
-          <w:delText xml:space="preserve"> </w:delText>
-        </w:r>
-      </w:del>
-      <w:hyperlink w:anchor="eq-saturated-deviance-grouped">
-        <w:del w:id="335" w:author="PR Preview" w:date="2026-01-01T00:00:00Z">
-          <w:r>
-            <w:rPr>
-              <w:rStyle w:val="Hyperlink"/>
-            </w:rPr>
-            <w:delText xml:space="preserve">Equation 6</w:delText>
-          </w:r>
-        </w:del>
-      </w:hyperlink>
-      <w:del w:id="336" w:author="PR Preview" w:date="2026-01-01T00:00:00Z">
-        <w:r>
-          <w:delText xml:space="preserve">.</w:delText>
-        </w:r>
-      </w:del>
-      <w:del w:id="337" w:author="PR Preview" w:date="2026-01-01T00:00:00Z">
-        <w:r>
-          <w:delText xml:space="preserve"> </w:delText>
-        </w:r>
-      </w:del>
-      <w:del w:id="338" w:author="PR Preview" w:date="2026-01-01T00:00:00Z">
-        <w:r>
-          <w:delText xml:space="preserve">A count of</w:delText>
-        </w:r>
-      </w:del>
-      <w:del w:id="339" w:author="PR Preview" w:date="2026-01-01T00:00:00Z">
-        <w:r>
-          <w:delText xml:space="preserve"> </w:delText>
-        </w:r>
-      </w:del>
-      <m:oMath>
-        <m:r>
-          <m:t>0</m:t>
-        </m:r>
-      </m:oMath>
-      <w:del w:id="340" w:author="PR Preview" w:date="2026-01-01T00:00:00Z">
-        <w:r>
-          <w:delText xml:space="preserve"> </w:delText>
-        </w:r>
-      </w:del>
-      <w:del w:id="341" w:author="PR Preview" w:date="2026-01-01T00:00:00Z">
-        <w:r>
-          <w:delText xml:space="preserve">times</w:delText>
-        </w:r>
-      </w:del>
-      <w:del w:id="342" w:author="PR Preview" w:date="2026-01-01T00:00:00Z">
-        <w:r>
-          <w:delText xml:space="preserve"> </w:delText>
-        </w:r>
-      </w:del>
+      <w:r>
+        <w:t xml:space="preserve"> </w:t>
+      </w:r>
+      <w:r>
+        <w:t xml:space="preserve">times</w:t>
+      </w:r>
+      <w:r>
+        <w:t xml:space="preserve"> </w:t>
+      </w:r>
       <m:oMath>
         <m:r>
           <m:rPr>
@@ -11442,528 +7553,23 @@
           <m:t>0</m:t>
         </m:r>
       </m:oMath>
-      <w:del w:id="343" w:author="PR Preview" w:date="2026-01-01T00:00:00Z">
-        <w:r>
-          <w:delText xml:space="preserve"> </w:delText>
-        </w:r>
-      </w:del>
-      <w:del w:id="344" w:author="PR Preview" w:date="2026-01-01T00:00:00Z">
-        <w:r>
-          <w:delText xml:space="preserve">is taken as</w:delText>
-        </w:r>
-      </w:del>
-      <w:del w:id="345" w:author="PR Preview" w:date="2026-01-01T00:00:00Z">
-        <w:r>
-          <w:delText xml:space="preserve"> </w:delText>
-        </w:r>
-      </w:del>
+      <w:r>
+        <w:t xml:space="preserve"> </w:t>
+      </w:r>
+      <w:r>
+        <w:t xml:space="preserve">is taken as</w:t>
+      </w:r>
+      <w:r>
+        <w:t xml:space="preserve"> </w:t>
+      </w:r>
       <m:oMath>
         <m:r>
           <m:t>0</m:t>
         </m:r>
       </m:oMath>
-      <w:del w:id="346" w:author="PR Preview" w:date="2026-01-01T00:00:00Z">
-        <w:r>
-          <w:delText xml:space="preserve">, its limit.</w:delText>
-        </w:r>
-      </w:del>
-    </w:p>
-    <w:p>
-      <w:pPr>
-        <w:pStyle w:val="BodyText"/>
-      </w:pPr>
-      <w:ins w:id="347" w:author="PR Preview" w:date="2026-01-01T00:00:00Z">
-        <w:r>
-          <w:rPr>
-            <w:i/>
-            <w:iCs/>
-          </w:rPr>
-          <w:t xml:space="preserve">Proof</w:t>
-        </w:r>
-      </w:ins>
-      <w:ins w:id="348" w:author="PR Preview" w:date="2026-01-01T00:00:00Z">
-        <w:r>
-          <w:t xml:space="preserve">. </w:t>
-        </w:r>
-      </w:ins>
-      <w:ins w:id="349" w:author="PR Preview" w:date="2026-01-01T00:00:00Z">
-        <w:r>
-          <w:t xml:space="preserve">Grouping the outcomes by pattern, the fitted model’s log-likelihood is</w:t>
-        </w:r>
-      </w:ins>
-      <w:ins w:id="350" w:author="PR Preview" w:date="2026-01-01T00:00:00Z">
-        <w:r>
-          <w:t xml:space="preserve"> </w:t>
-        </w:r>
-      </w:ins>
-      <w:ins w:id="351" w:author="PR Preview" w:date="2026-01-01T00:00:00Z">
-        <w:r>
-          <w:t xml:space="preserve">$\ell\mathopen{}\left(\hat{\mathord{\smash[b]{\underset{\raise.3ex\hbox{$\scriptstyle\sim$}}{\beta}}\vphantom{\beta}}}\right)\mathclose{} = \sum_{k=1}^{K}\mathopen{}\left\{s_k \ln \hat\pi_k + \mathopen{}\left(m_k - s_k\right)\mathclose{} \ln\mathopen{}\left(1 - \hat\pi_k\right)\mathclose{}\right\}\mathclose{}$</w:t>
-        </w:r>
-      </w:ins>
-      <w:ins w:id="352" w:author="PR Preview" w:date="2026-01-01T00:00:00Z">
-        <w:r>
-          <w:t xml:space="preserve">.</w:t>
-        </w:r>
-      </w:ins>
-      <w:ins w:id="353" w:author="PR Preview" w:date="2026-01-01T00:00:00Z">
-        <w:r>
-          <w:t xml:space="preserve"> </w:t>
-        </w:r>
-      </w:ins>
-      <w:ins w:id="354" w:author="PR Preview" w:date="2026-01-01T00:00:00Z">
-        <w:r>
-          <w:t xml:space="preserve">By</w:t>
-        </w:r>
-      </w:ins>
-      <w:ins w:id="355" w:author="PR Preview" w:date="2026-01-01T00:00:00Z">
-        <w:r>
-          <w:t xml:space="preserve"> </w:t>
-        </w:r>
-      </w:ins>
-      <w:hyperlink w:anchor="thm-saturated-mle">
-        <w:ins w:id="356" w:author="PR Preview" w:date="2026-01-01T00:00:00Z">
-          <w:r>
-            <w:rPr>
-              <w:rStyle w:val="Hyperlink"/>
-            </w:rPr>
-            <w:t xml:space="preserve">Theorem 2</w:t>
-          </w:r>
-        </w:ins>
-      </w:hyperlink>
-      <w:ins w:id="357" w:author="PR Preview" w:date="2026-01-01T00:00:00Z">
-        <w:r>
-          <w:t xml:space="preserve">, the saturated log-likelihood is the same sum with</w:t>
-        </w:r>
-      </w:ins>
-      <w:ins w:id="358" w:author="PR Preview" w:date="2026-01-01T00:00:00Z">
-        <w:r>
-          <w:t xml:space="preserve"> </w:t>
-        </w:r>
-      </w:ins>
-      <m:oMath>
-        <m:sSub>
-          <m:e>
-            <m:acc>
-              <m:accPr>
-                <m:chr m:val="̂"/>
-              </m:accPr>
-              <m:e>
-                <m:r>
-                  <m:t>π</m:t>
-                </m:r>
-              </m:e>
-            </m:acc>
-          </m:e>
-          <m:sub>
-            <m:r>
-              <m:t>k</m:t>
-            </m:r>
-          </m:sub>
-        </m:sSub>
-      </m:oMath>
-      <w:ins w:id="359" w:author="PR Preview" w:date="2026-01-01T00:00:00Z">
-        <w:r>
-          <w:t xml:space="preserve"> </w:t>
-        </w:r>
-      </w:ins>
-      <w:ins w:id="360" w:author="PR Preview" w:date="2026-01-01T00:00:00Z">
-        <w:r>
-          <w:t xml:space="preserve">replaced by</w:t>
-        </w:r>
-      </w:ins>
-      <w:ins w:id="361" w:author="PR Preview" w:date="2026-01-01T00:00:00Z">
-        <w:r>
-          <w:t xml:space="preserve"> </w:t>
-        </w:r>
-      </w:ins>
-      <m:oMath>
-        <m:sSub>
-          <m:e>
-            <m:r>
-              <m:t>s</m:t>
-            </m:r>
-          </m:e>
-          <m:sub>
-            <m:r>
-              <m:t>k</m:t>
-            </m:r>
-          </m:sub>
-        </m:sSub>
-        <m:r>
-          <m:rPr>
-            <m:sty m:val="p"/>
-          </m:rPr>
-          <m:t>/</m:t>
-        </m:r>
-        <m:sSub>
-          <m:e>
-            <m:r>
-              <m:t>m</m:t>
-            </m:r>
-          </m:e>
-          <m:sub>
-            <m:r>
-              <m:t>k</m:t>
-            </m:r>
-          </m:sub>
-        </m:sSub>
-      </m:oMath>
-      <w:ins w:id="362" w:author="PR Preview" w:date="2026-01-01T00:00:00Z">
-        <w:r>
-          <w:t xml:space="preserve">.</w:t>
-        </w:r>
-      </w:ins>
-      <w:ins w:id="363" w:author="PR Preview" w:date="2026-01-01T00:00:00Z">
-        <w:r>
-          <w:t xml:space="preserve"> </w:t>
-        </w:r>
-      </w:ins>
-      <w:ins w:id="364" w:author="PR Preview" w:date="2026-01-01T00:00:00Z">
-        <w:r>
-          <w:t xml:space="preserve">Subtracting the fitted from the saturated log-likelihood, term by term, replaces each</w:t>
-        </w:r>
-      </w:ins>
-      <w:ins w:id="365" w:author="PR Preview" w:date="2026-01-01T00:00:00Z">
-        <w:r>
-          <w:t xml:space="preserve"> </w:t>
-        </w:r>
-      </w:ins>
-      <m:oMath>
-        <m:r>
-          <m:rPr>
-            <m:sty m:val="p"/>
-          </m:rPr>
-          <m:t>ln</m:t>
-        </m:r>
-        <m:r>
-          <m:t>​</m:t>
-        </m:r>
-        <m:d>
-          <m:dPr>
-            <m:begChr m:val="("/>
-            <m:sepChr m:val=""/>
-            <m:endChr m:val=")"/>
-            <m:grow/>
-          </m:dPr>
-          <m:e>
-            <m:sSub>
-              <m:e>
-                <m:r>
-                  <m:t>s</m:t>
-                </m:r>
-              </m:e>
-              <m:sub>
-                <m:r>
-                  <m:t>k</m:t>
-                </m:r>
-              </m:sub>
-            </m:sSub>
-            <m:r>
-              <m:rPr>
-                <m:sty m:val="p"/>
-              </m:rPr>
-              <m:t>/</m:t>
-            </m:r>
-            <m:sSub>
-              <m:e>
-                <m:r>
-                  <m:t>m</m:t>
-                </m:r>
-              </m:e>
-              <m:sub>
-                <m:r>
-                  <m:t>k</m:t>
-                </m:r>
-              </m:sub>
-            </m:sSub>
-          </m:e>
-        </m:d>
-        <m:r>
-          <m:t>​</m:t>
-        </m:r>
-        <m:r>
-          <m:rPr>
-            <m:sty m:val="p"/>
-          </m:rPr>
-          <m:t>−</m:t>
-        </m:r>
-        <m:r>
-          <m:rPr>
-            <m:sty m:val="p"/>
-          </m:rPr>
-          <m:t>ln</m:t>
-        </m:r>
-        <m:sSub>
-          <m:e>
-            <m:acc>
-              <m:accPr>
-                <m:chr m:val="̂"/>
-              </m:accPr>
-              <m:e>
-                <m:r>
-                  <m:t>π</m:t>
-                </m:r>
-              </m:e>
-            </m:acc>
-          </m:e>
-          <m:sub>
-            <m:r>
-              <m:t>k</m:t>
-            </m:r>
-          </m:sub>
-        </m:sSub>
-      </m:oMath>
-      <w:ins w:id="366" w:author="PR Preview" w:date="2026-01-01T00:00:00Z">
-        <w:r>
-          <w:t xml:space="preserve"> </w:t>
-        </w:r>
-      </w:ins>
-      <w:ins w:id="367" w:author="PR Preview" w:date="2026-01-01T00:00:00Z">
-        <w:r>
-          <w:t xml:space="preserve">by</w:t>
-        </w:r>
-      </w:ins>
-      <w:ins w:id="368" w:author="PR Preview" w:date="2026-01-01T00:00:00Z">
-        <w:r>
-          <w:t xml:space="preserve"> </w:t>
-        </w:r>
-      </w:ins>
-      <m:oMath>
-        <m:r>
-          <m:rPr>
-            <m:sty m:val="p"/>
-          </m:rPr>
-          <m:t>ln</m:t>
-        </m:r>
-        <m:r>
-          <m:t>​</m:t>
-        </m:r>
-        <m:d>
-          <m:dPr>
-            <m:begChr m:val="("/>
-            <m:sepChr m:val=""/>
-            <m:endChr m:val=")"/>
-            <m:grow/>
-          </m:dPr>
-          <m:e>
-            <m:sSub>
-              <m:e>
-                <m:r>
-                  <m:t>s</m:t>
-                </m:r>
-              </m:e>
-              <m:sub>
-                <m:r>
-                  <m:t>k</m:t>
-                </m:r>
-              </m:sub>
-            </m:sSub>
-            <m:r>
-              <m:rPr>
-                <m:sty m:val="p"/>
-              </m:rPr>
-              <m:t>/</m:t>
-            </m:r>
-            <m:r>
-              <m:t>​</m:t>
-            </m:r>
-            <m:d>
-              <m:dPr>
-                <m:begChr m:val="("/>
-                <m:sepChr m:val=""/>
-                <m:endChr m:val=")"/>
-                <m:grow/>
-              </m:dPr>
-              <m:e>
-                <m:sSub>
-                  <m:e>
-                    <m:r>
-                      <m:t>m</m:t>
-                    </m:r>
-                  </m:e>
-                  <m:sub>
-                    <m:r>
-                      <m:t>k</m:t>
-                    </m:r>
-                  </m:sub>
-                </m:sSub>
-                <m:sSub>
-                  <m:e>
-                    <m:acc>
-                      <m:accPr>
-                        <m:chr m:val="̂"/>
-                      </m:accPr>
-                      <m:e>
-                        <m:r>
-                          <m:t>π</m:t>
-                        </m:r>
-                      </m:e>
-                    </m:acc>
-                  </m:e>
-                  <m:sub>
-                    <m:r>
-                      <m:t>k</m:t>
-                    </m:r>
-                  </m:sub>
-                </m:sSub>
-              </m:e>
-            </m:d>
-            <m:r>
-              <m:t>​</m:t>
-            </m:r>
-          </m:e>
-        </m:d>
-        <m:r>
-          <m:t>​</m:t>
-        </m:r>
-      </m:oMath>
-      <w:ins w:id="369" w:author="PR Preview" w:date="2026-01-01T00:00:00Z">
-        <w:r>
-          <w:t xml:space="preserve">, and likewise for the non-events.</w:t>
-        </w:r>
-      </w:ins>
-      <w:ins w:id="370" w:author="PR Preview" w:date="2026-01-01T00:00:00Z">
-        <w:r>
-          <w:t xml:space="preserve"> </w:t>
-        </w:r>
-      </w:ins>
-      <w:ins w:id="371" w:author="PR Preview" w:date="2026-01-01T00:00:00Z">
-        <w:r>
-          <w:t xml:space="preserve">Multiplying by</w:t>
-        </w:r>
-      </w:ins>
-      <w:ins w:id="372" w:author="PR Preview" w:date="2026-01-01T00:00:00Z">
-        <w:r>
-          <w:t xml:space="preserve"> </w:t>
-        </w:r>
-      </w:ins>
-      <m:oMath>
-        <m:r>
-          <m:t>2</m:t>
-        </m:r>
-      </m:oMath>
-      <w:ins w:id="373" w:author="PR Preview" w:date="2026-01-01T00:00:00Z">
-        <w:r>
-          <w:t xml:space="preserve">, as</w:t>
-        </w:r>
-      </w:ins>
-      <w:ins w:id="374" w:author="PR Preview" w:date="2026-01-01T00:00:00Z">
-        <w:r>
-          <w:t xml:space="preserve"> </w:t>
-        </w:r>
-      </w:ins>
-      <w:hyperlink w:anchor="eq-saturated-deviance">
-        <w:ins w:id="375" w:author="PR Preview" w:date="2026-01-01T00:00:00Z">
-          <w:r>
-            <w:rPr>
-              <w:rStyle w:val="Hyperlink"/>
-            </w:rPr>
-            <w:t xml:space="preserve">Equation 5</w:t>
-          </w:r>
-        </w:ins>
-      </w:hyperlink>
-      <w:ins w:id="376" w:author="PR Preview" w:date="2026-01-01T00:00:00Z">
-        <w:r>
-          <w:t xml:space="preserve"> </w:t>
-        </w:r>
-      </w:ins>
-      <w:ins w:id="377" w:author="PR Preview" w:date="2026-01-01T00:00:00Z">
-        <w:r>
-          <w:t xml:space="preserve">does, gives</w:t>
-        </w:r>
-      </w:ins>
-      <w:ins w:id="378" w:author="PR Preview" w:date="2026-01-01T00:00:00Z">
-        <w:r>
-          <w:t xml:space="preserve"> </w:t>
-        </w:r>
-      </w:ins>
-      <w:hyperlink w:anchor="eq-saturated-deviance-grouped">
-        <w:ins w:id="379" w:author="PR Preview" w:date="2026-01-01T00:00:00Z">
-          <w:r>
-            <w:rPr>
-              <w:rStyle w:val="Hyperlink"/>
-            </w:rPr>
-            <w:t xml:space="preserve">Equation 6</w:t>
-          </w:r>
-        </w:ins>
-      </w:hyperlink>
-      <w:ins w:id="380" w:author="PR Preview" w:date="2026-01-01T00:00:00Z">
-        <w:r>
-          <w:t xml:space="preserve">.</w:t>
-        </w:r>
-      </w:ins>
-      <w:ins w:id="381" w:author="PR Preview" w:date="2026-01-01T00:00:00Z">
-        <w:r>
-          <w:t xml:space="preserve"> </w:t>
-        </w:r>
-      </w:ins>
-      <w:ins w:id="382" w:author="PR Preview" w:date="2026-01-01T00:00:00Z">
-        <w:r>
-          <w:t xml:space="preserve">A count of</w:t>
-        </w:r>
-      </w:ins>
-      <w:ins w:id="383" w:author="PR Preview" w:date="2026-01-01T00:00:00Z">
-        <w:r>
-          <w:t xml:space="preserve"> </w:t>
-        </w:r>
-      </w:ins>
-      <m:oMath>
-        <m:r>
-          <m:t>0</m:t>
-        </m:r>
-      </m:oMath>
-      <w:ins w:id="384" w:author="PR Preview" w:date="2026-01-01T00:00:00Z">
-        <w:r>
-          <w:t xml:space="preserve"> </w:t>
-        </w:r>
-      </w:ins>
-      <w:ins w:id="385" w:author="PR Preview" w:date="2026-01-01T00:00:00Z">
-        <w:r>
-          <w:t xml:space="preserve">times</w:t>
-        </w:r>
-      </w:ins>
-      <w:ins w:id="386" w:author="PR Preview" w:date="2026-01-01T00:00:00Z">
-        <w:r>
-          <w:t xml:space="preserve"> </w:t>
-        </w:r>
-      </w:ins>
-      <m:oMath>
-        <m:r>
-          <m:rPr>
-            <m:sty m:val="p"/>
-          </m:rPr>
-          <m:t>ln</m:t>
-        </m:r>
-        <m:r>
-          <m:t>0</m:t>
-        </m:r>
-      </m:oMath>
-      <w:ins w:id="387" w:author="PR Preview" w:date="2026-01-01T00:00:00Z">
-        <w:r>
-          <w:t xml:space="preserve"> </w:t>
-        </w:r>
-      </w:ins>
-      <w:ins w:id="388" w:author="PR Preview" w:date="2026-01-01T00:00:00Z">
-        <w:r>
-          <w:t xml:space="preserve">is taken as</w:t>
-        </w:r>
-      </w:ins>
-      <w:ins w:id="389" w:author="PR Preview" w:date="2026-01-01T00:00:00Z">
-        <w:r>
-          <w:t xml:space="preserve"> </w:t>
-        </w:r>
-      </w:ins>
-      <m:oMath>
-        <m:r>
-          <m:t>0</m:t>
-        </m:r>
-      </m:oMath>
-      <w:ins w:id="390" w:author="PR Preview" w:date="2026-01-01T00:00:00Z">
-        <w:r>
-          <w:t xml:space="preserve">, its limit.</w:t>
-        </w:r>
-      </w:ins>
+      <w:r>
+        <w:t xml:space="preserve">, its limit.</w:t>
+      </w:r>
     </w:p>
     <w:tbl>
       <w:tblPr>
@@ -12273,49 +7879,134 @@
       <w:pPr>
         <w:pStyle w:val="FirstParagraph"/>
       </w:pPr>
-      <w:del w:id="391" w:author="PR Preview" w:date="2026-01-01T00:00:00Z">
+      <w:r>
+        <w:rPr>
+          <w:i/>
+          <w:iCs/>
+        </w:rPr>
+        <w:t xml:space="preserve">Proof</w:t>
+      </w:r>
+      <w:r>
+        <w:t xml:space="preserve">. </w:t>
+      </w:r>
+      <w:hyperlink w:anchor="def-deviance">
         <w:r>
           <w:rPr>
-            <w:i/>
-            <w:iCs/>
+            <w:rStyle w:val="Hyperlink"/>
           </w:rPr>
-          <w:delText xml:space="preserve">Proof</w:delText>
+          <w:t xml:space="preserve">Definition 2</w:t>
         </w:r>
-      </w:del>
-      <w:del w:id="392" w:author="PR Preview" w:date="2026-01-01T00:00:00Z">
+      </w:hyperlink>
+      <w:r>
+        <w:t xml:space="preserve"> </w:t>
+      </w:r>
+      <w:r>
+        <w:t xml:space="preserve">gives</w:t>
+      </w:r>
+      <w:r>
+        <w:t xml:space="preserve"> </w:t>
+      </w:r>
+      <w:r>
+        <w:t xml:space="preserve">$D= -2 \ell\mathopen{}\left(\hat{\mathord{\smash[b]{\underset{\raise.3ex\hbox{$\scriptstyle\sim$}}{\beta}}\vphantom{\beta}}}\right)\mathclose{}$</w:t>
+      </w:r>
+      <w:r>
+        <w:t xml:space="preserve">.</w:t>
+      </w:r>
+      <w:r>
+        <w:t xml:space="preserve"> </w:t>
+      </w:r>
+      <w:r>
+        <w:t xml:space="preserve">Distributing the</w:t>
+      </w:r>
+      <w:r>
+        <w:t xml:space="preserve"> </w:t>
+      </w:r>
+      <m:oMath>
+        <m:r>
+          <m:t>2</m:t>
+        </m:r>
+      </m:oMath>
+      <w:r>
+        <w:t xml:space="preserve"> </w:t>
+      </w:r>
+      <w:r>
+        <w:t xml:space="preserve">in</w:t>
+      </w:r>
+      <w:r>
+        <w:t xml:space="preserve"> </w:t>
+      </w:r>
+      <w:hyperlink w:anchor="eq-saturated-deviance">
         <w:r>
-          <w:delText xml:space="preserve">. </w:delText>
+          <w:rPr>
+            <w:rStyle w:val="Hyperlink"/>
+          </w:rPr>
+          <w:t xml:space="preserve">Equation 5</w:t>
         </w:r>
-      </w:del>
-      <w:hyperlink w:anchor="def-deviance">
-        <w:del w:id="393" w:author="PR Preview" w:date="2026-01-01T00:00:00Z">
-          <w:r>
-            <w:rPr>
-              <w:rStyle w:val="Hyperlink"/>
-            </w:rPr>
-            <w:delText xml:space="preserve">Definition 2</w:delText>
-          </w:r>
-        </w:del>
       </w:hyperlink>
-      <w:del w:id="394" w:author="PR Preview" w:date="2026-01-01T00:00:00Z">
-        <w:r>
-          <w:delText xml:space="preserve"> </w:delText>
-        </w:r>
-      </w:del>
-      <w:del w:id="395" w:author="PR Preview" w:date="2026-01-01T00:00:00Z">
-        <w:r>
-          <w:delText xml:space="preserve">gives</w:delText>
-        </w:r>
-      </w:del>
-      <w:del w:id="396" w:author="PR Preview" w:date="2026-01-01T00:00:00Z">
-        <w:r>
-          <w:delText xml:space="preserve"> </w:delText>
-        </w:r>
-      </w:del>
+      <w:r>
+        <w:t xml:space="preserve"> </w:t>
+      </w:r>
+      <w:r>
+        <w:t xml:space="preserve">gives</w:t>
+      </w:r>
+      <w:r>
+        <w:t xml:space="preserve"> </w:t>
+      </w:r>
+      <w:r>
+        <w:t xml:space="preserve">$D_{\mathrm{sat}}= 2 \ell_{\mathrm{sat}}- 2 \ell\mathopen{}\left(\hat{\mathord{\smash[b]{\underset{\raise.3ex\hbox{$\scriptstyle\sim$}}{\beta}}\vphantom{\beta}}}\right)\mathclose{}$</w:t>
+      </w:r>
+      <w:r>
+        <w:t xml:space="preserve">.</w:t>
+      </w:r>
+      <w:r>
+        <w:t xml:space="preserve"> </w:t>
+      </w:r>
+      <w:r>
+        <w:t xml:space="preserve">Substituting</w:t>
+      </w:r>
+      <w:r>
+        <w:t xml:space="preserve"> </w:t>
+      </w:r>
+      <w:r>
+        <w:t xml:space="preserve">$D= -2 \ell\mathopen{}\left(\hat{\mathord{\smash[b]{\underset{\raise.3ex\hbox{$\scriptstyle\sim$}}{\beta}}\vphantom{\beta}}}\right)\mathclose{}$</w:t>
+      </w:r>
+      <w:r>
+        <w:t xml:space="preserve"> </w:t>
+      </w:r>
+      <w:r>
+        <w:t xml:space="preserve">into this expression gives</w:t>
+      </w:r>
+      <w:r>
+        <w:t xml:space="preserve"> </w:t>
+      </w:r>
       <m:oMath>
-        <m:r>
-          <m:t>D</m:t>
-        </m:r>
+        <m:sSub>
+          <m:e>
+            <m:r>
+              <m:t>D</m:t>
+            </m:r>
+          </m:e>
+          <m:sub>
+            <m:r>
+              <m:rPr>
+                <m:sty m:val="p"/>
+              </m:rPr>
+              <m:t>s</m:t>
+            </m:r>
+            <m:r>
+              <m:rPr>
+                <m:sty m:val="p"/>
+              </m:rPr>
+              <m:t>a</m:t>
+            </m:r>
+            <m:r>
+              <m:rPr>
+                <m:sty m:val="p"/>
+              </m:rPr>
+              <m:t>t</m:t>
+            </m:r>
+          </m:sub>
+        </m:sSub>
         <m:r>
           <m:rPr>
             <m:sty m:val="p"/>
@@ -12323,126 +8014,12 @@
           <m:t>=</m:t>
         </m:r>
         <m:r>
-          <m:rPr>
-            <m:sty m:val="p"/>
-          </m:rPr>
-          <m:t>−</m:t>
-        </m:r>
-        <m:r>
           <m:t>2</m:t>
         </m:r>
-        <m:r>
-          <m:t>ℓ</m:t>
-        </m:r>
-        <m:r>
-          <m:t>​</m:t>
-        </m:r>
-        <m:d>
-          <m:dPr>
-            <m:begChr m:val="("/>
-            <m:sepChr m:val=""/>
-            <m:endChr m:val=")"/>
-            <m:grow/>
-          </m:dPr>
-          <m:e>
-            <m:acc>
-              <m:accPr>
-                <m:chr m:val="̂"/>
-              </m:accPr>
-              <m:e>
-                <m:limLow>
-                  <m:e>
-                    <m:r>
-                      <m:t>β</m:t>
-                    </m:r>
-                  </m:e>
-                  <m:lim>
-                    <m:r>
-                      <m:rPr>
-                        <m:sty m:val="p"/>
-                      </m:rPr>
-                      <m:t>∼</m:t>
-                    </m:r>
-                  </m:lim>
-                </m:limLow>
-              </m:e>
-            </m:acc>
-          </m:e>
-        </m:d>
-        <m:r>
-          <m:t>​</m:t>
-        </m:r>
-      </m:oMath>
-      <w:del w:id="397" w:author="PR Preview" w:date="2026-01-01T00:00:00Z">
-        <w:r>
-          <w:delText xml:space="preserve">.</w:delText>
-        </w:r>
-      </w:del>
-      <w:del w:id="398" w:author="PR Preview" w:date="2026-01-01T00:00:00Z">
-        <w:r>
-          <w:delText xml:space="preserve"> </w:delText>
-        </w:r>
-      </w:del>
-      <w:del w:id="399" w:author="PR Preview" w:date="2026-01-01T00:00:00Z">
-        <w:r>
-          <w:delText xml:space="preserve">Distributing the</w:delText>
-        </w:r>
-      </w:del>
-      <w:del w:id="400" w:author="PR Preview" w:date="2026-01-01T00:00:00Z">
-        <w:r>
-          <w:delText xml:space="preserve"> </w:delText>
-        </w:r>
-      </w:del>
-      <m:oMath>
-        <m:r>
-          <m:t>2</m:t>
-        </m:r>
-      </m:oMath>
-      <w:del w:id="401" w:author="PR Preview" w:date="2026-01-01T00:00:00Z">
-        <w:r>
-          <w:delText xml:space="preserve"> </w:delText>
-        </w:r>
-      </w:del>
-      <w:del w:id="402" w:author="PR Preview" w:date="2026-01-01T00:00:00Z">
-        <w:r>
-          <w:delText xml:space="preserve">in</w:delText>
-        </w:r>
-      </w:del>
-      <w:del w:id="403" w:author="PR Preview" w:date="2026-01-01T00:00:00Z">
-        <w:r>
-          <w:delText xml:space="preserve"> </w:delText>
-        </w:r>
-      </w:del>
-      <w:hyperlink w:anchor="eq-saturated-deviance">
-        <w:del w:id="404" w:author="PR Preview" w:date="2026-01-01T00:00:00Z">
-          <w:r>
-            <w:rPr>
-              <w:rStyle w:val="Hyperlink"/>
-            </w:rPr>
-            <w:delText xml:space="preserve">Equation 5</w:delText>
-          </w:r>
-        </w:del>
-      </w:hyperlink>
-      <w:del w:id="405" w:author="PR Preview" w:date="2026-01-01T00:00:00Z">
-        <w:r>
-          <w:delText xml:space="preserve"> </w:delText>
-        </w:r>
-      </w:del>
-      <w:del w:id="406" w:author="PR Preview" w:date="2026-01-01T00:00:00Z">
-        <w:r>
-          <w:delText xml:space="preserve">gives</w:delText>
-        </w:r>
-      </w:del>
-      <w:del w:id="407" w:author="PR Preview" w:date="2026-01-01T00:00:00Z">
-        <w:r>
-          <w:delText xml:space="preserve"> </w:delText>
-        </w:r>
-      </w:del>
-      <m:oMath>
         <m:sSub>
           <m:e>
             <m:r>
-              <m:t>D</m:t>
+              <m:t>ℓ</m:t>
             </m:r>
           </m:e>
           <m:sub>
@@ -12470,8 +8047,25 @@
           <m:rPr>
             <m:sty m:val="p"/>
           </m:rPr>
-          <m:t>=</m:t>
-        </m:r>
+          <m:t>+</m:t>
+        </m:r>
+        <m:r>
+          <m:t>D</m:t>
+        </m:r>
+      </m:oMath>
+      <w:r>
+        <w:t xml:space="preserve">.</w:t>
+      </w:r>
+      <w:r>
+        <w:t xml:space="preserve"> </w:t>
+      </w:r>
+      <w:r>
+        <w:t xml:space="preserve">Subtracting</w:t>
+      </w:r>
+      <w:r>
+        <w:t xml:space="preserve"> </w:t>
+      </w:r>
+      <m:oMath>
         <m:r>
           <m:t>2</m:t>
         </m:r>
@@ -12502,584 +8096,13 @@
             </m:r>
           </m:sub>
         </m:sSub>
-        <m:r>
-          <m:rPr>
-            <m:sty m:val="p"/>
-          </m:rPr>
-          <m:t>−</m:t>
-        </m:r>
-        <m:r>
-          <m:t>2</m:t>
-        </m:r>
-        <m:r>
-          <m:t>ℓ</m:t>
-        </m:r>
-        <m:r>
-          <m:t>​</m:t>
-        </m:r>
-        <m:d>
-          <m:dPr>
-            <m:begChr m:val="("/>
-            <m:sepChr m:val=""/>
-            <m:endChr m:val=")"/>
-            <m:grow/>
-          </m:dPr>
-          <m:e>
-            <m:acc>
-              <m:accPr>
-                <m:chr m:val="̂"/>
-              </m:accPr>
-              <m:e>
-                <m:limLow>
-                  <m:e>
-                    <m:r>
-                      <m:t>β</m:t>
-                    </m:r>
-                  </m:e>
-                  <m:lim>
-                    <m:r>
-                      <m:rPr>
-                        <m:sty m:val="p"/>
-                      </m:rPr>
-                      <m:t>∼</m:t>
-                    </m:r>
-                  </m:lim>
-                </m:limLow>
-              </m:e>
-            </m:acc>
-          </m:e>
-        </m:d>
-        <m:r>
-          <m:t>​</m:t>
-        </m:r>
       </m:oMath>
-      <w:del w:id="408" w:author="PR Preview" w:date="2026-01-01T00:00:00Z">
-        <w:r>
-          <w:delText xml:space="preserve">.</w:delText>
-        </w:r>
-      </w:del>
-      <w:del w:id="409" w:author="PR Preview" w:date="2026-01-01T00:00:00Z">
-        <w:r>
-          <w:delText xml:space="preserve"> </w:delText>
-        </w:r>
-      </w:del>
-      <w:del w:id="410" w:author="PR Preview" w:date="2026-01-01T00:00:00Z">
-        <w:r>
-          <w:delText xml:space="preserve">Substituting</w:delText>
-        </w:r>
-      </w:del>
-      <w:del w:id="411" w:author="PR Preview" w:date="2026-01-01T00:00:00Z">
-        <w:r>
-          <w:delText xml:space="preserve"> </w:delText>
-        </w:r>
-      </w:del>
-      <m:oMath>
-        <m:r>
-          <m:t>D</m:t>
-        </m:r>
-        <m:r>
-          <m:rPr>
-            <m:sty m:val="p"/>
-          </m:rPr>
-          <m:t>=</m:t>
-        </m:r>
-        <m:r>
-          <m:rPr>
-            <m:sty m:val="p"/>
-          </m:rPr>
-          <m:t>−</m:t>
-        </m:r>
-        <m:r>
-          <m:t>2</m:t>
-        </m:r>
-        <m:r>
-          <m:t>ℓ</m:t>
-        </m:r>
-        <m:r>
-          <m:t>​</m:t>
-        </m:r>
-        <m:d>
-          <m:dPr>
-            <m:begChr m:val="("/>
-            <m:sepChr m:val=""/>
-            <m:endChr m:val=")"/>
-            <m:grow/>
-          </m:dPr>
-          <m:e>
-            <m:acc>
-              <m:accPr>
-                <m:chr m:val="̂"/>
-              </m:accPr>
-              <m:e>
-                <m:limLow>
-                  <m:e>
-                    <m:r>
-                      <m:t>β</m:t>
-                    </m:r>
-                  </m:e>
-                  <m:lim>
-                    <m:r>
-                      <m:rPr>
-                        <m:sty m:val="p"/>
-                      </m:rPr>
-                      <m:t>∼</m:t>
-                    </m:r>
-                  </m:lim>
-                </m:limLow>
-              </m:e>
-            </m:acc>
-          </m:e>
-        </m:d>
-        <m:r>
-          <m:t>​</m:t>
-        </m:r>
-      </m:oMath>
-      <w:del w:id="412" w:author="PR Preview" w:date="2026-01-01T00:00:00Z">
-        <w:r>
-          <w:delText xml:space="preserve"> </w:delText>
-        </w:r>
-      </w:del>
-      <w:del w:id="413" w:author="PR Preview" w:date="2026-01-01T00:00:00Z">
-        <w:r>
-          <w:delText xml:space="preserve">into this expression gives</w:delText>
-        </w:r>
-      </w:del>
-      <w:del w:id="414" w:author="PR Preview" w:date="2026-01-01T00:00:00Z">
-        <w:r>
-          <w:delText xml:space="preserve"> </w:delText>
-        </w:r>
-      </w:del>
-      <m:oMath>
-        <m:sSub>
-          <m:e>
-            <m:r>
-              <m:t>D</m:t>
-            </m:r>
-          </m:e>
-          <m:sub>
-            <m:r>
-              <m:rPr>
-                <m:sty m:val="p"/>
-              </m:rPr>
-              <m:t>s</m:t>
-            </m:r>
-            <m:r>
-              <m:rPr>
-                <m:sty m:val="p"/>
-              </m:rPr>
-              <m:t>a</m:t>
-            </m:r>
-            <m:r>
-              <m:rPr>
-                <m:sty m:val="p"/>
-              </m:rPr>
-              <m:t>t</m:t>
-            </m:r>
-          </m:sub>
-        </m:sSub>
-        <m:r>
-          <m:rPr>
-            <m:sty m:val="p"/>
-          </m:rPr>
-          <m:t>=</m:t>
-        </m:r>
-        <m:r>
-          <m:t>2</m:t>
-        </m:r>
-        <m:sSub>
-          <m:e>
-            <m:r>
-              <m:t>ℓ</m:t>
-            </m:r>
-          </m:e>
-          <m:sub>
-            <m:r>
-              <m:rPr>
-                <m:sty m:val="p"/>
-              </m:rPr>
-              <m:t>s</m:t>
-            </m:r>
-            <m:r>
-              <m:rPr>
-                <m:sty m:val="p"/>
-              </m:rPr>
-              <m:t>a</m:t>
-            </m:r>
-            <m:r>
-              <m:rPr>
-                <m:sty m:val="p"/>
-              </m:rPr>
-              <m:t>t</m:t>
-            </m:r>
-          </m:sub>
-        </m:sSub>
-        <m:r>
-          <m:rPr>
-            <m:sty m:val="p"/>
-          </m:rPr>
-          <m:t>+</m:t>
-        </m:r>
-        <m:r>
-          <m:t>D</m:t>
-        </m:r>
-      </m:oMath>
-      <w:del w:id="415" w:author="PR Preview" w:date="2026-01-01T00:00:00Z">
-        <w:r>
-          <w:delText xml:space="preserve">.</w:delText>
-        </w:r>
-      </w:del>
-      <w:del w:id="416" w:author="PR Preview" w:date="2026-01-01T00:00:00Z">
-        <w:r>
-          <w:delText xml:space="preserve"> </w:delText>
-        </w:r>
-      </w:del>
-      <w:del w:id="417" w:author="PR Preview" w:date="2026-01-01T00:00:00Z">
-        <w:r>
-          <w:delText xml:space="preserve">Subtracting</w:delText>
-        </w:r>
-      </w:del>
-      <w:del w:id="418" w:author="PR Preview" w:date="2026-01-01T00:00:00Z">
-        <w:r>
-          <w:delText xml:space="preserve"> </w:delText>
-        </w:r>
-      </w:del>
-      <m:oMath>
-        <m:r>
-          <m:t>2</m:t>
-        </m:r>
-        <m:sSub>
-          <m:e>
-            <m:r>
-              <m:t>ℓ</m:t>
-            </m:r>
-          </m:e>
-          <m:sub>
-            <m:r>
-              <m:rPr>
-                <m:sty m:val="p"/>
-              </m:rPr>
-              <m:t>s</m:t>
-            </m:r>
-            <m:r>
-              <m:rPr>
-                <m:sty m:val="p"/>
-              </m:rPr>
-              <m:t>a</m:t>
-            </m:r>
-            <m:r>
-              <m:rPr>
-                <m:sty m:val="p"/>
-              </m:rPr>
-              <m:t>t</m:t>
-            </m:r>
-          </m:sub>
-        </m:sSub>
-      </m:oMath>
-      <w:del w:id="419" w:author="PR Preview" w:date="2026-01-01T00:00:00Z">
-        <w:r>
-          <w:delText xml:space="preserve"> </w:delText>
-        </w:r>
-      </w:del>
-      <w:del w:id="420" w:author="PR Preview" w:date="2026-01-01T00:00:00Z">
-        <w:r>
-          <w:delText xml:space="preserve">from both sides gives the claim.</w:delText>
-        </w:r>
-      </w:del>
-    </w:p>
-    <w:p>
-      <w:pPr>
-        <w:pStyle w:val="FirstParagraph"/>
-      </w:pPr>
-      <w:ins w:id="421" w:author="PR Preview" w:date="2026-01-01T00:00:00Z">
-        <w:r>
-          <w:rPr>
-            <w:i/>
-            <w:iCs/>
-          </w:rPr>
-          <w:t xml:space="preserve">Proof</w:t>
-        </w:r>
-      </w:ins>
-      <w:ins w:id="422" w:author="PR Preview" w:date="2026-01-01T00:00:00Z">
-        <w:r>
-          <w:t xml:space="preserve">. </w:t>
-        </w:r>
-      </w:ins>
-      <w:hyperlink w:anchor="def-deviance">
-        <w:ins w:id="423" w:author="PR Preview" w:date="2026-01-01T00:00:00Z">
-          <w:r>
-            <w:rPr>
-              <w:rStyle w:val="Hyperlink"/>
-            </w:rPr>
-            <w:t xml:space="preserve">Definition 2</w:t>
-          </w:r>
-        </w:ins>
-      </w:hyperlink>
-      <w:ins w:id="424" w:author="PR Preview" w:date="2026-01-01T00:00:00Z">
-        <w:r>
-          <w:t xml:space="preserve"> </w:t>
-        </w:r>
-      </w:ins>
-      <w:ins w:id="425" w:author="PR Preview" w:date="2026-01-01T00:00:00Z">
-        <w:r>
-          <w:t xml:space="preserve">gives</w:t>
-        </w:r>
-      </w:ins>
-      <w:ins w:id="426" w:author="PR Preview" w:date="2026-01-01T00:00:00Z">
-        <w:r>
-          <w:t xml:space="preserve"> </w:t>
-        </w:r>
-      </w:ins>
-      <w:ins w:id="427" w:author="PR Preview" w:date="2026-01-01T00:00:00Z">
-        <w:r>
-          <w:t xml:space="preserve">$D= -2 \ell\mathopen{}\left(\hat{\mathord{\smash[b]{\underset{\raise.3ex\hbox{$\scriptstyle\sim$}}{\beta}}\vphantom{\beta}}}\right)\mathclose{}$</w:t>
-        </w:r>
-      </w:ins>
-      <w:ins w:id="428" w:author="PR Preview" w:date="2026-01-01T00:00:00Z">
-        <w:r>
-          <w:t xml:space="preserve">.</w:t>
-        </w:r>
-      </w:ins>
-      <w:ins w:id="429" w:author="PR Preview" w:date="2026-01-01T00:00:00Z">
-        <w:r>
-          <w:t xml:space="preserve"> </w:t>
-        </w:r>
-      </w:ins>
-      <w:ins w:id="430" w:author="PR Preview" w:date="2026-01-01T00:00:00Z">
-        <w:r>
-          <w:t xml:space="preserve">Distributing the</w:t>
-        </w:r>
-      </w:ins>
-      <w:ins w:id="431" w:author="PR Preview" w:date="2026-01-01T00:00:00Z">
-        <w:r>
-          <w:t xml:space="preserve"> </w:t>
-        </w:r>
-      </w:ins>
-      <m:oMath>
-        <m:r>
-          <m:t>2</m:t>
-        </m:r>
-      </m:oMath>
-      <w:ins w:id="432" w:author="PR Preview" w:date="2026-01-01T00:00:00Z">
-        <w:r>
-          <w:t xml:space="preserve"> </w:t>
-        </w:r>
-      </w:ins>
-      <w:ins w:id="433" w:author="PR Preview" w:date="2026-01-01T00:00:00Z">
-        <w:r>
-          <w:t xml:space="preserve">in</w:t>
-        </w:r>
-      </w:ins>
-      <w:ins w:id="434" w:author="PR Preview" w:date="2026-01-01T00:00:00Z">
-        <w:r>
-          <w:t xml:space="preserve"> </w:t>
-        </w:r>
-      </w:ins>
-      <w:hyperlink w:anchor="eq-saturated-deviance">
-        <w:ins w:id="435" w:author="PR Preview" w:date="2026-01-01T00:00:00Z">
-          <w:r>
-            <w:rPr>
-              <w:rStyle w:val="Hyperlink"/>
-            </w:rPr>
-            <w:t xml:space="preserve">Equation 5</w:t>
-          </w:r>
-        </w:ins>
-      </w:hyperlink>
-      <w:ins w:id="436" w:author="PR Preview" w:date="2026-01-01T00:00:00Z">
-        <w:r>
-          <w:t xml:space="preserve"> </w:t>
-        </w:r>
-      </w:ins>
-      <w:ins w:id="437" w:author="PR Preview" w:date="2026-01-01T00:00:00Z">
-        <w:r>
-          <w:t xml:space="preserve">gives</w:t>
-        </w:r>
-      </w:ins>
-      <w:ins w:id="438" w:author="PR Preview" w:date="2026-01-01T00:00:00Z">
-        <w:r>
-          <w:t xml:space="preserve"> </w:t>
-        </w:r>
-      </w:ins>
-      <w:ins w:id="439" w:author="PR Preview" w:date="2026-01-01T00:00:00Z">
-        <w:r>
-          <w:t xml:space="preserve">$D_{\mathrm{sat}}= 2 \ell_{\mathrm{sat}}- 2 \ell\mathopen{}\left(\hat{\mathord{\smash[b]{\underset{\raise.3ex\hbox{$\scriptstyle\sim$}}{\beta}}\vphantom{\beta}}}\right)\mathclose{}$</w:t>
-        </w:r>
-      </w:ins>
-      <w:ins w:id="440" w:author="PR Preview" w:date="2026-01-01T00:00:00Z">
-        <w:r>
-          <w:t xml:space="preserve">.</w:t>
-        </w:r>
-      </w:ins>
-      <w:ins w:id="441" w:author="PR Preview" w:date="2026-01-01T00:00:00Z">
-        <w:r>
-          <w:t xml:space="preserve"> </w:t>
-        </w:r>
-      </w:ins>
-      <w:ins w:id="442" w:author="PR Preview" w:date="2026-01-01T00:00:00Z">
-        <w:r>
-          <w:t xml:space="preserve">Substituting</w:t>
-        </w:r>
-      </w:ins>
-      <w:ins w:id="443" w:author="PR Preview" w:date="2026-01-01T00:00:00Z">
-        <w:r>
-          <w:t xml:space="preserve"> </w:t>
-        </w:r>
-      </w:ins>
-      <w:ins w:id="444" w:author="PR Preview" w:date="2026-01-01T00:00:00Z">
-        <w:r>
-          <w:t xml:space="preserve">$D= -2 \ell\mathopen{}\left(\hat{\mathord{\smash[b]{\underset{\raise.3ex\hbox{$\scriptstyle\sim$}}{\beta}}\vphantom{\beta}}}\right)\mathclose{}$</w:t>
-        </w:r>
-      </w:ins>
-      <w:ins w:id="445" w:author="PR Preview" w:date="2026-01-01T00:00:00Z">
-        <w:r>
-          <w:t xml:space="preserve"> </w:t>
-        </w:r>
-      </w:ins>
-      <w:ins w:id="446" w:author="PR Preview" w:date="2026-01-01T00:00:00Z">
-        <w:r>
-          <w:t xml:space="preserve">into this expression gives</w:t>
-        </w:r>
-      </w:ins>
-      <w:ins w:id="447" w:author="PR Preview" w:date="2026-01-01T00:00:00Z">
-        <w:r>
-          <w:t xml:space="preserve"> </w:t>
-        </w:r>
-      </w:ins>
-      <m:oMath>
-        <m:sSub>
-          <m:e>
-            <m:r>
-              <m:t>D</m:t>
-            </m:r>
-          </m:e>
-          <m:sub>
-            <m:r>
-              <m:rPr>
-                <m:sty m:val="p"/>
-              </m:rPr>
-              <m:t>s</m:t>
-            </m:r>
-            <m:r>
-              <m:rPr>
-                <m:sty m:val="p"/>
-              </m:rPr>
-              <m:t>a</m:t>
-            </m:r>
-            <m:r>
-              <m:rPr>
-                <m:sty m:val="p"/>
-              </m:rPr>
-              <m:t>t</m:t>
-            </m:r>
-          </m:sub>
-        </m:sSub>
-        <m:r>
-          <m:rPr>
-            <m:sty m:val="p"/>
-          </m:rPr>
-          <m:t>=</m:t>
-        </m:r>
-        <m:r>
-          <m:t>2</m:t>
-        </m:r>
-        <m:sSub>
-          <m:e>
-            <m:r>
-              <m:t>ℓ</m:t>
-            </m:r>
-          </m:e>
-          <m:sub>
-            <m:r>
-              <m:rPr>
-                <m:sty m:val="p"/>
-              </m:rPr>
-              <m:t>s</m:t>
-            </m:r>
-            <m:r>
-              <m:rPr>
-                <m:sty m:val="p"/>
-              </m:rPr>
-              <m:t>a</m:t>
-            </m:r>
-            <m:r>
-              <m:rPr>
-                <m:sty m:val="p"/>
-              </m:rPr>
-              <m:t>t</m:t>
-            </m:r>
-          </m:sub>
-        </m:sSub>
-        <m:r>
-          <m:rPr>
-            <m:sty m:val="p"/>
-          </m:rPr>
-          <m:t>+</m:t>
-        </m:r>
-        <m:r>
-          <m:t>D</m:t>
-        </m:r>
-      </m:oMath>
-      <w:ins w:id="448" w:author="PR Preview" w:date="2026-01-01T00:00:00Z">
-        <w:r>
-          <w:t xml:space="preserve">.</w:t>
-        </w:r>
-      </w:ins>
-      <w:ins w:id="449" w:author="PR Preview" w:date="2026-01-01T00:00:00Z">
-        <w:r>
-          <w:t xml:space="preserve"> </w:t>
-        </w:r>
-      </w:ins>
-      <w:ins w:id="450" w:author="PR Preview" w:date="2026-01-01T00:00:00Z">
-        <w:r>
-          <w:t xml:space="preserve">Subtracting</w:t>
-        </w:r>
-      </w:ins>
-      <w:ins w:id="451" w:author="PR Preview" w:date="2026-01-01T00:00:00Z">
-        <w:r>
-          <w:t xml:space="preserve"> </w:t>
-        </w:r>
-      </w:ins>
-      <m:oMath>
-        <m:r>
-          <m:t>2</m:t>
-        </m:r>
-        <m:sSub>
-          <m:e>
-            <m:r>
-              <m:t>ℓ</m:t>
-            </m:r>
-          </m:e>
-          <m:sub>
-            <m:r>
-              <m:rPr>
-                <m:sty m:val="p"/>
-              </m:rPr>
-              <m:t>s</m:t>
-            </m:r>
-            <m:r>
-              <m:rPr>
-                <m:sty m:val="p"/>
-              </m:rPr>
-              <m:t>a</m:t>
-            </m:r>
-            <m:r>
-              <m:rPr>
-                <m:sty m:val="p"/>
-              </m:rPr>
-              <m:t>t</m:t>
-            </m:r>
-          </m:sub>
-        </m:sSub>
-      </m:oMath>
-      <w:ins w:id="452" w:author="PR Preview" w:date="2026-01-01T00:00:00Z">
-        <w:r>
-          <w:t xml:space="preserve"> </w:t>
-        </w:r>
-      </w:ins>
-      <w:ins w:id="453" w:author="PR Preview" w:date="2026-01-01T00:00:00Z">
-        <w:r>
-          <w:t xml:space="preserve">from both sides gives the claim.</w:t>
-        </w:r>
-      </w:ins>
+      <w:r>
+        <w:t xml:space="preserve"> </w:t>
+      </w:r>
+      <w:r>
+        <w:t xml:space="preserve">from both sides gives the claim.</w:t>
+      </w:r>
     </w:p>
     <w:bookmarkStart w:id="50" w:name="rem-deviance-shift"/>
     <w:p>
@@ -15092,158 +10115,85 @@
       <w:pPr>
         <w:pStyle w:val="FirstParagraph"/>
       </w:pPr>
-      <w:del w:id="454" w:author="PR Preview" w:date="2026-01-01T00:00:00Z">
+      <w:r>
+        <w:rPr>
+          <w:b/>
+          <w:bCs/>
+        </w:rPr>
+        <w:t xml:space="preserve">Theorem 4 (Approximate distribution of the fitted coefficients)</w:t>
+      </w:r>
+      <w:r>
+        <w:t xml:space="preserve"> </w:t>
+      </w:r>
+      <w:r>
+        <w:t xml:space="preserve">Suppose the outcomes follow the</w:t>
+      </w:r>
+      <w:r>
+        <w:t xml:space="preserve"> </w:t>
+      </w:r>
+      <w:hyperlink w:anchor="def-logistic-regression">
         <w:r>
           <w:rPr>
-            <w:b/>
-            <w:bCs/>
+            <w:rStyle w:val="Hyperlink"/>
           </w:rPr>
-          <w:delText xml:space="preserve">Theorem 4 (Approximate distribution of the fitted coefficients)</w:delText>
+          <w:t xml:space="preserve">logistic regression model</w:t>
         </w:r>
-      </w:del>
-      <w:del w:id="455" w:author="PR Preview" w:date="2026-01-01T00:00:00Z">
-        <w:r>
-          <w:delText xml:space="preserve"> </w:delText>
-        </w:r>
-      </w:del>
-      <w:del w:id="456" w:author="PR Preview" w:date="2026-01-01T00:00:00Z">
-        <w:r>
-          <w:delText xml:space="preserve">Suppose the outcomes follow the</w:delText>
-        </w:r>
-      </w:del>
-      <w:del w:id="457" w:author="PR Preview" w:date="2026-01-01T00:00:00Z">
-        <w:r>
-          <w:delText xml:space="preserve"> </w:delText>
-        </w:r>
-      </w:del>
-      <w:hyperlink w:anchor="def-logistic-regression">
-        <w:del w:id="458" w:author="PR Preview" w:date="2026-01-01T00:00:00Z">
-          <w:r>
-            <w:rPr>
-              <w:rStyle w:val="Hyperlink"/>
-            </w:rPr>
-            <w:delText xml:space="preserve">logistic regression model</w:delText>
-          </w:r>
-        </w:del>
       </w:hyperlink>
-      <w:del w:id="459" w:author="PR Preview" w:date="2026-01-01T00:00:00Z">
-        <w:r>
-          <w:delText xml:space="preserve">.</w:delText>
-        </w:r>
-      </w:del>
-      <w:del w:id="460" w:author="PR Preview" w:date="2026-01-01T00:00:00Z">
-        <w:r>
-          <w:delText xml:space="preserve"> </w:delText>
-        </w:r>
-      </w:del>
-      <w:del w:id="461" w:author="PR Preview" w:date="2026-01-01T00:00:00Z">
-        <w:r>
-          <w:delText xml:space="preserve">Let</w:delText>
-        </w:r>
-      </w:del>
-      <w:del w:id="462" w:author="PR Preview" w:date="2026-01-01T00:00:00Z">
-        <w:r>
-          <w:delText xml:space="preserve"> </w:delText>
-        </w:r>
-      </w:del>
+      <w:r>
+        <w:t xml:space="preserve">.</w:t>
+      </w:r>
+      <w:r>
+        <w:t xml:space="preserve"> </w:t>
+      </w:r>
+      <w:r>
+        <w:t xml:space="preserve">Let</w:t>
+      </w:r>
+      <w:r>
+        <w:t xml:space="preserve"> </w:t>
+      </w:r>
       <m:oMath>
         <m:r>
           <m:t>X</m:t>
         </m:r>
       </m:oMath>
-      <w:del w:id="463" w:author="PR Preview" w:date="2026-01-01T00:00:00Z">
-        <w:r>
-          <w:delText xml:space="preserve"> </w:delText>
-        </w:r>
-      </w:del>
-      <w:del w:id="464" w:author="PR Preview" w:date="2026-01-01T00:00:00Z">
-        <w:r>
-          <w:delText xml:space="preserve">be the matrix whose rows are</w:delText>
-        </w:r>
-      </w:del>
-      <w:del w:id="465" w:author="PR Preview" w:date="2026-01-01T00:00:00Z">
-        <w:r>
-          <w:delText xml:space="preserve"> </w:delText>
-        </w:r>
-      </w:del>
+      <w:r>
+        <w:t xml:space="preserve"> </w:t>
+      </w:r>
+      <w:r>
+        <w:t xml:space="preserve">be the matrix whose rows are</w:t>
+      </w:r>
+      <w:r>
+        <w:t xml:space="preserve"> </w:t>
+      </w:r>
+      <w:r>
+        <w:t xml:space="preserve">${\mathord{\smash[b]{\underset{\raise.3ex\hbox{$\scriptstyle\sim$}}{x}}\vphantom{x}}_i}^{\top}$</w:t>
+      </w:r>
+      <w:r>
+        <w:t xml:space="preserve">,</w:t>
+      </w:r>
+      <w:r>
+        <w:t xml:space="preserve"> </w:t>
+      </w:r>
+      <w:r>
+        <w:t xml:space="preserve">and let</w:t>
+      </w:r>
+      <w:r>
+        <w:t xml:space="preserve"> </w:t>
+      </w:r>
       <m:oMath>
-        <m:sSup>
-          <m:e>
-            <m:sSub>
-              <m:e>
-                <m:limLow>
-                  <m:e>
-                    <m:r>
-                      <m:t>x</m:t>
-                    </m:r>
-                  </m:e>
-                  <m:lim>
-                    <m:r>
-                      <m:rPr>
-                        <m:sty m:val="p"/>
-                      </m:rPr>
-                      <m:t>∼</m:t>
-                    </m:r>
-                  </m:lim>
-                </m:limLow>
-              </m:e>
-              <m:sub>
-                <m:r>
-                  <m:t>i</m:t>
-                </m:r>
-              </m:sub>
-            </m:sSub>
-          </m:e>
-          <m:sup>
-            <m:r>
-              <m:rPr>
-                <m:sty m:val="p"/>
-              </m:rPr>
-              <m:t>⊤</m:t>
-            </m:r>
-          </m:sup>
-        </m:sSup>
+        <m:r>
+          <m:t>W</m:t>
+        </m:r>
       </m:oMath>
-      <w:del w:id="466" w:author="PR Preview" w:date="2026-01-01T00:00:00Z">
-        <w:r>
-          <w:delText xml:space="preserve">,</w:delText>
-        </w:r>
-      </w:del>
-      <w:del w:id="467" w:author="PR Preview" w:date="2026-01-01T00:00:00Z">
-        <w:r>
-          <w:delText xml:space="preserve"> </w:delText>
-        </w:r>
-      </w:del>
-      <w:del w:id="468" w:author="PR Preview" w:date="2026-01-01T00:00:00Z">
-        <w:r>
-          <w:delText xml:space="preserve">and let</w:delText>
-        </w:r>
-      </w:del>
-      <w:del w:id="469" w:author="PR Preview" w:date="2026-01-01T00:00:00Z">
-        <w:r>
-          <w:delText xml:space="preserve"> </w:delText>
-        </w:r>
-      </w:del>
-      <m:oMath>
-        <m:r>
-          <m:t>W</m:t>
-        </m:r>
-      </m:oMath>
-      <w:del w:id="470" w:author="PR Preview" w:date="2026-01-01T00:00:00Z">
-        <w:r>
-          <w:delText xml:space="preserve"> </w:delText>
-        </w:r>
-      </w:del>
-      <w:del w:id="471" w:author="PR Preview" w:date="2026-01-01T00:00:00Z">
-        <w:r>
-          <w:delText xml:space="preserve">be the diagonal matrix with entries</w:delText>
-        </w:r>
-      </w:del>
-      <w:del w:id="472" w:author="PR Preview" w:date="2026-01-01T00:00:00Z">
-        <w:r>
-          <w:delText xml:space="preserve"> </w:delText>
-        </w:r>
-      </w:del>
+      <w:r>
+        <w:t xml:space="preserve"> </w:t>
+      </w:r>
+      <w:r>
+        <w:t xml:space="preserve">be the diagonal matrix with entries</w:t>
+      </w:r>
+      <w:r>
+        <w:t xml:space="preserve"> </w:t>
+      </w:r>
       <m:oMath>
         <m:sSub>
           <m:e>
@@ -15295,665 +10245,26 @@
           <m:t>​</m:t>
         </m:r>
       </m:oMath>
-      <w:del w:id="473" w:author="PR Preview" w:date="2026-01-01T00:00:00Z">
-        <w:r>
-          <w:delText xml:space="preserve">.</w:delText>
-        </w:r>
-      </w:del>
-      <w:del w:id="474" w:author="PR Preview" w:date="2026-01-01T00:00:00Z">
-        <w:r>
-          <w:delText xml:space="preserve"> </w:delText>
-        </w:r>
-      </w:del>
-      <w:del w:id="475" w:author="PR Preview" w:date="2026-01-01T00:00:00Z">
-        <w:r>
-          <w:delText xml:space="preserve">Under regularity conditions, for a large sample the fitted coefficients are approximately Gaussian,</w:delText>
-        </w:r>
-      </w:del>
+      <w:r>
+        <w:t xml:space="preserve">.</w:t>
+      </w:r>
+      <w:r>
+        <w:t xml:space="preserve"> </w:t>
+      </w:r>
+      <w:r>
+        <w:t xml:space="preserve">Under regularity conditions, for a large sample the fitted coefficients are approximately Gaussian,</w:t>
+      </w:r>
     </w:p>
     <w:p>
       <w:pPr>
         <w:pStyle w:val="BodyText"/>
       </w:pPr>
       <w:bookmarkStart w:id="54" w:name="eq-logistic-mle-distribution"/>
-      <m:oMathPara>
-        <m:oMathParaPr>
-          <m:jc m:val="center"/>
-        </m:oMathParaPr>
-        <m:oMath>
-          <m:acc>
-            <m:accPr>
-              <m:chr m:val="̂"/>
-            </m:accPr>
-            <m:e>
-              <m:limLow>
-                <m:e>
-                  <m:r>
-                    <m:t>β</m:t>
-                  </m:r>
-                </m:e>
-                <m:lim>
-                  <m:r>
-                    <m:rPr>
-                      <m:sty m:val="p"/>
-                    </m:rPr>
-                    <m:t>∼</m:t>
-                  </m:r>
-                </m:lim>
-              </m:limLow>
-            </m:e>
-          </m:acc>
-          <m:r>
-            <m:rPr>
-              <m:sty m:val="p"/>
-            </m:rPr>
-            <m:t>≈</m:t>
-          </m:r>
-          <m:r>
-            <m:rPr>
-              <m:sty m:val="p"/>
-            </m:rPr>
-            <m:t>N</m:t>
-          </m:r>
-          <m:r>
-            <m:t>​</m:t>
-          </m:r>
-          <m:d>
-            <m:dPr>
-              <m:begChr m:val="("/>
-              <m:sepChr m:val=""/>
-              <m:endChr m:val=")"/>
-              <m:grow/>
-            </m:dPr>
-            <m:e>
-              <m:limLow>
-                <m:e>
-                  <m:r>
-                    <m:t>β</m:t>
-                  </m:r>
-                </m:e>
-                <m:lim>
-                  <m:r>
-                    <m:rPr>
-                      <m:sty m:val="p"/>
-                    </m:rPr>
-                    <m:t>∼</m:t>
-                  </m:r>
-                </m:lim>
-              </m:limLow>
-              <m:r>
-                <m:rPr>
-                  <m:sty m:val="p"/>
-                </m:rPr>
-                <m:t>,</m:t>
-              </m:r>
-              <m:sSup>
-                <m:e>
-                  <m:r>
-                    <m:t>​</m:t>
-                  </m:r>
-                  <m:d>
-                    <m:dPr>
-                      <m:begChr m:val="("/>
-                      <m:sepChr m:val=""/>
-                      <m:endChr m:val=")"/>
-                      <m:grow/>
-                    </m:dPr>
-                    <m:e>
-                      <m:sSup>
-                        <m:e>
-                          <m:r>
-                            <m:t>X</m:t>
-                          </m:r>
-                        </m:e>
-                        <m:sup>
-                          <m:r>
-                            <m:rPr>
-                              <m:sty m:val="p"/>
-                            </m:rPr>
-                            <m:t>⊤</m:t>
-                          </m:r>
-                        </m:sup>
-                      </m:sSup>
-                      <m:r>
-                        <m:t>W</m:t>
-                      </m:r>
-                      <m:r>
-                        <m:t>X</m:t>
-                      </m:r>
-                    </m:e>
-                  </m:d>
-                  <m:r>
-                    <m:t>​</m:t>
-                  </m:r>
-                </m:e>
-                <m:sup>
-                  <m:r>
-                    <m:rPr>
-                      <m:sty m:val="p"/>
-                    </m:rPr>
-                    <m:t>−</m:t>
-                  </m:r>
-                  <m:r>
-                    <m:t>1</m:t>
-                  </m:r>
-                </m:sup>
-              </m:sSup>
-            </m:e>
-          </m:d>
-          <m:r>
-            <m:t>​</m:t>
-          </m:r>
-          <m:r>
-            <m:rPr>
-              <m:sty m:val="p"/>
-            </m:rPr>
-            <m:t>.</m:t>
-          </m:r>
-          <m:r>
-            <m:t>  </m:t>
-          </m:r>
-          <m:r>
-            <m:rPr>
-              <m:sty m:val="p"/>
-            </m:rPr>
-            <m:t>(</m:t>
-          </m:r>
-          <m:r>
-            <m:t>7</m:t>
-          </m:r>
-          <m:r>
-            <m:rPr>
-              <m:sty m:val="p"/>
-            </m:rPr>
-            <m:t>)</m:t>
-          </m:r>
-        </m:oMath>
-      </m:oMathPara>
-      <w:bookmarkEnd w:id="54"/>
-    </w:p>
-    <w:p>
-      <w:pPr>
-        <w:pStyle w:val="FirstParagraph"/>
-      </w:pPr>
-      <w:del w:id="476" w:author="PR Preview" w:date="2026-01-01T00:00:00Z">
-        <w:r>
-          <w:rPr>
-            <w:i/>
-            <w:iCs/>
-          </w:rPr>
-          <w:delText xml:space="preserve">Proof</w:delText>
-        </w:r>
-      </w:del>
-      <w:del w:id="477" w:author="PR Preview" w:date="2026-01-01T00:00:00Z">
-        <w:r>
-          <w:delText xml:space="preserve">. </w:delText>
-        </w:r>
-      </w:del>
-      <w:del w:id="478" w:author="PR Preview" w:date="2026-01-01T00:00:00Z">
-        <w:r>
-          <w:delText xml:space="preserve">The log-likelihood has score</w:delText>
-        </w:r>
-      </w:del>
-      <w:del w:id="479" w:author="PR Preview" w:date="2026-01-01T00:00:00Z">
-        <w:r>
-          <w:delText xml:space="preserve"> </w:delText>
-        </w:r>
-      </w:del>
-      <m:oMath>
-        <m:sSup>
-          <m:e>
-            <m:r>
-              <m:t>X</m:t>
-            </m:r>
-          </m:e>
-          <m:sup>
-            <m:r>
-              <m:rPr>
-                <m:sty m:val="p"/>
-              </m:rPr>
-              <m:t>⊤</m:t>
-            </m:r>
-          </m:sup>
-        </m:sSup>
-        <m:r>
-          <m:t>​</m:t>
-        </m:r>
-        <m:d>
-          <m:dPr>
-            <m:begChr m:val="("/>
-            <m:sepChr m:val=""/>
-            <m:endChr m:val=")"/>
-            <m:grow/>
-          </m:dPr>
-          <m:e>
-            <m:limLow>
-              <m:e>
-                <m:r>
-                  <m:t>y</m:t>
-                </m:r>
-              </m:e>
-              <m:lim>
-                <m:r>
-                  <m:rPr>
-                    <m:sty m:val="p"/>
-                  </m:rPr>
-                  <m:t>∼</m:t>
-                </m:r>
-              </m:lim>
-            </m:limLow>
-            <m:r>
-              <m:rPr>
-                <m:sty m:val="p"/>
-              </m:rPr>
-              <m:t>−</m:t>
-            </m:r>
-            <m:limLow>
-              <m:e>
-                <m:r>
-                  <m:t>π</m:t>
-                </m:r>
-              </m:e>
-              <m:lim>
-                <m:r>
-                  <m:rPr>
-                    <m:sty m:val="p"/>
-                  </m:rPr>
-                  <m:t>∼</m:t>
-                </m:r>
-              </m:lim>
-            </m:limLow>
-          </m:e>
-        </m:d>
-        <m:r>
-          <m:t>​</m:t>
-        </m:r>
-      </m:oMath>
-      <w:del w:id="480" w:author="PR Preview" w:date="2026-01-01T00:00:00Z">
-        <w:r>
-          <w:delText xml:space="preserve">,</w:delText>
-        </w:r>
-      </w:del>
-      <w:del w:id="481" w:author="PR Preview" w:date="2026-01-01T00:00:00Z">
-        <w:r>
-          <w:delText xml:space="preserve"> </w:delText>
-        </w:r>
-      </w:del>
-      <w:del w:id="482" w:author="PR Preview" w:date="2026-01-01T00:00:00Z">
-        <w:r>
-          <w:delText xml:space="preserve">and its Hessian is</w:delText>
-        </w:r>
-      </w:del>
-      <w:del w:id="483" w:author="PR Preview" w:date="2026-01-01T00:00:00Z">
-        <w:r>
-          <w:delText xml:space="preserve"> </w:delText>
-        </w:r>
-      </w:del>
-      <m:oMath>
-        <m:r>
-          <m:rPr>
-            <m:sty m:val="p"/>
-          </m:rPr>
-          <m:t>−</m:t>
-        </m:r>
-        <m:sSup>
-          <m:e>
-            <m:r>
-              <m:t>X</m:t>
-            </m:r>
-          </m:e>
-          <m:sup>
-            <m:r>
-              <m:rPr>
-                <m:sty m:val="p"/>
-              </m:rPr>
-              <m:t>⊤</m:t>
-            </m:r>
-          </m:sup>
-        </m:sSup>
-        <m:r>
-          <m:t>W</m:t>
-        </m:r>
-        <m:r>
-          <m:t>X</m:t>
-        </m:r>
-      </m:oMath>
-      <w:del w:id="484" w:author="PR Preview" w:date="2026-01-01T00:00:00Z">
-        <w:r>
-          <w:delText xml:space="preserve">, which does not involve the outcomes.</w:delText>
-        </w:r>
-      </w:del>
-      <w:del w:id="485" w:author="PR Preview" w:date="2026-01-01T00:00:00Z">
-        <w:r>
-          <w:delText xml:space="preserve"> </w:delText>
-        </w:r>
-      </w:del>
-      <w:del w:id="486" w:author="PR Preview" w:date="2026-01-01T00:00:00Z">
-        <w:r>
-          <w:delText xml:space="preserve">The observed and expected information are therefore both</w:delText>
-        </w:r>
-      </w:del>
-      <w:del w:id="487" w:author="PR Preview" w:date="2026-01-01T00:00:00Z">
-        <w:r>
-          <w:delText xml:space="preserve"> </w:delText>
-        </w:r>
-      </w:del>
-      <m:oMath>
-        <m:sSup>
-          <m:e>
-            <m:r>
-              <m:t>X</m:t>
-            </m:r>
-          </m:e>
-          <m:sup>
-            <m:r>
-              <m:rPr>
-                <m:sty m:val="p"/>
-              </m:rPr>
-              <m:t>⊤</m:t>
-            </m:r>
-          </m:sup>
-        </m:sSup>
-        <m:r>
-          <m:t>W</m:t>
-        </m:r>
-        <m:r>
-          <m:t>X</m:t>
-        </m:r>
-      </m:oMath>
-      <w:del w:id="488" w:author="PR Preview" w:date="2026-01-01T00:00:00Z">
-        <w:r>
-          <w:delText xml:space="preserve">.</w:delText>
-        </w:r>
-      </w:del>
-      <w:del w:id="489" w:author="PR Preview" w:date="2026-01-01T00:00:00Z">
-        <w:r>
-          <w:delText xml:space="preserve"> </w:delText>
-        </w:r>
-      </w:del>
-      <w:del w:id="490" w:author="PR Preview" w:date="2026-01-01T00:00:00Z">
-        <w:r>
-          <w:delText xml:space="preserve">The claim is the Gaussian approximation of the</w:delText>
-        </w:r>
-      </w:del>
-      <w:del w:id="491" w:author="PR Preview" w:date="2026-01-01T00:00:00Z">
-        <w:r>
-          <w:delText xml:space="preserve"> </w:delText>
-        </w:r>
-      </w:del>
-      <w:hyperlink r:id="rId56">
-        <w:del w:id="492" w:author="PR Preview" w:date="2026-01-01T00:00:00Z">
-          <w:r>
-            <w:rPr>
-              <w:rStyle w:val="Hyperlink"/>
-            </w:rPr>
-            <w:delText xml:space="preserve">central limit theorem for MLEs</w:delText>
-          </w:r>
-        </w:del>
-      </w:hyperlink>
-      <w:del w:id="493" w:author="PR Preview" w:date="2026-01-01T00:00:00Z">
-        <w:r>
-          <w:delText xml:space="preserve">, with this information in place of the inverse covariance.</w:delText>
-        </w:r>
-      </w:del>
-      <w:del w:id="494" w:author="PR Preview" w:date="2026-01-01T00:00:00Z">
-        <w:r>
-          <w:delText xml:space="preserve"> </w:delText>
-        </w:r>
-      </w:del>
-      <w:del w:id="495" w:author="PR Preview" w:date="2026-01-01T00:00:00Z">
-        <w:r>
-          <w:delText xml:space="preserve">The result is stated for logistic regression by</w:delText>
-        </w:r>
-      </w:del>
-      <w:del w:id="496" w:author="PR Preview" w:date="2026-01-01T00:00:00Z">
-        <w:r>
-          <w:delText xml:space="preserve"> </w:delText>
-        </w:r>
-      </w:del>
-      <w:del w:id="497" w:author="PR Preview" w:date="2026-01-01T00:00:00Z">
-        <w:r>
-          <w:delText xml:space="preserve">Hastie et al. (2009, sec. 4.4.3)</w:delText>
-        </w:r>
-      </w:del>
-      <w:del w:id="498" w:author="PR Preview" w:date="2026-01-01T00:00:00Z">
-        <w:r>
-          <w:delText xml:space="preserve">.</w:delText>
-        </w:r>
-      </w:del>
-      <w:del w:id="499" w:author="PR Preview" w:date="2026-01-01T00:00:00Z">
-        <w:r>
-          <w:delText xml:space="preserve"> </w:delText>
-        </w:r>
-      </w:del>
-      <w:del w:id="500" w:author="PR Preview" w:date="2026-01-01T00:00:00Z">
-        <w:r>
-          <w:delText xml:space="preserve">For independent but non-identically distributed outcomes it holds under conditions on the predictors that</w:delText>
-        </w:r>
-      </w:del>
-      <w:del w:id="501" w:author="PR Preview" w:date="2026-01-01T00:00:00Z">
-        <w:r>
-          <w:delText xml:space="preserve"> </w:delText>
-        </w:r>
-      </w:del>
-      <w:del w:id="502" w:author="PR Preview" w:date="2026-01-01T00:00:00Z">
-        <w:r>
-          <w:delText xml:space="preserve">Fahrmeir and Kaufmann (1985)</w:delText>
-        </w:r>
-      </w:del>
-      <w:del w:id="503" w:author="PR Preview" w:date="2026-01-01T00:00:00Z">
-        <w:r>
-          <w:delText xml:space="preserve"> </w:delText>
-        </w:r>
-      </w:del>
-      <w:del w:id="504" w:author="PR Preview" w:date="2026-01-01T00:00:00Z">
-        <w:r>
-          <w:delText xml:space="preserve">give.</w:delText>
-        </w:r>
-      </w:del>
-    </w:p>
-    <w:p>
-      <w:pPr>
-        <w:pStyle w:val="FirstParagraph"/>
-      </w:pPr>
-      <w:ins w:id="505" w:author="PR Preview" w:date="2026-01-01T00:00:00Z">
-        <w:r>
-          <w:rPr>
-            <w:b/>
-            <w:bCs/>
-          </w:rPr>
-          <w:t xml:space="preserve">Theorem 4 (Approximate distribution of the fitted coefficients)</w:t>
-        </w:r>
-      </w:ins>
-      <w:ins w:id="506" w:author="PR Preview" w:date="2026-01-01T00:00:00Z">
-        <w:r>
-          <w:t xml:space="preserve"> </w:t>
-        </w:r>
-      </w:ins>
-      <w:ins w:id="507" w:author="PR Preview" w:date="2026-01-01T00:00:00Z">
-        <w:r>
-          <w:t xml:space="preserve">Suppose the outcomes follow the</w:t>
-        </w:r>
-      </w:ins>
-      <w:ins w:id="508" w:author="PR Preview" w:date="2026-01-01T00:00:00Z">
-        <w:r>
-          <w:t xml:space="preserve"> </w:t>
-        </w:r>
-      </w:ins>
-      <w:hyperlink w:anchor="def-logistic-regression">
-        <w:ins w:id="509" w:author="PR Preview" w:date="2026-01-01T00:00:00Z">
-          <w:r>
-            <w:rPr>
-              <w:rStyle w:val="Hyperlink"/>
-            </w:rPr>
-            <w:t xml:space="preserve">logistic regression model</w:t>
-          </w:r>
-        </w:ins>
-      </w:hyperlink>
-      <w:ins w:id="510" w:author="PR Preview" w:date="2026-01-01T00:00:00Z">
-        <w:r>
-          <w:t xml:space="preserve">.</w:t>
-        </w:r>
-      </w:ins>
-      <w:ins w:id="511" w:author="PR Preview" w:date="2026-01-01T00:00:00Z">
-        <w:r>
-          <w:t xml:space="preserve"> </w:t>
-        </w:r>
-      </w:ins>
-      <w:ins w:id="512" w:author="PR Preview" w:date="2026-01-01T00:00:00Z">
-        <w:r>
-          <w:t xml:space="preserve">Let</w:t>
-        </w:r>
-      </w:ins>
-      <w:ins w:id="513" w:author="PR Preview" w:date="2026-01-01T00:00:00Z">
-        <w:r>
-          <w:t xml:space="preserve"> </w:t>
-        </w:r>
-      </w:ins>
-      <m:oMath>
-        <m:r>
-          <m:t>X</m:t>
-        </m:r>
-      </m:oMath>
-      <w:ins w:id="514" w:author="PR Preview" w:date="2026-01-01T00:00:00Z">
-        <w:r>
-          <w:t xml:space="preserve"> </w:t>
-        </w:r>
-      </w:ins>
-      <w:ins w:id="515" w:author="PR Preview" w:date="2026-01-01T00:00:00Z">
-        <w:r>
-          <w:t xml:space="preserve">be the matrix whose rows are</w:t>
-        </w:r>
-      </w:ins>
-      <w:ins w:id="516" w:author="PR Preview" w:date="2026-01-01T00:00:00Z">
-        <w:r>
-          <w:t xml:space="preserve"> </w:t>
-        </w:r>
-      </w:ins>
-      <w:ins w:id="517" w:author="PR Preview" w:date="2026-01-01T00:00:00Z">
-        <w:r>
-          <w:t xml:space="preserve">${\mathord{\smash[b]{\underset{\raise.3ex\hbox{$\scriptstyle\sim$}}{x}}\vphantom{x}}_i}^{\top}$</w:t>
-        </w:r>
-      </w:ins>
-      <w:ins w:id="518" w:author="PR Preview" w:date="2026-01-01T00:00:00Z">
-        <w:r>
-          <w:t xml:space="preserve">,</w:t>
-        </w:r>
-      </w:ins>
-      <w:ins w:id="519" w:author="PR Preview" w:date="2026-01-01T00:00:00Z">
-        <w:r>
-          <w:t xml:space="preserve"> </w:t>
-        </w:r>
-      </w:ins>
-      <w:ins w:id="520" w:author="PR Preview" w:date="2026-01-01T00:00:00Z">
-        <w:r>
-          <w:t xml:space="preserve">and let</w:t>
-        </w:r>
-      </w:ins>
-      <w:ins w:id="521" w:author="PR Preview" w:date="2026-01-01T00:00:00Z">
-        <w:r>
-          <w:t xml:space="preserve"> </w:t>
-        </w:r>
-      </w:ins>
-      <m:oMath>
-        <m:r>
-          <m:t>W</m:t>
-        </m:r>
-      </m:oMath>
-      <w:ins w:id="522" w:author="PR Preview" w:date="2026-01-01T00:00:00Z">
-        <w:r>
-          <w:t xml:space="preserve"> </w:t>
-        </w:r>
-      </w:ins>
-      <w:ins w:id="523" w:author="PR Preview" w:date="2026-01-01T00:00:00Z">
-        <w:r>
-          <w:t xml:space="preserve">be the diagonal matrix with entries</w:t>
-        </w:r>
-      </w:ins>
-      <w:ins w:id="524" w:author="PR Preview" w:date="2026-01-01T00:00:00Z">
-        <w:r>
-          <w:t xml:space="preserve"> </w:t>
-        </w:r>
-      </w:ins>
-      <m:oMath>
-        <m:sSub>
-          <m:e>
-            <m:r>
-              <m:t>π</m:t>
-            </m:r>
-          </m:e>
-          <m:sub>
-            <m:r>
-              <m:t>i</m:t>
-            </m:r>
-          </m:sub>
-        </m:sSub>
-        <m:r>
-          <m:t>​</m:t>
-        </m:r>
-        <m:d>
-          <m:dPr>
-            <m:begChr m:val="("/>
-            <m:sepChr m:val=""/>
-            <m:endChr m:val=")"/>
-            <m:grow/>
-          </m:dPr>
-          <m:e>
-            <m:r>
-              <m:t>1</m:t>
-            </m:r>
-            <m:r>
-              <m:rPr>
-                <m:sty m:val="p"/>
-              </m:rPr>
-              <m:t>−</m:t>
-            </m:r>
-            <m:sSub>
-              <m:e>
-                <m:r>
-                  <m:t>π</m:t>
-                </m:r>
-              </m:e>
-              <m:sub>
-                <m:r>
-                  <m:t>i</m:t>
-                </m:r>
-              </m:sub>
-            </m:sSub>
-          </m:e>
-        </m:d>
-        <m:r>
-          <m:t>​</m:t>
-        </m:r>
-      </m:oMath>
-      <w:ins w:id="525" w:author="PR Preview" w:date="2026-01-01T00:00:00Z">
-        <w:r>
-          <w:t xml:space="preserve">.</w:t>
-        </w:r>
-      </w:ins>
-      <w:ins w:id="526" w:author="PR Preview" w:date="2026-01-01T00:00:00Z">
-        <w:r>
-          <w:t xml:space="preserve"> </w:t>
-        </w:r>
-      </w:ins>
-      <w:ins w:id="527" w:author="PR Preview" w:date="2026-01-01T00:00:00Z">
-        <w:r>
-          <w:t xml:space="preserve">Under regularity conditions, for a large sample the fitted coefficients are approximately Gaussian,</w:t>
-        </w:r>
-      </w:ins>
-    </w:p>
-    <w:p>
-      <w:pPr>
-        <w:pStyle w:val="BodyText"/>
-      </w:pPr>
-      <w:bookmarkStart w:id="54" w:name="eq-logistic-mle-distribution"/>
-      <w:ins w:id="528" w:author="PR Preview" w:date="2026-01-01T00:00:00Z">
-        <w:r>
-          <w:t xml:space="preserve">$$
+      <w:r>
+        <w:t xml:space="preserve">$$
     \hat{\mathord{\smash[b]{\underset{\raise.3ex\hbox{$\scriptstyle\sim$}}{\beta}}\vphantom{\beta}}}\approx \operatorname{N}\mathopen{}\left(\mathord{\smash[b]{\underset{\raise.3ex\hbox{$\scriptstyle\sim$}}{\beta}}\vphantom{\beta}}, {\mathopen{}\left({X}^{\top} W X\right)\mathclose{}}^{-1}\right)\mathclose{}.
      \qquad(7)$$</w:t>
-        </w:r>
-      </w:ins>
+      </w:r>
       <w:bookmarkEnd w:id="54"/>
     </w:p>
     <w:bookmarkEnd w:id="55"/>
@@ -15961,55 +10272,37 @@
       <w:pPr>
         <w:pStyle w:val="FirstParagraph"/>
       </w:pPr>
-      <w:ins w:id="529" w:author="PR Preview" w:date="2026-01-01T00:00:00Z">
-        <w:r>
-          <w:rPr>
-            <w:i/>
-            <w:iCs/>
-          </w:rPr>
-          <w:t xml:space="preserve">Proof</w:t>
-        </w:r>
-      </w:ins>
-      <w:ins w:id="530" w:author="PR Preview" w:date="2026-01-01T00:00:00Z">
-        <w:r>
-          <w:t xml:space="preserve">. </w:t>
-        </w:r>
-      </w:ins>
-      <w:ins w:id="531" w:author="PR Preview" w:date="2026-01-01T00:00:00Z">
-        <w:r>
-          <w:t xml:space="preserve">The log-likelihood has score</w:t>
-        </w:r>
-      </w:ins>
-      <w:ins w:id="532" w:author="PR Preview" w:date="2026-01-01T00:00:00Z">
-        <w:r>
-          <w:t xml:space="preserve"> </w:t>
-        </w:r>
-      </w:ins>
-      <w:ins w:id="533" w:author="PR Preview" w:date="2026-01-01T00:00:00Z">
-        <w:r>
-          <w:t xml:space="preserve">${X}^{\top} \mathopen{}\left(\mathord{\smash[b]{\underset{\raise.3ex\hbox{$\scriptstyle\sim$}}{y}}\vphantom{y}}- \mathord{\smash[b]{\underset{\raise.3ex\hbox{$\scriptstyle\sim$}}{\pi}}\vphantom{\pi}}\right)\mathclose{}$</w:t>
-        </w:r>
-      </w:ins>
-      <w:ins w:id="534" w:author="PR Preview" w:date="2026-01-01T00:00:00Z">
-        <w:r>
-          <w:t xml:space="preserve">,</w:t>
-        </w:r>
-      </w:ins>
-      <w:ins w:id="535" w:author="PR Preview" w:date="2026-01-01T00:00:00Z">
-        <w:r>
-          <w:t xml:space="preserve"> </w:t>
-        </w:r>
-      </w:ins>
-      <w:ins w:id="536" w:author="PR Preview" w:date="2026-01-01T00:00:00Z">
-        <w:r>
-          <w:t xml:space="preserve">and its Hessian is</w:t>
-        </w:r>
-      </w:ins>
-      <w:ins w:id="537" w:author="PR Preview" w:date="2026-01-01T00:00:00Z">
-        <w:r>
-          <w:t xml:space="preserve"> </w:t>
-        </w:r>
-      </w:ins>
+      <w:r>
+        <w:rPr>
+          <w:i/>
+          <w:iCs/>
+        </w:rPr>
+        <w:t xml:space="preserve">Proof</w:t>
+      </w:r>
+      <w:r>
+        <w:t xml:space="preserve">. </w:t>
+      </w:r>
+      <w:r>
+        <w:t xml:space="preserve">The log-likelihood has score</w:t>
+      </w:r>
+      <w:r>
+        <w:t xml:space="preserve"> </w:t>
+      </w:r>
+      <w:r>
+        <w:t xml:space="preserve">${X}^{\top} \mathopen{}\left(\mathord{\smash[b]{\underset{\raise.3ex\hbox{$\scriptstyle\sim$}}{y}}\vphantom{y}}- \mathord{\smash[b]{\underset{\raise.3ex\hbox{$\scriptstyle\sim$}}{\pi}}\vphantom{\pi}}\right)\mathclose{}$</w:t>
+      </w:r>
+      <w:r>
+        <w:t xml:space="preserve">,</w:t>
+      </w:r>
+      <w:r>
+        <w:t xml:space="preserve"> </w:t>
+      </w:r>
+      <w:r>
+        <w:t xml:space="preserve">and its Hessian is</w:t>
+      </w:r>
+      <w:r>
+        <w:t xml:space="preserve"> </w:t>
+      </w:r>
       <m:oMath>
         <m:r>
           <m:rPr>
@@ -16039,26 +10332,18 @@
           <m:t>X</m:t>
         </m:r>
       </m:oMath>
-      <w:ins w:id="538" w:author="PR Preview" w:date="2026-01-01T00:00:00Z">
-        <w:r>
-          <w:t xml:space="preserve">, which does not involve the outcomes.</w:t>
-        </w:r>
-      </w:ins>
-      <w:ins w:id="539" w:author="PR Preview" w:date="2026-01-01T00:00:00Z">
-        <w:r>
-          <w:t xml:space="preserve"> </w:t>
-        </w:r>
-      </w:ins>
-      <w:ins w:id="540" w:author="PR Preview" w:date="2026-01-01T00:00:00Z">
-        <w:r>
-          <w:t xml:space="preserve">The observed and expected information are therefore both</w:t>
-        </w:r>
-      </w:ins>
-      <w:ins w:id="541" w:author="PR Preview" w:date="2026-01-01T00:00:00Z">
-        <w:r>
-          <w:t xml:space="preserve"> </w:t>
-        </w:r>
-      </w:ins>
+      <w:r>
+        <w:t xml:space="preserve">, which does not involve the outcomes.</w:t>
+      </w:r>
+      <w:r>
+        <w:t xml:space="preserve"> </w:t>
+      </w:r>
+      <w:r>
+        <w:t xml:space="preserve">The observed and expected information are therefore both</w:t>
+      </w:r>
+      <w:r>
+        <w:t xml:space="preserve"> </w:t>
+      </w:r>
       <m:oMath>
         <m:sSup>
           <m:e>
@@ -16082,96 +10367,62 @@
           <m:t>X</m:t>
         </m:r>
       </m:oMath>
-      <w:ins w:id="542" w:author="PR Preview" w:date="2026-01-01T00:00:00Z">
+      <w:r>
+        <w:t xml:space="preserve">.</w:t>
+      </w:r>
+      <w:r>
+        <w:t xml:space="preserve"> </w:t>
+      </w:r>
+      <w:r>
+        <w:t xml:space="preserve">The claim is the Gaussian approximation of the</w:t>
+      </w:r>
+      <w:r>
+        <w:t xml:space="preserve"> </w:t>
+      </w:r>
+      <w:hyperlink r:id="rId56">
         <w:r>
-          <w:t xml:space="preserve">.</w:t>
+          <w:rPr>
+            <w:rStyle w:val="Hyperlink"/>
+          </w:rPr>
+          <w:t xml:space="preserve">central limit theorem for MLEs</w:t>
         </w:r>
-      </w:ins>
-      <w:ins w:id="543" w:author="PR Preview" w:date="2026-01-01T00:00:00Z">
-        <w:r>
-          <w:t xml:space="preserve"> </w:t>
-        </w:r>
-      </w:ins>
-      <w:ins w:id="544" w:author="PR Preview" w:date="2026-01-01T00:00:00Z">
-        <w:r>
-          <w:t xml:space="preserve">The claim is the Gaussian approximation of the</w:t>
-        </w:r>
-      </w:ins>
-      <w:ins w:id="545" w:author="PR Preview" w:date="2026-01-01T00:00:00Z">
-        <w:r>
-          <w:t xml:space="preserve"> </w:t>
-        </w:r>
-      </w:ins>
-      <w:hyperlink r:id="rId56">
-        <w:ins w:id="546" w:author="PR Preview" w:date="2026-01-01T00:00:00Z">
-          <w:r>
-            <w:rPr>
-              <w:rStyle w:val="Hyperlink"/>
-            </w:rPr>
-            <w:t xml:space="preserve">central limit theorem for MLEs</w:t>
-          </w:r>
-        </w:ins>
       </w:hyperlink>
-      <w:ins w:id="547" w:author="PR Preview" w:date="2026-01-01T00:00:00Z">
-        <w:r>
-          <w:t xml:space="preserve">, with this information in place of the inverse covariance.</w:t>
-        </w:r>
-      </w:ins>
-      <w:ins w:id="548" w:author="PR Preview" w:date="2026-01-01T00:00:00Z">
-        <w:r>
-          <w:t xml:space="preserve"> </w:t>
-        </w:r>
-      </w:ins>
-      <w:ins w:id="549" w:author="PR Preview" w:date="2026-01-01T00:00:00Z">
-        <w:r>
-          <w:t xml:space="preserve">The result is stated for logistic regression by</w:t>
-        </w:r>
-      </w:ins>
-      <w:ins w:id="550" w:author="PR Preview" w:date="2026-01-01T00:00:00Z">
-        <w:r>
-          <w:t xml:space="preserve"> </w:t>
-        </w:r>
-      </w:ins>
-      <w:ins w:id="551" w:author="PR Preview" w:date="2026-01-01T00:00:00Z">
-        <w:r>
-          <w:t xml:space="preserve">Hastie et al. (2009, sec. 4.4.3)</w:t>
-        </w:r>
-      </w:ins>
-      <w:ins w:id="552" w:author="PR Preview" w:date="2026-01-01T00:00:00Z">
-        <w:r>
-          <w:t xml:space="preserve">.</w:t>
-        </w:r>
-      </w:ins>
-      <w:ins w:id="553" w:author="PR Preview" w:date="2026-01-01T00:00:00Z">
-        <w:r>
-          <w:t xml:space="preserve"> </w:t>
-        </w:r>
-      </w:ins>
-      <w:ins w:id="554" w:author="PR Preview" w:date="2026-01-01T00:00:00Z">
-        <w:r>
-          <w:t xml:space="preserve">For independent but non-identically distributed outcomes it holds under conditions on the predictors that</w:t>
-        </w:r>
-      </w:ins>
-      <w:ins w:id="555" w:author="PR Preview" w:date="2026-01-01T00:00:00Z">
-        <w:r>
-          <w:t xml:space="preserve"> </w:t>
-        </w:r>
-      </w:ins>
-      <w:ins w:id="556" w:author="PR Preview" w:date="2026-01-01T00:00:00Z">
-        <w:r>
-          <w:t xml:space="preserve">Fahrmeir and Kaufmann (1985)</w:t>
-        </w:r>
-      </w:ins>
-      <w:ins w:id="557" w:author="PR Preview" w:date="2026-01-01T00:00:00Z">
-        <w:r>
-          <w:t xml:space="preserve"> </w:t>
-        </w:r>
-      </w:ins>
-      <w:ins w:id="558" w:author="PR Preview" w:date="2026-01-01T00:00:00Z">
-        <w:r>
-          <w:t xml:space="preserve">give.</w:t>
-        </w:r>
-      </w:ins>
+      <w:r>
+        <w:t xml:space="preserve">, with this information in place of the inverse covariance.</w:t>
+      </w:r>
+      <w:r>
+        <w:t xml:space="preserve"> </w:t>
+      </w:r>
+      <w:r>
+        <w:t xml:space="preserve">The result is stated for logistic regression by</w:t>
+      </w:r>
+      <w:r>
+        <w:t xml:space="preserve"> </w:t>
+      </w:r>
+      <w:r>
+        <w:t xml:space="preserve">Hastie et al. (2009, sec. 4.4.3)</w:t>
+      </w:r>
+      <w:r>
+        <w:t xml:space="preserve">.</w:t>
+      </w:r>
+      <w:r>
+        <w:t xml:space="preserve"> </w:t>
+      </w:r>
+      <w:r>
+        <w:t xml:space="preserve">For independent but non-identically distributed outcomes it holds under conditions on the predictors that</w:t>
+      </w:r>
+      <w:r>
+        <w:t xml:space="preserve"> </w:t>
+      </w:r>
+      <w:r>
+        <w:t xml:space="preserve">Fahrmeir and Kaufmann (1985)</w:t>
+      </w:r>
+      <w:r>
+        <w:t xml:space="preserve"> </w:t>
+      </w:r>
+      <w:r>
+        <w:t xml:space="preserve">give.</w:t>
+      </w:r>
     </w:p>
     <w:bookmarkStart w:id="58" w:name="cor-logistic-wald"/>
     <w:p>

--- a/pr-preview/pr-268/logistic-inference-handout-tracked-changes.docx
+++ b/pr-preview/pr-268/logistic-inference-handout-tracked-changes.docx
@@ -26,7 +26,7 @@
       </w:pPr>
       <w:ins w:id="2" w:author="PR Preview" w:date="2026-01-01T00:00:00Z">
         <w:r>
-          <w:t xml:space="preserve">Last modified: 2026-10-16 22:26:41 (PDT)</w:t>
+          <w:t xml:space="preserve">Last modified: 2026-10-16 23:34:43 (PDT)</w:t>
         </w:r>
       </w:ins>
     </w:p>
